--- a/paper/baic/BAIC2026_codontrace.docx
+++ b/paper/baic/BAIC2026_codontrace.docx
@@ -4,579 +4,607 @@
   <w:body>
     <w:p>
       <w:pPr>
-        <w:spacing w:after="240" w:line="360" w:lineRule="auto" w:before="0"/>
+        <w:bidi w:val="1"/>
+        <w:spacing w:after="200" w:before="80" w:line="276" w:lineRule="auto"/>
         <w:jc w:val="center"/>
-        <w:bidi w:val="1"/>
       </w:pPr>
       <w:r>
         <w:rPr>
-          <w:rFonts w:ascii="Calibri" w:hAnsi="Calibri" w:cs="Calibri" w:eastAsia="Calibri"/>
+          <w:rFonts w:ascii="Times New Roman" w:hAnsi="Times New Roman" w:cs="Times New Roman" w:eastAsia="Times New Roman"/>
           <w:b/>
           <w:i w:val="0"/>
+          <w:color w:val="1F3A5F"/>
           <w:sz w:val="36"/>
           <w:rtl/>
-          <w:cs/>
+          <w:lang w:val="fa-IR" w:bidi="fa-IR"/>
         </w:rPr>
         <w:t>حسابرسی ادعاهای محاسباتی با نردبان شواهد کودون‌تریس جنسیس و ممیزی چهار نقص واقعی</w:t>
       </w:r>
     </w:p>
     <w:p>
       <w:pPr>
-        <w:spacing w:after="40" w:line="360" w:lineRule="auto" w:before="0"/>
+        <w:bidi w:val="1"/>
+        <w:spacing w:after="40" w:before="0" w:line="276" w:lineRule="auto"/>
         <w:jc w:val="center"/>
-        <w:bidi w:val="1"/>
       </w:pPr>
       <w:r>
         <w:rPr>
-          <w:rFonts w:ascii="Calibri" w:hAnsi="Calibri" w:cs="Calibri" w:eastAsia="Calibri"/>
+          <w:rFonts w:ascii="Times New Roman" w:hAnsi="Times New Roman" w:cs="Times New Roman" w:eastAsia="Times New Roman"/>
           <w:b/>
           <w:i w:val="0"/>
           <w:sz w:val="26"/>
           <w:rtl/>
-          <w:cs/>
+          <w:lang w:val="fa-IR" w:bidi="fa-IR"/>
         </w:rPr>
         <w:t>پرواز جمیعی / Parvaz Jamei</w:t>
       </w:r>
     </w:p>
     <w:p>
       <w:pPr>
-        <w:spacing w:after="40" w:line="360" w:lineRule="auto" w:before="0"/>
+        <w:bidi w:val="1"/>
+        <w:spacing w:after="40" w:before="0" w:line="276" w:lineRule="auto"/>
         <w:jc w:val="center"/>
-        <w:bidi w:val="1"/>
       </w:pPr>
       <w:r>
         <w:rPr>
-          <w:rFonts w:ascii="Calibri" w:hAnsi="Calibri" w:cs="Calibri" w:eastAsia="Calibri"/>
+          <w:rFonts w:ascii="Times New Roman" w:hAnsi="Times New Roman" w:cs="Times New Roman" w:eastAsia="Times New Roman"/>
           <w:b w:val="0"/>
           <w:i w:val="0"/>
-          <w:sz w:val="24"/>
+          <w:sz w:val="22"/>
           <w:rtl/>
-          <w:cs/>
+          <w:lang w:val="fa-IR" w:bidi="fa-IR"/>
         </w:rPr>
         <w:t>پژوهشگر مستقل، مشهد، ایران</w:t>
       </w:r>
     </w:p>
     <w:p>
       <w:pPr>
-        <w:spacing w:after="40" w:line="360" w:lineRule="auto" w:before="0"/>
+        <w:bidi w:val="1"/>
+        <w:spacing w:after="40" w:before="0" w:line="276" w:lineRule="auto"/>
         <w:jc w:val="center"/>
-        <w:bidi w:val="1"/>
       </w:pPr>
       <w:r>
         <w:rPr>
-          <w:rFonts w:ascii="Calibri" w:hAnsi="Calibri" w:cs="Calibri" w:eastAsia="Calibri"/>
+          <w:rFonts w:ascii="Times New Roman" w:hAnsi="Times New Roman" w:cs="Times New Roman" w:eastAsia="Times New Roman"/>
           <w:b w:val="0"/>
           <w:i w:val="0"/>
           <w:sz w:val="22"/>
           <w:rtl/>
-          <w:cs/>
+          <w:lang w:val="fa-IR" w:bidi="fa-IR"/>
         </w:rPr>
-        <w:t>parvaz.nic@gmail.com  —  ORCID: 0009-0002-9980-270X</w:t>
+        <w:t>parvaz.nic@gmail.com — ORCID: 0009-0002-9980-270X</w:t>
       </w:r>
     </w:p>
     <w:p>
       <w:pPr>
-        <w:spacing w:after="200" w:line="360" w:lineRule="auto" w:before="0"/>
+        <w:bidi w:val="1"/>
+        <w:spacing w:after="40" w:before="0" w:line="276" w:lineRule="auto"/>
         <w:jc w:val="center"/>
-        <w:bidi w:val="1"/>
       </w:pPr>
       <w:r>
         <w:rPr>
-          <w:rFonts w:ascii="Calibri" w:hAnsi="Calibri" w:cs="Calibri" w:eastAsia="Calibri"/>
+          <w:rFonts w:ascii="Times New Roman" w:hAnsi="Times New Roman" w:cs="Times New Roman" w:eastAsia="Times New Roman"/>
           <w:b w:val="0"/>
           <w:i/>
           <w:sz w:val="22"/>
           <w:rtl/>
-          <w:cs/>
+          <w:lang w:val="fa-IR" w:bidi="fa-IR"/>
         </w:rPr>
-        <w:t>BAIC 2026 — نخستین کنگرهٔ ملی مهندسی پزشکی، هوش مصنوعی و علوم شناختی، دانشگاه فردوسی مشهد</w:t>
+        <w:t>کنفرانس: BAIC 2026 — نخستین کنگرهٔ ملی مهندسی پزشکی، هوش مصنوعی و علوم شناختی، دانشگاه فردوسی مشهد.</w:t>
       </w:r>
     </w:p>
     <w:p>
       <w:pPr>
-        <w:spacing w:after="280" w:line="360" w:lineRule="auto" w:before="0"/>
-        <w:jc w:val="right"/>
         <w:bidi w:val="1"/>
+        <w:spacing w:after="200" w:before="0" w:line="276" w:lineRule="auto"/>
+        <w:jc w:val="both"/>
       </w:pPr>
       <w:r>
         <w:rPr>
-          <w:rFonts w:ascii="Calibri" w:hAnsi="Calibri" w:cs="Calibri" w:eastAsia="Calibri"/>
+          <w:rFonts w:ascii="Times New Roman" w:hAnsi="Times New Roman" w:cs="Times New Roman" w:eastAsia="Times New Roman"/>
           <w:b w:val="0"/>
           <w:i/>
-          <w:sz w:val="22"/>
+          <w:color w:val="5A1414"/>
+          <w:sz w:val="20"/>
           <w:rtl/>
-          <w:cs/>
+          <w:lang w:val="fa-IR" w:bidi="fa-IR"/>
         </w:rPr>
         <w:t>سقف ادعا: حسابرسی ادعا + مکمل ASME V&amp;V 40. نه وسیلهٔ پزشکی، SaMD، IVD، تأیید FDA/CE، و نه گواهی ASME. موتور تکامل حوزه نمی‌شناسد؛ برچسب پزشکی یک DomainProfile است. درخواست asme_vv40_passed در کد ConfigurationError می‌دهد.</w:t>
       </w:r>
     </w:p>
     <w:p>
       <w:pPr>
-        <w:spacing w:after="200" w:line="360" w:lineRule="auto" w:before="280"/>
+        <w:bidi w:val="1"/>
+        <w:spacing w:after="160" w:before="0" w:line="276" w:lineRule="auto"/>
         <w:jc w:val="right"/>
-        <w:bidi w:val="1"/>
       </w:pPr>
       <w:r>
         <w:rPr>
-          <w:rFonts w:ascii="Calibri" w:hAnsi="Calibri" w:cs="Calibri" w:eastAsia="Calibri"/>
+          <w:rFonts w:ascii="Times New Roman" w:hAnsi="Times New Roman" w:cs="Times New Roman" w:eastAsia="Times New Roman"/>
+          <w:b w:val="0"/>
+          <w:i/>
+          <w:sz w:val="20"/>
+          <w:rtl/>
+          <w:lang w:val="fa-IR" w:bidi="fa-IR"/>
+        </w:rPr>
+        <w:t>منبع گیت و محدودیت‌های درخت فعلی: README.md.</w:t>
+      </w:r>
+    </w:p>
+    <w:p>
+      <w:pPr>
+        <w:bidi w:val="1"/>
+        <w:spacing w:after="160" w:before="280" w:line="276" w:lineRule="auto"/>
+        <w:jc w:val="right"/>
+        <w:pBdr>
+          <w:bottom w:val="single" w:sz="12" w:space="4" w:color="1F3A5F"/>
+        </w:pBdr>
+      </w:pPr>
+      <w:r>
+        <w:rPr>
+          <w:rFonts w:ascii="Times New Roman" w:hAnsi="Times New Roman" w:cs="Times New Roman" w:eastAsia="Times New Roman"/>
           <w:b/>
           <w:i w:val="0"/>
-          <w:sz w:val="32"/>
+          <w:color w:val="1F3A5F"/>
+          <w:sz w:val="28"/>
           <w:rtl/>
-          <w:cs/>
+          <w:lang w:val="fa-IR" w:bidi="fa-IR"/>
         </w:rPr>
         <w:t>چکیده</w:t>
       </w:r>
     </w:p>
     <w:p>
       <w:pPr>
-        <w:spacing w:after="160" w:line="360" w:lineRule="auto" w:before="0"/>
-        <w:ind w:firstLine="283"/>
-        <w:jc w:val="right"/>
         <w:bidi w:val="1"/>
+        <w:spacing w:after="160" w:before="0" w:line="276" w:lineRule="auto"/>
+        <w:jc w:val="both"/>
       </w:pPr>
       <w:r>
         <w:rPr>
-          <w:rFonts w:ascii="Calibri" w:hAnsi="Calibri" w:cs="Calibri" w:eastAsia="Calibri"/>
+          <w:rFonts w:ascii="Times New Roman" w:hAnsi="Times New Roman" w:cs="Times New Roman" w:eastAsia="Times New Roman"/>
           <w:b w:val="0"/>
           <w:i w:val="0"/>
           <w:sz w:val="24"/>
           <w:rtl/>
-          <w:cs/>
+          <w:lang w:val="fa-IR" w:bidi="fa-IR"/>
         </w:rPr>
         <w:t>بازپخش‌پذیری یک شبیه‌سازی به‌تنهایی کفایت شواهد برای ادعای علّی را تضمین نمی‌کند. این مقاله کودون‌تریس جنسیس را به‌عنوان بستری برای پیوند اجرای قطعی، ثبت منشأ و حسابرسی ادعا معرفی می‌کند. سامانه بازپخش بیت‌به‌بیت، مداخلهٔ مستقل بر یال‌های سازوکار، شمارنده‌های مجزای تلاش، پذیرش و اعمال، و نردبان شش‌سطحی شواهد دارد.</w:t>
       </w:r>
     </w:p>
     <w:p>
       <w:pPr>
-        <w:spacing w:after="160" w:line="360" w:lineRule="auto" w:before="0"/>
-        <w:ind w:firstLine="283"/>
-        <w:jc w:val="right"/>
         <w:bidi w:val="1"/>
+        <w:spacing w:after="160" w:before="0" w:line="276" w:lineRule="auto"/>
+        <w:jc w:val="both"/>
       </w:pPr>
       <w:r>
         <w:rPr>
-          <w:rFonts w:ascii="Calibri" w:hAnsi="Calibri" w:cs="Calibri" w:eastAsia="Calibri"/>
+          <w:rFonts w:ascii="Times New Roman" w:hAnsi="Times New Roman" w:cs="Times New Roman" w:eastAsia="Times New Roman"/>
           <w:b w:val="0"/>
           <w:i w:val="0"/>
           <w:sz w:val="24"/>
           <w:rtl/>
-          <w:cs/>
+          <w:lang w:val="fa-IR" w:bidi="fa-IR"/>
         </w:rPr>
-        <w:t>ممیزی مهندسی — نه کشف خودکار نردبان — چهار نقص را شناسایی کرد: وابستگی هش برخی مستندات به پایان خط؛ کم‌پوششی بازهٔ اطمینان در n کوچک؛ نام‌گذاری آزمونی که برای n&gt;۲۰ مونت‌کارلو است به‌عنوان «دقیق»؛ و ناسازگاری واژگان نقش آداپتور با مصنوع اصلی. در درخت فعلی، بوت‌استرپ studentized و شمارش دقیق علامت برای n≤۴۰ اختیاری‌اند؛ پیش‌فرض‌های منتشرشده عوض نشده‌اند تا پین کمپین نشکند.</w:t>
+        <w:t>ممیزی مهندسی — نه کشف خودکار نردبان — چهار نقص را شناسایی کرد: وابستگی هش برخی مستندات به پایان خط؛ کم‌پوششی بازهٔ اطمینان در n کوچک؛ نام‌گذاری آزمونی که برای n&gt;۲۰ مونت‌کارلو است به‌عنوان «دقیق»؛ و ناسازگاری واژگان نقش آداپتور با مصنوع اصلی. در درخت فعلی، بوت‌استرپ studentized و شمارش دقیق علامت برای n≤۴۰ اختیاریاند؛ پیش‌فرض‌های منتشرشده عوض نشده‌اند تا پین کمپین نشکند.</w:t>
       </w:r>
     </w:p>
     <w:p>
       <w:pPr>
-        <w:spacing w:after="160" w:line="360" w:lineRule="auto" w:before="0"/>
-        <w:ind w:firstLine="283"/>
-        <w:jc w:val="right"/>
         <w:bidi w:val="1"/>
+        <w:spacing w:after="160" w:before="0" w:line="276" w:lineRule="auto"/>
+        <w:jc w:val="both"/>
       </w:pPr>
       <w:r>
         <w:rPr>
-          <w:rFonts w:ascii="Calibri" w:hAnsi="Calibri" w:cs="Calibri" w:eastAsia="Calibri"/>
+          <w:rFonts w:ascii="Times New Roman" w:hAnsi="Times New Roman" w:cs="Times New Roman" w:eastAsia="Times New Roman"/>
           <w:b w:val="0"/>
           <w:i w:val="0"/>
           <w:sz w:val="24"/>
           <w:rtl/>
-          <w:cs/>
+          <w:lang w:val="fa-IR" w:bidi="fa-IR"/>
         </w:rPr>
-        <w:t>سنجش داخلی حسابرس روی یک بستهٔ مرجع و هشت بستهٔ دستکاری‌شده سه عدم‌انطباق با انتظار آزمون نشان داد؛ نسبت ۳۷٫۵٪ صرفاً توصیف همین مجموعه است و فایل 09_results/ladder_validation.json در مخزن عمومی نیست. بازتحلیل ۳۰ بذر جفتی از docs/hard_experiment_01/results_v7.json تفاضل ۱۶٫۴۹ واحد انرژی شبیه‌سازی‌شده را میان دو پیکربندی انتقال کپسول تأیید می‌کند؛ اما مداخلهٔ مرکب، اشباع سنجه در چند بازو، و زادآوری صفر، انتساب اثر به منشأ اطلاعات را محدود می‌کند. دستاورد، زیرساخت ممیزی و آشکارکردن مرز اعتبار ادعاست؛ نه اثبات هوشمندی، تکامل فرهنگی، جایگزینی آویدا، یا آمادگی بالینی.</w:t>
+        <w:t>سنجش داخلی حسابرس روی یک بستهٔ مرجع و هشت بستهٔ دستکاری‌شده سه عدم‌انطباق با انتظار آزمون نشان داد؛ نسبت ۳۷٫۵٪ صرفاً توصیف همین مجموعه است. نه بسته اکنون از حسابرس زنده در docs/claimgate/ladder_validation.json بازتولید می‌شود (دایجست ea0366d0)؛ داور بیرونی نیست. مسیر قدیمی 09_results/ladder_validation.json در درخت نیست. بازتحلیل ۳۰ بذر جفتی از docs/hard_experiment_01/results_v7.json تفاضل ۱۶٫۴۹ واحد انرژی شبیه‌سازی‌شده را میان دو پیکربندی انتقال کپسول تأیید می‌کند؛ اما مداخلهٔ مرکب، اشباع سنجه در چند بازو، و زادآوری صفر، انتساب اثر به منشأ اطلاعات را محدود می‌کند. دستاورد، زیرساخت ممیزی و آشکارکردن مرز اعتبار ادعاست؛ نه اثبات هوشمندی، تکامل فرهنگی، جایگزینی آویدا، یا آمادگی بالینی.</w:t>
       </w:r>
     </w:p>
     <w:p>
       <w:pPr>
-        <w:spacing w:after="160" w:line="360" w:lineRule="auto" w:before="0"/>
-        <w:jc w:val="right"/>
         <w:bidi w:val="1"/>
+        <w:spacing w:after="200" w:before="0" w:line="276" w:lineRule="auto"/>
+        <w:jc w:val="both"/>
       </w:pPr>
       <w:r>
         <w:rPr>
-          <w:rFonts w:ascii="Calibri" w:hAnsi="Calibri" w:cs="Calibri" w:eastAsia="Calibri"/>
+          <w:rFonts w:ascii="Times New Roman" w:hAnsi="Times New Roman" w:cs="Times New Roman" w:eastAsia="Times New Roman"/>
           <w:b w:val="0"/>
           <w:i/>
+          <w:color w:val="1F3A5F"/>
           <w:sz w:val="22"/>
           <w:rtl/>
-          <w:cs/>
+          <w:lang w:val="fa-IR" w:bidi="fa-IR"/>
         </w:rPr>
         <w:t>کلیدواژه‌ها: حسابرسی شواهد، بازپخش‌پذیری، اعتبار مدل محاسباتی، مداخلهٔ علّی، مکمل ASME V&amp;V 40</w:t>
       </w:r>
     </w:p>
     <w:p>
       <w:pPr>
-        <w:spacing w:after="200" w:line="360" w:lineRule="auto" w:before="280"/>
+        <w:bidi w:val="1"/>
+        <w:spacing w:after="160" w:before="280" w:line="276" w:lineRule="auto"/>
         <w:jc w:val="right"/>
-        <w:bidi w:val="1"/>
+        <w:pBdr>
+          <w:bottom w:val="single" w:sz="12" w:space="4" w:color="1F3A5F"/>
+        </w:pBdr>
       </w:pPr>
       <w:r>
         <w:rPr>
-          <w:rFonts w:ascii="Calibri" w:hAnsi="Calibri" w:cs="Calibri" w:eastAsia="Calibri"/>
+          <w:rFonts w:ascii="Times New Roman" w:hAnsi="Times New Roman" w:cs="Times New Roman" w:eastAsia="Times New Roman"/>
           <w:b/>
           <w:i w:val="0"/>
-          <w:sz w:val="32"/>
+          <w:color w:val="1F3A5F"/>
+          <w:sz w:val="28"/>
           <w:rtl/>
-          <w:cs/>
+          <w:lang w:val="fa-IR" w:bidi="fa-IR"/>
         </w:rPr>
         <w:t>۱. مقدمه</w:t>
       </w:r>
     </w:p>
     <w:p>
       <w:pPr>
-        <w:spacing w:after="160" w:line="360" w:lineRule="auto" w:before="0"/>
-        <w:ind w:firstLine="283"/>
-        <w:jc w:val="right"/>
         <w:bidi w:val="1"/>
+        <w:spacing w:after="160" w:before="0" w:line="276" w:lineRule="auto"/>
+        <w:jc w:val="both"/>
       </w:pPr>
       <w:r>
         <w:rPr>
-          <w:rFonts w:ascii="Calibri" w:hAnsi="Calibri" w:cs="Calibri" w:eastAsia="Calibri"/>
+          <w:rFonts w:ascii="Times New Roman" w:hAnsi="Times New Roman" w:cs="Times New Roman" w:eastAsia="Times New Roman"/>
           <w:b w:val="0"/>
           <w:i w:val="0"/>
           <w:sz w:val="24"/>
           <w:rtl/>
-          <w:cs/>
+          <w:lang w:val="fa-IR" w:bidi="fa-IR"/>
         </w:rPr>
         <w:t>کیفیت یک نتیجهٔ محاسباتی به درستی اجرا، قابلیت بازپخش، و تناسب شواهد با ادعا وابسته است. پیوست چهارم قانون هوش مصنوعی اتحادیهٔ اروپا مستندسازی اعتبارسنجی، سنجه‌ها و گزارش آزمون را برای سامانه‌های مشمول مقرر می‌کند [1]؛ این الزام به‌تنهایی الگوریتمی برای رتبه‌بندی هر ادعای پژوهشی نیست.</w:t>
       </w:r>
     </w:p>
     <w:p>
       <w:pPr>
-        <w:spacing w:after="160" w:line="360" w:lineRule="auto" w:before="0"/>
-        <w:ind w:firstLine="283"/>
-        <w:jc w:val="right"/>
         <w:bidi w:val="1"/>
+        <w:spacing w:after="160" w:before="0" w:line="276" w:lineRule="auto"/>
+        <w:jc w:val="both"/>
       </w:pPr>
       <w:r>
         <w:rPr>
-          <w:rFonts w:ascii="Calibri" w:hAnsi="Calibri" w:cs="Calibri" w:eastAsia="Calibri"/>
+          <w:rFonts w:ascii="Times New Roman" w:hAnsi="Times New Roman" w:cs="Times New Roman" w:eastAsia="Times New Roman"/>
           <w:b w:val="0"/>
           <w:i w:val="0"/>
           <w:sz w:val="24"/>
           <w:rtl/>
-          <w:cs/>
+          <w:lang w:val="fa-IR" w:bidi="fa-IR"/>
         </w:rPr>
         <w:t>دو شکاف عملی این کار را برانگیخت. نخست در گزارش پژوهش: Angermeir و همکاران ۸۵ مقالهٔ مبتنی بر مدل زبانی در ICSE و ASE ۲۰۲۴ را بررسی کردند؛ ۱۸ مورد با مصنوع و مدل‌های OpenAI وارد آزمون بازتولید شدند، فقط پنج مصنوع به‌اندازهٔ کافی کامل و اجرایی بودند، و نتایج هیچ‌یک کاملاً بازتولید نشد [2]. دوم در نگهداری مصنوع: Mirkovic، Liang و Balenson روی ۹۷ مصنوع امنیت سایبری با نشان بازتولید نتایج کار کردند؛ از ۶۲ نامزد واجد شرایط، ۴۳ مورد در یک ساعت اجرا شدند و برخی مصنوع‌های قابل‌استفاده چند ماه بعد از کار افتادند [3]. این یافته‌ها ضرورت نگهداری و ارزیابی مجدد شواهد را نشان می‌دهند، نه نرخ شکست تمام نرم‌افزارهای پژوهشی را.</w:t>
       </w:r>
     </w:p>
     <w:p>
       <w:pPr>
-        <w:spacing w:after="160" w:line="360" w:lineRule="auto" w:before="0"/>
-        <w:ind w:firstLine="283"/>
-        <w:jc w:val="right"/>
         <w:bidi w:val="1"/>
+        <w:spacing w:after="160" w:before="0" w:line="276" w:lineRule="auto"/>
+        <w:jc w:val="both"/>
       </w:pPr>
       <w:r>
         <w:rPr>
-          <w:rFonts w:ascii="Calibri" w:hAnsi="Calibri" w:cs="Calibri" w:eastAsia="Calibri"/>
+          <w:rFonts w:ascii="Times New Roman" w:hAnsi="Times New Roman" w:cs="Times New Roman" w:eastAsia="Times New Roman"/>
           <w:b w:val="0"/>
           <w:i w:val="0"/>
           <w:sz w:val="24"/>
           <w:rtl/>
-          <w:cs/>
+          <w:lang w:val="fa-IR" w:bidi="fa-IR"/>
         </w:rPr>
         <w:t>درجه‌بندی اعتبار پیشینه دارد. NASA-STD-7009B بر ارزیابی و انتقال اعتبار نتایج مدل‌سازی تأکید می‌کند [4] و ASME V&amp;V 40 اعتبار لازم را به زمینهٔ کاربرد و ریسک تصمیم مرتبط می‌سازد [5]. ادبیات محاسبات تکاملی نیز بر گزارش روش، عدم‌قطعیت و بازتولیدپذیری تأکید دارد [6]. آویدا بستری برای برنامه‌های خودتکثیرشونده است [7]؛ این مقاله ادعای جایگزینی آن را ندارد. «بازتولیدپذیری» در کیفیت‌تنوع می‌تواند به ثبات عملکرد یک راه‌حل در محیط نامطمئن اشاره کند [8]؛ این مفهوم با بازپخش بیت‌به‌بیت یک اجرای نرم‌افزار یکسان نیست.</w:t>
       </w:r>
     </w:p>
     <w:p>
       <w:pPr>
-        <w:spacing w:after="160" w:line="360" w:lineRule="auto" w:before="0"/>
-        <w:ind w:firstLine="283"/>
-        <w:jc w:val="right"/>
         <w:bidi w:val="1"/>
+        <w:spacing w:after="160" w:before="0" w:line="276" w:lineRule="auto"/>
+        <w:jc w:val="both"/>
       </w:pPr>
       <w:r>
         <w:rPr>
-          <w:rFonts w:ascii="Calibri" w:hAnsi="Calibri" w:cs="Calibri" w:eastAsia="Calibri"/>
+          <w:rFonts w:ascii="Times New Roman" w:hAnsi="Times New Roman" w:cs="Times New Roman" w:eastAsia="Times New Roman"/>
           <w:b w:val="0"/>
           <w:i w:val="0"/>
           <w:sz w:val="24"/>
           <w:rtl/>
-          <w:cs/>
+          <w:lang w:val="fa-IR" w:bidi="fa-IR"/>
         </w:rPr>
         <w:t>سهم این کار سه بخش دارد: یکپارچه‌سازی اجرای قطعی و مداخلهٔ یال‌به‌یال با حسابرسی شواهد؛ مطالعهٔ موردی چهار نقص در زنجیرهٔ تولید شواهد؛ و سنجش اولیهٔ حسابرس همراه با بازتحلیل آماری یک آزمایش انتقال اطلاعات. تازگی مورد ادعا در این ترکیب اجرایی و گزارش قابل‌ممیزی شکست‌هاست، نه در ابداع نردبان اعتبار یا اثبات برتری بر چارچوب‌های موجود.</w:t>
       </w:r>
     </w:p>
     <w:p>
       <w:pPr>
-        <w:spacing w:after="200" w:line="360" w:lineRule="auto" w:before="280"/>
+        <w:bidi w:val="1"/>
+        <w:spacing w:after="160" w:before="280" w:line="276" w:lineRule="auto"/>
         <w:jc w:val="right"/>
-        <w:bidi w:val="1"/>
+        <w:pBdr>
+          <w:bottom w:val="single" w:sz="12" w:space="4" w:color="1F3A5F"/>
+        </w:pBdr>
       </w:pPr>
       <w:r>
         <w:rPr>
-          <w:rFonts w:ascii="Calibri" w:hAnsi="Calibri" w:cs="Calibri" w:eastAsia="Calibri"/>
+          <w:rFonts w:ascii="Times New Roman" w:hAnsi="Times New Roman" w:cs="Times New Roman" w:eastAsia="Times New Roman"/>
           <w:b/>
           <w:i w:val="0"/>
-          <w:sz w:val="32"/>
+          <w:color w:val="1F3A5F"/>
+          <w:sz w:val="28"/>
           <w:rtl/>
-          <w:cs/>
+          <w:lang w:val="fa-IR" w:bidi="fa-IR"/>
         </w:rPr>
         <w:t>۲. سامانه</w:t>
       </w:r>
     </w:p>
     <w:p>
       <w:pPr>
-        <w:spacing w:after="160" w:line="360" w:lineRule="auto" w:before="0"/>
-        <w:ind w:firstLine="283"/>
-        <w:jc w:val="right"/>
         <w:bidi w:val="1"/>
+        <w:spacing w:after="160" w:before="0" w:line="276" w:lineRule="auto"/>
+        <w:jc w:val="both"/>
       </w:pPr>
       <w:r>
         <w:rPr>
-          <w:rFonts w:ascii="Calibri" w:hAnsi="Calibri" w:cs="Calibri" w:eastAsia="Calibri"/>
+          <w:rFonts w:ascii="Times New Roman" w:hAnsi="Times New Roman" w:cs="Times New Roman" w:eastAsia="Times New Roman"/>
           <w:b w:val="0"/>
           <w:i w:val="0"/>
           <w:sz w:val="24"/>
           <w:rtl/>
-          <w:cs/>
+          <w:lang w:val="fa-IR" w:bidi="fa-IR"/>
         </w:rPr>
         <w:t>هسته از ژنوم، عامل، جهان و زمان‌بند تشکیل شده است. تنظیمات ساختاریافته هنگام ایجاد اعتبارسنجی می‌شوند؛ گزینه‌های جدید با پیش‌فرض خاموش و سریال‌سازیِ مقادیر غیرپیش‌فرض، سازگاری با پیکربندی‌های پیشین را هدف می‌گیرند. توصیف مدل از منطق مستندسازی ODD بهره می‌برد [9].</w:t>
       </w:r>
     </w:p>
     <w:p>
       <w:pPr>
-        <w:spacing w:after="160" w:line="360" w:lineRule="auto" w:before="0"/>
-        <w:ind w:firstLine="283"/>
-        <w:jc w:val="right"/>
         <w:bidi w:val="1"/>
+        <w:spacing w:after="160" w:before="0" w:line="276" w:lineRule="auto"/>
+        <w:jc w:val="both"/>
       </w:pPr>
       <w:r>
         <w:rPr>
-          <w:rFonts w:ascii="Calibri" w:hAnsi="Calibri" w:cs="Calibri" w:eastAsia="Calibri"/>
+          <w:rFonts w:ascii="Times New Roman" w:hAnsi="Times New Roman" w:cs="Times New Roman" w:eastAsia="Times New Roman"/>
           <w:b w:val="0"/>
           <w:i w:val="0"/>
           <w:sz w:val="24"/>
           <w:rtl/>
-          <w:cs/>
+          <w:lang w:val="fa-IR" w:bidi="fa-IR"/>
         </w:rPr>
         <w:t>مسیر سازوکار از ژنوم، زنجیرهٔ ابزار و فنوتیپ ماشین مجازی به کنش، پیامد منابع، تجربه، کپسول دارای منشأ، انتقال، پذیرش، اعمال در سیاست گیرنده، بقا، تولیدمثل و جهش می‌رسد. چون وضعیت بعدی به گام بعدی بازمی‌گردد، تعبیر گراف بدون دور فقط با بازکردن زمان معتبر است. شناسهٔ یال و دیجست‌های پیش و پس برای ردیابی تغییرات، و شمارنده‌های attempted، accepted و applied به‌ترتیب برای تلاش، پذیرش و اعمال ثبت می‌شوند. این تفکیک مانع یکی‌گرفتن انتقال پیام با تغییر رفتار می‌شود.</w:t>
       </w:r>
     </w:p>
     <w:p>
       <w:pPr>
-        <w:spacing w:after="160" w:line="360" w:lineRule="auto" w:before="0"/>
-        <w:ind w:firstLine="283"/>
-        <w:jc w:val="right"/>
         <w:bidi w:val="1"/>
+        <w:spacing w:after="160" w:before="0" w:line="276" w:lineRule="auto"/>
+        <w:jc w:val="both"/>
       </w:pPr>
       <w:r>
         <w:rPr>
-          <w:rFonts w:ascii="Calibri" w:hAnsi="Calibri" w:cs="Calibri" w:eastAsia="Calibri"/>
+          <w:rFonts w:ascii="Times New Roman" w:hAnsi="Times New Roman" w:cs="Times New Roman" w:eastAsia="Times New Roman"/>
           <w:b w:val="0"/>
           <w:i w:val="0"/>
           <w:sz w:val="24"/>
           <w:rtl/>
-          <w:cs/>
+          <w:lang w:val="fa-IR" w:bidi="fa-IR"/>
         </w:rPr>
         <w:t>حسابرس (codontrace.claimgate) از موتور جداست؛ مرز با یک بررسی AST روی واردات الزامی می‌شود. حوزه‌ها با DomainProfile وصل می‌شوند (alife / biomedical / hardware). موتور پزشکی نمی‌شناسد و engine.py برای حوزهٔ پزشکی بازنویسی نمی‌شود. آداپتور زیست‌پزشکی فقط برچسب زمینهٔ کاربرد و ریسک اعلام‌شده توسط کاربر را حمل می‌کند؛ مدل را تأیید بالینی نمی‌کند.</w:t>
       </w:r>
     </w:p>
     <w:p>
       <w:pPr>
-        <w:spacing w:after="160" w:line="360" w:lineRule="auto" w:before="0"/>
-        <w:ind w:firstLine="283"/>
-        <w:jc w:val="right"/>
         <w:bidi w:val="1"/>
+        <w:spacing w:after="160" w:before="0" w:line="276" w:lineRule="auto"/>
+        <w:jc w:val="both"/>
       </w:pPr>
       <w:r>
         <w:rPr>
-          <w:rFonts w:ascii="Calibri" w:hAnsi="Calibri" w:cs="Calibri" w:eastAsia="Calibri"/>
+          <w:rFonts w:ascii="Times New Roman" w:hAnsi="Times New Roman" w:cs="Times New Roman" w:eastAsia="Times New Roman"/>
           <w:b w:val="0"/>
           <w:i w:val="0"/>
           <w:sz w:val="24"/>
           <w:rtl/>
-          <w:cs/>
+          <w:lang w:val="fa-IR" w:bidi="fa-IR"/>
         </w:rPr>
         <w:t>نردبان عمومی شش سطح دارد. سطح ۳ به مداخله یا حذف یال، کنترل منفی و شواهد بازپخش نیاز دارد؛ سطح ۴ در حسابرس بررسی‌شده، بازهٔ اطمینان و حداقل ۱۶ بذر را اضافه می‌کند. این آستانه سیاست همین پیاده‌سازی است، نه قانون عمومی کفایت نمونه. سطح ۵ به آرشیو، محدودیت‌های مستند و شواهد آماری و مداخله‌ای وابسته است و معادل پذیرش علمی یا تأیید بالینی نیست. حسابرس از مسیر تولید آزمایش جداست، اما به‌دست همان پروژه توسعه یافته و ارزیاب بیرونی محسوب نمی‌شود.</w:t>
       </w:r>
     </w:p>
     <w:p>
       <w:pPr>
-        <w:spacing w:after="160" w:line="360" w:lineRule="auto" w:before="0"/>
-        <w:ind w:firstLine="283"/>
-        <w:jc w:val="right"/>
         <w:bidi w:val="1"/>
+        <w:spacing w:after="160" w:before="0" w:line="276" w:lineRule="auto"/>
+        <w:jc w:val="both"/>
       </w:pPr>
       <w:r>
         <w:rPr>
-          <w:rFonts w:ascii="Calibri" w:hAnsi="Calibri" w:cs="Calibri" w:eastAsia="Calibri"/>
+          <w:rFonts w:ascii="Times New Roman" w:hAnsi="Times New Roman" w:cs="Times New Roman" w:eastAsia="Times New Roman"/>
           <w:b w:val="0"/>
           <w:i w:val="0"/>
           <w:sz w:val="24"/>
           <w:rtl/>
-          <w:cs/>
+          <w:lang w:val="fa-IR" w:bidi="fa-IR"/>
         </w:rPr>
         <w:t>برابری خروجی بازوها فقط وقتی نشانهٔ آزمون نامعتبر (assay_invalid) است که بررسی تحقق مداخله نیز شکست بخورد؛ برابری یک سنجه به‌تنهایی نه نبود مداخله را اثبات می‌کند و نه یک نتیجهٔ صفر معتبر را رد می‌کند.</w:t>
       </w:r>
     </w:p>
     <w:p>
       <w:pPr>
-        <w:spacing w:after="200" w:line="360" w:lineRule="auto" w:before="280"/>
+        <w:bidi w:val="1"/>
+        <w:spacing w:after="160" w:before="280" w:line="276" w:lineRule="auto"/>
         <w:jc w:val="right"/>
-        <w:bidi w:val="1"/>
+        <w:pBdr>
+          <w:bottom w:val="single" w:sz="12" w:space="4" w:color="1F3A5F"/>
+        </w:pBdr>
       </w:pPr>
       <w:r>
         <w:rPr>
-          <w:rFonts w:ascii="Calibri" w:hAnsi="Calibri" w:cs="Calibri" w:eastAsia="Calibri"/>
+          <w:rFonts w:ascii="Times New Roman" w:hAnsi="Times New Roman" w:cs="Times New Roman" w:eastAsia="Times New Roman"/>
           <w:b/>
           <w:i w:val="0"/>
-          <w:sz w:val="32"/>
+          <w:color w:val="1F3A5F"/>
+          <w:sz w:val="28"/>
           <w:rtl/>
-          <w:cs/>
+          <w:lang w:val="fa-IR" w:bidi="fa-IR"/>
         </w:rPr>
         <w:t>۳. چهار نقص شناسایی‌شده در ممیزی مهندسی</w:t>
       </w:r>
     </w:p>
     <w:p>
       <w:pPr>
-        <w:spacing w:after="160" w:line="360" w:lineRule="auto" w:before="0"/>
-        <w:ind w:firstLine="283"/>
-        <w:jc w:val="right"/>
         <w:bidi w:val="1"/>
+        <w:spacing w:after="160" w:before="0" w:line="276" w:lineRule="auto"/>
+        <w:jc w:val="both"/>
       </w:pPr>
       <w:r>
         <w:rPr>
-          <w:rFonts w:ascii="Calibri" w:hAnsi="Calibri" w:cs="Calibri" w:eastAsia="Calibri"/>
+          <w:rFonts w:ascii="Times New Roman" w:hAnsi="Times New Roman" w:cs="Times New Roman" w:eastAsia="Times New Roman"/>
           <w:b w:val="0"/>
           <w:i w:val="0"/>
           <w:sz w:val="24"/>
           <w:rtl/>
-          <w:cs/>
+          <w:lang w:val="fa-IR" w:bidi="fa-IR"/>
         </w:rPr>
         <w:t>کشف نقص‌ها حاصل اجرای آزمون‌ها، کالیبراسیون، بازبینی خصمانه و ساخت بسته‌های آزمون بود. نردبان به‌تنهایی آن‌ها را کشف نکرد. جهت خطاها یکسان نبود: کم‌پوششی می‌تواند قطعیت کاذب ایجاد کند، اما مقدار p مونت‌کارلو در این نمونه از مقدار دقیق بزرگ‌تر و محافظه‌کارانه‌تر بود. وضعیت هر بند در برابر main این مخزن آمده است. برنچ fix/small-sample-ci-coverage وجود ندارد.</w:t>
       </w:r>
     </w:p>
     <w:p>
       <w:pPr>
-        <w:spacing w:after="200" w:line="360" w:lineRule="auto" w:before="200"/>
+        <w:bidi w:val="1"/>
+        <w:spacing w:after="120" w:before="200" w:line="276" w:lineRule="auto"/>
         <w:jc w:val="right"/>
-        <w:bidi w:val="1"/>
       </w:pPr>
       <w:r>
         <w:rPr>
-          <w:rFonts w:ascii="Calibri" w:hAnsi="Calibri" w:cs="Calibri" w:eastAsia="Calibri"/>
+          <w:rFonts w:ascii="Times New Roman" w:hAnsi="Times New Roman" w:cs="Times New Roman" w:eastAsia="Times New Roman"/>
           <w:b/>
           <w:i w:val="0"/>
-          <w:sz w:val="26"/>
+          <w:color w:val="1F3A5F"/>
+          <w:sz w:val="24"/>
           <w:rtl/>
-          <w:cs/>
+          <w:lang w:val="fa-IR" w:bidi="fa-IR"/>
         </w:rPr>
         <w:t>۳-۱. دیجست مستندات و پایان خط</w:t>
       </w:r>
     </w:p>
     <w:p>
       <w:pPr>
-        <w:spacing w:after="160" w:line="360" w:lineRule="auto" w:before="0"/>
-        <w:ind w:firstLine="283"/>
-        <w:jc w:val="right"/>
         <w:bidi w:val="1"/>
+        <w:spacing w:after="160" w:before="0" w:line="276" w:lineRule="auto"/>
+        <w:jc w:val="both"/>
       </w:pPr>
       <w:r>
         <w:rPr>
-          <w:rFonts w:ascii="Calibri" w:hAnsi="Calibri" w:cs="Calibri" w:eastAsia="Calibri"/>
+          <w:rFonts w:ascii="Times New Roman" w:hAnsi="Times New Roman" w:cs="Times New Roman" w:eastAsia="Times New Roman"/>
           <w:b w:val="0"/>
           <w:i w:val="0"/>
           <w:sz w:val="24"/>
           <w:rtl/>
-          <w:cs/>
+          <w:lang w:val="fa-IR" w:bidi="fa-IR"/>
         </w:rPr>
-        <w:t>هش بایت خام پیش‌ثبت‌نامه‌ها و اصلاحیه‌ها به تفاوت LF و CRLF حساس است؛ تبدیل خودکار پایان خط در ویندوز می‌تواند پین لینوکس را بشکند. در درخت فعلی بخشی از مسیرهای متنی با splitlines خوانده می‌شوند، اما هش فایل در چند آداپتور همچنان Path.read_bytes() است و به بایت خام حساس می‌ماند. این مقاله ادعا نمی‌کند که هر نقطهٔ گزارش‌شدهٔ توسعه در نسخهٔ عمومی ادغام شده است. دیجست هویت محتوا را می‌سنجد و به‌خودی‌خود شاهد صحت علمی آن نیست.</w:t>
+        <w:t>هش بایت خام پیش‌ثبت‌نامه‌ها و اصلاحیه‌ها به تفاوت LF و CRLF حساس است؛ تبدیل خودکار پایان خط در ویندوز می‌تواند پین لینوکس را بشکند. تابع sha256_text_file دیجست متن را پس از نرمال‌سازی CRLF→LF می‌سنجد. آداپتورهای ClaimGate (HE01/HE02/HE03، Avida، MABE2) و پین پیش‌ثبت‌نامهٔ کمپین‌ها از آن استفاده می‌کنند. هش مصنوع دودویی همچنان Path.read_bytes() است (artifacts / diagnostics). دیجست هویت محتوا را می‌سنجد و به‌خودی‌خود شاهد صحت علمی آن نیست.</w:t>
       </w:r>
     </w:p>
     <w:p>
       <w:pPr>
-        <w:spacing w:after="200" w:line="360" w:lineRule="auto" w:before="200"/>
+        <w:bidi w:val="1"/>
+        <w:spacing w:after="120" w:before="200" w:line="276" w:lineRule="auto"/>
         <w:jc w:val="right"/>
-        <w:bidi w:val="1"/>
       </w:pPr>
       <w:r>
         <w:rPr>
-          <w:rFonts w:ascii="Calibri" w:hAnsi="Calibri" w:cs="Calibri" w:eastAsia="Calibri"/>
+          <w:rFonts w:ascii="Times New Roman" w:hAnsi="Times New Roman" w:cs="Times New Roman" w:eastAsia="Times New Roman"/>
           <w:b/>
           <w:i w:val="0"/>
-          <w:sz w:val="26"/>
+          <w:color w:val="1F3A5F"/>
+          <w:sz w:val="24"/>
           <w:rtl/>
-          <w:cs/>
+          <w:lang w:val="fa-IR" w:bidi="fa-IR"/>
         </w:rPr>
         <w:t>۳-۲. بازهٔ اطمینان در نمونه‌های کوچک</w:t>
       </w:r>
     </w:p>
     <w:p>
       <w:pPr>
-        <w:spacing w:after="160" w:line="360" w:lineRule="auto" w:before="0"/>
-        <w:ind w:firstLine="283"/>
-        <w:jc w:val="right"/>
         <w:bidi w:val="1"/>
+        <w:spacing w:after="160" w:before="0" w:line="276" w:lineRule="auto"/>
+        <w:jc w:val="both"/>
       </w:pPr>
       <w:r>
         <w:rPr>
-          <w:rFonts w:ascii="Calibri" w:hAnsi="Calibri" w:cs="Calibri" w:eastAsia="Calibri"/>
+          <w:rFonts w:ascii="Times New Roman" w:hAnsi="Times New Roman" w:cs="Times New Roman" w:eastAsia="Times New Roman"/>
           <w:b w:val="0"/>
           <w:i w:val="0"/>
           <w:sz w:val="24"/>
           <w:rtl/>
-          <w:cs/>
+          <w:lang w:val="fa-IR" w:bidi="fa-IR"/>
         </w:rPr>
         <w:t>جدول ۱ پوشش گزارش‌شدهٔ بازهٔ ۹۵٪ را در یک کالیبراسیون جفتی گاوسی تحت فرض صفر نشان می‌دهد. در n=۸ پوشش روش قبلی ۸۳٫۳٪ و روش studentized ۹۵٫۳٪ گزارش شده است. تعداد تکرارهای آن کالیبراسیون در این مخزن نیست؛ بنابراین خطای مونت‌کارلو یا برتری عمومی روش از این جدول قابل استنتاج نیست.</w:t>
       </w:r>
     </w:p>
     <w:p>
       <w:pPr>
-        <w:spacing w:after="80" w:line="360" w:lineRule="auto" w:before="0"/>
-        <w:jc w:val="right"/>
         <w:bidi w:val="1"/>
+        <w:spacing w:after="80" w:before="160" w:line="276" w:lineRule="auto"/>
+        <w:jc w:val="center"/>
       </w:pPr>
       <w:r>
         <w:rPr>
-          <w:rFonts w:ascii="Calibri" w:hAnsi="Calibri" w:cs="Calibri" w:eastAsia="Calibri"/>
-          <w:b w:val="0"/>
+          <w:rFonts w:ascii="Times New Roman" w:hAnsi="Times New Roman" w:cs="Times New Roman" w:eastAsia="Times New Roman"/>
+          <w:b/>
           <w:i/>
-          <w:sz w:val="22"/>
+          <w:color w:val="1F3A5F"/>
+          <w:sz w:val="20"/>
           <w:rtl/>
-          <w:cs/>
+          <w:lang w:val="fa-IR" w:bidi="fa-IR"/>
         </w:rPr>
         <w:t>جدول ۱. پوشش گزارش‌شده در کالیبراسیون گاوسی جفتی (مصنوع کالیبراسیون در درخت نیست).</w:t>
       </w:r>
     </w:p>
     <w:tbl>
       <w:tblPr>
-        <w:tblStyle w:val="TableGrid"/>
         <w:tblW w:type="auto" w:w="0"/>
         <w:jc w:val="center"/>
         <w:tblLook w:firstColumn="1" w:firstRow="1" w:lastColumn="0" w:lastRow="0" w:noHBand="0" w:noVBand="1" w:val="04A0"/>
+        <w:bidiVisual w:val="1"/>
+        <w:tblW w:w="5000" w:type="pct"/>
       </w:tblPr>
       <w:tblGrid>
-        <w:gridCol w:w="3024"/>
-        <w:gridCol w:w="3024"/>
-        <w:gridCol w:w="3024"/>
+        <w:gridCol w:w="3137"/>
+        <w:gridCol w:w="3137"/>
+        <w:gridCol w:w="3137"/>
       </w:tblGrid>
       <w:tr>
         <w:tc>
           <w:tcPr>
-            <w:tcW w:type="dxa" w:w="3024"/>
-            <w:shd w:fill="1F4E79" w:val="clear"/>
+            <w:tcW w:type="dxa" w:w="3137"/>
+            <w:shd w:fill="1F3A5F" w:val="clear"/>
+            <w:tcBorders>
+              <w:top w:val="single" w:sz="4" w:color="8AA0B8"/>
+              <w:left w:val="single" w:sz="4" w:color="8AA0B8"/>
+              <w:bottom w:val="single" w:sz="4" w:color="8AA0B8"/>
+              <w:right w:val="single" w:sz="4" w:color="8AA0B8"/>
+            </w:tcBorders>
           </w:tcPr>
           <w:p>
             <w:pPr>
-              <w:spacing w:after="160" w:line="360" w:lineRule="auto"/>
+              <w:bidi w:val="1"/>
+              <w:spacing w:after="40" w:before="40" w:line="240" w:lineRule="auto"/>
               <w:jc w:val="center"/>
-              <w:bidi w:val="1"/>
             </w:pPr>
+            <w:r/>
             <w:r>
               <w:rPr>
-                <w:color w:val="FFFFFF"/>
-              </w:rPr>
-            </w:r>
-            <w:r>
-              <w:rPr>
-                <w:rFonts w:ascii="Calibri" w:hAnsi="Calibri" w:cs="Calibri" w:eastAsia="Calibri"/>
+                <w:rFonts w:ascii="Times New Roman" w:hAnsi="Times New Roman" w:cs="Times New Roman" w:eastAsia="Times New Roman"/>
                 <w:b/>
                 <w:i w:val="0"/>
                 <w:color w:val="FFFFFF"/>
                 <w:sz w:val="20"/>
                 <w:rtl/>
-                <w:cs/>
+                <w:lang w:val="fa-IR" w:bidi="fa-IR"/>
               </w:rPr>
               <w:t>n</w:t>
             </w:r>
@@ -584,29 +612,31 @@
         </w:tc>
         <w:tc>
           <w:tcPr>
-            <w:tcW w:type="dxa" w:w="3024"/>
-            <w:shd w:fill="1F4E79" w:val="clear"/>
+            <w:tcW w:type="dxa" w:w="3137"/>
+            <w:shd w:fill="1F3A5F" w:val="clear"/>
+            <w:tcBorders>
+              <w:top w:val="single" w:sz="4" w:color="8AA0B8"/>
+              <w:left w:val="single" w:sz="4" w:color="8AA0B8"/>
+              <w:bottom w:val="single" w:sz="4" w:color="8AA0B8"/>
+              <w:right w:val="single" w:sz="4" w:color="8AA0B8"/>
+            </w:tcBorders>
           </w:tcPr>
           <w:p>
             <w:pPr>
-              <w:spacing w:after="160" w:line="360" w:lineRule="auto"/>
+              <w:bidi w:val="1"/>
+              <w:spacing w:after="40" w:before="40" w:line="240" w:lineRule="auto"/>
               <w:jc w:val="center"/>
-              <w:bidi w:val="1"/>
             </w:pPr>
+            <w:r/>
             <w:r>
               <w:rPr>
-                <w:color w:val="FFFFFF"/>
-              </w:rPr>
-            </w:r>
-            <w:r>
-              <w:rPr>
-                <w:rFonts w:ascii="Calibri" w:hAnsi="Calibri" w:cs="Calibri" w:eastAsia="Calibri"/>
+                <w:rFonts w:ascii="Times New Roman" w:hAnsi="Times New Roman" w:cs="Times New Roman" w:eastAsia="Times New Roman"/>
                 <w:b/>
                 <w:i w:val="0"/>
                 <w:color w:val="FFFFFF"/>
                 <w:sz w:val="20"/>
                 <w:rtl/>
-                <w:cs/>
+                <w:lang w:val="fa-IR" w:bidi="fa-IR"/>
               </w:rPr>
               <w:t>روش قبلی</w:t>
             </w:r>
@@ -614,29 +644,31 @@
         </w:tc>
         <w:tc>
           <w:tcPr>
-            <w:tcW w:type="dxa" w:w="3024"/>
-            <w:shd w:fill="1F4E79" w:val="clear"/>
+            <w:tcW w:type="dxa" w:w="3137"/>
+            <w:shd w:fill="1F3A5F" w:val="clear"/>
+            <w:tcBorders>
+              <w:top w:val="single" w:sz="4" w:color="8AA0B8"/>
+              <w:left w:val="single" w:sz="4" w:color="8AA0B8"/>
+              <w:bottom w:val="single" w:sz="4" w:color="8AA0B8"/>
+              <w:right w:val="single" w:sz="4" w:color="8AA0B8"/>
+            </w:tcBorders>
           </w:tcPr>
           <w:p>
             <w:pPr>
-              <w:spacing w:after="160" w:line="360" w:lineRule="auto"/>
+              <w:bidi w:val="1"/>
+              <w:spacing w:after="40" w:before="40" w:line="240" w:lineRule="auto"/>
               <w:jc w:val="center"/>
-              <w:bidi w:val="1"/>
             </w:pPr>
+            <w:r/>
             <w:r>
               <w:rPr>
-                <w:color w:val="FFFFFF"/>
-              </w:rPr>
-            </w:r>
-            <w:r>
-              <w:rPr>
-                <w:rFonts w:ascii="Calibri" w:hAnsi="Calibri" w:cs="Calibri" w:eastAsia="Calibri"/>
+                <w:rFonts w:ascii="Times New Roman" w:hAnsi="Times New Roman" w:cs="Times New Roman" w:eastAsia="Times New Roman"/>
                 <w:b/>
                 <w:i w:val="0"/>
                 <w:color w:val="FFFFFF"/>
                 <w:sz w:val="20"/>
                 <w:rtl/>
-                <w:cs/>
+                <w:lang w:val="fa-IR" w:bidi="fa-IR"/>
               </w:rPr>
               <w:t>روش studentized</w:t>
             </w:r>
@@ -646,23 +678,29 @@
       <w:tr>
         <w:tc>
           <w:tcPr>
-            <w:tcW w:type="dxa" w:w="3024"/>
+            <w:tcW w:type="dxa" w:w="3137"/>
+            <w:tcBorders>
+              <w:top w:val="single" w:sz="4" w:color="8AA0B8"/>
+              <w:left w:val="single" w:sz="4" w:color="8AA0B8"/>
+              <w:bottom w:val="single" w:sz="4" w:color="8AA0B8"/>
+              <w:right w:val="single" w:sz="4" w:color="8AA0B8"/>
+            </w:tcBorders>
           </w:tcPr>
           <w:p>
             <w:pPr>
-              <w:spacing w:after="160" w:line="360" w:lineRule="auto"/>
+              <w:bidi w:val="1"/>
+              <w:spacing w:after="40" w:before="40" w:line="240" w:lineRule="auto"/>
               <w:jc w:val="center"/>
-              <w:bidi w:val="1"/>
             </w:pPr>
             <w:r/>
             <w:r>
               <w:rPr>
-                <w:rFonts w:ascii="Calibri" w:hAnsi="Calibri" w:cs="Calibri" w:eastAsia="Calibri"/>
+                <w:rFonts w:ascii="Times New Roman" w:hAnsi="Times New Roman" w:cs="Times New Roman" w:eastAsia="Times New Roman"/>
                 <w:b w:val="0"/>
                 <w:i w:val="0"/>
                 <w:sz w:val="20"/>
                 <w:rtl/>
-                <w:cs/>
+                <w:lang w:val="fa-IR" w:bidi="fa-IR"/>
               </w:rPr>
               <w:t>8</w:t>
             </w:r>
@@ -670,23 +708,29 @@
         </w:tc>
         <w:tc>
           <w:tcPr>
-            <w:tcW w:type="dxa" w:w="3024"/>
+            <w:tcW w:type="dxa" w:w="3137"/>
+            <w:tcBorders>
+              <w:top w:val="single" w:sz="4" w:color="8AA0B8"/>
+              <w:left w:val="single" w:sz="4" w:color="8AA0B8"/>
+              <w:bottom w:val="single" w:sz="4" w:color="8AA0B8"/>
+              <w:right w:val="single" w:sz="4" w:color="8AA0B8"/>
+            </w:tcBorders>
           </w:tcPr>
           <w:p>
             <w:pPr>
-              <w:spacing w:after="160" w:line="360" w:lineRule="auto"/>
+              <w:bidi w:val="1"/>
+              <w:spacing w:after="40" w:before="40" w:line="240" w:lineRule="auto"/>
               <w:jc w:val="center"/>
-              <w:bidi w:val="1"/>
             </w:pPr>
             <w:r/>
             <w:r>
               <w:rPr>
-                <w:rFonts w:ascii="Calibri" w:hAnsi="Calibri" w:cs="Calibri" w:eastAsia="Calibri"/>
+                <w:rFonts w:ascii="Times New Roman" w:hAnsi="Times New Roman" w:cs="Times New Roman" w:eastAsia="Times New Roman"/>
                 <w:b w:val="0"/>
                 <w:i w:val="0"/>
                 <w:sz w:val="20"/>
                 <w:rtl/>
-                <w:cs/>
+                <w:lang w:val="fa-IR" w:bidi="fa-IR"/>
               </w:rPr>
               <w:t>83.3%</w:t>
             </w:r>
@@ -694,23 +738,29 @@
         </w:tc>
         <w:tc>
           <w:tcPr>
-            <w:tcW w:type="dxa" w:w="3024"/>
+            <w:tcW w:type="dxa" w:w="3137"/>
+            <w:tcBorders>
+              <w:top w:val="single" w:sz="4" w:color="8AA0B8"/>
+              <w:left w:val="single" w:sz="4" w:color="8AA0B8"/>
+              <w:bottom w:val="single" w:sz="4" w:color="8AA0B8"/>
+              <w:right w:val="single" w:sz="4" w:color="8AA0B8"/>
+            </w:tcBorders>
           </w:tcPr>
           <w:p>
             <w:pPr>
-              <w:spacing w:after="160" w:line="360" w:lineRule="auto"/>
+              <w:bidi w:val="1"/>
+              <w:spacing w:after="40" w:before="40" w:line="240" w:lineRule="auto"/>
               <w:jc w:val="center"/>
-              <w:bidi w:val="1"/>
             </w:pPr>
             <w:r/>
             <w:r>
               <w:rPr>
-                <w:rFonts w:ascii="Calibri" w:hAnsi="Calibri" w:cs="Calibri" w:eastAsia="Calibri"/>
+                <w:rFonts w:ascii="Times New Roman" w:hAnsi="Times New Roman" w:cs="Times New Roman" w:eastAsia="Times New Roman"/>
                 <w:b w:val="0"/>
                 <w:i w:val="0"/>
                 <w:sz w:val="20"/>
                 <w:rtl/>
-                <w:cs/>
+                <w:lang w:val="fa-IR" w:bidi="fa-IR"/>
               </w:rPr>
               <w:t>95.3%</w:t>
             </w:r>
@@ -720,24 +770,30 @@
       <w:tr>
         <w:tc>
           <w:tcPr>
-            <w:tcW w:type="dxa" w:w="3024"/>
-            <w:shd w:fill="F2F2F2" w:val="clear"/>
+            <w:tcW w:type="dxa" w:w="3137"/>
+            <w:tcBorders>
+              <w:top w:val="single" w:sz="4" w:color="8AA0B8"/>
+              <w:left w:val="single" w:sz="4" w:color="8AA0B8"/>
+              <w:bottom w:val="single" w:sz="4" w:color="8AA0B8"/>
+              <w:right w:val="single" w:sz="4" w:color="8AA0B8"/>
+            </w:tcBorders>
+            <w:shd w:fill="E8EEF6" w:val="clear"/>
           </w:tcPr>
           <w:p>
             <w:pPr>
-              <w:spacing w:after="160" w:line="360" w:lineRule="auto"/>
+              <w:bidi w:val="1"/>
+              <w:spacing w:after="40" w:before="40" w:line="240" w:lineRule="auto"/>
               <w:jc w:val="center"/>
-              <w:bidi w:val="1"/>
             </w:pPr>
             <w:r/>
             <w:r>
               <w:rPr>
-                <w:rFonts w:ascii="Calibri" w:hAnsi="Calibri" w:cs="Calibri" w:eastAsia="Calibri"/>
+                <w:rFonts w:ascii="Times New Roman" w:hAnsi="Times New Roman" w:cs="Times New Roman" w:eastAsia="Times New Roman"/>
                 <w:b w:val="0"/>
                 <w:i w:val="0"/>
                 <w:sz w:val="20"/>
                 <w:rtl/>
-                <w:cs/>
+                <w:lang w:val="fa-IR" w:bidi="fa-IR"/>
               </w:rPr>
               <w:t>12</w:t>
             </w:r>
@@ -745,24 +801,30 @@
         </w:tc>
         <w:tc>
           <w:tcPr>
-            <w:tcW w:type="dxa" w:w="3024"/>
-            <w:shd w:fill="F2F2F2" w:val="clear"/>
+            <w:tcW w:type="dxa" w:w="3137"/>
+            <w:tcBorders>
+              <w:top w:val="single" w:sz="4" w:color="8AA0B8"/>
+              <w:left w:val="single" w:sz="4" w:color="8AA0B8"/>
+              <w:bottom w:val="single" w:sz="4" w:color="8AA0B8"/>
+              <w:right w:val="single" w:sz="4" w:color="8AA0B8"/>
+            </w:tcBorders>
+            <w:shd w:fill="E8EEF6" w:val="clear"/>
           </w:tcPr>
           <w:p>
             <w:pPr>
-              <w:spacing w:after="160" w:line="360" w:lineRule="auto"/>
+              <w:bidi w:val="1"/>
+              <w:spacing w:after="40" w:before="40" w:line="240" w:lineRule="auto"/>
               <w:jc w:val="center"/>
-              <w:bidi w:val="1"/>
             </w:pPr>
             <w:r/>
             <w:r>
               <w:rPr>
-                <w:rFonts w:ascii="Calibri" w:hAnsi="Calibri" w:cs="Calibri" w:eastAsia="Calibri"/>
+                <w:rFonts w:ascii="Times New Roman" w:hAnsi="Times New Roman" w:cs="Times New Roman" w:eastAsia="Times New Roman"/>
                 <w:b w:val="0"/>
                 <w:i w:val="0"/>
                 <w:sz w:val="20"/>
                 <w:rtl/>
-                <w:cs/>
+                <w:lang w:val="fa-IR" w:bidi="fa-IR"/>
               </w:rPr>
               <w:t>90.7%</w:t>
             </w:r>
@@ -770,24 +832,30 @@
         </w:tc>
         <w:tc>
           <w:tcPr>
-            <w:tcW w:type="dxa" w:w="3024"/>
-            <w:shd w:fill="F2F2F2" w:val="clear"/>
+            <w:tcW w:type="dxa" w:w="3137"/>
+            <w:tcBorders>
+              <w:top w:val="single" w:sz="4" w:color="8AA0B8"/>
+              <w:left w:val="single" w:sz="4" w:color="8AA0B8"/>
+              <w:bottom w:val="single" w:sz="4" w:color="8AA0B8"/>
+              <w:right w:val="single" w:sz="4" w:color="8AA0B8"/>
+            </w:tcBorders>
+            <w:shd w:fill="E8EEF6" w:val="clear"/>
           </w:tcPr>
           <w:p>
             <w:pPr>
-              <w:spacing w:after="160" w:line="360" w:lineRule="auto"/>
+              <w:bidi w:val="1"/>
+              <w:spacing w:after="40" w:before="40" w:line="240" w:lineRule="auto"/>
               <w:jc w:val="center"/>
-              <w:bidi w:val="1"/>
             </w:pPr>
             <w:r/>
             <w:r>
               <w:rPr>
-                <w:rFonts w:ascii="Calibri" w:hAnsi="Calibri" w:cs="Calibri" w:eastAsia="Calibri"/>
+                <w:rFonts w:ascii="Times New Roman" w:hAnsi="Times New Roman" w:cs="Times New Roman" w:eastAsia="Times New Roman"/>
                 <w:b w:val="0"/>
                 <w:i w:val="0"/>
                 <w:sz w:val="20"/>
                 <w:rtl/>
-                <w:cs/>
+                <w:lang w:val="fa-IR" w:bidi="fa-IR"/>
               </w:rPr>
               <w:t>95.0%</w:t>
             </w:r>
@@ -797,23 +865,29 @@
       <w:tr>
         <w:tc>
           <w:tcPr>
-            <w:tcW w:type="dxa" w:w="3024"/>
+            <w:tcW w:type="dxa" w:w="3137"/>
+            <w:tcBorders>
+              <w:top w:val="single" w:sz="4" w:color="8AA0B8"/>
+              <w:left w:val="single" w:sz="4" w:color="8AA0B8"/>
+              <w:bottom w:val="single" w:sz="4" w:color="8AA0B8"/>
+              <w:right w:val="single" w:sz="4" w:color="8AA0B8"/>
+            </w:tcBorders>
           </w:tcPr>
           <w:p>
             <w:pPr>
-              <w:spacing w:after="160" w:line="360" w:lineRule="auto"/>
+              <w:bidi w:val="1"/>
+              <w:spacing w:after="40" w:before="40" w:line="240" w:lineRule="auto"/>
               <w:jc w:val="center"/>
-              <w:bidi w:val="1"/>
             </w:pPr>
             <w:r/>
             <w:r>
               <w:rPr>
-                <w:rFonts w:ascii="Calibri" w:hAnsi="Calibri" w:cs="Calibri" w:eastAsia="Calibri"/>
+                <w:rFonts w:ascii="Times New Roman" w:hAnsi="Times New Roman" w:cs="Times New Roman" w:eastAsia="Times New Roman"/>
                 <w:b w:val="0"/>
                 <w:i w:val="0"/>
                 <w:sz w:val="20"/>
                 <w:rtl/>
-                <w:cs/>
+                <w:lang w:val="fa-IR" w:bidi="fa-IR"/>
               </w:rPr>
               <w:t>16</w:t>
             </w:r>
@@ -821,23 +895,29 @@
         </w:tc>
         <w:tc>
           <w:tcPr>
-            <w:tcW w:type="dxa" w:w="3024"/>
+            <w:tcW w:type="dxa" w:w="3137"/>
+            <w:tcBorders>
+              <w:top w:val="single" w:sz="4" w:color="8AA0B8"/>
+              <w:left w:val="single" w:sz="4" w:color="8AA0B8"/>
+              <w:bottom w:val="single" w:sz="4" w:color="8AA0B8"/>
+              <w:right w:val="single" w:sz="4" w:color="8AA0B8"/>
+            </w:tcBorders>
           </w:tcPr>
           <w:p>
             <w:pPr>
-              <w:spacing w:after="160" w:line="360" w:lineRule="auto"/>
+              <w:bidi w:val="1"/>
+              <w:spacing w:after="40" w:before="40" w:line="240" w:lineRule="auto"/>
               <w:jc w:val="center"/>
-              <w:bidi w:val="1"/>
             </w:pPr>
             <w:r/>
             <w:r>
               <w:rPr>
-                <w:rFonts w:ascii="Calibri" w:hAnsi="Calibri" w:cs="Calibri" w:eastAsia="Calibri"/>
+                <w:rFonts w:ascii="Times New Roman" w:hAnsi="Times New Roman" w:cs="Times New Roman" w:eastAsia="Times New Roman"/>
                 <w:b w:val="0"/>
                 <w:i w:val="0"/>
                 <w:sz w:val="20"/>
                 <w:rtl/>
-                <w:cs/>
+                <w:lang w:val="fa-IR" w:bidi="fa-IR"/>
               </w:rPr>
               <w:t>90.0%</w:t>
             </w:r>
@@ -845,23 +925,29 @@
         </w:tc>
         <w:tc>
           <w:tcPr>
-            <w:tcW w:type="dxa" w:w="3024"/>
+            <w:tcW w:type="dxa" w:w="3137"/>
+            <w:tcBorders>
+              <w:top w:val="single" w:sz="4" w:color="8AA0B8"/>
+              <w:left w:val="single" w:sz="4" w:color="8AA0B8"/>
+              <w:bottom w:val="single" w:sz="4" w:color="8AA0B8"/>
+              <w:right w:val="single" w:sz="4" w:color="8AA0B8"/>
+            </w:tcBorders>
           </w:tcPr>
           <w:p>
             <w:pPr>
-              <w:spacing w:after="160" w:line="360" w:lineRule="auto"/>
+              <w:bidi w:val="1"/>
+              <w:spacing w:after="40" w:before="40" w:line="240" w:lineRule="auto"/>
               <w:jc w:val="center"/>
-              <w:bidi w:val="1"/>
             </w:pPr>
             <w:r/>
             <w:r>
               <w:rPr>
-                <w:rFonts w:ascii="Calibri" w:hAnsi="Calibri" w:cs="Calibri" w:eastAsia="Calibri"/>
+                <w:rFonts w:ascii="Times New Roman" w:hAnsi="Times New Roman" w:cs="Times New Roman" w:eastAsia="Times New Roman"/>
                 <w:b w:val="0"/>
                 <w:i w:val="0"/>
                 <w:sz w:val="20"/>
                 <w:rtl/>
-                <w:cs/>
+                <w:lang w:val="fa-IR" w:bidi="fa-IR"/>
               </w:rPr>
               <w:t>94.0%</w:t>
             </w:r>
@@ -871,24 +957,30 @@
       <w:tr>
         <w:tc>
           <w:tcPr>
-            <w:tcW w:type="dxa" w:w="3024"/>
-            <w:shd w:fill="F2F2F2" w:val="clear"/>
+            <w:tcW w:type="dxa" w:w="3137"/>
+            <w:tcBorders>
+              <w:top w:val="single" w:sz="4" w:color="8AA0B8"/>
+              <w:left w:val="single" w:sz="4" w:color="8AA0B8"/>
+              <w:bottom w:val="single" w:sz="4" w:color="8AA0B8"/>
+              <w:right w:val="single" w:sz="4" w:color="8AA0B8"/>
+            </w:tcBorders>
+            <w:shd w:fill="E8EEF6" w:val="clear"/>
           </w:tcPr>
           <w:p>
             <w:pPr>
-              <w:spacing w:after="160" w:line="360" w:lineRule="auto"/>
+              <w:bidi w:val="1"/>
+              <w:spacing w:after="40" w:before="40" w:line="240" w:lineRule="auto"/>
               <w:jc w:val="center"/>
-              <w:bidi w:val="1"/>
             </w:pPr>
             <w:r/>
             <w:r>
               <w:rPr>
-                <w:rFonts w:ascii="Calibri" w:hAnsi="Calibri" w:cs="Calibri" w:eastAsia="Calibri"/>
+                <w:rFonts w:ascii="Times New Roman" w:hAnsi="Times New Roman" w:cs="Times New Roman" w:eastAsia="Times New Roman"/>
                 <w:b w:val="0"/>
                 <w:i w:val="0"/>
                 <w:sz w:val="20"/>
                 <w:rtl/>
-                <w:cs/>
+                <w:lang w:val="fa-IR" w:bidi="fa-IR"/>
               </w:rPr>
               <w:t>30</w:t>
             </w:r>
@@ -896,24 +988,30 @@
         </w:tc>
         <w:tc>
           <w:tcPr>
-            <w:tcW w:type="dxa" w:w="3024"/>
-            <w:shd w:fill="F2F2F2" w:val="clear"/>
+            <w:tcW w:type="dxa" w:w="3137"/>
+            <w:tcBorders>
+              <w:top w:val="single" w:sz="4" w:color="8AA0B8"/>
+              <w:left w:val="single" w:sz="4" w:color="8AA0B8"/>
+              <w:bottom w:val="single" w:sz="4" w:color="8AA0B8"/>
+              <w:right w:val="single" w:sz="4" w:color="8AA0B8"/>
+            </w:tcBorders>
+            <w:shd w:fill="E8EEF6" w:val="clear"/>
           </w:tcPr>
           <w:p>
             <w:pPr>
-              <w:spacing w:after="160" w:line="360" w:lineRule="auto"/>
+              <w:bidi w:val="1"/>
+              <w:spacing w:after="40" w:before="40" w:line="240" w:lineRule="auto"/>
               <w:jc w:val="center"/>
-              <w:bidi w:val="1"/>
             </w:pPr>
             <w:r/>
             <w:r>
               <w:rPr>
-                <w:rFonts w:ascii="Calibri" w:hAnsi="Calibri" w:cs="Calibri" w:eastAsia="Calibri"/>
+                <w:rFonts w:ascii="Times New Roman" w:hAnsi="Times New Roman" w:cs="Times New Roman" w:eastAsia="Times New Roman"/>
                 <w:b w:val="0"/>
                 <w:i w:val="0"/>
                 <w:sz w:val="20"/>
                 <w:rtl/>
-                <w:cs/>
+                <w:lang w:val="fa-IR" w:bidi="fa-IR"/>
               </w:rPr>
               <w:t>94.0%</w:t>
             </w:r>
@@ -921,24 +1019,30 @@
         </w:tc>
         <w:tc>
           <w:tcPr>
-            <w:tcW w:type="dxa" w:w="3024"/>
-            <w:shd w:fill="F2F2F2" w:val="clear"/>
+            <w:tcW w:type="dxa" w:w="3137"/>
+            <w:tcBorders>
+              <w:top w:val="single" w:sz="4" w:color="8AA0B8"/>
+              <w:left w:val="single" w:sz="4" w:color="8AA0B8"/>
+              <w:bottom w:val="single" w:sz="4" w:color="8AA0B8"/>
+              <w:right w:val="single" w:sz="4" w:color="8AA0B8"/>
+            </w:tcBorders>
+            <w:shd w:fill="E8EEF6" w:val="clear"/>
           </w:tcPr>
           <w:p>
             <w:pPr>
-              <w:spacing w:after="160" w:line="360" w:lineRule="auto"/>
+              <w:bidi w:val="1"/>
+              <w:spacing w:after="40" w:before="40" w:line="240" w:lineRule="auto"/>
               <w:jc w:val="center"/>
-              <w:bidi w:val="1"/>
             </w:pPr>
             <w:r/>
             <w:r>
               <w:rPr>
-                <w:rFonts w:ascii="Calibri" w:hAnsi="Calibri" w:cs="Calibri" w:eastAsia="Calibri"/>
+                <w:rFonts w:ascii="Times New Roman" w:hAnsi="Times New Roman" w:cs="Times New Roman" w:eastAsia="Times New Roman"/>
                 <w:b w:val="0"/>
                 <w:i w:val="0"/>
                 <w:sz w:val="20"/>
                 <w:rtl/>
-                <w:cs/>
+                <w:lang w:val="fa-IR" w:bidi="fa-IR"/>
               </w:rPr>
               <w:t>97.5%</w:t>
             </w:r>
@@ -946,118 +1050,120 @@
         </w:tc>
       </w:tr>
     </w:tbl>
-    <w:p/>
     <w:p>
       <w:pPr>
-        <w:spacing w:after="160" w:line="360" w:lineRule="auto" w:before="0"/>
-        <w:ind w:firstLine="283"/>
-        <w:jc w:val="right"/>
         <w:bidi w:val="1"/>
+        <w:spacing w:after="160" w:before="0" w:line="276" w:lineRule="auto"/>
+        <w:jc w:val="both"/>
       </w:pPr>
       <w:r>
         <w:rPr>
-          <w:rFonts w:ascii="Calibri" w:hAnsi="Calibri" w:cs="Calibri" w:eastAsia="Calibri"/>
+          <w:rFonts w:ascii="Times New Roman" w:hAnsi="Times New Roman" w:cs="Times New Roman" w:eastAsia="Times New Roman"/>
           <w:b w:val="0"/>
           <w:i w:val="0"/>
           <w:sz w:val="24"/>
           <w:rtl/>
-          <w:cs/>
+          <w:lang w:val="fa-IR" w:bidi="fa-IR"/>
         </w:rPr>
-        <w:t>در کد عمومی، bootstrap_ci_paired(..., method="studentized") بوت‌استرپ percentile-t را اختیاری می‌دهد؛ پیش‌فرض همچنان BCa است تا مصنوعات منتشرشده بی‌تغییر بمانند. حفظ پیش‌فرض، کم‌پوششی آن را برطرف نمی‌کند؛ نام روش و تنظیمات باید همراه هر نتیجه ثبت شوند.</w:t>
+        <w:t>در کد عمومی، bootstrap_ci_paired(..., method="studentized") بوت‌استرپ percentile-t را اختیاری می‌دهد؛ پیش‌فرض همچنان BCa است تا مصنوعات منتشرشده بی‌تغییر بمانند. حفظ پیش‌فرض، کم‌پوششی آن را برطرف نمی‌کند؛ نام روش و تنظیمات باید همراه هر نتیجه ثبت شوند. این کالیبراسیون دربارهٔ توزیع‌های غیرگاوسی تضمینی نمی‌دهد. بازهٔ ویلسونِ بخش بعد برای نسبت خطا، روش متفاوتی از بازهٔ studentized برای میانگین تفاضل‌هاست.</w:t>
       </w:r>
     </w:p>
     <w:p>
       <w:pPr>
-        <w:spacing w:after="200" w:line="360" w:lineRule="auto" w:before="200"/>
+        <w:bidi w:val="1"/>
+        <w:spacing w:after="120" w:before="200" w:line="276" w:lineRule="auto"/>
         <w:jc w:val="right"/>
-        <w:bidi w:val="1"/>
       </w:pPr>
       <w:r>
         <w:rPr>
-          <w:rFonts w:ascii="Calibri" w:hAnsi="Calibri" w:cs="Calibri" w:eastAsia="Calibri"/>
+          <w:rFonts w:ascii="Times New Roman" w:hAnsi="Times New Roman" w:cs="Times New Roman" w:eastAsia="Times New Roman"/>
           <w:b/>
           <w:i w:val="0"/>
-          <w:sz w:val="26"/>
+          <w:color w:val="1F3A5F"/>
+          <w:sz w:val="24"/>
           <w:rtl/>
-          <w:cs/>
+          <w:lang w:val="fa-IR" w:bidi="fa-IR"/>
         </w:rPr>
         <w:t>۳-۳. آزمونی که «دقیق» نام داشت ولی برای n&gt;۲۰ دقیق نبود</w:t>
       </w:r>
     </w:p>
     <w:p>
       <w:pPr>
-        <w:spacing w:after="160" w:line="360" w:lineRule="auto" w:before="0"/>
-        <w:ind w:firstLine="283"/>
-        <w:jc w:val="right"/>
         <w:bidi w:val="1"/>
+        <w:spacing w:after="160" w:before="0" w:line="276" w:lineRule="auto"/>
+        <w:jc w:val="both"/>
       </w:pPr>
       <w:r>
         <w:rPr>
-          <w:rFonts w:ascii="Calibri" w:hAnsi="Calibri" w:cs="Calibri" w:eastAsia="Calibri"/>
+          <w:rFonts w:ascii="Times New Roman" w:hAnsi="Times New Roman" w:cs="Times New Roman" w:eastAsia="Times New Roman"/>
           <w:b w:val="0"/>
           <w:i w:val="0"/>
           <w:sz w:val="24"/>
           <w:rtl/>
-          <w:cs/>
+          <w:lang w:val="fa-IR" w:bidi="fa-IR"/>
         </w:rPr>
-        <w:t>تابع exact_sign_flip_permutation_p در کد عمومی برای n≤۲۰ تمام الگوهای علامت را می‌شمارد و برای n&gt;۲۰ از ۲۰٬۰۰۰ قرعهٔ مونت‌کارلو با کف (1+extreme)/(1+draws) استفاده می‌کند. همهٔ کنتراست‌های منتشرشدهٔ HE01 با n=۳۰ از همین مسیر پیش‌فرض می‌گذرند.</w:t>
+        <w:t>تابع exact_sign_flip_permutation_p در کد عمومی برای n≤۲۰ تمام الگوهای علامت را می‌شمارد و برای n&gt;۲۰ از ۲۰٬۰۰۰ قرعهٔ مونت‌کارلو با کف (1+extreme)/(1+draws) استفاده می‌کند. توضیح تابع این تفاوت را ذکر می‌کند، اما نام آن و خروجی صرفاً عددی می‌توانند مصرف‌کننده را گمراه کنند. همهٔ کنتراست‌های منتشرشدهٔ HE01 با n=۳۰ از همین مسیر پیش‌فرض می‌گذرند.</w:t>
       </w:r>
     </w:p>
     <w:p>
       <w:pPr>
-        <w:spacing w:after="80" w:line="360" w:lineRule="auto" w:before="0"/>
-        <w:jc w:val="right"/>
         <w:bidi w:val="1"/>
+        <w:spacing w:after="80" w:before="160" w:line="276" w:lineRule="auto"/>
+        <w:jc w:val="center"/>
       </w:pPr>
       <w:r>
         <w:rPr>
-          <w:rFonts w:ascii="Calibri" w:hAnsi="Calibri" w:cs="Calibri" w:eastAsia="Calibri"/>
-          <w:b w:val="0"/>
+          <w:rFonts w:ascii="Times New Roman" w:hAnsi="Times New Roman" w:cs="Times New Roman" w:eastAsia="Times New Roman"/>
+          <w:b/>
           <w:i/>
-          <w:sz w:val="22"/>
+          <w:color w:val="1F3A5F"/>
+          <w:sz w:val="20"/>
           <w:rtl/>
-          <w:cs/>
+          <w:lang w:val="fa-IR" w:bidi="fa-IR"/>
         </w:rPr>
         <w:t>جدول ۲. مقدار p برای کنتراست اصلی؛ پیش‌فرض عوض نشده است.</w:t>
       </w:r>
     </w:p>
     <w:tbl>
       <w:tblPr>
-        <w:tblStyle w:val="TableGrid"/>
         <w:tblW w:type="auto" w:w="0"/>
         <w:jc w:val="center"/>
         <w:tblLook w:firstColumn="1" w:firstRow="1" w:lastColumn="0" w:lastRow="0" w:noHBand="0" w:noVBand="1" w:val="04A0"/>
+        <w:bidiVisual w:val="1"/>
+        <w:tblW w:w="5000" w:type="pct"/>
       </w:tblPr>
       <w:tblGrid>
-        <w:gridCol w:w="4536"/>
-        <w:gridCol w:w="4536"/>
+        <w:gridCol w:w="4706"/>
+        <w:gridCol w:w="4706"/>
       </w:tblGrid>
       <w:tr>
         <w:tc>
           <w:tcPr>
-            <w:tcW w:type="dxa" w:w="4536"/>
-            <w:shd w:fill="1F4E79" w:val="clear"/>
+            <w:tcW w:type="dxa" w:w="4706"/>
+            <w:shd w:fill="1F3A5F" w:val="clear"/>
+            <w:tcBorders>
+              <w:top w:val="single" w:sz="4" w:color="8AA0B8"/>
+              <w:left w:val="single" w:sz="4" w:color="8AA0B8"/>
+              <w:bottom w:val="single" w:sz="4" w:color="8AA0B8"/>
+              <w:right w:val="single" w:sz="4" w:color="8AA0B8"/>
+            </w:tcBorders>
           </w:tcPr>
           <w:p>
             <w:pPr>
-              <w:spacing w:after="160" w:line="360" w:lineRule="auto"/>
+              <w:bidi w:val="1"/>
+              <w:spacing w:after="40" w:before="40" w:line="240" w:lineRule="auto"/>
               <w:jc w:val="center"/>
-              <w:bidi w:val="1"/>
             </w:pPr>
+            <w:r/>
             <w:r>
               <w:rPr>
-                <w:color w:val="FFFFFF"/>
-              </w:rPr>
-            </w:r>
-            <w:r>
-              <w:rPr>
-                <w:rFonts w:ascii="Calibri" w:hAnsi="Calibri" w:cs="Calibri" w:eastAsia="Calibri"/>
+                <w:rFonts w:ascii="Times New Roman" w:hAnsi="Times New Roman" w:cs="Times New Roman" w:eastAsia="Times New Roman"/>
                 <w:b/>
                 <w:i w:val="0"/>
                 <w:color w:val="FFFFFF"/>
                 <w:sz w:val="20"/>
                 <w:rtl/>
-                <w:cs/>
+                <w:lang w:val="fa-IR" w:bidi="fa-IR"/>
               </w:rPr>
               <w:t>روش</w:t>
             </w:r>
@@ -1065,29 +1171,31 @@
         </w:tc>
         <w:tc>
           <w:tcPr>
-            <w:tcW w:type="dxa" w:w="4536"/>
-            <w:shd w:fill="1F4E79" w:val="clear"/>
+            <w:tcW w:type="dxa" w:w="4706"/>
+            <w:shd w:fill="1F3A5F" w:val="clear"/>
+            <w:tcBorders>
+              <w:top w:val="single" w:sz="4" w:color="8AA0B8"/>
+              <w:left w:val="single" w:sz="4" w:color="8AA0B8"/>
+              <w:bottom w:val="single" w:sz="4" w:color="8AA0B8"/>
+              <w:right w:val="single" w:sz="4" w:color="8AA0B8"/>
+            </w:tcBorders>
           </w:tcPr>
           <w:p>
             <w:pPr>
-              <w:spacing w:after="160" w:line="360" w:lineRule="auto"/>
+              <w:bidi w:val="1"/>
+              <w:spacing w:after="40" w:before="40" w:line="240" w:lineRule="auto"/>
               <w:jc w:val="center"/>
-              <w:bidi w:val="1"/>
             </w:pPr>
+            <w:r/>
             <w:r>
               <w:rPr>
-                <w:color w:val="FFFFFF"/>
-              </w:rPr>
-            </w:r>
-            <w:r>
-              <w:rPr>
-                <w:rFonts w:ascii="Calibri" w:hAnsi="Calibri" w:cs="Calibri" w:eastAsia="Calibri"/>
+                <w:rFonts w:ascii="Times New Roman" w:hAnsi="Times New Roman" w:cs="Times New Roman" w:eastAsia="Times New Roman"/>
                 <w:b/>
                 <w:i w:val="0"/>
                 <w:color w:val="FFFFFF"/>
                 <w:sz w:val="20"/>
                 <w:rtl/>
-                <w:cs/>
+                <w:lang w:val="fa-IR" w:bidi="fa-IR"/>
               </w:rPr>
               <w:t>مقدار p</w:t>
             </w:r>
@@ -1097,23 +1205,29 @@
       <w:tr>
         <w:tc>
           <w:tcPr>
-            <w:tcW w:type="dxa" w:w="4536"/>
+            <w:tcW w:type="dxa" w:w="4706"/>
+            <w:tcBorders>
+              <w:top w:val="single" w:sz="4" w:color="8AA0B8"/>
+              <w:left w:val="single" w:sz="4" w:color="8AA0B8"/>
+              <w:bottom w:val="single" w:sz="4" w:color="8AA0B8"/>
+              <w:right w:val="single" w:sz="4" w:color="8AA0B8"/>
+            </w:tcBorders>
           </w:tcPr>
           <w:p>
             <w:pPr>
-              <w:spacing w:after="160" w:line="360" w:lineRule="auto"/>
+              <w:bidi w:val="1"/>
+              <w:spacing w:after="40" w:before="40" w:line="240" w:lineRule="auto"/>
               <w:jc w:val="center"/>
-              <w:bidi w:val="1"/>
             </w:pPr>
             <w:r/>
             <w:r>
               <w:rPr>
-                <w:rFonts w:ascii="Calibri" w:hAnsi="Calibri" w:cs="Calibri" w:eastAsia="Calibri"/>
+                <w:rFonts w:ascii="Times New Roman" w:hAnsi="Times New Roman" w:cs="Times New Roman" w:eastAsia="Times New Roman"/>
                 <w:b w:val="0"/>
                 <w:i w:val="0"/>
                 <w:sz w:val="20"/>
                 <w:rtl/>
-                <w:cs/>
+                <w:lang w:val="fa-IR" w:bidi="fa-IR"/>
               </w:rPr>
               <w:t>مونت‌کارلو، ۲۰٬۰۰۰ قرعه (ذخیره‌شده در v7)</w:t>
             </w:r>
@@ -1121,23 +1235,29 @@
         </w:tc>
         <w:tc>
           <w:tcPr>
-            <w:tcW w:type="dxa" w:w="4536"/>
+            <w:tcW w:type="dxa" w:w="4706"/>
+            <w:tcBorders>
+              <w:top w:val="single" w:sz="4" w:color="8AA0B8"/>
+              <w:left w:val="single" w:sz="4" w:color="8AA0B8"/>
+              <w:bottom w:val="single" w:sz="4" w:color="8AA0B8"/>
+              <w:right w:val="single" w:sz="4" w:color="8AA0B8"/>
+            </w:tcBorders>
           </w:tcPr>
           <w:p>
             <w:pPr>
-              <w:spacing w:after="160" w:line="360" w:lineRule="auto"/>
+              <w:bidi w:val="1"/>
+              <w:spacing w:after="40" w:before="40" w:line="240" w:lineRule="auto"/>
               <w:jc w:val="center"/>
-              <w:bidi w:val="1"/>
             </w:pPr>
             <w:r/>
             <w:r>
               <w:rPr>
-                <w:rFonts w:ascii="Calibri" w:hAnsi="Calibri" w:cs="Calibri" w:eastAsia="Calibri"/>
+                <w:rFonts w:ascii="Times New Roman" w:hAnsi="Times New Roman" w:cs="Times New Roman" w:eastAsia="Times New Roman"/>
                 <w:b w:val="0"/>
                 <w:i w:val="0"/>
                 <w:sz w:val="20"/>
                 <w:rtl/>
-                <w:cs/>
+                <w:lang w:val="fa-IR" w:bidi="fa-IR"/>
               </w:rPr>
               <w:t>4.99975×10⁻⁵</w:t>
             </w:r>
@@ -1147,24 +1267,30 @@
       <w:tr>
         <w:tc>
           <w:tcPr>
-            <w:tcW w:type="dxa" w:w="4536"/>
-            <w:shd w:fill="F2F2F2" w:val="clear"/>
+            <w:tcW w:type="dxa" w:w="4706"/>
+            <w:tcBorders>
+              <w:top w:val="single" w:sz="4" w:color="8AA0B8"/>
+              <w:left w:val="single" w:sz="4" w:color="8AA0B8"/>
+              <w:bottom w:val="single" w:sz="4" w:color="8AA0B8"/>
+              <w:right w:val="single" w:sz="4" w:color="8AA0B8"/>
+            </w:tcBorders>
+            <w:shd w:fill="E8EEF6" w:val="clear"/>
           </w:tcPr>
           <w:p>
             <w:pPr>
-              <w:spacing w:after="160" w:line="360" w:lineRule="auto"/>
+              <w:bidi w:val="1"/>
+              <w:spacing w:after="40" w:before="40" w:line="240" w:lineRule="auto"/>
               <w:jc w:val="center"/>
-              <w:bidi w:val="1"/>
             </w:pPr>
             <w:r/>
             <w:r>
               <w:rPr>
-                <w:rFonts w:ascii="Calibri" w:hAnsi="Calibri" w:cs="Calibri" w:eastAsia="Calibri"/>
+                <w:rFonts w:ascii="Times New Roman" w:hAnsi="Times New Roman" w:cs="Times New Roman" w:eastAsia="Times New Roman"/>
                 <w:b w:val="0"/>
                 <w:i w:val="0"/>
                 <w:sz w:val="20"/>
                 <w:rtl/>
-                <w:cs/>
+                <w:lang w:val="fa-IR" w:bidi="fa-IR"/>
               </w:rPr>
               <w:t>شمارش کامل، ۲/۲³⁰ (اختیاری)</w:t>
             </w:r>
@@ -1172,24 +1298,30 @@
         </w:tc>
         <w:tc>
           <w:tcPr>
-            <w:tcW w:type="dxa" w:w="4536"/>
-            <w:shd w:fill="F2F2F2" w:val="clear"/>
+            <w:tcW w:type="dxa" w:w="4706"/>
+            <w:tcBorders>
+              <w:top w:val="single" w:sz="4" w:color="8AA0B8"/>
+              <w:left w:val="single" w:sz="4" w:color="8AA0B8"/>
+              <w:bottom w:val="single" w:sz="4" w:color="8AA0B8"/>
+              <w:right w:val="single" w:sz="4" w:color="8AA0B8"/>
+            </w:tcBorders>
+            <w:shd w:fill="E8EEF6" w:val="clear"/>
           </w:tcPr>
           <w:p>
             <w:pPr>
-              <w:spacing w:after="160" w:line="360" w:lineRule="auto"/>
+              <w:bidi w:val="1"/>
+              <w:spacing w:after="40" w:before="40" w:line="240" w:lineRule="auto"/>
               <w:jc w:val="center"/>
-              <w:bidi w:val="1"/>
             </w:pPr>
             <w:r/>
             <w:r>
               <w:rPr>
-                <w:rFonts w:ascii="Calibri" w:hAnsi="Calibri" w:cs="Calibri" w:eastAsia="Calibri"/>
+                <w:rFonts w:ascii="Times New Roman" w:hAnsi="Times New Roman" w:cs="Times New Roman" w:eastAsia="Times New Roman"/>
                 <w:b w:val="0"/>
                 <w:i w:val="0"/>
                 <w:sz w:val="20"/>
                 <w:rtl/>
-                <w:cs/>
+                <w:lang w:val="fa-IR" w:bidi="fa-IR"/>
               </w:rPr>
               <w:t>1.86265×10⁻⁹</w:t>
             </w:r>
@@ -1199,23 +1331,29 @@
       <w:tr>
         <w:tc>
           <w:tcPr>
-            <w:tcW w:type="dxa" w:w="4536"/>
+            <w:tcW w:type="dxa" w:w="4706"/>
+            <w:tcBorders>
+              <w:top w:val="single" w:sz="4" w:color="8AA0B8"/>
+              <w:left w:val="single" w:sz="4" w:color="8AA0B8"/>
+              <w:bottom w:val="single" w:sz="4" w:color="8AA0B8"/>
+              <w:right w:val="single" w:sz="4" w:color="8AA0B8"/>
+            </w:tcBorders>
           </w:tcPr>
           <w:p>
             <w:pPr>
-              <w:spacing w:after="160" w:line="360" w:lineRule="auto"/>
+              <w:bidi w:val="1"/>
+              <w:spacing w:after="40" w:before="40" w:line="240" w:lineRule="auto"/>
               <w:jc w:val="center"/>
-              <w:bidi w:val="1"/>
             </w:pPr>
             <w:r/>
             <w:r>
               <w:rPr>
-                <w:rFonts w:ascii="Calibri" w:hAnsi="Calibri" w:cs="Calibri" w:eastAsia="Calibri"/>
+                <w:rFonts w:ascii="Times New Roman" w:hAnsi="Times New Roman" w:cs="Times New Roman" w:eastAsia="Times New Roman"/>
                 <w:b w:val="0"/>
                 <w:i w:val="0"/>
                 <w:sz w:val="20"/>
                 <w:rtl/>
-                <w:cs/>
+                <w:lang w:val="fa-IR" w:bidi="fa-IR"/>
               </w:rPr>
               <w:t>نسبت مقدار پیش‌فرض به دقیق</w:t>
             </w:r>
@@ -1223,23 +1361,29 @@
         </w:tc>
         <w:tc>
           <w:tcPr>
-            <w:tcW w:type="dxa" w:w="4536"/>
+            <w:tcW w:type="dxa" w:w="4706"/>
+            <w:tcBorders>
+              <w:top w:val="single" w:sz="4" w:color="8AA0B8"/>
+              <w:left w:val="single" w:sz="4" w:color="8AA0B8"/>
+              <w:bottom w:val="single" w:sz="4" w:color="8AA0B8"/>
+              <w:right w:val="single" w:sz="4" w:color="8AA0B8"/>
+            </w:tcBorders>
           </w:tcPr>
           <w:p>
             <w:pPr>
-              <w:spacing w:after="160" w:line="360" w:lineRule="auto"/>
+              <w:bidi w:val="1"/>
+              <w:spacing w:after="40" w:before="40" w:line="240" w:lineRule="auto"/>
               <w:jc w:val="center"/>
-              <w:bidi w:val="1"/>
             </w:pPr>
             <w:r/>
             <w:r>
               <w:rPr>
-                <w:rFonts w:ascii="Calibri" w:hAnsi="Calibri" w:cs="Calibri" w:eastAsia="Calibri"/>
+                <w:rFonts w:ascii="Times New Roman" w:hAnsi="Times New Roman" w:cs="Times New Roman" w:eastAsia="Times New Roman"/>
                 <w:b w:val="0"/>
                 <w:i w:val="0"/>
                 <w:sz w:val="20"/>
                 <w:rtl/>
-                <w:cs/>
+                <w:lang w:val="fa-IR" w:bidi="fa-IR"/>
               </w:rPr>
               <w:t>≈26٬842</w:t>
             </w:r>
@@ -1247,137 +1391,179 @@
         </w:tc>
       </w:tr>
     </w:tbl>
-    <w:p/>
     <w:p>
       <w:pPr>
-        <w:spacing w:after="160" w:line="360" w:lineRule="auto" w:before="0"/>
-        <w:ind w:firstLine="283"/>
-        <w:jc w:val="right"/>
         <w:bidi w:val="1"/>
+        <w:spacing w:after="160" w:before="0" w:line="276" w:lineRule="auto"/>
+        <w:jc w:val="both"/>
       </w:pPr>
       <w:r>
         <w:rPr>
-          <w:rFonts w:ascii="Calibri" w:hAnsi="Calibri" w:cs="Calibri" w:eastAsia="Calibri"/>
+          <w:rFonts w:ascii="Times New Roman" w:hAnsi="Times New Roman" w:cs="Times New Roman" w:eastAsia="Times New Roman"/>
           <w:b w:val="0"/>
           <w:i w:val="0"/>
           <w:sz w:val="24"/>
           <w:rtl/>
-          <w:cs/>
+          <w:lang w:val="fa-IR" w:bidi="fa-IR"/>
         </w:rPr>
-        <w:t>sign_flip_permutation_detail روش و کف سانسور را همراه p برمی‌گرداند. meet_in_the_middle_sign_flip_p شمارش دقیق n≤۴۰ را اختیاری می‌دهد. این مقاله اعداد results_v7.json را با شمارش دقیق بازنویسی نمی‌کند.</w:t>
+        <w:t>کف مونت‌کارلو کران ریاضیِ p واقعی نیست؛ صرفاً حد تفکیک برآوردگر در این تعداد قرعه است. در این نمونه مقدار مونت‌کارلو از مقدار دقیق بزرگ‌تر است، پس سانسور در جهت «کم‌گزارش‌کردن معناداری» بوده نه بزرگ‌نمایی آن. برابرشدن pهای پیش‌فرض در کف، قدرت تفکیک تصحیح هولم را محدود می‌کند اما آن را نامعتبر نمی‌سازد.</w:t>
       </w:r>
     </w:p>
     <w:p>
       <w:pPr>
-        <w:spacing w:after="200" w:line="360" w:lineRule="auto" w:before="200"/>
-        <w:jc w:val="right"/>
         <w:bidi w:val="1"/>
+        <w:spacing w:after="160" w:before="0" w:line="276" w:lineRule="auto"/>
+        <w:jc w:val="both"/>
       </w:pPr>
       <w:r>
         <w:rPr>
-          <w:rFonts w:ascii="Calibri" w:hAnsi="Calibri" w:cs="Calibri" w:eastAsia="Calibri"/>
+          <w:rFonts w:ascii="Times New Roman" w:hAnsi="Times New Roman" w:cs="Times New Roman" w:eastAsia="Times New Roman"/>
+          <w:b w:val="0"/>
+          <w:i w:val="0"/>
+          <w:sz w:val="24"/>
+          <w:rtl/>
+          <w:lang w:val="fa-IR" w:bidi="fa-IR"/>
+        </w:rPr>
+        <w:t>sign_flip_permutation_detail روش، کف سانسور و پرچم سانسور را همراه p برمی‌گرداند. meet_in_the_middle_sign_flip_p شمارش دقیق n≤۴۰ را اختیاری می‌دهد و پیش‌فرض را عوض نمی‌کند. جمع دو نیمه در ممیز شناور ممکن است با sum کامل یکی نباشد؛ تطبیق الگوها با رواداری نسبی ۱×۱۰⁻¹² انجام می‌شود تا الگوی تمام‌علامت از قلم نیفتد. این مقاله اعداد results_v7.json را با شمارش دقیق بازنویسی نمی‌کند.</w:t>
+      </w:r>
+    </w:p>
+    <w:p>
+      <w:pPr>
+        <w:bidi w:val="1"/>
+        <w:spacing w:after="120" w:before="200" w:line="276" w:lineRule="auto"/>
+        <w:jc w:val="right"/>
+      </w:pPr>
+      <w:r>
+        <w:rPr>
+          <w:rFonts w:ascii="Times New Roman" w:hAnsi="Times New Roman" w:cs="Times New Roman" w:eastAsia="Times New Roman"/>
           <w:b/>
           <w:i w:val="0"/>
-          <w:sz w:val="26"/>
+          <w:color w:val="1F3A5F"/>
+          <w:sz w:val="24"/>
           <w:rtl/>
-          <w:cs/>
+          <w:lang w:val="fa-IR" w:bidi="fa-IR"/>
         </w:rPr>
         <w:t>۳-۴. حسابرسی که واژگان مصنوع اصلی را نمی‌خواند</w:t>
       </w:r>
     </w:p>
     <w:p>
       <w:pPr>
-        <w:spacing w:after="160" w:line="360" w:lineRule="auto" w:before="0"/>
-        <w:ind w:firstLine="283"/>
-        <w:jc w:val="right"/>
         <w:bidi w:val="1"/>
+        <w:spacing w:after="160" w:before="0" w:line="276" w:lineRule="auto"/>
+        <w:jc w:val="both"/>
       </w:pPr>
       <w:r>
         <w:rPr>
-          <w:rFonts w:ascii="Calibri" w:hAnsi="Calibri" w:cs="Calibri" w:eastAsia="Calibri"/>
+          <w:rFonts w:ascii="Times New Roman" w:hAnsi="Times New Roman" w:cs="Times New Roman" w:eastAsia="Times New Roman"/>
           <w:b w:val="0"/>
           <w:i w:val="0"/>
           <w:sz w:val="24"/>
           <w:rtl/>
-          <w:cs/>
+          <w:lang w:val="fa-IR" w:bidi="fa-IR"/>
         </w:rPr>
-        <w:t>برچسب‌های auxiliary_control، sensitivity_negative_control و positive_control در مصنوع v7 با واژگان مجاز طرح‌واره یکی نبودند. اصلاح در لایهٔ آداپتور است. هیچ‌یک از این بندها مجوز برچسب SaMD یا asme_vv40_passed نیست.</w:t>
+        <w:t>برچسب‌های auxiliary_control، sensitivity_negative_control و positive_control در مصنوع v7 با واژگان مجاز طرح‌واره یکی نبودند. ترجمه روی پورت codontrace.claimgate.adapters.roles.canonical_role است؛ نقشهٔ HE01 در he01_arm_roles می‌ماند. آداپتور هنگام ساخت بسته نقش را اعمال می‌کند؛ بایت مصنوع عوض نمی‌شود. فروکاستن همهٔ کنترل‌ها به یک برچسب عمومی می‌تواند بررسی کفایت شواهد را تضعیف کند.</w:t>
       </w:r>
     </w:p>
     <w:p>
       <w:pPr>
-        <w:spacing w:after="200" w:line="360" w:lineRule="auto" w:before="280"/>
-        <w:jc w:val="right"/>
         <w:bidi w:val="1"/>
+        <w:spacing w:after="160" w:before="0" w:line="276" w:lineRule="auto"/>
+        <w:jc w:val="both"/>
       </w:pPr>
       <w:r>
         <w:rPr>
-          <w:rFonts w:ascii="Calibri" w:hAnsi="Calibri" w:cs="Calibri" w:eastAsia="Calibri"/>
+          <w:rFonts w:ascii="Times New Roman" w:hAnsi="Times New Roman" w:cs="Times New Roman" w:eastAsia="Times New Roman"/>
+          <w:b w:val="0"/>
+          <w:i w:val="0"/>
+          <w:sz w:val="24"/>
+          <w:rtl/>
+          <w:lang w:val="fa-IR" w:bidi="fa-IR"/>
+        </w:rPr>
+        <w:t>هیچ‌یک از این بندها مجوز برچسب SaMD یا asme_vv40_passed نیست.</w:t>
+      </w:r>
+    </w:p>
+    <w:p>
+      <w:pPr>
+        <w:bidi w:val="1"/>
+        <w:spacing w:after="160" w:before="280" w:line="276" w:lineRule="auto"/>
+        <w:jc w:val="right"/>
+        <w:pBdr>
+          <w:bottom w:val="single" w:sz="12" w:space="4" w:color="1F3A5F"/>
+        </w:pBdr>
+      </w:pPr>
+      <w:r>
+        <w:rPr>
+          <w:rFonts w:ascii="Times New Roman" w:hAnsi="Times New Roman" w:cs="Times New Roman" w:eastAsia="Times New Roman"/>
           <w:b/>
           <w:i w:val="0"/>
-          <w:sz w:val="32"/>
+          <w:color w:val="1F3A5F"/>
+          <w:sz w:val="28"/>
           <w:rtl/>
-          <w:cs/>
+          <w:lang w:val="fa-IR" w:bidi="fa-IR"/>
         </w:rPr>
         <w:t>۴. سنجش داخلی حسابرس و اختلاف سطوح</w:t>
       </w:r>
     </w:p>
     <w:p>
       <w:pPr>
-        <w:spacing w:after="80" w:line="360" w:lineRule="auto" w:before="0"/>
-        <w:jc w:val="right"/>
         <w:bidi w:val="1"/>
+        <w:spacing w:after="80" w:before="160" w:line="276" w:lineRule="auto"/>
+        <w:jc w:val="center"/>
       </w:pPr>
       <w:r>
         <w:rPr>
-          <w:rFonts w:ascii="Calibri" w:hAnsi="Calibri" w:cs="Calibri" w:eastAsia="Calibri"/>
-          <w:b w:val="0"/>
+          <w:rFonts w:ascii="Times New Roman" w:hAnsi="Times New Roman" w:cs="Times New Roman" w:eastAsia="Times New Roman"/>
+          <w:b/>
           <w:i/>
-          <w:sz w:val="22"/>
+          <w:color w:val="1F3A5F"/>
+          <w:sz w:val="20"/>
           <w:rtl/>
-          <w:cs/>
+          <w:lang w:val="fa-IR" w:bidi="fa-IR"/>
         </w:rPr>
-        <w:t>جدول ۳. سطوح و برچسب‌های گزارش‌شده در نه بستهٔ آزمون (فایل 09_results/ladder_validation.json در درخت نیست).</w:t>
+        <w:t>جدول ۳. سطوح زنده در docs/claimgate/ladder_validation.json (دایجست ea0366d0). داور بیرونی نیست. مسیر 09_results/ladder_validation.json در درخت نیست.</w:t>
       </w:r>
     </w:p>
     <w:tbl>
       <w:tblPr>
-        <w:tblStyle w:val="TableGrid"/>
         <w:tblW w:type="auto" w:w="0"/>
         <w:jc w:val="center"/>
         <w:tblLook w:firstColumn="1" w:firstRow="1" w:lastColumn="0" w:lastRow="0" w:noHBand="0" w:noVBand="1" w:val="04A0"/>
+        <w:bidiVisual w:val="1"/>
+        <w:tblW w:w="5000" w:type="pct"/>
       </w:tblPr>
       <w:tblGrid>
-        <w:gridCol w:w="3024"/>
-        <w:gridCol w:w="3024"/>
-        <w:gridCol w:w="3024"/>
+        <w:gridCol w:w="3137"/>
+        <w:gridCol w:w="3137"/>
+        <w:gridCol w:w="3137"/>
       </w:tblGrid>
       <w:tr>
         <w:tc>
           <w:tcPr>
-            <w:tcW w:type="dxa" w:w="3024"/>
-            <w:shd w:fill="1F4E79" w:val="clear"/>
+            <w:tcW w:type="dxa" w:w="3137"/>
+            <w:shd w:fill="1F3A5F" w:val="clear"/>
+            <w:tcBorders>
+              <w:top w:val="single" w:sz="4" w:color="8AA0B8"/>
+              <w:left w:val="single" w:sz="4" w:color="8AA0B8"/>
+              <w:bottom w:val="single" w:sz="4" w:color="8AA0B8"/>
+              <w:right w:val="single" w:sz="4" w:color="8AA0B8"/>
+            </w:tcBorders>
           </w:tcPr>
           <w:p>
             <w:pPr>
-              <w:spacing w:after="160" w:line="360" w:lineRule="auto"/>
+              <w:bidi w:val="1"/>
+              <w:spacing w:after="40" w:before="40" w:line="240" w:lineRule="auto"/>
               <w:jc w:val="center"/>
-              <w:bidi w:val="1"/>
             </w:pPr>
+            <w:r/>
             <w:r>
               <w:rPr>
-                <w:color w:val="FFFFFF"/>
-              </w:rPr>
-            </w:r>
-            <w:r>
-              <w:rPr>
-                <w:rFonts w:ascii="Calibri" w:hAnsi="Calibri" w:cs="Calibri" w:eastAsia="Calibri"/>
+                <w:rFonts w:ascii="Times New Roman" w:hAnsi="Times New Roman" w:cs="Times New Roman" w:eastAsia="Times New Roman"/>
                 <w:b/>
                 <w:i w:val="0"/>
                 <w:color w:val="FFFFFF"/>
                 <w:sz w:val="20"/>
                 <w:rtl/>
-                <w:cs/>
+                <w:lang w:val="fa-IR" w:bidi="fa-IR"/>
               </w:rPr>
               <w:t>بستهٔ آزمون</w:t>
             </w:r>
@@ -1385,29 +1571,31 @@
         </w:tc>
         <w:tc>
           <w:tcPr>
-            <w:tcW w:type="dxa" w:w="3024"/>
-            <w:shd w:fill="1F4E79" w:val="clear"/>
+            <w:tcW w:type="dxa" w:w="3137"/>
+            <w:shd w:fill="1F3A5F" w:val="clear"/>
+            <w:tcBorders>
+              <w:top w:val="single" w:sz="4" w:color="8AA0B8"/>
+              <w:left w:val="single" w:sz="4" w:color="8AA0B8"/>
+              <w:bottom w:val="single" w:sz="4" w:color="8AA0B8"/>
+              <w:right w:val="single" w:sz="4" w:color="8AA0B8"/>
+            </w:tcBorders>
           </w:tcPr>
           <w:p>
             <w:pPr>
-              <w:spacing w:after="160" w:line="360" w:lineRule="auto"/>
+              <w:bidi w:val="1"/>
+              <w:spacing w:after="40" w:before="40" w:line="240" w:lineRule="auto"/>
               <w:jc w:val="center"/>
-              <w:bidi w:val="1"/>
             </w:pPr>
+            <w:r/>
             <w:r>
               <w:rPr>
-                <w:color w:val="FFFFFF"/>
-              </w:rPr>
-            </w:r>
-            <w:r>
-              <w:rPr>
-                <w:rFonts w:ascii="Calibri" w:hAnsi="Calibri" w:cs="Calibri" w:eastAsia="Calibri"/>
+                <w:rFonts w:ascii="Times New Roman" w:hAnsi="Times New Roman" w:cs="Times New Roman" w:eastAsia="Times New Roman"/>
                 <w:b/>
                 <w:i w:val="0"/>
                 <w:color w:val="FFFFFF"/>
                 <w:sz w:val="20"/>
                 <w:rtl/>
-                <w:cs/>
+                <w:lang w:val="fa-IR" w:bidi="fa-IR"/>
               </w:rPr>
               <w:t>سطح</w:t>
             </w:r>
@@ -1415,29 +1603,31 @@
         </w:tc>
         <w:tc>
           <w:tcPr>
-            <w:tcW w:type="dxa" w:w="3024"/>
-            <w:shd w:fill="1F4E79" w:val="clear"/>
+            <w:tcW w:type="dxa" w:w="3137"/>
+            <w:shd w:fill="1F3A5F" w:val="clear"/>
+            <w:tcBorders>
+              <w:top w:val="single" w:sz="4" w:color="8AA0B8"/>
+              <w:left w:val="single" w:sz="4" w:color="8AA0B8"/>
+              <w:bottom w:val="single" w:sz="4" w:color="8AA0B8"/>
+              <w:right w:val="single" w:sz="4" w:color="8AA0B8"/>
+            </w:tcBorders>
           </w:tcPr>
           <w:p>
             <w:pPr>
-              <w:spacing w:after="160" w:line="360" w:lineRule="auto"/>
+              <w:bidi w:val="1"/>
+              <w:spacing w:after="40" w:before="40" w:line="240" w:lineRule="auto"/>
               <w:jc w:val="center"/>
-              <w:bidi w:val="1"/>
             </w:pPr>
+            <w:r/>
             <w:r>
               <w:rPr>
-                <w:color w:val="FFFFFF"/>
-              </w:rPr>
-            </w:r>
-            <w:r>
-              <w:rPr>
-                <w:rFonts w:ascii="Calibri" w:hAnsi="Calibri" w:cs="Calibri" w:eastAsia="Calibri"/>
+                <w:rFonts w:ascii="Times New Roman" w:hAnsi="Times New Roman" w:cs="Times New Roman" w:eastAsia="Times New Roman"/>
                 <w:b/>
                 <w:i w:val="0"/>
                 <w:color w:val="FFFFFF"/>
                 <w:sz w:val="20"/>
                 <w:rtl/>
-                <w:cs/>
+                <w:lang w:val="fa-IR" w:bidi="fa-IR"/>
               </w:rPr>
               <w:t>نسبت به انتظار آزمون</w:t>
             </w:r>
@@ -1447,23 +1637,29 @@
       <w:tr>
         <w:tc>
           <w:tcPr>
-            <w:tcW w:type="dxa" w:w="3024"/>
+            <w:tcW w:type="dxa" w:w="3137"/>
+            <w:tcBorders>
+              <w:top w:val="single" w:sz="4" w:color="8AA0B8"/>
+              <w:left w:val="single" w:sz="4" w:color="8AA0B8"/>
+              <w:bottom w:val="single" w:sz="4" w:color="8AA0B8"/>
+              <w:right w:val="single" w:sz="4" w:color="8AA0B8"/>
+            </w:tcBorders>
           </w:tcPr>
           <w:p>
             <w:pPr>
-              <w:spacing w:after="160" w:line="360" w:lineRule="auto"/>
+              <w:bidi w:val="1"/>
+              <w:spacing w:after="40" w:before="40" w:line="240" w:lineRule="auto"/>
               <w:jc w:val="center"/>
-              <w:bidi w:val="1"/>
             </w:pPr>
             <w:r/>
             <w:r>
               <w:rPr>
-                <w:rFonts w:ascii="Calibri" w:hAnsi="Calibri" w:cs="Calibri" w:eastAsia="Calibri"/>
+                <w:rFonts w:ascii="Times New Roman" w:hAnsi="Times New Roman" w:cs="Times New Roman" w:eastAsia="Times New Roman"/>
                 <w:b w:val="0"/>
                 <w:i w:val="0"/>
                 <w:sz w:val="20"/>
                 <w:rtl/>
-                <w:cs/>
+                <w:lang w:val="fa-IR" w:bidi="fa-IR"/>
               </w:rPr>
               <w:t>مرجع بدون دستکاری</w:t>
             </w:r>
@@ -1471,23 +1667,29 @@
         </w:tc>
         <w:tc>
           <w:tcPr>
-            <w:tcW w:type="dxa" w:w="3024"/>
+            <w:tcW w:type="dxa" w:w="3137"/>
+            <w:tcBorders>
+              <w:top w:val="single" w:sz="4" w:color="8AA0B8"/>
+              <w:left w:val="single" w:sz="4" w:color="8AA0B8"/>
+              <w:bottom w:val="single" w:sz="4" w:color="8AA0B8"/>
+              <w:right w:val="single" w:sz="4" w:color="8AA0B8"/>
+            </w:tcBorders>
           </w:tcPr>
           <w:p>
             <w:pPr>
-              <w:spacing w:after="160" w:line="360" w:lineRule="auto"/>
+              <w:bidi w:val="1"/>
+              <w:spacing w:after="40" w:before="40" w:line="240" w:lineRule="auto"/>
               <w:jc w:val="center"/>
-              <w:bidi w:val="1"/>
             </w:pPr>
             <w:r/>
             <w:r>
               <w:rPr>
-                <w:rFonts w:ascii="Calibri" w:hAnsi="Calibri" w:cs="Calibri" w:eastAsia="Calibri"/>
+                <w:rFonts w:ascii="Times New Roman" w:hAnsi="Times New Roman" w:cs="Times New Roman" w:eastAsia="Times New Roman"/>
                 <w:b w:val="0"/>
                 <w:i w:val="0"/>
                 <w:sz w:val="20"/>
                 <w:rtl/>
-                <w:cs/>
+                <w:lang w:val="fa-IR" w:bidi="fa-IR"/>
               </w:rPr>
               <w:t>4</w:t>
             </w:r>
@@ -1495,23 +1697,29 @@
         </w:tc>
         <w:tc>
           <w:tcPr>
-            <w:tcW w:type="dxa" w:w="3024"/>
+            <w:tcW w:type="dxa" w:w="3137"/>
+            <w:tcBorders>
+              <w:top w:val="single" w:sz="4" w:color="8AA0B8"/>
+              <w:left w:val="single" w:sz="4" w:color="8AA0B8"/>
+              <w:bottom w:val="single" w:sz="4" w:color="8AA0B8"/>
+              <w:right w:val="single" w:sz="4" w:color="8AA0B8"/>
+            </w:tcBorders>
           </w:tcPr>
           <w:p>
             <w:pPr>
-              <w:spacing w:after="160" w:line="360" w:lineRule="auto"/>
+              <w:bidi w:val="1"/>
+              <w:spacing w:after="40" w:before="40" w:line="240" w:lineRule="auto"/>
               <w:jc w:val="center"/>
-              <w:bidi w:val="1"/>
             </w:pPr>
             <w:r/>
             <w:r>
               <w:rPr>
-                <w:rFonts w:ascii="Calibri" w:hAnsi="Calibri" w:cs="Calibri" w:eastAsia="Calibri"/>
+                <w:rFonts w:ascii="Times New Roman" w:hAnsi="Times New Roman" w:cs="Times New Roman" w:eastAsia="Times New Roman"/>
                 <w:b w:val="0"/>
                 <w:i w:val="0"/>
                 <w:sz w:val="20"/>
                 <w:rtl/>
-                <w:cs/>
+                <w:lang w:val="fa-IR" w:bidi="fa-IR"/>
               </w:rPr>
               <w:t>مرجع</w:t>
             </w:r>
@@ -1521,24 +1729,30 @@
       <w:tr>
         <w:tc>
           <w:tcPr>
-            <w:tcW w:type="dxa" w:w="3024"/>
-            <w:shd w:fill="F2F2F2" w:val="clear"/>
+            <w:tcW w:type="dxa" w:w="3137"/>
+            <w:tcBorders>
+              <w:top w:val="single" w:sz="4" w:color="8AA0B8"/>
+              <w:left w:val="single" w:sz="4" w:color="8AA0B8"/>
+              <w:bottom w:val="single" w:sz="4" w:color="8AA0B8"/>
+              <w:right w:val="single" w:sz="4" w:color="8AA0B8"/>
+            </w:tcBorders>
+            <w:shd w:fill="E8EEF6" w:val="clear"/>
           </w:tcPr>
           <w:p>
             <w:pPr>
-              <w:spacing w:after="160" w:line="360" w:lineRule="auto"/>
+              <w:bidi w:val="1"/>
+              <w:spacing w:after="40" w:before="40" w:line="240" w:lineRule="auto"/>
               <w:jc w:val="center"/>
-              <w:bidi w:val="1"/>
             </w:pPr>
             <w:r/>
             <w:r>
               <w:rPr>
-                <w:rFonts w:ascii="Calibri" w:hAnsi="Calibri" w:cs="Calibri" w:eastAsia="Calibri"/>
+                <w:rFonts w:ascii="Times New Roman" w:hAnsi="Times New Roman" w:cs="Times New Roman" w:eastAsia="Times New Roman"/>
                 <w:b w:val="0"/>
                 <w:i w:val="0"/>
                 <w:sz w:val="20"/>
                 <w:rtl/>
-                <w:cs/>
+                <w:lang w:val="fa-IR" w:bidi="fa-IR"/>
               </w:rPr>
               <w:t>خروجی بازوهای یکسان</w:t>
             </w:r>
@@ -1546,24 +1760,30 @@
         </w:tc>
         <w:tc>
           <w:tcPr>
-            <w:tcW w:type="dxa" w:w="3024"/>
-            <w:shd w:fill="F2F2F2" w:val="clear"/>
+            <w:tcW w:type="dxa" w:w="3137"/>
+            <w:tcBorders>
+              <w:top w:val="single" w:sz="4" w:color="8AA0B8"/>
+              <w:left w:val="single" w:sz="4" w:color="8AA0B8"/>
+              <w:bottom w:val="single" w:sz="4" w:color="8AA0B8"/>
+              <w:right w:val="single" w:sz="4" w:color="8AA0B8"/>
+            </w:tcBorders>
+            <w:shd w:fill="E8EEF6" w:val="clear"/>
           </w:tcPr>
           <w:p>
             <w:pPr>
-              <w:spacing w:after="160" w:line="360" w:lineRule="auto"/>
+              <w:bidi w:val="1"/>
+              <w:spacing w:after="40" w:before="40" w:line="240" w:lineRule="auto"/>
               <w:jc w:val="center"/>
-              <w:bidi w:val="1"/>
             </w:pPr>
             <w:r/>
             <w:r>
               <w:rPr>
-                <w:rFonts w:ascii="Calibri" w:hAnsi="Calibri" w:cs="Calibri" w:eastAsia="Calibri"/>
+                <w:rFonts w:ascii="Times New Roman" w:hAnsi="Times New Roman" w:cs="Times New Roman" w:eastAsia="Times New Roman"/>
                 <w:b w:val="0"/>
                 <w:i w:val="0"/>
                 <w:sz w:val="20"/>
                 <w:rtl/>
-                <w:cs/>
+                <w:lang w:val="fa-IR" w:bidi="fa-IR"/>
               </w:rPr>
               <w:t>1</w:t>
             </w:r>
@@ -1571,24 +1791,30 @@
         </w:tc>
         <w:tc>
           <w:tcPr>
-            <w:tcW w:type="dxa" w:w="3024"/>
-            <w:shd w:fill="F2F2F2" w:val="clear"/>
+            <w:tcW w:type="dxa" w:w="3137"/>
+            <w:tcBorders>
+              <w:top w:val="single" w:sz="4" w:color="8AA0B8"/>
+              <w:left w:val="single" w:sz="4" w:color="8AA0B8"/>
+              <w:bottom w:val="single" w:sz="4" w:color="8AA0B8"/>
+              <w:right w:val="single" w:sz="4" w:color="8AA0B8"/>
+            </w:tcBorders>
+            <w:shd w:fill="E8EEF6" w:val="clear"/>
           </w:tcPr>
           <w:p>
             <w:pPr>
-              <w:spacing w:after="160" w:line="360" w:lineRule="auto"/>
+              <w:bidi w:val="1"/>
+              <w:spacing w:after="40" w:before="40" w:line="240" w:lineRule="auto"/>
               <w:jc w:val="center"/>
-              <w:bidi w:val="1"/>
             </w:pPr>
             <w:r/>
             <w:r>
               <w:rPr>
-                <w:rFonts w:ascii="Calibri" w:hAnsi="Calibri" w:cs="Calibri" w:eastAsia="Calibri"/>
+                <w:rFonts w:ascii="Times New Roman" w:hAnsi="Times New Roman" w:cs="Times New Roman" w:eastAsia="Times New Roman"/>
                 <w:b w:val="0"/>
                 <w:i w:val="0"/>
                 <w:sz w:val="20"/>
                 <w:rtl/>
-                <w:cs/>
+                <w:lang w:val="fa-IR" w:bidi="fa-IR"/>
               </w:rPr>
               <w:t>مطابق انتظار</w:t>
             </w:r>
@@ -1598,23 +1824,29 @@
       <w:tr>
         <w:tc>
           <w:tcPr>
-            <w:tcW w:type="dxa" w:w="3024"/>
+            <w:tcW w:type="dxa" w:w="3137"/>
+            <w:tcBorders>
+              <w:top w:val="single" w:sz="4" w:color="8AA0B8"/>
+              <w:left w:val="single" w:sz="4" w:color="8AA0B8"/>
+              <w:bottom w:val="single" w:sz="4" w:color="8AA0B8"/>
+              <w:right w:val="single" w:sz="4" w:color="8AA0B8"/>
+            </w:tcBorders>
           </w:tcPr>
           <w:p>
             <w:pPr>
-              <w:spacing w:after="160" w:line="360" w:lineRule="auto"/>
+              <w:bidi w:val="1"/>
+              <w:spacing w:after="40" w:before="40" w:line="240" w:lineRule="auto"/>
               <w:jc w:val="center"/>
-              <w:bidi w:val="1"/>
             </w:pPr>
             <w:r/>
             <w:r>
               <w:rPr>
-                <w:rFonts w:ascii="Calibri" w:hAnsi="Calibri" w:cs="Calibri" w:eastAsia="Calibri"/>
+                <w:rFonts w:ascii="Times New Roman" w:hAnsi="Times New Roman" w:cs="Times New Roman" w:eastAsia="Times New Roman"/>
                 <w:b w:val="0"/>
                 <w:i w:val="0"/>
                 <w:sz w:val="20"/>
                 <w:rtl/>
-                <w:cs/>
+                <w:lang w:val="fa-IR" w:bidi="fa-IR"/>
               </w:rPr>
               <w:t>بازهٔ با عرض صفر</w:t>
             </w:r>
@@ -1622,23 +1854,29 @@
         </w:tc>
         <w:tc>
           <w:tcPr>
-            <w:tcW w:type="dxa" w:w="3024"/>
+            <w:tcW w:type="dxa" w:w="3137"/>
+            <w:tcBorders>
+              <w:top w:val="single" w:sz="4" w:color="8AA0B8"/>
+              <w:left w:val="single" w:sz="4" w:color="8AA0B8"/>
+              <w:bottom w:val="single" w:sz="4" w:color="8AA0B8"/>
+              <w:right w:val="single" w:sz="4" w:color="8AA0B8"/>
+            </w:tcBorders>
           </w:tcPr>
           <w:p>
             <w:pPr>
-              <w:spacing w:after="160" w:line="360" w:lineRule="auto"/>
+              <w:bidi w:val="1"/>
+              <w:spacing w:after="40" w:before="40" w:line="240" w:lineRule="auto"/>
               <w:jc w:val="center"/>
-              <w:bidi w:val="1"/>
             </w:pPr>
             <w:r/>
             <w:r>
               <w:rPr>
-                <w:rFonts w:ascii="Calibri" w:hAnsi="Calibri" w:cs="Calibri" w:eastAsia="Calibri"/>
+                <w:rFonts w:ascii="Times New Roman" w:hAnsi="Times New Roman" w:cs="Times New Roman" w:eastAsia="Times New Roman"/>
                 <w:b w:val="0"/>
                 <w:i w:val="0"/>
                 <w:sz w:val="20"/>
                 <w:rtl/>
-                <w:cs/>
+                <w:lang w:val="fa-IR" w:bidi="fa-IR"/>
               </w:rPr>
               <w:t>1</w:t>
             </w:r>
@@ -1646,23 +1884,29 @@
         </w:tc>
         <w:tc>
           <w:tcPr>
-            <w:tcW w:type="dxa" w:w="3024"/>
+            <w:tcW w:type="dxa" w:w="3137"/>
+            <w:tcBorders>
+              <w:top w:val="single" w:sz="4" w:color="8AA0B8"/>
+              <w:left w:val="single" w:sz="4" w:color="8AA0B8"/>
+              <w:bottom w:val="single" w:sz="4" w:color="8AA0B8"/>
+              <w:right w:val="single" w:sz="4" w:color="8AA0B8"/>
+            </w:tcBorders>
           </w:tcPr>
           <w:p>
             <w:pPr>
-              <w:spacing w:after="160" w:line="360" w:lineRule="auto"/>
+              <w:bidi w:val="1"/>
+              <w:spacing w:after="40" w:before="40" w:line="240" w:lineRule="auto"/>
               <w:jc w:val="center"/>
-              <w:bidi w:val="1"/>
             </w:pPr>
             <w:r/>
             <w:r>
               <w:rPr>
-                <w:rFonts w:ascii="Calibri" w:hAnsi="Calibri" w:cs="Calibri" w:eastAsia="Calibri"/>
+                <w:rFonts w:ascii="Times New Roman" w:hAnsi="Times New Roman" w:cs="Times New Roman" w:eastAsia="Times New Roman"/>
                 <w:b w:val="0"/>
                 <w:i w:val="0"/>
                 <w:sz w:val="20"/>
                 <w:rtl/>
-                <w:cs/>
+                <w:lang w:val="fa-IR" w:bidi="fa-IR"/>
               </w:rPr>
               <w:t>مطابق انتظار</w:t>
             </w:r>
@@ -1672,24 +1916,30 @@
       <w:tr>
         <w:tc>
           <w:tcPr>
-            <w:tcW w:type="dxa" w:w="3024"/>
-            <w:shd w:fill="F2F2F2" w:val="clear"/>
+            <w:tcW w:type="dxa" w:w="3137"/>
+            <w:tcBorders>
+              <w:top w:val="single" w:sz="4" w:color="8AA0B8"/>
+              <w:left w:val="single" w:sz="4" w:color="8AA0B8"/>
+              <w:bottom w:val="single" w:sz="4" w:color="8AA0B8"/>
+              <w:right w:val="single" w:sz="4" w:color="8AA0B8"/>
+            </w:tcBorders>
+            <w:shd w:fill="E8EEF6" w:val="clear"/>
           </w:tcPr>
           <w:p>
             <w:pPr>
-              <w:spacing w:after="160" w:line="360" w:lineRule="auto"/>
+              <w:bidi w:val="1"/>
+              <w:spacing w:after="40" w:before="40" w:line="240" w:lineRule="auto"/>
               <w:jc w:val="center"/>
-              <w:bidi w:val="1"/>
             </w:pPr>
             <w:r/>
             <w:r>
               <w:rPr>
-                <w:rFonts w:ascii="Calibri" w:hAnsi="Calibri" w:cs="Calibri" w:eastAsia="Calibri"/>
+                <w:rFonts w:ascii="Times New Roman" w:hAnsi="Times New Roman" w:cs="Times New Roman" w:eastAsia="Times New Roman"/>
                 <w:b w:val="0"/>
                 <w:i w:val="0"/>
                 <w:sz w:val="20"/>
                 <w:rtl/>
-                <w:cs/>
+                <w:lang w:val="fa-IR" w:bidi="fa-IR"/>
               </w:rPr>
               <w:t>نبود مقایسهٔ جفتی</w:t>
             </w:r>
@@ -1697,24 +1947,30 @@
         </w:tc>
         <w:tc>
           <w:tcPr>
-            <w:tcW w:type="dxa" w:w="3024"/>
-            <w:shd w:fill="F2F2F2" w:val="clear"/>
+            <w:tcW w:type="dxa" w:w="3137"/>
+            <w:tcBorders>
+              <w:top w:val="single" w:sz="4" w:color="8AA0B8"/>
+              <w:left w:val="single" w:sz="4" w:color="8AA0B8"/>
+              <w:bottom w:val="single" w:sz="4" w:color="8AA0B8"/>
+              <w:right w:val="single" w:sz="4" w:color="8AA0B8"/>
+            </w:tcBorders>
+            <w:shd w:fill="E8EEF6" w:val="clear"/>
           </w:tcPr>
           <w:p>
             <w:pPr>
-              <w:spacing w:after="160" w:line="360" w:lineRule="auto"/>
+              <w:bidi w:val="1"/>
+              <w:spacing w:after="40" w:before="40" w:line="240" w:lineRule="auto"/>
               <w:jc w:val="center"/>
-              <w:bidi w:val="1"/>
             </w:pPr>
             <w:r/>
             <w:r>
               <w:rPr>
-                <w:rFonts w:ascii="Calibri" w:hAnsi="Calibri" w:cs="Calibri" w:eastAsia="Calibri"/>
+                <w:rFonts w:ascii="Times New Roman" w:hAnsi="Times New Roman" w:cs="Times New Roman" w:eastAsia="Times New Roman"/>
                 <w:b w:val="0"/>
                 <w:i w:val="0"/>
                 <w:sz w:val="20"/>
                 <w:rtl/>
-                <w:cs/>
+                <w:lang w:val="fa-IR" w:bidi="fa-IR"/>
               </w:rPr>
               <w:t>1</w:t>
             </w:r>
@@ -1722,24 +1978,30 @@
         </w:tc>
         <w:tc>
           <w:tcPr>
-            <w:tcW w:type="dxa" w:w="3024"/>
-            <w:shd w:fill="F2F2F2" w:val="clear"/>
+            <w:tcW w:type="dxa" w:w="3137"/>
+            <w:tcBorders>
+              <w:top w:val="single" w:sz="4" w:color="8AA0B8"/>
+              <w:left w:val="single" w:sz="4" w:color="8AA0B8"/>
+              <w:bottom w:val="single" w:sz="4" w:color="8AA0B8"/>
+              <w:right w:val="single" w:sz="4" w:color="8AA0B8"/>
+            </w:tcBorders>
+            <w:shd w:fill="E8EEF6" w:val="clear"/>
           </w:tcPr>
           <w:p>
             <w:pPr>
-              <w:spacing w:after="160" w:line="360" w:lineRule="auto"/>
+              <w:bidi w:val="1"/>
+              <w:spacing w:after="40" w:before="40" w:line="240" w:lineRule="auto"/>
               <w:jc w:val="center"/>
-              <w:bidi w:val="1"/>
             </w:pPr>
             <w:r/>
             <w:r>
               <w:rPr>
-                <w:rFonts w:ascii="Calibri" w:hAnsi="Calibri" w:cs="Calibri" w:eastAsia="Calibri"/>
+                <w:rFonts w:ascii="Times New Roman" w:hAnsi="Times New Roman" w:cs="Times New Roman" w:eastAsia="Times New Roman"/>
                 <w:b w:val="0"/>
                 <w:i w:val="0"/>
                 <w:sz w:val="20"/>
                 <w:rtl/>
-                <w:cs/>
+                <w:lang w:val="fa-IR" w:bidi="fa-IR"/>
               </w:rPr>
               <w:t>مطابق انتظار</w:t>
             </w:r>
@@ -1749,23 +2011,29 @@
       <w:tr>
         <w:tc>
           <w:tcPr>
-            <w:tcW w:type="dxa" w:w="3024"/>
+            <w:tcW w:type="dxa" w:w="3137"/>
+            <w:tcBorders>
+              <w:top w:val="single" w:sz="4" w:color="8AA0B8"/>
+              <w:left w:val="single" w:sz="4" w:color="8AA0B8"/>
+              <w:bottom w:val="single" w:sz="4" w:color="8AA0B8"/>
+              <w:right w:val="single" w:sz="4" w:color="8AA0B8"/>
+            </w:tcBorders>
           </w:tcPr>
           <w:p>
             <w:pPr>
-              <w:spacing w:after="160" w:line="360" w:lineRule="auto"/>
+              <w:bidi w:val="1"/>
+              <w:spacing w:after="40" w:before="40" w:line="240" w:lineRule="auto"/>
               <w:jc w:val="center"/>
-              <w:bidi w:val="1"/>
             </w:pPr>
             <w:r/>
             <w:r>
               <w:rPr>
-                <w:rFonts w:ascii="Calibri" w:hAnsi="Calibri" w:cs="Calibri" w:eastAsia="Calibri"/>
+                <w:rFonts w:ascii="Times New Roman" w:hAnsi="Times New Roman" w:cs="Times New Roman" w:eastAsia="Times New Roman"/>
                 <w:b w:val="0"/>
                 <w:i w:val="0"/>
                 <w:sz w:val="20"/>
                 <w:rtl/>
-                <w:cs/>
+                <w:lang w:val="fa-IR" w:bidi="fa-IR"/>
               </w:rPr>
               <w:t>حذف شواهد بازپخش</w:t>
             </w:r>
@@ -1773,23 +2041,29 @@
         </w:tc>
         <w:tc>
           <w:tcPr>
-            <w:tcW w:type="dxa" w:w="3024"/>
+            <w:tcW w:type="dxa" w:w="3137"/>
+            <w:tcBorders>
+              <w:top w:val="single" w:sz="4" w:color="8AA0B8"/>
+              <w:left w:val="single" w:sz="4" w:color="8AA0B8"/>
+              <w:bottom w:val="single" w:sz="4" w:color="8AA0B8"/>
+              <w:right w:val="single" w:sz="4" w:color="8AA0B8"/>
+            </w:tcBorders>
           </w:tcPr>
           <w:p>
             <w:pPr>
-              <w:spacing w:after="160" w:line="360" w:lineRule="auto"/>
+              <w:bidi w:val="1"/>
+              <w:spacing w:after="40" w:before="40" w:line="240" w:lineRule="auto"/>
               <w:jc w:val="center"/>
-              <w:bidi w:val="1"/>
             </w:pPr>
             <w:r/>
             <w:r>
               <w:rPr>
-                <w:rFonts w:ascii="Calibri" w:hAnsi="Calibri" w:cs="Calibri" w:eastAsia="Calibri"/>
+                <w:rFonts w:ascii="Times New Roman" w:hAnsi="Times New Roman" w:cs="Times New Roman" w:eastAsia="Times New Roman"/>
                 <w:b w:val="0"/>
                 <w:i w:val="0"/>
                 <w:sz w:val="20"/>
                 <w:rtl/>
-                <w:cs/>
+                <w:lang w:val="fa-IR" w:bidi="fa-IR"/>
               </w:rPr>
               <w:t>2</w:t>
             </w:r>
@@ -1797,23 +2071,29 @@
         </w:tc>
         <w:tc>
           <w:tcPr>
-            <w:tcW w:type="dxa" w:w="3024"/>
+            <w:tcW w:type="dxa" w:w="3137"/>
+            <w:tcBorders>
+              <w:top w:val="single" w:sz="4" w:color="8AA0B8"/>
+              <w:left w:val="single" w:sz="4" w:color="8AA0B8"/>
+              <w:bottom w:val="single" w:sz="4" w:color="8AA0B8"/>
+              <w:right w:val="single" w:sz="4" w:color="8AA0B8"/>
+            </w:tcBorders>
           </w:tcPr>
           <w:p>
             <w:pPr>
-              <w:spacing w:after="160" w:line="360" w:lineRule="auto"/>
+              <w:bidi w:val="1"/>
+              <w:spacing w:after="40" w:before="40" w:line="240" w:lineRule="auto"/>
               <w:jc w:val="center"/>
-              <w:bidi w:val="1"/>
             </w:pPr>
             <w:r/>
             <w:r>
               <w:rPr>
-                <w:rFonts w:ascii="Calibri" w:hAnsi="Calibri" w:cs="Calibri" w:eastAsia="Calibri"/>
+                <w:rFonts w:ascii="Times New Roman" w:hAnsi="Times New Roman" w:cs="Times New Roman" w:eastAsia="Times New Roman"/>
                 <w:b w:val="0"/>
                 <w:i w:val="0"/>
                 <w:sz w:val="20"/>
                 <w:rtl/>
-                <w:cs/>
+                <w:lang w:val="fa-IR" w:bidi="fa-IR"/>
               </w:rPr>
               <w:t>مطابق انتظار</w:t>
             </w:r>
@@ -1823,24 +2103,30 @@
       <w:tr>
         <w:tc>
           <w:tcPr>
-            <w:tcW w:type="dxa" w:w="3024"/>
-            <w:shd w:fill="F2F2F2" w:val="clear"/>
+            <w:tcW w:type="dxa" w:w="3137"/>
+            <w:tcBorders>
+              <w:top w:val="single" w:sz="4" w:color="8AA0B8"/>
+              <w:left w:val="single" w:sz="4" w:color="8AA0B8"/>
+              <w:bottom w:val="single" w:sz="4" w:color="8AA0B8"/>
+              <w:right w:val="single" w:sz="4" w:color="8AA0B8"/>
+            </w:tcBorders>
+            <w:shd w:fill="E8EEF6" w:val="clear"/>
           </w:tcPr>
           <w:p>
             <w:pPr>
-              <w:spacing w:after="160" w:line="360" w:lineRule="auto"/>
+              <w:bidi w:val="1"/>
+              <w:spacing w:after="40" w:before="40" w:line="240" w:lineRule="auto"/>
               <w:jc w:val="center"/>
-              <w:bidi w:val="1"/>
             </w:pPr>
             <w:r/>
             <w:r>
               <w:rPr>
-                <w:rFonts w:ascii="Calibri" w:hAnsi="Calibri" w:cs="Calibri" w:eastAsia="Calibri"/>
+                <w:rFonts w:ascii="Times New Roman" w:hAnsi="Times New Roman" w:cs="Times New Roman" w:eastAsia="Times New Roman"/>
                 <w:b w:val="0"/>
                 <w:i w:val="0"/>
                 <w:sz w:val="20"/>
                 <w:rtl/>
-                <w:cs/>
+                <w:lang w:val="fa-IR" w:bidi="fa-IR"/>
               </w:rPr>
               <w:t>محدودیت‌های خالی</w:t>
             </w:r>
@@ -1848,24 +2134,30 @@
         </w:tc>
         <w:tc>
           <w:tcPr>
-            <w:tcW w:type="dxa" w:w="3024"/>
-            <w:shd w:fill="F2F2F2" w:val="clear"/>
+            <w:tcW w:type="dxa" w:w="3137"/>
+            <w:tcBorders>
+              <w:top w:val="single" w:sz="4" w:color="8AA0B8"/>
+              <w:left w:val="single" w:sz="4" w:color="8AA0B8"/>
+              <w:bottom w:val="single" w:sz="4" w:color="8AA0B8"/>
+              <w:right w:val="single" w:sz="4" w:color="8AA0B8"/>
+            </w:tcBorders>
+            <w:shd w:fill="E8EEF6" w:val="clear"/>
           </w:tcPr>
           <w:p>
             <w:pPr>
-              <w:spacing w:after="160" w:line="360" w:lineRule="auto"/>
+              <w:bidi w:val="1"/>
+              <w:spacing w:after="40" w:before="40" w:line="240" w:lineRule="auto"/>
               <w:jc w:val="center"/>
-              <w:bidi w:val="1"/>
             </w:pPr>
             <w:r/>
             <w:r>
               <w:rPr>
-                <w:rFonts w:ascii="Calibri" w:hAnsi="Calibri" w:cs="Calibri" w:eastAsia="Calibri"/>
+                <w:rFonts w:ascii="Times New Roman" w:hAnsi="Times New Roman" w:cs="Times New Roman" w:eastAsia="Times New Roman"/>
                 <w:b w:val="0"/>
                 <w:i w:val="0"/>
                 <w:sz w:val="20"/>
                 <w:rtl/>
-                <w:cs/>
+                <w:lang w:val="fa-IR" w:bidi="fa-IR"/>
               </w:rPr>
               <w:t>2</w:t>
             </w:r>
@@ -1873,24 +2165,30 @@
         </w:tc>
         <w:tc>
           <w:tcPr>
-            <w:tcW w:type="dxa" w:w="3024"/>
-            <w:shd w:fill="F2F2F2" w:val="clear"/>
+            <w:tcW w:type="dxa" w:w="3137"/>
+            <w:tcBorders>
+              <w:top w:val="single" w:sz="4" w:color="8AA0B8"/>
+              <w:left w:val="single" w:sz="4" w:color="8AA0B8"/>
+              <w:bottom w:val="single" w:sz="4" w:color="8AA0B8"/>
+              <w:right w:val="single" w:sz="4" w:color="8AA0B8"/>
+            </w:tcBorders>
+            <w:shd w:fill="E8EEF6" w:val="clear"/>
           </w:tcPr>
           <w:p>
             <w:pPr>
-              <w:spacing w:after="160" w:line="360" w:lineRule="auto"/>
+              <w:bidi w:val="1"/>
+              <w:spacing w:after="40" w:before="40" w:line="240" w:lineRule="auto"/>
               <w:jc w:val="center"/>
-              <w:bidi w:val="1"/>
             </w:pPr>
             <w:r/>
             <w:r>
               <w:rPr>
-                <w:rFonts w:ascii="Calibri" w:hAnsi="Calibri" w:cs="Calibri" w:eastAsia="Calibri"/>
+                <w:rFonts w:ascii="Times New Roman" w:hAnsi="Times New Roman" w:cs="Times New Roman" w:eastAsia="Times New Roman"/>
                 <w:b w:val="0"/>
                 <w:i w:val="0"/>
                 <w:sz w:val="20"/>
                 <w:rtl/>
-                <w:cs/>
+                <w:lang w:val="fa-IR" w:bidi="fa-IR"/>
               </w:rPr>
               <w:t>مطابق انتظار</w:t>
             </w:r>
@@ -1900,23 +2198,29 @@
       <w:tr>
         <w:tc>
           <w:tcPr>
-            <w:tcW w:type="dxa" w:w="3024"/>
+            <w:tcW w:type="dxa" w:w="3137"/>
+            <w:tcBorders>
+              <w:top w:val="single" w:sz="4" w:color="8AA0B8"/>
+              <w:left w:val="single" w:sz="4" w:color="8AA0B8"/>
+              <w:bottom w:val="single" w:sz="4" w:color="8AA0B8"/>
+              <w:right w:val="single" w:sz="4" w:color="8AA0B8"/>
+            </w:tcBorders>
           </w:tcPr>
           <w:p>
             <w:pPr>
-              <w:spacing w:after="160" w:line="360" w:lineRule="auto"/>
+              <w:bidi w:val="1"/>
+              <w:spacing w:after="40" w:before="40" w:line="240" w:lineRule="auto"/>
               <w:jc w:val="center"/>
-              <w:bidi w:val="1"/>
             </w:pPr>
             <w:r/>
             <w:r>
               <w:rPr>
-                <w:rFonts w:ascii="Calibri" w:hAnsi="Calibri" w:cs="Calibri" w:eastAsia="Calibri"/>
+                <w:rFonts w:ascii="Times New Roman" w:hAnsi="Times New Roman" w:cs="Times New Roman" w:eastAsia="Times New Roman"/>
                 <w:b w:val="0"/>
                 <w:i w:val="0"/>
                 <w:sz w:val="20"/>
                 <w:rtl/>
-                <w:cs/>
+                <w:lang w:val="fa-IR" w:bidi="fa-IR"/>
               </w:rPr>
               <w:t>دیجست جای‌نگهدار</w:t>
             </w:r>
@@ -1924,23 +2228,29 @@
         </w:tc>
         <w:tc>
           <w:tcPr>
-            <w:tcW w:type="dxa" w:w="3024"/>
+            <w:tcW w:type="dxa" w:w="3137"/>
+            <w:tcBorders>
+              <w:top w:val="single" w:sz="4" w:color="8AA0B8"/>
+              <w:left w:val="single" w:sz="4" w:color="8AA0B8"/>
+              <w:bottom w:val="single" w:sz="4" w:color="8AA0B8"/>
+              <w:right w:val="single" w:sz="4" w:color="8AA0B8"/>
+            </w:tcBorders>
           </w:tcPr>
           <w:p>
             <w:pPr>
-              <w:spacing w:after="160" w:line="360" w:lineRule="auto"/>
+              <w:bidi w:val="1"/>
+              <w:spacing w:after="40" w:before="40" w:line="240" w:lineRule="auto"/>
               <w:jc w:val="center"/>
-              <w:bidi w:val="1"/>
             </w:pPr>
             <w:r/>
             <w:r>
               <w:rPr>
-                <w:rFonts w:ascii="Calibri" w:hAnsi="Calibri" w:cs="Calibri" w:eastAsia="Calibri"/>
+                <w:rFonts w:ascii="Times New Roman" w:hAnsi="Times New Roman" w:cs="Times New Roman" w:eastAsia="Times New Roman"/>
                 <w:b w:val="0"/>
                 <w:i w:val="0"/>
                 <w:sz w:val="20"/>
                 <w:rtl/>
-                <w:cs/>
+                <w:lang w:val="fa-IR" w:bidi="fa-IR"/>
               </w:rPr>
               <w:t>4</w:t>
             </w:r>
@@ -1948,23 +2258,29 @@
         </w:tc>
         <w:tc>
           <w:tcPr>
-            <w:tcW w:type="dxa" w:w="3024"/>
+            <w:tcW w:type="dxa" w:w="3137"/>
+            <w:tcBorders>
+              <w:top w:val="single" w:sz="4" w:color="8AA0B8"/>
+              <w:left w:val="single" w:sz="4" w:color="8AA0B8"/>
+              <w:bottom w:val="single" w:sz="4" w:color="8AA0B8"/>
+              <w:right w:val="single" w:sz="4" w:color="8AA0B8"/>
+            </w:tcBorders>
           </w:tcPr>
           <w:p>
             <w:pPr>
-              <w:spacing w:after="160" w:line="360" w:lineRule="auto"/>
+              <w:bidi w:val="1"/>
+              <w:spacing w:after="40" w:before="40" w:line="240" w:lineRule="auto"/>
               <w:jc w:val="center"/>
-              <w:bidi w:val="1"/>
             </w:pPr>
             <w:r/>
             <w:r>
               <w:rPr>
-                <w:rFonts w:ascii="Calibri" w:hAnsi="Calibri" w:cs="Calibri" w:eastAsia="Calibri"/>
+                <w:rFonts w:ascii="Times New Roman" w:hAnsi="Times New Roman" w:cs="Times New Roman" w:eastAsia="Times New Roman"/>
                 <w:b w:val="0"/>
                 <w:i w:val="0"/>
                 <w:sz w:val="20"/>
                 <w:rtl/>
-                <w:cs/>
+                <w:lang w:val="fa-IR" w:bidi="fa-IR"/>
               </w:rPr>
               <w:t>عدم‌انطباق</w:t>
             </w:r>
@@ -1974,24 +2290,30 @@
       <w:tr>
         <w:tc>
           <w:tcPr>
-            <w:tcW w:type="dxa" w:w="3024"/>
-            <w:shd w:fill="F2F2F2" w:val="clear"/>
+            <w:tcW w:type="dxa" w:w="3137"/>
+            <w:tcBorders>
+              <w:top w:val="single" w:sz="4" w:color="8AA0B8"/>
+              <w:left w:val="single" w:sz="4" w:color="8AA0B8"/>
+              <w:bottom w:val="single" w:sz="4" w:color="8AA0B8"/>
+              <w:right w:val="single" w:sz="4" w:color="8AA0B8"/>
+            </w:tcBorders>
+            <w:shd w:fill="E8EEF6" w:val="clear"/>
           </w:tcPr>
           <w:p>
             <w:pPr>
-              <w:spacing w:after="160" w:line="360" w:lineRule="auto"/>
+              <w:bidi w:val="1"/>
+              <w:spacing w:after="40" w:before="40" w:line="240" w:lineRule="auto"/>
               <w:jc w:val="center"/>
-              <w:bidi w:val="1"/>
             </w:pPr>
             <w:r/>
             <w:r>
               <w:rPr>
-                <w:rFonts w:ascii="Calibri" w:hAnsi="Calibri" w:cs="Calibri" w:eastAsia="Calibri"/>
+                <w:rFonts w:ascii="Times New Roman" w:hAnsi="Times New Roman" w:cs="Times New Roman" w:eastAsia="Times New Roman"/>
                 <w:b w:val="0"/>
                 <w:i w:val="0"/>
                 <w:sz w:val="20"/>
                 <w:rtl/>
-                <w:cs/>
+                <w:lang w:val="fa-IR" w:bidi="fa-IR"/>
               </w:rPr>
               <w:t>فقط سه بذر</w:t>
             </w:r>
@@ -1999,24 +2321,30 @@
         </w:tc>
         <w:tc>
           <w:tcPr>
-            <w:tcW w:type="dxa" w:w="3024"/>
-            <w:shd w:fill="F2F2F2" w:val="clear"/>
+            <w:tcW w:type="dxa" w:w="3137"/>
+            <w:tcBorders>
+              <w:top w:val="single" w:sz="4" w:color="8AA0B8"/>
+              <w:left w:val="single" w:sz="4" w:color="8AA0B8"/>
+              <w:bottom w:val="single" w:sz="4" w:color="8AA0B8"/>
+              <w:right w:val="single" w:sz="4" w:color="8AA0B8"/>
+            </w:tcBorders>
+            <w:shd w:fill="E8EEF6" w:val="clear"/>
           </w:tcPr>
           <w:p>
             <w:pPr>
-              <w:spacing w:after="160" w:line="360" w:lineRule="auto"/>
+              <w:bidi w:val="1"/>
+              <w:spacing w:after="40" w:before="40" w:line="240" w:lineRule="auto"/>
               <w:jc w:val="center"/>
-              <w:bidi w:val="1"/>
             </w:pPr>
             <w:r/>
             <w:r>
               <w:rPr>
-                <w:rFonts w:ascii="Calibri" w:hAnsi="Calibri" w:cs="Calibri" w:eastAsia="Calibri"/>
+                <w:rFonts w:ascii="Times New Roman" w:hAnsi="Times New Roman" w:cs="Times New Roman" w:eastAsia="Times New Roman"/>
                 <w:b w:val="0"/>
                 <w:i w:val="0"/>
                 <w:sz w:val="20"/>
                 <w:rtl/>
-                <w:cs/>
+                <w:lang w:val="fa-IR" w:bidi="fa-IR"/>
               </w:rPr>
               <w:t>3</w:t>
             </w:r>
@@ -2024,24 +2352,30 @@
         </w:tc>
         <w:tc>
           <w:tcPr>
-            <w:tcW w:type="dxa" w:w="3024"/>
-            <w:shd w:fill="F2F2F2" w:val="clear"/>
+            <w:tcW w:type="dxa" w:w="3137"/>
+            <w:tcBorders>
+              <w:top w:val="single" w:sz="4" w:color="8AA0B8"/>
+              <w:left w:val="single" w:sz="4" w:color="8AA0B8"/>
+              <w:bottom w:val="single" w:sz="4" w:color="8AA0B8"/>
+              <w:right w:val="single" w:sz="4" w:color="8AA0B8"/>
+            </w:tcBorders>
+            <w:shd w:fill="E8EEF6" w:val="clear"/>
           </w:tcPr>
           <w:p>
             <w:pPr>
-              <w:spacing w:after="160" w:line="360" w:lineRule="auto"/>
+              <w:bidi w:val="1"/>
+              <w:spacing w:after="40" w:before="40" w:line="240" w:lineRule="auto"/>
               <w:jc w:val="center"/>
-              <w:bidi w:val="1"/>
             </w:pPr>
             <w:r/>
             <w:r>
               <w:rPr>
-                <w:rFonts w:ascii="Calibri" w:hAnsi="Calibri" w:cs="Calibri" w:eastAsia="Calibri"/>
+                <w:rFonts w:ascii="Times New Roman" w:hAnsi="Times New Roman" w:cs="Times New Roman" w:eastAsia="Times New Roman"/>
                 <w:b w:val="0"/>
                 <w:i w:val="0"/>
                 <w:sz w:val="20"/>
                 <w:rtl/>
-                <w:cs/>
+                <w:lang w:val="fa-IR" w:bidi="fa-IR"/>
               </w:rPr>
               <w:t>نیازمند تعریف</w:t>
             </w:r>
@@ -2051,23 +2385,29 @@
       <w:tr>
         <w:tc>
           <w:tcPr>
-            <w:tcW w:type="dxa" w:w="3024"/>
+            <w:tcW w:type="dxa" w:w="3137"/>
+            <w:tcBorders>
+              <w:top w:val="single" w:sz="4" w:color="8AA0B8"/>
+              <w:left w:val="single" w:sz="4" w:color="8AA0B8"/>
+              <w:bottom w:val="single" w:sz="4" w:color="8AA0B8"/>
+              <w:right w:val="single" w:sz="4" w:color="8AA0B8"/>
+            </w:tcBorders>
           </w:tcPr>
           <w:p>
             <w:pPr>
-              <w:spacing w:after="160" w:line="360" w:lineRule="auto"/>
+              <w:bidi w:val="1"/>
+              <w:spacing w:after="40" w:before="40" w:line="240" w:lineRule="auto"/>
               <w:jc w:val="center"/>
-              <w:bidi w:val="1"/>
             </w:pPr>
             <w:r/>
             <w:r>
               <w:rPr>
-                <w:rFonts w:ascii="Calibri" w:hAnsi="Calibri" w:cs="Calibri" w:eastAsia="Calibri"/>
+                <w:rFonts w:ascii="Times New Roman" w:hAnsi="Times New Roman" w:cs="Times New Roman" w:eastAsia="Times New Roman"/>
                 <w:b w:val="0"/>
                 <w:i w:val="0"/>
                 <w:sz w:val="20"/>
                 <w:rtl/>
-                <w:cs/>
+                <w:lang w:val="fa-IR" w:bidi="fa-IR"/>
               </w:rPr>
               <w:t>حذف کنترل منفی تأییدی</w:t>
             </w:r>
@@ -2075,23 +2415,29 @@
         </w:tc>
         <w:tc>
           <w:tcPr>
-            <w:tcW w:type="dxa" w:w="3024"/>
+            <w:tcW w:type="dxa" w:w="3137"/>
+            <w:tcBorders>
+              <w:top w:val="single" w:sz="4" w:color="8AA0B8"/>
+              <w:left w:val="single" w:sz="4" w:color="8AA0B8"/>
+              <w:bottom w:val="single" w:sz="4" w:color="8AA0B8"/>
+              <w:right w:val="single" w:sz="4" w:color="8AA0B8"/>
+            </w:tcBorders>
           </w:tcPr>
           <w:p>
             <w:pPr>
-              <w:spacing w:after="160" w:line="360" w:lineRule="auto"/>
+              <w:bidi w:val="1"/>
+              <w:spacing w:after="40" w:before="40" w:line="240" w:lineRule="auto"/>
               <w:jc w:val="center"/>
-              <w:bidi w:val="1"/>
             </w:pPr>
             <w:r/>
             <w:r>
               <w:rPr>
-                <w:rFonts w:ascii="Calibri" w:hAnsi="Calibri" w:cs="Calibri" w:eastAsia="Calibri"/>
+                <w:rFonts w:ascii="Times New Roman" w:hAnsi="Times New Roman" w:cs="Times New Roman" w:eastAsia="Times New Roman"/>
                 <w:b w:val="0"/>
                 <w:i w:val="0"/>
                 <w:sz w:val="20"/>
                 <w:rtl/>
-                <w:cs/>
+                <w:lang w:val="fa-IR" w:bidi="fa-IR"/>
               </w:rPr>
               <w:t>4</w:t>
             </w:r>
@@ -2099,23 +2445,29 @@
         </w:tc>
         <w:tc>
           <w:tcPr>
-            <w:tcW w:type="dxa" w:w="3024"/>
+            <w:tcW w:type="dxa" w:w="3137"/>
+            <w:tcBorders>
+              <w:top w:val="single" w:sz="4" w:color="8AA0B8"/>
+              <w:left w:val="single" w:sz="4" w:color="8AA0B8"/>
+              <w:bottom w:val="single" w:sz="4" w:color="8AA0B8"/>
+              <w:right w:val="single" w:sz="4" w:color="8AA0B8"/>
+            </w:tcBorders>
           </w:tcPr>
           <w:p>
             <w:pPr>
-              <w:spacing w:after="160" w:line="360" w:lineRule="auto"/>
+              <w:bidi w:val="1"/>
+              <w:spacing w:after="40" w:before="40" w:line="240" w:lineRule="auto"/>
               <w:jc w:val="center"/>
-              <w:bidi w:val="1"/>
             </w:pPr>
             <w:r/>
             <w:r>
               <w:rPr>
-                <w:rFonts w:ascii="Calibri" w:hAnsi="Calibri" w:cs="Calibri" w:eastAsia="Calibri"/>
+                <w:rFonts w:ascii="Times New Roman" w:hAnsi="Times New Roman" w:cs="Times New Roman" w:eastAsia="Times New Roman"/>
                 <w:b w:val="0"/>
                 <w:i w:val="0"/>
                 <w:sz w:val="20"/>
                 <w:rtl/>
-                <w:cs/>
+                <w:lang w:val="fa-IR" w:bidi="fa-IR"/>
               </w:rPr>
               <w:t>عدم‌انطباق</w:t>
             </w:r>
@@ -2123,122 +2475,163 @@
         </w:tc>
       </w:tr>
     </w:tbl>
-    <w:p/>
     <w:p>
       <w:pPr>
-        <w:spacing w:after="160" w:line="360" w:lineRule="auto" w:before="0"/>
-        <w:ind w:firstLine="283"/>
-        <w:jc w:val="right"/>
         <w:bidi w:val="1"/>
+        <w:spacing w:after="160" w:before="0" w:line="276" w:lineRule="auto"/>
+        <w:jc w:val="both"/>
       </w:pPr>
       <w:r>
         <w:rPr>
-          <w:rFonts w:ascii="Calibri" w:hAnsi="Calibri" w:cs="Calibri" w:eastAsia="Calibri"/>
+          <w:rFonts w:ascii="Times New Roman" w:hAnsi="Times New Roman" w:cs="Times New Roman" w:eastAsia="Times New Roman"/>
           <w:b w:val="0"/>
           <w:i w:val="0"/>
           <w:sz w:val="24"/>
           <w:rtl/>
-          <w:cs/>
+          <w:lang w:val="fa-IR" w:bidi="fa-IR"/>
         </w:rPr>
-        <w:t>پنج بستهٔ دستکاری‌شده با انتظار آزمون منطبق‌اند و سه مورد «پذیرش کاذب» نام‌گذاری شده‌اند. نسبت ۳/۸ یا ۳۷٫۵٪ است؛ بازهٔ ویلسون ۹۵٪ ۱۳٫۷٪ تا ۶۹٫۴٪. پوشش جمعیتی نیست. اگر معیار فقط اعطای سطح ۴ به بستهٔ معیوب باشد: ۲۵٪. بستهٔ مرجع در حسابرس سطح ۴ و در نردبان داخلی سطح ۳ گرفت.</w:t>
+        <w:t>پنج بستهٔ دستکاری‌شده با انتظار آزمون منطبق‌اند و سه مورد «پذیرش کاذب» نام‌گذاری شده‌اند. نسبت اخیر ۳/۸ یا ۳۷٫۵٪ است؛ بازهٔ ویلسون ۹۵٪ با فرض مدل دوجمله‌ای ۱۳٫۷٪ تا ۶۹٫۴٪ می‌شود. چون بسته‌ها هدفمند و توسط سازندگان حسابرس ساخته شده‌اند، این بازه پوشش جمعیتیِ تضمین‌شده ندارد. شرط ۱۶ بذر برای سطح ۴ است؛ اعطای سطح ۳ به سه بذر به‌تنهایی نقض آن شرط نیست. اگر معیار فقط اعطای سطح ۴ به بستهٔ معیوب باشد، دو مورد از هشت بسته (۲۵٪) پذیرفته شده‌اند.</w:t>
       </w:r>
     </w:p>
     <w:p>
       <w:pPr>
-        <w:spacing w:after="200" w:line="360" w:lineRule="auto" w:before="280"/>
-        <w:jc w:val="right"/>
         <w:bidi w:val="1"/>
+        <w:spacing w:after="160" w:before="0" w:line="276" w:lineRule="auto"/>
+        <w:jc w:val="both"/>
       </w:pPr>
       <w:r>
         <w:rPr>
-          <w:rFonts w:ascii="Calibri" w:hAnsi="Calibri" w:cs="Calibri" w:eastAsia="Calibri"/>
+          <w:rFonts w:ascii="Times New Roman" w:hAnsi="Times New Roman" w:cs="Times New Roman" w:eastAsia="Times New Roman"/>
+          <w:b w:val="0"/>
+          <w:i w:val="0"/>
+          <w:sz w:val="24"/>
+          <w:rtl/>
+          <w:lang w:val="fa-IR" w:bidi="fa-IR"/>
+        </w:rPr>
+        <w:t>بستهٔ مرجع در حسابرس جداگانه سطح ۴ و در نردبان داخلی سطح ۳ گرفته است. بدون تطبیق قواعد نمی‌توان علت را صرفاً سخت‌گیری بیشتر یکی دانست. برچسب «سالم» یعنی فاقد دستکاری مصنوعیِ مجموعه‌آزمون، نه عاری از محدودیت علمی. برای سنجش پایایی، رتبه‌بندی کامل و کور توسط داوران مستقل لازم است.</w:t>
+      </w:r>
+    </w:p>
+    <w:p>
+      <w:pPr>
+        <w:bidi w:val="1"/>
+        <w:spacing w:after="160" w:before="280" w:line="276" w:lineRule="auto"/>
+        <w:jc w:val="right"/>
+        <w:pBdr>
+          <w:bottom w:val="single" w:sz="12" w:space="4" w:color="1F3A5F"/>
+        </w:pBdr>
+      </w:pPr>
+      <w:r>
+        <w:rPr>
+          <w:rFonts w:ascii="Times New Roman" w:hAnsi="Times New Roman" w:cs="Times New Roman" w:eastAsia="Times New Roman"/>
           <w:b/>
           <w:i w:val="0"/>
-          <w:sz w:val="32"/>
+          <w:color w:val="1F3A5F"/>
+          <w:sz w:val="28"/>
           <w:rtl/>
-          <w:cs/>
+          <w:lang w:val="fa-IR" w:bidi="fa-IR"/>
         </w:rPr>
         <w:t>۵. بازتحلیل آزمایش انتقال اطلاعات</w:t>
       </w:r>
     </w:p>
     <w:p>
       <w:pPr>
-        <w:spacing w:after="160" w:line="360" w:lineRule="auto" w:before="0"/>
-        <w:ind w:firstLine="283"/>
-        <w:jc w:val="right"/>
         <w:bidi w:val="1"/>
+        <w:spacing w:after="160" w:before="0" w:line="276" w:lineRule="auto"/>
+        <w:jc w:val="both"/>
       </w:pPr>
       <w:r>
         <w:rPr>
-          <w:rFonts w:ascii="Calibri" w:hAnsi="Calibri" w:cs="Calibri" w:eastAsia="Calibri"/>
+          <w:rFonts w:ascii="Times New Roman" w:hAnsi="Times New Roman" w:cs="Times New Roman" w:eastAsia="Times New Roman"/>
           <w:b w:val="0"/>
           <w:i w:val="0"/>
           <w:sz w:val="24"/>
           <w:rtl/>
-          <w:cs/>
+          <w:lang w:val="fa-IR" w:bidi="fa-IR"/>
         </w:rPr>
-        <w:t>آزمایش شامل ۳۰ بذر جفتی از ۱۱ تا ۴۰، جمعیت ۱۶ عامل و ۴۰ گام زمانی است. متغیر پاسخ، میانگین انرژی نهایی گیرندگان با برچسب ATP است؛ این کمیت انرژی شبیه‌سازی‌شده است و اندازه‌گیری زیستی ATP نیست. منبع: docs/hard_experiment_01/results_v7.json، پیشوند دیجست 28f812c5.</w:t>
+        <w:t>آزمایش شامل ۳۰ بذر جفتی از ۱۱ تا ۴۰، جمعیت ۱۶ عامل و ۴۰ گام زمانی است. متغیر پاسخ، میانگین انرژی نهایی گیرندگان با برچسب ATP است؛ این کمیت انرژی شبیه‌سازی‌شده است و اندازه‌گیری زیستی ATP نیست. هفت بازو: دروازه‌بندی روشن (source_bias_on)، کانال بی‌دروازه، کپسول خاموش، محتوای خنثی، فعالیت همتاشده، محتوای درهم‌ریخته، و کنترل مثبت oracle. خانوادهٔ تأییدی v7 سه مقایسهٔ بازوی روشن با بی‌دروازه، خاموش و محتوای خنثی است؛ درهم‌ریختگی محتوایی حساسیت‌سنجی است.</w:t>
       </w:r>
     </w:p>
     <w:p>
       <w:pPr>
-        <w:spacing w:after="80" w:line="360" w:lineRule="auto" w:before="0"/>
-        <w:jc w:val="right"/>
         <w:bidi w:val="1"/>
+        <w:spacing w:after="160" w:before="0" w:line="276" w:lineRule="auto"/>
+        <w:jc w:val="both"/>
       </w:pPr>
       <w:r>
         <w:rPr>
-          <w:rFonts w:ascii="Calibri" w:hAnsi="Calibri" w:cs="Calibri" w:eastAsia="Calibri"/>
+          <w:rFonts w:ascii="Times New Roman" w:hAnsi="Times New Roman" w:cs="Times New Roman" w:eastAsia="Times New Roman"/>
           <w:b w:val="0"/>
+          <w:i w:val="0"/>
+          <w:sz w:val="24"/>
+          <w:rtl/>
+          <w:lang w:val="fa-IR" w:bidi="fa-IR"/>
+        </w:rPr>
+        <w:t>منبع اعداد ذخیره‌شده: docs/hard_experiment_01/results_v7.json، پیشوند دیجست 28f812c5. سقف ادعای همان فایل intervention_supported است؛ این مقاله آن سقف را به ادعای منشأ اطلاعات ارتقا نمی‌دهد.</w:t>
+      </w:r>
+    </w:p>
+    <w:p>
+      <w:pPr>
+        <w:bidi w:val="1"/>
+        <w:spacing w:after="80" w:before="160" w:line="276" w:lineRule="auto"/>
+        <w:jc w:val="center"/>
+      </w:pPr>
+      <w:r>
+        <w:rPr>
+          <w:rFonts w:ascii="Times New Roman" w:hAnsi="Times New Roman" w:cs="Times New Roman" w:eastAsia="Times New Roman"/>
+          <w:b/>
           <w:i/>
-          <w:sz w:val="22"/>
+          <w:color w:val="1F3A5F"/>
+          <w:sz w:val="20"/>
           <w:rtl/>
-          <w:cs/>
+          <w:lang w:val="fa-IR" w:bidi="fa-IR"/>
         </w:rPr>
-        <w:t>جدول ۴. کنتراست‌های تأییدی ذخیره‌شده در v7. بازه پیش‌فرض بوت‌استرپ است نه studentized.</w:t>
+        <w:t>جدول ۴. کنتراست‌های تأییدی ذخیره‌شده در v7؛ تفاضل = روشن منهای کنترل. بازه همان بازهٔ ذخیره‌شده است (پیش‌فرض بوت‌استرپ، نه studentized). p خام همان کف مونت‌کارلو است.</w:t>
       </w:r>
     </w:p>
     <w:tbl>
       <w:tblPr>
-        <w:tblStyle w:val="TableGrid"/>
         <w:tblW w:type="auto" w:w="0"/>
         <w:jc w:val="center"/>
         <w:tblLook w:firstColumn="1" w:firstRow="1" w:lastColumn="0" w:lastRow="0" w:noHBand="0" w:noVBand="1" w:val="04A0"/>
+        <w:bidiVisual w:val="1"/>
+        <w:tblW w:w="5000" w:type="pct"/>
       </w:tblPr>
       <w:tblGrid>
-        <w:gridCol w:w="1512"/>
-        <w:gridCol w:w="1512"/>
-        <w:gridCol w:w="1512"/>
-        <w:gridCol w:w="1512"/>
-        <w:gridCol w:w="1512"/>
-        <w:gridCol w:w="1512"/>
+        <w:gridCol w:w="1569"/>
+        <w:gridCol w:w="1569"/>
+        <w:gridCol w:w="1569"/>
+        <w:gridCol w:w="1569"/>
+        <w:gridCol w:w="1569"/>
+        <w:gridCol w:w="1569"/>
       </w:tblGrid>
       <w:tr>
         <w:tc>
           <w:tcPr>
-            <w:tcW w:type="dxa" w:w="1512"/>
-            <w:shd w:fill="1F4E79" w:val="clear"/>
+            <w:tcW w:type="dxa" w:w="1569"/>
+            <w:shd w:fill="1F3A5F" w:val="clear"/>
+            <w:tcBorders>
+              <w:top w:val="single" w:sz="4" w:color="8AA0B8"/>
+              <w:left w:val="single" w:sz="4" w:color="8AA0B8"/>
+              <w:bottom w:val="single" w:sz="4" w:color="8AA0B8"/>
+              <w:right w:val="single" w:sz="4" w:color="8AA0B8"/>
+            </w:tcBorders>
           </w:tcPr>
           <w:p>
             <w:pPr>
-              <w:spacing w:after="160" w:line="360" w:lineRule="auto"/>
+              <w:bidi w:val="1"/>
+              <w:spacing w:after="40" w:before="40" w:line="240" w:lineRule="auto"/>
               <w:jc w:val="center"/>
-              <w:bidi w:val="1"/>
             </w:pPr>
+            <w:r/>
             <w:r>
               <w:rPr>
-                <w:color w:val="FFFFFF"/>
-              </w:rPr>
-            </w:r>
-            <w:r>
-              <w:rPr>
-                <w:rFonts w:ascii="Calibri" w:hAnsi="Calibri" w:cs="Calibri" w:eastAsia="Calibri"/>
+                <w:rFonts w:ascii="Times New Roman" w:hAnsi="Times New Roman" w:cs="Times New Roman" w:eastAsia="Times New Roman"/>
                 <w:b/>
                 <w:i w:val="0"/>
                 <w:color w:val="FFFFFF"/>
                 <w:sz w:val="20"/>
                 <w:rtl/>
-                <w:cs/>
+                <w:lang w:val="fa-IR" w:bidi="fa-IR"/>
               </w:rPr>
               <w:t>کنترل</w:t>
             </w:r>
@@ -2246,29 +2639,31 @@
         </w:tc>
         <w:tc>
           <w:tcPr>
-            <w:tcW w:type="dxa" w:w="1512"/>
-            <w:shd w:fill="1F4E79" w:val="clear"/>
+            <w:tcW w:type="dxa" w:w="1569"/>
+            <w:shd w:fill="1F3A5F" w:val="clear"/>
+            <w:tcBorders>
+              <w:top w:val="single" w:sz="4" w:color="8AA0B8"/>
+              <w:left w:val="single" w:sz="4" w:color="8AA0B8"/>
+              <w:bottom w:val="single" w:sz="4" w:color="8AA0B8"/>
+              <w:right w:val="single" w:sz="4" w:color="8AA0B8"/>
+            </w:tcBorders>
           </w:tcPr>
           <w:p>
             <w:pPr>
-              <w:spacing w:after="160" w:line="360" w:lineRule="auto"/>
+              <w:bidi w:val="1"/>
+              <w:spacing w:after="40" w:before="40" w:line="240" w:lineRule="auto"/>
               <w:jc w:val="center"/>
-              <w:bidi w:val="1"/>
             </w:pPr>
+            <w:r/>
             <w:r>
               <w:rPr>
-                <w:color w:val="FFFFFF"/>
-              </w:rPr>
-            </w:r>
-            <w:r>
-              <w:rPr>
-                <w:rFonts w:ascii="Calibri" w:hAnsi="Calibri" w:cs="Calibri" w:eastAsia="Calibri"/>
+                <w:rFonts w:ascii="Times New Roman" w:hAnsi="Times New Roman" w:cs="Times New Roman" w:eastAsia="Times New Roman"/>
                 <w:b/>
                 <w:i w:val="0"/>
                 <w:color w:val="FFFFFF"/>
                 <w:sz w:val="20"/>
                 <w:rtl/>
-                <w:cs/>
+                <w:lang w:val="fa-IR" w:bidi="fa-IR"/>
               </w:rPr>
               <w:t>تفاضل</w:t>
             </w:r>
@@ -2276,29 +2671,31 @@
         </w:tc>
         <w:tc>
           <w:tcPr>
-            <w:tcW w:type="dxa" w:w="1512"/>
-            <w:shd w:fill="1F4E79" w:val="clear"/>
+            <w:tcW w:type="dxa" w:w="1569"/>
+            <w:shd w:fill="1F3A5F" w:val="clear"/>
+            <w:tcBorders>
+              <w:top w:val="single" w:sz="4" w:color="8AA0B8"/>
+              <w:left w:val="single" w:sz="4" w:color="8AA0B8"/>
+              <w:bottom w:val="single" w:sz="4" w:color="8AA0B8"/>
+              <w:right w:val="single" w:sz="4" w:color="8AA0B8"/>
+            </w:tcBorders>
           </w:tcPr>
           <w:p>
             <w:pPr>
-              <w:spacing w:after="160" w:line="360" w:lineRule="auto"/>
+              <w:bidi w:val="1"/>
+              <w:spacing w:after="40" w:before="40" w:line="240" w:lineRule="auto"/>
               <w:jc w:val="center"/>
-              <w:bidi w:val="1"/>
             </w:pPr>
+            <w:r/>
             <w:r>
               <w:rPr>
-                <w:color w:val="FFFFFF"/>
-              </w:rPr>
-            </w:r>
-            <w:r>
-              <w:rPr>
-                <w:rFonts w:ascii="Calibri" w:hAnsi="Calibri" w:cs="Calibri" w:eastAsia="Calibri"/>
+                <w:rFonts w:ascii="Times New Roman" w:hAnsi="Times New Roman" w:cs="Times New Roman" w:eastAsia="Times New Roman"/>
                 <w:b/>
                 <w:i w:val="0"/>
                 <w:color w:val="FFFFFF"/>
                 <w:sz w:val="20"/>
                 <w:rtl/>
-                <w:cs/>
+                <w:lang w:val="fa-IR" w:bidi="fa-IR"/>
               </w:rPr>
               <w:t>d_z</w:t>
             </w:r>
@@ -2306,29 +2703,31 @@
         </w:tc>
         <w:tc>
           <w:tcPr>
-            <w:tcW w:type="dxa" w:w="1512"/>
-            <w:shd w:fill="1F4E79" w:val="clear"/>
+            <w:tcW w:type="dxa" w:w="1569"/>
+            <w:shd w:fill="1F3A5F" w:val="clear"/>
+            <w:tcBorders>
+              <w:top w:val="single" w:sz="4" w:color="8AA0B8"/>
+              <w:left w:val="single" w:sz="4" w:color="8AA0B8"/>
+              <w:bottom w:val="single" w:sz="4" w:color="8AA0B8"/>
+              <w:right w:val="single" w:sz="4" w:color="8AA0B8"/>
+            </w:tcBorders>
           </w:tcPr>
           <w:p>
             <w:pPr>
-              <w:spacing w:after="160" w:line="360" w:lineRule="auto"/>
+              <w:bidi w:val="1"/>
+              <w:spacing w:after="40" w:before="40" w:line="240" w:lineRule="auto"/>
               <w:jc w:val="center"/>
-              <w:bidi w:val="1"/>
             </w:pPr>
+            <w:r/>
             <w:r>
               <w:rPr>
-                <w:color w:val="FFFFFF"/>
-              </w:rPr>
-            </w:r>
-            <w:r>
-              <w:rPr>
-                <w:rFonts w:ascii="Calibri" w:hAnsi="Calibri" w:cs="Calibri" w:eastAsia="Calibri"/>
+                <w:rFonts w:ascii="Times New Roman" w:hAnsi="Times New Roman" w:cs="Times New Roman" w:eastAsia="Times New Roman"/>
                 <w:b/>
                 <w:i w:val="0"/>
                 <w:color w:val="FFFFFF"/>
                 <w:sz w:val="20"/>
                 <w:rtl/>
-                <w:cs/>
+                <w:lang w:val="fa-IR" w:bidi="fa-IR"/>
               </w:rPr>
               <w:t>بازهٔ ۹۵٪ ذخیره‌شده</w:t>
             </w:r>
@@ -2336,29 +2735,31 @@
         </w:tc>
         <w:tc>
           <w:tcPr>
-            <w:tcW w:type="dxa" w:w="1512"/>
-            <w:shd w:fill="1F4E79" w:val="clear"/>
+            <w:tcW w:type="dxa" w:w="1569"/>
+            <w:shd w:fill="1F3A5F" w:val="clear"/>
+            <w:tcBorders>
+              <w:top w:val="single" w:sz="4" w:color="8AA0B8"/>
+              <w:left w:val="single" w:sz="4" w:color="8AA0B8"/>
+              <w:bottom w:val="single" w:sz="4" w:color="8AA0B8"/>
+              <w:right w:val="single" w:sz="4" w:color="8AA0B8"/>
+            </w:tcBorders>
           </w:tcPr>
           <w:p>
             <w:pPr>
-              <w:spacing w:after="160" w:line="360" w:lineRule="auto"/>
+              <w:bidi w:val="1"/>
+              <w:spacing w:after="40" w:before="40" w:line="240" w:lineRule="auto"/>
               <w:jc w:val="center"/>
-              <w:bidi w:val="1"/>
             </w:pPr>
+            <w:r/>
             <w:r>
               <w:rPr>
-                <w:color w:val="FFFFFF"/>
-              </w:rPr>
-            </w:r>
-            <w:r>
-              <w:rPr>
-                <w:rFonts w:ascii="Calibri" w:hAnsi="Calibri" w:cs="Calibri" w:eastAsia="Calibri"/>
+                <w:rFonts w:ascii="Times New Roman" w:hAnsi="Times New Roman" w:cs="Times New Roman" w:eastAsia="Times New Roman"/>
                 <w:b/>
                 <w:i w:val="0"/>
                 <w:color w:val="FFFFFF"/>
                 <w:sz w:val="20"/>
                 <w:rtl/>
-                <w:cs/>
+                <w:lang w:val="fa-IR" w:bidi="fa-IR"/>
               </w:rPr>
               <w:t>p خام</w:t>
             </w:r>
@@ -2366,29 +2767,31 @@
         </w:tc>
         <w:tc>
           <w:tcPr>
-            <w:tcW w:type="dxa" w:w="1512"/>
-            <w:shd w:fill="1F4E79" w:val="clear"/>
+            <w:tcW w:type="dxa" w:w="1569"/>
+            <w:shd w:fill="1F3A5F" w:val="clear"/>
+            <w:tcBorders>
+              <w:top w:val="single" w:sz="4" w:color="8AA0B8"/>
+              <w:left w:val="single" w:sz="4" w:color="8AA0B8"/>
+              <w:bottom w:val="single" w:sz="4" w:color="8AA0B8"/>
+              <w:right w:val="single" w:sz="4" w:color="8AA0B8"/>
+            </w:tcBorders>
           </w:tcPr>
           <w:p>
             <w:pPr>
-              <w:spacing w:after="160" w:line="360" w:lineRule="auto"/>
+              <w:bidi w:val="1"/>
+              <w:spacing w:after="40" w:before="40" w:line="240" w:lineRule="auto"/>
               <w:jc w:val="center"/>
-              <w:bidi w:val="1"/>
             </w:pPr>
+            <w:r/>
             <w:r>
               <w:rPr>
-                <w:color w:val="FFFFFF"/>
-              </w:rPr>
-            </w:r>
-            <w:r>
-              <w:rPr>
-                <w:rFonts w:ascii="Calibri" w:hAnsi="Calibri" w:cs="Calibri" w:eastAsia="Calibri"/>
+                <w:rFonts w:ascii="Times New Roman" w:hAnsi="Times New Roman" w:cs="Times New Roman" w:eastAsia="Times New Roman"/>
                 <w:b/>
                 <w:i w:val="0"/>
                 <w:color w:val="FFFFFF"/>
                 <w:sz w:val="20"/>
                 <w:rtl/>
-                <w:cs/>
+                <w:lang w:val="fa-IR" w:bidi="fa-IR"/>
               </w:rPr>
               <w:t>p هولم</w:t>
             </w:r>
@@ -2398,23 +2801,29 @@
       <w:tr>
         <w:tc>
           <w:tcPr>
-            <w:tcW w:type="dxa" w:w="1512"/>
+            <w:tcW w:type="dxa" w:w="1569"/>
+            <w:tcBorders>
+              <w:top w:val="single" w:sz="4" w:color="8AA0B8"/>
+              <w:left w:val="single" w:sz="4" w:color="8AA0B8"/>
+              <w:bottom w:val="single" w:sz="4" w:color="8AA0B8"/>
+              <w:right w:val="single" w:sz="4" w:color="8AA0B8"/>
+            </w:tcBorders>
           </w:tcPr>
           <w:p>
             <w:pPr>
-              <w:spacing w:after="160" w:line="360" w:lineRule="auto"/>
+              <w:bidi w:val="1"/>
+              <w:spacing w:after="40" w:before="40" w:line="240" w:lineRule="auto"/>
               <w:jc w:val="center"/>
-              <w:bidi w:val="1"/>
             </w:pPr>
             <w:r/>
             <w:r>
               <w:rPr>
-                <w:rFonts w:ascii="Calibri" w:hAnsi="Calibri" w:cs="Calibri" w:eastAsia="Calibri"/>
+                <w:rFonts w:ascii="Times New Roman" w:hAnsi="Times New Roman" w:cs="Times New Roman" w:eastAsia="Times New Roman"/>
                 <w:b w:val="0"/>
                 <w:i w:val="0"/>
                 <w:sz w:val="20"/>
                 <w:rtl/>
-                <w:cs/>
+                <w:lang w:val="fa-IR" w:bidi="fa-IR"/>
               </w:rPr>
               <w:t>بی‌دروازه</w:t>
             </w:r>
@@ -2422,23 +2831,29 @@
         </w:tc>
         <w:tc>
           <w:tcPr>
-            <w:tcW w:type="dxa" w:w="1512"/>
+            <w:tcW w:type="dxa" w:w="1569"/>
+            <w:tcBorders>
+              <w:top w:val="single" w:sz="4" w:color="8AA0B8"/>
+              <w:left w:val="single" w:sz="4" w:color="8AA0B8"/>
+              <w:bottom w:val="single" w:sz="4" w:color="8AA0B8"/>
+              <w:right w:val="single" w:sz="4" w:color="8AA0B8"/>
+            </w:tcBorders>
           </w:tcPr>
           <w:p>
             <w:pPr>
-              <w:spacing w:after="160" w:line="360" w:lineRule="auto"/>
+              <w:bidi w:val="1"/>
+              <w:spacing w:after="40" w:before="40" w:line="240" w:lineRule="auto"/>
               <w:jc w:val="center"/>
-              <w:bidi w:val="1"/>
             </w:pPr>
             <w:r/>
             <w:r>
               <w:rPr>
-                <w:rFonts w:ascii="Calibri" w:hAnsi="Calibri" w:cs="Calibri" w:eastAsia="Calibri"/>
+                <w:rFonts w:ascii="Times New Roman" w:hAnsi="Times New Roman" w:cs="Times New Roman" w:eastAsia="Times New Roman"/>
                 <w:b w:val="0"/>
                 <w:i w:val="0"/>
                 <w:sz w:val="20"/>
                 <w:rtl/>
-                <w:cs/>
+                <w:lang w:val="fa-IR" w:bidi="fa-IR"/>
               </w:rPr>
               <w:t>16.49</w:t>
             </w:r>
@@ -2446,23 +2861,29 @@
         </w:tc>
         <w:tc>
           <w:tcPr>
-            <w:tcW w:type="dxa" w:w="1512"/>
+            <w:tcW w:type="dxa" w:w="1569"/>
+            <w:tcBorders>
+              <w:top w:val="single" w:sz="4" w:color="8AA0B8"/>
+              <w:left w:val="single" w:sz="4" w:color="8AA0B8"/>
+              <w:bottom w:val="single" w:sz="4" w:color="8AA0B8"/>
+              <w:right w:val="single" w:sz="4" w:color="8AA0B8"/>
+            </w:tcBorders>
           </w:tcPr>
           <w:p>
             <w:pPr>
-              <w:spacing w:after="160" w:line="360" w:lineRule="auto"/>
+              <w:bidi w:val="1"/>
+              <w:spacing w:after="40" w:before="40" w:line="240" w:lineRule="auto"/>
               <w:jc w:val="center"/>
-              <w:bidi w:val="1"/>
             </w:pPr>
             <w:r/>
             <w:r>
               <w:rPr>
-                <w:rFonts w:ascii="Calibri" w:hAnsi="Calibri" w:cs="Calibri" w:eastAsia="Calibri"/>
+                <w:rFonts w:ascii="Times New Roman" w:hAnsi="Times New Roman" w:cs="Times New Roman" w:eastAsia="Times New Roman"/>
                 <w:b w:val="0"/>
                 <w:i w:val="0"/>
                 <w:sz w:val="20"/>
                 <w:rtl/>
-                <w:cs/>
+                <w:lang w:val="fa-IR" w:bidi="fa-IR"/>
               </w:rPr>
               <w:t>2.37</w:t>
             </w:r>
@@ -2470,23 +2891,29 @@
         </w:tc>
         <w:tc>
           <w:tcPr>
-            <w:tcW w:type="dxa" w:w="1512"/>
+            <w:tcW w:type="dxa" w:w="1569"/>
+            <w:tcBorders>
+              <w:top w:val="single" w:sz="4" w:color="8AA0B8"/>
+              <w:left w:val="single" w:sz="4" w:color="8AA0B8"/>
+              <w:bottom w:val="single" w:sz="4" w:color="8AA0B8"/>
+              <w:right w:val="single" w:sz="4" w:color="8AA0B8"/>
+            </w:tcBorders>
           </w:tcPr>
           <w:p>
             <w:pPr>
-              <w:spacing w:after="160" w:line="360" w:lineRule="auto"/>
+              <w:bidi w:val="1"/>
+              <w:spacing w:after="40" w:before="40" w:line="240" w:lineRule="auto"/>
               <w:jc w:val="center"/>
-              <w:bidi w:val="1"/>
             </w:pPr>
             <w:r/>
             <w:r>
               <w:rPr>
-                <w:rFonts w:ascii="Calibri" w:hAnsi="Calibri" w:cs="Calibri" w:eastAsia="Calibri"/>
+                <w:rFonts w:ascii="Times New Roman" w:hAnsi="Times New Roman" w:cs="Times New Roman" w:eastAsia="Times New Roman"/>
                 <w:b w:val="0"/>
                 <w:i w:val="0"/>
                 <w:sz w:val="20"/>
                 <w:rtl/>
-                <w:cs/>
+                <w:lang w:val="fa-IR" w:bidi="fa-IR"/>
               </w:rPr>
               <w:t>14.25–19.14</w:t>
             </w:r>
@@ -2494,23 +2921,29 @@
         </w:tc>
         <w:tc>
           <w:tcPr>
-            <w:tcW w:type="dxa" w:w="1512"/>
+            <w:tcW w:type="dxa" w:w="1569"/>
+            <w:tcBorders>
+              <w:top w:val="single" w:sz="4" w:color="8AA0B8"/>
+              <w:left w:val="single" w:sz="4" w:color="8AA0B8"/>
+              <w:bottom w:val="single" w:sz="4" w:color="8AA0B8"/>
+              <w:right w:val="single" w:sz="4" w:color="8AA0B8"/>
+            </w:tcBorders>
           </w:tcPr>
           <w:p>
             <w:pPr>
-              <w:spacing w:after="160" w:line="360" w:lineRule="auto"/>
+              <w:bidi w:val="1"/>
+              <w:spacing w:after="40" w:before="40" w:line="240" w:lineRule="auto"/>
               <w:jc w:val="center"/>
-              <w:bidi w:val="1"/>
             </w:pPr>
             <w:r/>
             <w:r>
               <w:rPr>
-                <w:rFonts w:ascii="Calibri" w:hAnsi="Calibri" w:cs="Calibri" w:eastAsia="Calibri"/>
+                <w:rFonts w:ascii="Times New Roman" w:hAnsi="Times New Roman" w:cs="Times New Roman" w:eastAsia="Times New Roman"/>
                 <w:b w:val="0"/>
                 <w:i w:val="0"/>
                 <w:sz w:val="20"/>
                 <w:rtl/>
-                <w:cs/>
+                <w:lang w:val="fa-IR" w:bidi="fa-IR"/>
               </w:rPr>
               <w:t>4.99975×10⁻⁵</w:t>
             </w:r>
@@ -2518,23 +2951,29 @@
         </w:tc>
         <w:tc>
           <w:tcPr>
-            <w:tcW w:type="dxa" w:w="1512"/>
+            <w:tcW w:type="dxa" w:w="1569"/>
+            <w:tcBorders>
+              <w:top w:val="single" w:sz="4" w:color="8AA0B8"/>
+              <w:left w:val="single" w:sz="4" w:color="8AA0B8"/>
+              <w:bottom w:val="single" w:sz="4" w:color="8AA0B8"/>
+              <w:right w:val="single" w:sz="4" w:color="8AA0B8"/>
+            </w:tcBorders>
           </w:tcPr>
           <w:p>
             <w:pPr>
-              <w:spacing w:after="160" w:line="360" w:lineRule="auto"/>
+              <w:bidi w:val="1"/>
+              <w:spacing w:after="40" w:before="40" w:line="240" w:lineRule="auto"/>
               <w:jc w:val="center"/>
-              <w:bidi w:val="1"/>
             </w:pPr>
             <w:r/>
             <w:r>
               <w:rPr>
-                <w:rFonts w:ascii="Calibri" w:hAnsi="Calibri" w:cs="Calibri" w:eastAsia="Calibri"/>
+                <w:rFonts w:ascii="Times New Roman" w:hAnsi="Times New Roman" w:cs="Times New Roman" w:eastAsia="Times New Roman"/>
                 <w:b w:val="0"/>
                 <w:i w:val="0"/>
                 <w:sz w:val="20"/>
                 <w:rtl/>
-                <w:cs/>
+                <w:lang w:val="fa-IR" w:bidi="fa-IR"/>
               </w:rPr>
               <w:t>1.50×10⁻⁴</w:t>
             </w:r>
@@ -2544,24 +2983,30 @@
       <w:tr>
         <w:tc>
           <w:tcPr>
-            <w:tcW w:type="dxa" w:w="1512"/>
-            <w:shd w:fill="F2F2F2" w:val="clear"/>
+            <w:tcW w:type="dxa" w:w="1569"/>
+            <w:tcBorders>
+              <w:top w:val="single" w:sz="4" w:color="8AA0B8"/>
+              <w:left w:val="single" w:sz="4" w:color="8AA0B8"/>
+              <w:bottom w:val="single" w:sz="4" w:color="8AA0B8"/>
+              <w:right w:val="single" w:sz="4" w:color="8AA0B8"/>
+            </w:tcBorders>
+            <w:shd w:fill="E8EEF6" w:val="clear"/>
           </w:tcPr>
           <w:p>
             <w:pPr>
-              <w:spacing w:after="160" w:line="360" w:lineRule="auto"/>
+              <w:bidi w:val="1"/>
+              <w:spacing w:after="40" w:before="40" w:line="240" w:lineRule="auto"/>
               <w:jc w:val="center"/>
-              <w:bidi w:val="1"/>
             </w:pPr>
             <w:r/>
             <w:r>
               <w:rPr>
-                <w:rFonts w:ascii="Calibri" w:hAnsi="Calibri" w:cs="Calibri" w:eastAsia="Calibri"/>
+                <w:rFonts w:ascii="Times New Roman" w:hAnsi="Times New Roman" w:cs="Times New Roman" w:eastAsia="Times New Roman"/>
                 <w:b w:val="0"/>
                 <w:i w:val="0"/>
                 <w:sz w:val="20"/>
                 <w:rtl/>
-                <w:cs/>
+                <w:lang w:val="fa-IR" w:bidi="fa-IR"/>
               </w:rPr>
               <w:t>کپسول خاموش</w:t>
             </w:r>
@@ -2569,24 +3014,30 @@
         </w:tc>
         <w:tc>
           <w:tcPr>
-            <w:tcW w:type="dxa" w:w="1512"/>
-            <w:shd w:fill="F2F2F2" w:val="clear"/>
+            <w:tcW w:type="dxa" w:w="1569"/>
+            <w:tcBorders>
+              <w:top w:val="single" w:sz="4" w:color="8AA0B8"/>
+              <w:left w:val="single" w:sz="4" w:color="8AA0B8"/>
+              <w:bottom w:val="single" w:sz="4" w:color="8AA0B8"/>
+              <w:right w:val="single" w:sz="4" w:color="8AA0B8"/>
+            </w:tcBorders>
+            <w:shd w:fill="E8EEF6" w:val="clear"/>
           </w:tcPr>
           <w:p>
             <w:pPr>
-              <w:spacing w:after="160" w:line="360" w:lineRule="auto"/>
+              <w:bidi w:val="1"/>
+              <w:spacing w:after="40" w:before="40" w:line="240" w:lineRule="auto"/>
               <w:jc w:val="center"/>
-              <w:bidi w:val="1"/>
             </w:pPr>
             <w:r/>
             <w:r>
               <w:rPr>
-                <w:rFonts w:ascii="Calibri" w:hAnsi="Calibri" w:cs="Calibri" w:eastAsia="Calibri"/>
+                <w:rFonts w:ascii="Times New Roman" w:hAnsi="Times New Roman" w:cs="Times New Roman" w:eastAsia="Times New Roman"/>
                 <w:b w:val="0"/>
                 <w:i w:val="0"/>
                 <w:sz w:val="20"/>
                 <w:rtl/>
-                <w:cs/>
+                <w:lang w:val="fa-IR" w:bidi="fa-IR"/>
               </w:rPr>
               <w:t>30.67</w:t>
             </w:r>
@@ -2594,24 +3045,30 @@
         </w:tc>
         <w:tc>
           <w:tcPr>
-            <w:tcW w:type="dxa" w:w="1512"/>
-            <w:shd w:fill="F2F2F2" w:val="clear"/>
+            <w:tcW w:type="dxa" w:w="1569"/>
+            <w:tcBorders>
+              <w:top w:val="single" w:sz="4" w:color="8AA0B8"/>
+              <w:left w:val="single" w:sz="4" w:color="8AA0B8"/>
+              <w:bottom w:val="single" w:sz="4" w:color="8AA0B8"/>
+              <w:right w:val="single" w:sz="4" w:color="8AA0B8"/>
+            </w:tcBorders>
+            <w:shd w:fill="E8EEF6" w:val="clear"/>
           </w:tcPr>
           <w:p>
             <w:pPr>
-              <w:spacing w:after="160" w:line="360" w:lineRule="auto"/>
+              <w:bidi w:val="1"/>
+              <w:spacing w:after="40" w:before="40" w:line="240" w:lineRule="auto"/>
               <w:jc w:val="center"/>
-              <w:bidi w:val="1"/>
             </w:pPr>
             <w:r/>
             <w:r>
               <w:rPr>
-                <w:rFonts w:ascii="Calibri" w:hAnsi="Calibri" w:cs="Calibri" w:eastAsia="Calibri"/>
+                <w:rFonts w:ascii="Times New Roman" w:hAnsi="Times New Roman" w:cs="Times New Roman" w:eastAsia="Times New Roman"/>
                 <w:b w:val="0"/>
                 <w:i w:val="0"/>
                 <w:sz w:val="20"/>
                 <w:rtl/>
-                <w:cs/>
+                <w:lang w:val="fa-IR" w:bidi="fa-IR"/>
               </w:rPr>
               <w:t>2.31</w:t>
             </w:r>
@@ -2619,24 +3076,30 @@
         </w:tc>
         <w:tc>
           <w:tcPr>
-            <w:tcW w:type="dxa" w:w="1512"/>
-            <w:shd w:fill="F2F2F2" w:val="clear"/>
+            <w:tcW w:type="dxa" w:w="1569"/>
+            <w:tcBorders>
+              <w:top w:val="single" w:sz="4" w:color="8AA0B8"/>
+              <w:left w:val="single" w:sz="4" w:color="8AA0B8"/>
+              <w:bottom w:val="single" w:sz="4" w:color="8AA0B8"/>
+              <w:right w:val="single" w:sz="4" w:color="8AA0B8"/>
+            </w:tcBorders>
+            <w:shd w:fill="E8EEF6" w:val="clear"/>
           </w:tcPr>
           <w:p>
             <w:pPr>
-              <w:spacing w:after="160" w:line="360" w:lineRule="auto"/>
+              <w:bidi w:val="1"/>
+              <w:spacing w:after="40" w:before="40" w:line="240" w:lineRule="auto"/>
               <w:jc w:val="center"/>
-              <w:bidi w:val="1"/>
             </w:pPr>
             <w:r/>
             <w:r>
               <w:rPr>
-                <w:rFonts w:ascii="Calibri" w:hAnsi="Calibri" w:cs="Calibri" w:eastAsia="Calibri"/>
+                <w:rFonts w:ascii="Times New Roman" w:hAnsi="Times New Roman" w:cs="Times New Roman" w:eastAsia="Times New Roman"/>
                 <w:b w:val="0"/>
                 <w:i w:val="0"/>
                 <w:sz w:val="20"/>
                 <w:rtl/>
-                <w:cs/>
+                <w:lang w:val="fa-IR" w:bidi="fa-IR"/>
               </w:rPr>
               <w:t>26.03–35.32</w:t>
             </w:r>
@@ -2644,24 +3107,30 @@
         </w:tc>
         <w:tc>
           <w:tcPr>
-            <w:tcW w:type="dxa" w:w="1512"/>
-            <w:shd w:fill="F2F2F2" w:val="clear"/>
+            <w:tcW w:type="dxa" w:w="1569"/>
+            <w:tcBorders>
+              <w:top w:val="single" w:sz="4" w:color="8AA0B8"/>
+              <w:left w:val="single" w:sz="4" w:color="8AA0B8"/>
+              <w:bottom w:val="single" w:sz="4" w:color="8AA0B8"/>
+              <w:right w:val="single" w:sz="4" w:color="8AA0B8"/>
+            </w:tcBorders>
+            <w:shd w:fill="E8EEF6" w:val="clear"/>
           </w:tcPr>
           <w:p>
             <w:pPr>
-              <w:spacing w:after="160" w:line="360" w:lineRule="auto"/>
+              <w:bidi w:val="1"/>
+              <w:spacing w:after="40" w:before="40" w:line="240" w:lineRule="auto"/>
               <w:jc w:val="center"/>
-              <w:bidi w:val="1"/>
             </w:pPr>
             <w:r/>
             <w:r>
               <w:rPr>
-                <w:rFonts w:ascii="Calibri" w:hAnsi="Calibri" w:cs="Calibri" w:eastAsia="Calibri"/>
+                <w:rFonts w:ascii="Times New Roman" w:hAnsi="Times New Roman" w:cs="Times New Roman" w:eastAsia="Times New Roman"/>
                 <w:b w:val="0"/>
                 <w:i w:val="0"/>
                 <w:sz w:val="20"/>
                 <w:rtl/>
-                <w:cs/>
+                <w:lang w:val="fa-IR" w:bidi="fa-IR"/>
               </w:rPr>
               <w:t>4.99975×10⁻⁵</w:t>
             </w:r>
@@ -2669,24 +3138,30 @@
         </w:tc>
         <w:tc>
           <w:tcPr>
-            <w:tcW w:type="dxa" w:w="1512"/>
-            <w:shd w:fill="F2F2F2" w:val="clear"/>
+            <w:tcW w:type="dxa" w:w="1569"/>
+            <w:tcBorders>
+              <w:top w:val="single" w:sz="4" w:color="8AA0B8"/>
+              <w:left w:val="single" w:sz="4" w:color="8AA0B8"/>
+              <w:bottom w:val="single" w:sz="4" w:color="8AA0B8"/>
+              <w:right w:val="single" w:sz="4" w:color="8AA0B8"/>
+            </w:tcBorders>
+            <w:shd w:fill="E8EEF6" w:val="clear"/>
           </w:tcPr>
           <w:p>
             <w:pPr>
-              <w:spacing w:after="160" w:line="360" w:lineRule="auto"/>
+              <w:bidi w:val="1"/>
+              <w:spacing w:after="40" w:before="40" w:line="240" w:lineRule="auto"/>
               <w:jc w:val="center"/>
-              <w:bidi w:val="1"/>
             </w:pPr>
             <w:r/>
             <w:r>
               <w:rPr>
-                <w:rFonts w:ascii="Calibri" w:hAnsi="Calibri" w:cs="Calibri" w:eastAsia="Calibri"/>
+                <w:rFonts w:ascii="Times New Roman" w:hAnsi="Times New Roman" w:cs="Times New Roman" w:eastAsia="Times New Roman"/>
                 <w:b w:val="0"/>
                 <w:i w:val="0"/>
                 <w:sz w:val="20"/>
                 <w:rtl/>
-                <w:cs/>
+                <w:lang w:val="fa-IR" w:bidi="fa-IR"/>
               </w:rPr>
               <w:t>1.50×10⁻⁴</w:t>
             </w:r>
@@ -2696,23 +3171,29 @@
       <w:tr>
         <w:tc>
           <w:tcPr>
-            <w:tcW w:type="dxa" w:w="1512"/>
+            <w:tcW w:type="dxa" w:w="1569"/>
+            <w:tcBorders>
+              <w:top w:val="single" w:sz="4" w:color="8AA0B8"/>
+              <w:left w:val="single" w:sz="4" w:color="8AA0B8"/>
+              <w:bottom w:val="single" w:sz="4" w:color="8AA0B8"/>
+              <w:right w:val="single" w:sz="4" w:color="8AA0B8"/>
+            </w:tcBorders>
           </w:tcPr>
           <w:p>
             <w:pPr>
-              <w:spacing w:after="160" w:line="360" w:lineRule="auto"/>
+              <w:bidi w:val="1"/>
+              <w:spacing w:after="40" w:before="40" w:line="240" w:lineRule="auto"/>
               <w:jc w:val="center"/>
-              <w:bidi w:val="1"/>
             </w:pPr>
             <w:r/>
             <w:r>
               <w:rPr>
-                <w:rFonts w:ascii="Calibri" w:hAnsi="Calibri" w:cs="Calibri" w:eastAsia="Calibri"/>
+                <w:rFonts w:ascii="Times New Roman" w:hAnsi="Times New Roman" w:cs="Times New Roman" w:eastAsia="Times New Roman"/>
                 <w:b w:val="0"/>
                 <w:i w:val="0"/>
                 <w:sz w:val="20"/>
                 <w:rtl/>
-                <w:cs/>
+                <w:lang w:val="fa-IR" w:bidi="fa-IR"/>
               </w:rPr>
               <w:t>محتوای خنثی</w:t>
             </w:r>
@@ -2720,23 +3201,29 @@
         </w:tc>
         <w:tc>
           <w:tcPr>
-            <w:tcW w:type="dxa" w:w="1512"/>
+            <w:tcW w:type="dxa" w:w="1569"/>
+            <w:tcBorders>
+              <w:top w:val="single" w:sz="4" w:color="8AA0B8"/>
+              <w:left w:val="single" w:sz="4" w:color="8AA0B8"/>
+              <w:bottom w:val="single" w:sz="4" w:color="8AA0B8"/>
+              <w:right w:val="single" w:sz="4" w:color="8AA0B8"/>
+            </w:tcBorders>
           </w:tcPr>
           <w:p>
             <w:pPr>
-              <w:spacing w:after="160" w:line="360" w:lineRule="auto"/>
+              <w:bidi w:val="1"/>
+              <w:spacing w:after="40" w:before="40" w:line="240" w:lineRule="auto"/>
               <w:jc w:val="center"/>
-              <w:bidi w:val="1"/>
             </w:pPr>
             <w:r/>
             <w:r>
               <w:rPr>
-                <w:rFonts w:ascii="Calibri" w:hAnsi="Calibri" w:cs="Calibri" w:eastAsia="Calibri"/>
+                <w:rFonts w:ascii="Times New Roman" w:hAnsi="Times New Roman" w:cs="Times New Roman" w:eastAsia="Times New Roman"/>
                 <w:b w:val="0"/>
                 <w:i w:val="0"/>
                 <w:sz w:val="20"/>
                 <w:rtl/>
-                <w:cs/>
+                <w:lang w:val="fa-IR" w:bidi="fa-IR"/>
               </w:rPr>
               <w:t>30.67</w:t>
             </w:r>
@@ -2744,23 +3231,29 @@
         </w:tc>
         <w:tc>
           <w:tcPr>
-            <w:tcW w:type="dxa" w:w="1512"/>
+            <w:tcW w:type="dxa" w:w="1569"/>
+            <w:tcBorders>
+              <w:top w:val="single" w:sz="4" w:color="8AA0B8"/>
+              <w:left w:val="single" w:sz="4" w:color="8AA0B8"/>
+              <w:bottom w:val="single" w:sz="4" w:color="8AA0B8"/>
+              <w:right w:val="single" w:sz="4" w:color="8AA0B8"/>
+            </w:tcBorders>
           </w:tcPr>
           <w:p>
             <w:pPr>
-              <w:spacing w:after="160" w:line="360" w:lineRule="auto"/>
+              <w:bidi w:val="1"/>
+              <w:spacing w:after="40" w:before="40" w:line="240" w:lineRule="auto"/>
               <w:jc w:val="center"/>
-              <w:bidi w:val="1"/>
             </w:pPr>
             <w:r/>
             <w:r>
               <w:rPr>
-                <w:rFonts w:ascii="Calibri" w:hAnsi="Calibri" w:cs="Calibri" w:eastAsia="Calibri"/>
+                <w:rFonts w:ascii="Times New Roman" w:hAnsi="Times New Roman" w:cs="Times New Roman" w:eastAsia="Times New Roman"/>
                 <w:b w:val="0"/>
                 <w:i w:val="0"/>
                 <w:sz w:val="20"/>
                 <w:rtl/>
-                <w:cs/>
+                <w:lang w:val="fa-IR" w:bidi="fa-IR"/>
               </w:rPr>
               <w:t>2.31</w:t>
             </w:r>
@@ -2768,23 +3261,29 @@
         </w:tc>
         <w:tc>
           <w:tcPr>
-            <w:tcW w:type="dxa" w:w="1512"/>
+            <w:tcW w:type="dxa" w:w="1569"/>
+            <w:tcBorders>
+              <w:top w:val="single" w:sz="4" w:color="8AA0B8"/>
+              <w:left w:val="single" w:sz="4" w:color="8AA0B8"/>
+              <w:bottom w:val="single" w:sz="4" w:color="8AA0B8"/>
+              <w:right w:val="single" w:sz="4" w:color="8AA0B8"/>
+            </w:tcBorders>
           </w:tcPr>
           <w:p>
             <w:pPr>
-              <w:spacing w:after="160" w:line="360" w:lineRule="auto"/>
+              <w:bidi w:val="1"/>
+              <w:spacing w:after="40" w:before="40" w:line="240" w:lineRule="auto"/>
               <w:jc w:val="center"/>
-              <w:bidi w:val="1"/>
             </w:pPr>
             <w:r/>
             <w:r>
               <w:rPr>
-                <w:rFonts w:ascii="Calibri" w:hAnsi="Calibri" w:cs="Calibri" w:eastAsia="Calibri"/>
+                <w:rFonts w:ascii="Times New Roman" w:hAnsi="Times New Roman" w:cs="Times New Roman" w:eastAsia="Times New Roman"/>
                 <w:b w:val="0"/>
                 <w:i w:val="0"/>
                 <w:sz w:val="20"/>
                 <w:rtl/>
-                <w:cs/>
+                <w:lang w:val="fa-IR" w:bidi="fa-IR"/>
               </w:rPr>
               <w:t>26.03–35.32</w:t>
             </w:r>
@@ -2792,23 +3291,29 @@
         </w:tc>
         <w:tc>
           <w:tcPr>
-            <w:tcW w:type="dxa" w:w="1512"/>
+            <w:tcW w:type="dxa" w:w="1569"/>
+            <w:tcBorders>
+              <w:top w:val="single" w:sz="4" w:color="8AA0B8"/>
+              <w:left w:val="single" w:sz="4" w:color="8AA0B8"/>
+              <w:bottom w:val="single" w:sz="4" w:color="8AA0B8"/>
+              <w:right w:val="single" w:sz="4" w:color="8AA0B8"/>
+            </w:tcBorders>
           </w:tcPr>
           <w:p>
             <w:pPr>
-              <w:spacing w:after="160" w:line="360" w:lineRule="auto"/>
+              <w:bidi w:val="1"/>
+              <w:spacing w:after="40" w:before="40" w:line="240" w:lineRule="auto"/>
               <w:jc w:val="center"/>
-              <w:bidi w:val="1"/>
             </w:pPr>
             <w:r/>
             <w:r>
               <w:rPr>
-                <w:rFonts w:ascii="Calibri" w:hAnsi="Calibri" w:cs="Calibri" w:eastAsia="Calibri"/>
+                <w:rFonts w:ascii="Times New Roman" w:hAnsi="Times New Roman" w:cs="Times New Roman" w:eastAsia="Times New Roman"/>
                 <w:b w:val="0"/>
                 <w:i w:val="0"/>
                 <w:sz w:val="20"/>
                 <w:rtl/>
-                <w:cs/>
+                <w:lang w:val="fa-IR" w:bidi="fa-IR"/>
               </w:rPr>
               <w:t>4.99975×10⁻⁵</w:t>
             </w:r>
@@ -2816,23 +3321,29 @@
         </w:tc>
         <w:tc>
           <w:tcPr>
-            <w:tcW w:type="dxa" w:w="1512"/>
+            <w:tcW w:type="dxa" w:w="1569"/>
+            <w:tcBorders>
+              <w:top w:val="single" w:sz="4" w:color="8AA0B8"/>
+              <w:left w:val="single" w:sz="4" w:color="8AA0B8"/>
+              <w:bottom w:val="single" w:sz="4" w:color="8AA0B8"/>
+              <w:right w:val="single" w:sz="4" w:color="8AA0B8"/>
+            </w:tcBorders>
           </w:tcPr>
           <w:p>
             <w:pPr>
-              <w:spacing w:after="160" w:line="360" w:lineRule="auto"/>
+              <w:bidi w:val="1"/>
+              <w:spacing w:after="40" w:before="40" w:line="240" w:lineRule="auto"/>
               <w:jc w:val="center"/>
-              <w:bidi w:val="1"/>
             </w:pPr>
             <w:r/>
             <w:r>
               <w:rPr>
-                <w:rFonts w:ascii="Calibri" w:hAnsi="Calibri" w:cs="Calibri" w:eastAsia="Calibri"/>
+                <w:rFonts w:ascii="Times New Roman" w:hAnsi="Times New Roman" w:cs="Times New Roman" w:eastAsia="Times New Roman"/>
                 <w:b w:val="0"/>
                 <w:i w:val="0"/>
                 <w:sz w:val="20"/>
                 <w:rtl/>
-                <w:cs/>
+                <w:lang w:val="fa-IR" w:bidi="fa-IR"/>
               </w:rPr>
               <w:t>1.50×10⁻⁴</w:t>
             </w:r>
@@ -2840,779 +3351,951 @@
         </w:tc>
       </w:tr>
     </w:tbl>
-    <w:p/>
     <w:p>
       <w:pPr>
-        <w:spacing w:after="160" w:line="360" w:lineRule="auto" w:before="0"/>
-        <w:ind w:firstLine="283"/>
-        <w:jc w:val="right"/>
         <w:bidi w:val="1"/>
+        <w:spacing w:after="160" w:before="0" w:line="276" w:lineRule="auto"/>
+        <w:jc w:val="both"/>
       </w:pPr>
       <w:r>
         <w:rPr>
-          <w:rFonts w:ascii="Calibri" w:hAnsi="Calibri" w:cs="Calibri" w:eastAsia="Calibri"/>
+          <w:rFonts w:ascii="Times New Roman" w:hAnsi="Times New Roman" w:cs="Times New Roman" w:eastAsia="Times New Roman"/>
           <w:b w:val="0"/>
           <w:i w:val="0"/>
           <w:sz w:val="24"/>
           <w:rtl/>
-          <w:cs/>
+          <w:lang w:val="fa-IR" w:bidi="fa-IR"/>
         </w:rPr>
-        <w:t>تفسیر علّی مجاز نیست. مداخله مرکب است. سه بازو روی انرژی ۲۸٫۰ اشباع شده‌اند در حالی که پذیرش ۰، ۲۶۰٫۹ و ۲۰۷٫۳ است. births_mean در هر هفت بازو صفر است. بازپخش فقط بذرهای ۱۱ و ۴۰ را پوشش می‌دهد.</w:t>
+        <w:t>واحد تحلیل بذر است. هر سه تفاضل تأییدی اکیداً مثبت‌اند؛ بنابراین شمارش دقیق دوطرفهٔ علامت — در صورت فراخوانی اختیاری — ۲/۲³⁰ = 1.86265×10⁻⁹ است و هولم خانوادهٔ سه‌تایی 5.59×10⁻⁹ می‌شود. این جایگزینی مصنوع نیست. حساسیت درهم‌ریخته: تفاضل میانگین ۱۷٫۱۵ و d_z = 1.29؛ p پیش‌فرض دوباره روی کف مونت‌کارلو است.</w:t>
       </w:r>
     </w:p>
     <w:p>
       <w:pPr>
-        <w:spacing w:after="160" w:line="360" w:lineRule="auto" w:before="0"/>
-        <w:ind w:firstLine="283"/>
-        <w:jc w:val="right"/>
         <w:bidi w:val="1"/>
+        <w:spacing w:after="160" w:before="0" w:line="276" w:lineRule="auto"/>
+        <w:jc w:val="both"/>
       </w:pPr>
       <w:r>
         <w:rPr>
-          <w:rFonts w:ascii="Calibri" w:hAnsi="Calibri" w:cs="Calibri" w:eastAsia="Calibri"/>
+          <w:rFonts w:ascii="Times New Roman" w:hAnsi="Times New Roman" w:cs="Times New Roman" w:eastAsia="Times New Roman"/>
           <w:b w:val="0"/>
           <w:i w:val="0"/>
           <w:sz w:val="24"/>
           <w:rtl/>
-          <w:cs/>
+          <w:lang w:val="fa-IR" w:bidi="fa-IR"/>
         </w:rPr>
-        <w:t>شمارش دقیق اختیاری برای سه تفاضل اکیداً مثبت ۲/۲³⁰ = 1.86265×10⁻⁹ است. این جایگزینی مصنوع v7 نیست.</w:t>
+        <w:t>بازتحلیل اختیاری روی همین ۳۰ تفاضل با method="studentized"، ۲۰٬۰۰۰ بازنمونه و بذر ۱، بازهٔ بی‌دروازه را حدود ۱۴٫۰۵–۱۹٫۳۰ می‌دهد. این یک بازهٔ حساسیت است، نه recut فایل v7.</w:t>
       </w:r>
     </w:p>
     <w:p>
       <w:pPr>
-        <w:spacing w:after="200" w:line="360" w:lineRule="auto" w:before="280"/>
-        <w:jc w:val="right"/>
         <w:bidi w:val="1"/>
+        <w:spacing w:after="160" w:before="0" w:line="276" w:lineRule="auto"/>
+        <w:jc w:val="both"/>
       </w:pPr>
       <w:r>
         <w:rPr>
-          <w:rFonts w:ascii="Calibri" w:hAnsi="Calibri" w:cs="Calibri" w:eastAsia="Calibri"/>
+          <w:rFonts w:ascii="Times New Roman" w:hAnsi="Times New Roman" w:cs="Times New Roman" w:eastAsia="Times New Roman"/>
+          <w:b w:val="0"/>
+          <w:i w:val="0"/>
+          <w:sz w:val="24"/>
+          <w:rtl/>
+          <w:lang w:val="fa-IR" w:bidi="fa-IR"/>
+        </w:rPr>
+        <w:t>مداخله مرکب است. در گذار از بازوی روشن به بی‌دروازه، min_source_fitness از ۱٫۵ به صفر و سیاست پذیرش از FITNESS_WEIGHTED به THRESHOLD تغییر می‌کند. محدودیت صریح v7: source_bias_is_min_source_fitness_plus_fitness_weighted_adoption. بنابراین اثر به مجموعهٔ تفاوت‌های پیکربندی مربوط است و سهم مستقل منشأ، آستانه و محتوا تفکیک نشده است.</w:t>
+      </w:r>
+    </w:p>
+    <w:p>
+      <w:pPr>
+        <w:bidi w:val="1"/>
+        <w:spacing w:after="160" w:before="0" w:line="276" w:lineRule="auto"/>
+        <w:jc w:val="both"/>
+      </w:pPr>
+      <w:r>
+        <w:rPr>
+          <w:rFonts w:ascii="Times New Roman" w:hAnsi="Times New Roman" w:cs="Times New Roman" w:eastAsia="Times New Roman"/>
+          <w:b w:val="0"/>
+          <w:i w:val="0"/>
+          <w:sz w:val="24"/>
+          <w:rtl/>
+          <w:lang w:val="fa-IR" w:bidi="fa-IR"/>
+        </w:rPr>
+        <w:t>سنجه در سه بازو اشباع شده است. کپسول خاموش، محتوای خنثی و فعالیت همتاشده در تمام بذرها انرژی ۲۸٫۰ با انحراف معیار صفر دارند، در حالی که میانگین پذیرش آن‌ها به‌ترتیب ۰، ۲۶۰٫۹ و ۲۰۷٫۳ است. مقدار ۲۸ با انرژی آغازین ۴۸، هزینهٔ پایهٔ ۱۶ و هزینهٔ چهارواحدی WAIT سازگار است. این برابری ناتوانی سنجه در تفکیک این سه پیکربندی را نشان می‌دهد. شکاف فعالیت همتاشده در خلاصهٔ v7 برابر ۱۸٫۴۳ است؛ این بازو کنترل موفقی برای برابرکردن فعالیت نیست. محتوای خنثی و کپسول خاموش در سنجه یکی‌اند (content_null_vs_capsules_off: تفاضل ۰، p=1).</w:t>
+      </w:r>
+    </w:p>
+    <w:p>
+      <w:pPr>
+        <w:bidi w:val="1"/>
+        <w:spacing w:after="160" w:before="0" w:line="276" w:lineRule="auto"/>
+        <w:jc w:val="both"/>
+      </w:pPr>
+      <w:r>
+        <w:rPr>
+          <w:rFonts w:ascii="Times New Roman" w:hAnsi="Times New Roman" w:cs="Times New Roman" w:eastAsia="Times New Roman"/>
+          <w:b w:val="0"/>
+          <w:i w:val="0"/>
+          <w:sz w:val="24"/>
+          <w:rtl/>
+          <w:lang w:val="fa-IR" w:bidi="fa-IR"/>
+        </w:rPr>
+        <w:t>جمعیت ایستا است. births_mean در هر هفت بازو صفر است. نتایج دربارهٔ انتقال اطلاعات در جمعیت ثابت‌اند، نه تغییر تکاملی نسل‌ها. بازپخش ذخیره‌شده بذرهای ۱۱ و ۴۰ را پوشش می‌دهد (replay_verified_seeds) و نباید به بازپخش تأییدشدهٔ هر ۳۰ بذر تعبیر شود.</w:t>
+      </w:r>
+    </w:p>
+    <w:p>
+      <w:pPr>
+        <w:bidi w:val="1"/>
+        <w:spacing w:after="160" w:before="0" w:line="276" w:lineRule="auto"/>
+        <w:jc w:val="both"/>
+      </w:pPr>
+      <w:r>
+        <w:rPr>
+          <w:rFonts w:ascii="Times New Roman" w:hAnsi="Times New Roman" w:cs="Times New Roman" w:eastAsia="Times New Roman"/>
+          <w:b w:val="0"/>
+          <w:i w:val="0"/>
+          <w:sz w:val="24"/>
+          <w:rtl/>
+          <w:lang w:val="fa-IR" w:bidi="fa-IR"/>
+        </w:rPr>
+        <w:t>تمایز از پیشینه. تفکیک سوگیری محتوایی و منبع در ادبیات یادگیری اجتماعی شناخته‌شده است [10]. Acerbi و Tehrani در انتخاب نقل‌قول‌ها غلبهٔ محتوا را گزارش کردند [11]؛ Berl و همکاران اثر اعتبار منبع را همراه با اثر قوی‌تر چند سوگیری محتوایی یافتند [12]. این مطالعات معادل مستقیم سناریوی مصنوعی حاضر نیستند؛ نسبت‌دادن تازگی نظری به اصل دروازه‌بندی منبع را توجیه نمی‌کنند. ادعای برهم‌کنش ابرجمعی از طرح حاضر نتیجه نمی‌شود.</w:t>
+      </w:r>
+    </w:p>
+    <w:p>
+      <w:pPr>
+        <w:bidi w:val="1"/>
+        <w:spacing w:after="160" w:before="280" w:line="276" w:lineRule="auto"/>
+        <w:jc w:val="right"/>
+        <w:pBdr>
+          <w:bottom w:val="single" w:sz="12" w:space="4" w:color="1F3A5F"/>
+        </w:pBdr>
+      </w:pPr>
+      <w:r>
+        <w:rPr>
+          <w:rFonts w:ascii="Times New Roman" w:hAnsi="Times New Roman" w:cs="Times New Roman" w:eastAsia="Times New Roman"/>
           <w:b/>
           <w:i w:val="0"/>
-          <w:sz w:val="32"/>
+          <w:color w:val="1F3A5F"/>
+          <w:sz w:val="28"/>
           <w:rtl/>
-          <w:cs/>
+          <w:lang w:val="fa-IR" w:bidi="fa-IR"/>
         </w:rPr>
         <w:t>۶. شواهد مهندسی مکمل</w:t>
       </w:r>
     </w:p>
     <w:p>
       <w:pPr>
-        <w:spacing w:after="160" w:line="360" w:lineRule="auto" w:before="0"/>
-        <w:ind w:firstLine="283"/>
-        <w:jc w:val="right"/>
         <w:bidi w:val="1"/>
+        <w:spacing w:after="160" w:before="0" w:line="276" w:lineRule="auto"/>
+        <w:jc w:val="both"/>
       </w:pPr>
       <w:r>
         <w:rPr>
-          <w:rFonts w:ascii="Calibri" w:hAnsi="Calibri" w:cs="Calibri" w:eastAsia="Calibri"/>
+          <w:rFonts w:ascii="Times New Roman" w:hAnsi="Times New Roman" w:cs="Times New Roman" w:eastAsia="Times New Roman"/>
           <w:b w:val="0"/>
           <w:i w:val="0"/>
           <w:sz w:val="24"/>
           <w:rtl/>
-          <w:cs/>
+          <w:lang w:val="fa-IR" w:bidi="fa-IR"/>
         </w:rPr>
-        <w:t>بازپخش بذر با دیجست ثابت، حذف یال جهت‌دار، و غربال Morris در دامنهٔ آزموده‌شده ثبت شده‌اند. این شواهد صحت کل جهان یا علیت عمومی را اثبات نمی‌کنند.</w:t>
+        <w:t>گزارش آزمون‌های پروژه بازپخش تکراری بذرها با دیجست ثابت درون هر بذر را ثبت می‌کند. این شواهد به ماتریس آزموده‌شده محدودند و تضمین تمام سیستم‌عامل‌ها یا نسخه‌های آینده نیستند. تغییر یک پارامتر مؤثر باید دیجست را عوض کند؛ دیجستی که هرگز تغییر نکند چیزی را اثبات نمی‌کند.</w:t>
       </w:r>
     </w:p>
     <w:p>
       <w:pPr>
-        <w:spacing w:after="200" w:line="360" w:lineRule="auto" w:before="280"/>
-        <w:jc w:val="right"/>
         <w:bidi w:val="1"/>
+        <w:spacing w:after="160" w:before="0" w:line="276" w:lineRule="auto"/>
+        <w:jc w:val="both"/>
       </w:pPr>
       <w:r>
         <w:rPr>
-          <w:rFonts w:ascii="Calibri" w:hAnsi="Calibri" w:cs="Calibri" w:eastAsia="Calibri"/>
+          <w:rFonts w:ascii="Times New Roman" w:hAnsi="Times New Roman" w:cs="Times New Roman" w:eastAsia="Times New Roman"/>
+          <w:b w:val="0"/>
+          <w:i w:val="0"/>
+          <w:sz w:val="24"/>
+          <w:rtl/>
+          <w:lang w:val="fa-IR" w:bidi="fa-IR"/>
+        </w:rPr>
+        <w:t>در آزمون‌های جداگانهٔ حذف یال، الگوهای جهت‌دار گزارش شده‌اند: mutation_off زادآوری را صفر، و قطع capsule_to_policy اعمال موفق را به صفر رسانده است. این نتایج به پیکربندی‌های آزمون سازوکار تعلق دارند و با زادآوری صفر آزمایش بخش ۵ تناقض ندارند. غربالگری اکتشافی Morris در اسناد کارزار، resource_amount، read_radius و min_source_fitness را در دامنهٔ آزموده‌شده رتبه‌بندی می‌کند؛ این رتبه‌بندی حساسیت است نه اثبات علیت عمومی.</w:t>
+      </w:r>
+    </w:p>
+    <w:p>
+      <w:pPr>
+        <w:bidi w:val="1"/>
+        <w:spacing w:after="160" w:before="0" w:line="276" w:lineRule="auto"/>
+        <w:jc w:val="both"/>
+      </w:pPr>
+      <w:r>
+        <w:rPr>
+          <w:rFonts w:ascii="Times New Roman" w:hAnsi="Times New Roman" w:cs="Times New Roman" w:eastAsia="Times New Roman"/>
+          <w:b w:val="0"/>
+          <w:i w:val="0"/>
+          <w:sz w:val="24"/>
+          <w:rtl/>
+          <w:lang w:val="fa-IR" w:bidi="fa-IR"/>
+        </w:rPr>
+        <w:t>قرارداد بررسی منابع، آشتی منابع، نامنفی‌بودن انرژی و تبدیل برداشت را در دامنه قرار می‌دهد. ثابت‌بودن مجموع انرژی عامل‌ها شرط آن نیست، زیرا متابولیسم انرژی قابل‌استفاده را مصرف می‌کند. این قرارداد در برابر دستکاری مستقیم وضعیت زمان اجرا مصون نیست.</w:t>
+      </w:r>
+    </w:p>
+    <w:p>
+      <w:pPr>
+        <w:bidi w:val="1"/>
+        <w:spacing w:after="160" w:before="280" w:line="276" w:lineRule="auto"/>
+        <w:jc w:val="right"/>
+        <w:pBdr>
+          <w:bottom w:val="single" w:sz="12" w:space="4" w:color="1F3A5F"/>
+        </w:pBdr>
+      </w:pPr>
+      <w:r>
+        <w:rPr>
+          <w:rFonts w:ascii="Times New Roman" w:hAnsi="Times New Roman" w:cs="Times New Roman" w:eastAsia="Times New Roman"/>
           <w:b/>
           <w:i w:val="0"/>
-          <w:sz w:val="32"/>
+          <w:color w:val="1F3A5F"/>
+          <w:sz w:val="28"/>
           <w:rtl/>
-          <w:cs/>
+          <w:lang w:val="fa-IR" w:bidi="fa-IR"/>
         </w:rPr>
         <w:t>۷. کاربرد و مرزها</w:t>
       </w:r>
     </w:p>
     <w:p>
       <w:pPr>
-        <w:spacing w:after="160" w:line="360" w:lineRule="auto" w:before="0"/>
-        <w:ind w:firstLine="283"/>
-        <w:jc w:val="right"/>
         <w:bidi w:val="1"/>
+        <w:spacing w:after="160" w:before="0" w:line="276" w:lineRule="auto"/>
+        <w:jc w:val="both"/>
       </w:pPr>
       <w:r>
         <w:rPr>
-          <w:rFonts w:ascii="Calibri" w:hAnsi="Calibri" w:cs="Calibri" w:eastAsia="Calibri"/>
+          <w:rFonts w:ascii="Times New Roman" w:hAnsi="Times New Roman" w:cs="Times New Roman" w:eastAsia="Times New Roman"/>
           <w:b w:val="0"/>
           <w:i w:val="0"/>
           <w:sz w:val="24"/>
           <w:rtl/>
-          <w:cs/>
+          <w:lang w:val="fa-IR" w:bidi="fa-IR"/>
         </w:rPr>
-        <w:t>ارتباط با مهندسی تجهیزات پزشکی روش‌شناختی است، نه گواهی محصول. تناسب شواهد با زمینهٔ کاربرد و پیامد تصمیم، منطق مشترک با ASME V&amp;V 40-2018 است [5]. راهنمای FDA در نوامبر ۲۰۲۳ هشت دستهٔ شواهد اعتبار را برای مدل‌های فیزیک‌مبنا یا مکانیکی تعریف می‌کند و صریحاً مدل‌های مستقل یادگیری ماشین را از دامنه خارج می‌کند [14]. گزارش فنی ASME VVUQ 40.1-2026 یک مثال کامل برای سینی تیبیا است، نه بیتِ قبول [19]. IMDRF N81 (۲۰۲۵) نرم‌افزار وسیلهٔ پزشکی را شامل نرم‌افزار جاسازی‌شده (SiMD) توصیف می‌کند [20]. IEC 62304 ردهٔ ایمنی A/B/C را برای شدت فرایند چرخهٔ حیات تعیین می‌کند، نه ردهٔ وسیلهٔ EU MDR [21]. Pathmanathan و همکاران اعتبار سلسله‌مراتبی آزمون درسیلیکو را پیشنهاد کرده‌اند [22]. سمپوزیوم FDA/MDIC ۲۰۲۴ همین چارچوب را جمع‌بندی کرده است [23].</w:t>
+        <w:t>کاربرد پژوهشی این معماری، پیوند ادعا با پیکربندی، اجرای ثبت‌شده، کنترل و تحلیل است. تله‌متری و حذف یال می‌توانند بررسی خطاهای سنجه را تسهیل کنند؛ نمونه‌های رفتار پیش‌بینی‌نشده در تکامل دیجیتال مستند شده‌اند [13]. کارایی این روش در جلوگیری از سنجه‌بازی یا افزایش اعتماد به سامانه‌های هوش مصنوعی واقعی هنوز در یک ارزیابی مقایسه‌ای مستقل سنجیده نشده است.</w:t>
       </w:r>
     </w:p>
     <w:p>
       <w:pPr>
-        <w:spacing w:after="160" w:line="360" w:lineRule="auto" w:before="0"/>
-        <w:ind w:firstLine="283"/>
-        <w:jc w:val="right"/>
         <w:bidi w:val="1"/>
+        <w:spacing w:after="160" w:before="0" w:line="276" w:lineRule="auto"/>
+        <w:jc w:val="both"/>
       </w:pPr>
       <w:r>
         <w:rPr>
-          <w:rFonts w:ascii="Calibri" w:hAnsi="Calibri" w:cs="Calibri" w:eastAsia="Calibri"/>
+          <w:rFonts w:ascii="Times New Roman" w:hAnsi="Times New Roman" w:cs="Times New Roman" w:eastAsia="Times New Roman"/>
           <w:b w:val="0"/>
           <w:i w:val="0"/>
           <w:sz w:val="24"/>
           <w:rtl/>
-          <w:cs/>
+          <w:lang w:val="fa-IR" w:bidi="fa-IR"/>
         </w:rPr>
-        <w:t>در مخزن، کاربر می‌تواند device_software_kind=simd_declared، ردهٔ اعلام‌شدهٔ IEC 62304، دستهٔ IMDRF N12 و زیرمجموعهٔ ۱–۸ شواهد FDA ۲۰۲۳ را ثبت کند. این برچسب‌ها سطح نردبان را بالا نمی‌برند و asme_vv40_passed / iec_62304_certified / in_silico_trial_validated را رد می‌کنند.</w:t>
+        <w:t>ارتباط با مهندسی تجهیزات پزشکی روش‌شناختی است، نه گواهی محصول. تناسب شواهد با زمینهٔ کاربرد و پیامد تصمیم، منطق مشترک با ASME V&amp;V 40-2018 است [5]. راهنمای FDA در نوامبر ۲۰۲۳ هشت دستهٔ شواهد اعتبار را برای مدل‌های فیزیک‌مبنا یا مکانیکی تعریف می‌کند (راستی‌آزمایی کد، کالیبراسیون، اعتبارسنجی نیمکت، in vivo، جمعیتی، رفتار نوظهور، معقولیت مدل، و راستی‌آزمایی محاسبه/عدم‌قطعیت روی شبیه‌سازی زمینهٔ کاربرد) و صریحاً مدل‌های مستقل یادگیری ماشین را از دامنه خارج می‌کند [14]. گزارش فنی ASME VVUQ 40.1-2026 یک مثال کامل برای سینی تیبیا است، نه بیتِ «قبول» [19]. IMDRF N81 (۲۰۲۵) نرم‌افزار وسیلهٔ پزشکی را شامل نرم‌افزار جاسازی‌شده (SiMD) توصیف می‌کند، نه فقط SaMD [20]. IEC 62304 ردهٔ ایمنی نرم‌افزار A/B/C را برای شدت فرایند چرخهٔ حیات تعیین می‌کند، نه ردهٔ وسیلهٔ EU MDR [21]. برای آزمون‌های بالینی درسیلیکو، Pathmanathan و همکاران اعتبار سلسله‌مراتبی زیرمدل‌ها را پیشنهاد کرده‌اند [22]. سمپوزیوم FDA/MDIC ۲۰۲۴ همین چارچوب ریسک‌آگاه را برای CM&amp;S تجهیزات جمع‌بندی کرده است [23].</w:t>
       </w:r>
     </w:p>
     <w:p>
       <w:pPr>
-        <w:spacing w:after="160" w:line="360" w:lineRule="auto" w:before="0"/>
-        <w:ind w:firstLine="283"/>
-        <w:jc w:val="right"/>
         <w:bidi w:val="1"/>
+        <w:spacing w:after="160" w:before="0" w:line="276" w:lineRule="auto"/>
+        <w:jc w:val="both"/>
       </w:pPr>
       <w:r>
         <w:rPr>
-          <w:rFonts w:ascii="Calibri" w:hAnsi="Calibri" w:cs="Calibri" w:eastAsia="Calibri"/>
+          <w:rFonts w:ascii="Times New Roman" w:hAnsi="Times New Roman" w:cs="Times New Roman" w:eastAsia="Times New Roman"/>
           <w:b w:val="0"/>
           <w:i w:val="0"/>
           <w:sz w:val="24"/>
           <w:rtl/>
-          <w:cs/>
+          <w:lang w:val="fa-IR" w:bidi="fa-IR"/>
         </w:rPr>
-        <w:t>برای مدل‌سازی شناختی، وجود کانال با یادگیری اجتماعی یا تکامل فرهنگی یکسان نیست [15]–[18]. این سطوح در سناریوی حاضر احراز نشده‌اند.</w:t>
+        <w:t>در این مخزن همان منطق روی پورت DomainProfile پیاده شده است: کاربر می‌تواند device_software_kind=simd_declared، ردهٔ اعلام‌شدهٔ IEC 62304، دستهٔ IMDRF N12 و زیرمجموعهٔ ۱–۸ شواهد FDA ۲۰۲۳ را ثبت کند. این برچسب‌ها سطح نردبان را بالا نمی‌برند، asme_vv40_passed / iec_62304_certified / in_silico_trial_validated را اگر درخواست شوند رد می‌کنند، و اگر مدل فیزیک‌مبنا نباشد دامنهٔ راهنمای ۲۰۲۳ را out_of_scope_standalone_ml ثبت می‌کنند. نردبان حاضر نه اجرای تأییدشدهٔ آن راهنماست، نه ابزار تصمیم بالینی، نه پروندهٔ ۵۱۰(k). فیلدهای ریسک برچسب اعلام‌شدهٔ کاربرند؛ حسابرس آن‌ها را از AUROC یا پروندهٔ بیمار استنباط نمی‌کند.</w:t>
       </w:r>
     </w:p>
     <w:p>
       <w:pPr>
-        <w:spacing w:after="200" w:line="360" w:lineRule="auto" w:before="280"/>
-        <w:jc w:val="right"/>
         <w:bidi w:val="1"/>
+        <w:spacing w:after="160" w:before="0" w:line="276" w:lineRule="auto"/>
+        <w:jc w:val="both"/>
       </w:pPr>
       <w:r>
         <w:rPr>
-          <w:rFonts w:ascii="Calibri" w:hAnsi="Calibri" w:cs="Calibri" w:eastAsia="Calibri"/>
+          <w:rFonts w:ascii="Times New Roman" w:hAnsi="Times New Roman" w:cs="Times New Roman" w:eastAsia="Times New Roman"/>
+          <w:b w:val="0"/>
+          <w:i w:val="0"/>
+          <w:sz w:val="24"/>
+          <w:rtl/>
+          <w:lang w:val="fa-IR" w:bidi="fa-IR"/>
+        </w:rPr>
+        <w:t>برای مدل‌سازی شناختی، کپسول مسیر انتقال اطلاعات را صریح می‌کند، اما وجود کانال با یادگیری اجتماعی یا تکامل فرهنگی یکسان نیست. تکامل فرهنگی تجمعی به تغییر، انتقال اجتماعی، بهبود عملکرد و تکرار انباشتی نیاز دارد [15]. مطالعات زنجیرهٔ انتقال شکل‌گیری ساختار را نشان داده‌اند [16] و طراحی کنترل‌ها بر تفسیر اثر می‌گذارد [17]. پژوهش ارتباط تکاملی در ربات‌ها شرایط پیدایش ارتباط را مستقلاً می‌آزماید [18]. این سطوح در سناریوی حاضر احراز نشده‌اند.</w:t>
+      </w:r>
+    </w:p>
+    <w:p>
+      <w:pPr>
+        <w:bidi w:val="1"/>
+        <w:spacing w:after="160" w:before="0" w:line="276" w:lineRule="auto"/>
+        <w:jc w:val="both"/>
+      </w:pPr>
+      <w:r>
+        <w:rPr>
+          <w:rFonts w:ascii="Times New Roman" w:hAnsi="Times New Roman" w:cs="Times New Roman" w:eastAsia="Times New Roman"/>
+          <w:b w:val="0"/>
+          <w:i w:val="0"/>
+          <w:sz w:val="24"/>
+          <w:rtl/>
+          <w:lang w:val="fa-IR" w:bidi="fa-IR"/>
+        </w:rPr>
+        <w:t>مرزها. نُه بستهٔ حسابرسی را همان تیم سازنده طراحی کرده است. کارزار بوم‌شناختی گزارش‌شده فقط بخشی از طرح کامل را پوشش داده است. نقش‌ها و محموله‌ها طراحی‌شده‌اند. آداپتورهای آویدا و MABE اسکلت‌اند. تکرار بیرونی و ارزیابی چندمرکزی وجود ندارد. بازهٔ studentized و شمارش دقیق علامت پیش‌فرض نیستند. درصدهای جدول ۱ بدون مصنوع کالیبراسیون برای بازتولید مستقل کافی نیستند. این محدودیت‌ها دامنهٔ ادعا را به مطالعهٔ موردی نرم‌افزار و بازتحلیل دادهٔ منتشرشده محدود می‌کنند.</w:t>
+      </w:r>
+    </w:p>
+    <w:p>
+      <w:pPr>
+        <w:bidi w:val="1"/>
+        <w:spacing w:after="160" w:before="280" w:line="276" w:lineRule="auto"/>
+        <w:jc w:val="right"/>
+        <w:pBdr>
+          <w:bottom w:val="single" w:sz="12" w:space="4" w:color="1F3A5F"/>
+        </w:pBdr>
+      </w:pPr>
+      <w:r>
+        <w:rPr>
+          <w:rFonts w:ascii="Times New Roman" w:hAnsi="Times New Roman" w:cs="Times New Roman" w:eastAsia="Times New Roman"/>
           <w:b/>
           <w:i w:val="0"/>
-          <w:sz w:val="32"/>
+          <w:color w:val="1F3A5F"/>
+          <w:sz w:val="28"/>
           <w:rtl/>
-          <w:cs/>
+          <w:lang w:val="fa-IR" w:bidi="fa-IR"/>
         </w:rPr>
         <w:t>۸. نتیجه‌گیری</w:t>
       </w:r>
     </w:p>
     <w:p>
       <w:pPr>
-        <w:spacing w:after="160" w:line="360" w:lineRule="auto" w:before="0"/>
-        <w:ind w:firstLine="283"/>
-        <w:jc w:val="right"/>
         <w:bidi w:val="1"/>
+        <w:spacing w:after="160" w:before="0" w:line="276" w:lineRule="auto"/>
+        <w:jc w:val="both"/>
       </w:pPr>
       <w:r>
         <w:rPr>
-          <w:rFonts w:ascii="Calibri" w:hAnsi="Calibri" w:cs="Calibri" w:eastAsia="Calibri"/>
+          <w:rFonts w:ascii="Times New Roman" w:hAnsi="Times New Roman" w:cs="Times New Roman" w:eastAsia="Times New Roman"/>
           <w:b w:val="0"/>
           <w:i w:val="0"/>
           <w:sz w:val="24"/>
           <w:rtl/>
-          <w:cs/>
+          <w:lang w:val="fa-IR" w:bidi="fa-IR"/>
         </w:rPr>
-        <w:t>کودون‌تریس جنسیس اجرای قطعی، ردیابی سازوکار و رتبه‌بندی شواهد را در یک بستر جمع می‌کند. ممیزی چهار نقص نشان داد که خودِ ابزار تولید شواهد نیز به آزمون نیاز دارد. بازتحلیل تفاوت عددی پیکربندی‌ها را تأیید کرد، اما ادعای اثر مستقل منشأ اطلاعات را پشتیبانی نکرد. هیچ ادعایی دربارهٔ هوشمندی، هوش جمعی، جایگزینی آویدا یا آمادگی بالینی از این نتایج صادر نمی‌شود.</w:t>
+        <w:t>کودون‌تریس جنسیس اجرای قطعی، ردیابی سازوکار و رتبه‌بندی شواهد را در یک بستر جمع می‌کند. ممیزی چهار نقص نشان داد که خودِ ابزار تولید شواهد نیز به آزمون نیاز دارد. بازتحلیل تفاوت عددی پیکربندی‌ها را تأیید کرد، اما ادعای اثر مستقل منشأ اطلاعات را پشتیبانی نکرد. سه عدم‌انطباق در مجموعه‌آزمون حسابرس و اختلاف رتبهٔ داخلی و بیرونی، لزوم صریح‌کردن قواعد و ارزیابی مستقل را نشان می‌دهند.</w:t>
       </w:r>
     </w:p>
     <w:p>
       <w:pPr>
-        <w:spacing w:after="200" w:line="360" w:lineRule="auto" w:before="280"/>
-        <w:jc w:val="right"/>
         <w:bidi w:val="1"/>
+        <w:spacing w:after="160" w:before="0" w:line="276" w:lineRule="auto"/>
+        <w:jc w:val="both"/>
       </w:pPr>
       <w:r>
         <w:rPr>
-          <w:rFonts w:ascii="Calibri" w:hAnsi="Calibri" w:cs="Calibri" w:eastAsia="Calibri"/>
+          <w:rFonts w:ascii="Times New Roman" w:hAnsi="Times New Roman" w:cs="Times New Roman" w:eastAsia="Times New Roman"/>
+          <w:b w:val="0"/>
+          <w:i w:val="0"/>
+          <w:sz w:val="24"/>
+          <w:rtl/>
+          <w:lang w:val="fa-IR" w:bidi="fa-IR"/>
+        </w:rPr>
+        <w:t>گام بعد: هم‌ترازسازی معیارها، کنترل‌های موفق با سنجه‌های حساس، طرح فاکتوریل، و رتبه‌بندی کور توسط دست‌کم دو داور مستقل. هیچ ادعایی دربارهٔ هوشمندی، هوش جمعی، جایگزینی آویدا یا آمادگی بالینی از این نتایج صادر نمی‌شود.</w:t>
+      </w:r>
+    </w:p>
+    <w:p>
+      <w:pPr>
+        <w:bidi w:val="1"/>
+        <w:spacing w:after="160" w:before="280" w:line="276" w:lineRule="auto"/>
+        <w:jc w:val="right"/>
+        <w:pBdr>
+          <w:bottom w:val="single" w:sz="12" w:space="4" w:color="1F3A5F"/>
+        </w:pBdr>
+      </w:pPr>
+      <w:r>
+        <w:rPr>
+          <w:rFonts w:ascii="Times New Roman" w:hAnsi="Times New Roman" w:cs="Times New Roman" w:eastAsia="Times New Roman"/>
           <w:b/>
           <w:i w:val="0"/>
-          <w:sz w:val="32"/>
+          <w:color w:val="1F3A5F"/>
+          <w:sz w:val="28"/>
           <w:rtl/>
-          <w:cs/>
+          <w:lang w:val="fa-IR" w:bidi="fa-IR"/>
         </w:rPr>
         <w:t>داده و کد</w:t>
       </w:r>
     </w:p>
     <w:p>
       <w:pPr>
-        <w:spacing w:after="160" w:line="360" w:lineRule="auto" w:before="0"/>
-        <w:jc w:val="right"/>
         <w:bidi w:val="1"/>
+        <w:spacing w:after="160" w:before="0" w:line="276" w:lineRule="auto"/>
+        <w:jc w:val="both"/>
       </w:pPr>
       <w:r>
         <w:rPr>
-          <w:rFonts w:ascii="Calibri" w:hAnsi="Calibri" w:cs="Calibri" w:eastAsia="Calibri"/>
+          <w:rFonts w:ascii="Times New Roman" w:hAnsi="Times New Roman" w:cs="Times New Roman" w:eastAsia="Times New Roman"/>
           <w:b w:val="0"/>
           <w:i w:val="0"/>
           <w:sz w:val="24"/>
           <w:rtl/>
-          <w:cs/>
+          <w:lang w:val="fa-IR" w:bidi="fa-IR"/>
         </w:rPr>
         <w:t>مخزن: https://github.com/Parvaz-Jamei/codontrace-genesis</w:t>
       </w:r>
     </w:p>
     <w:p>
       <w:pPr>
-        <w:spacing w:after="160" w:line="360" w:lineRule="auto" w:before="0"/>
-        <w:jc w:val="right"/>
         <w:bidi w:val="1"/>
+        <w:spacing w:after="160" w:before="0" w:line="276" w:lineRule="auto"/>
+        <w:jc w:val="both"/>
       </w:pPr>
       <w:r>
         <w:rPr>
-          <w:rFonts w:ascii="Calibri" w:hAnsi="Calibri" w:cs="Calibri" w:eastAsia="Calibri"/>
+          <w:rFonts w:ascii="Times New Roman" w:hAnsi="Times New Roman" w:cs="Times New Roman" w:eastAsia="Times New Roman"/>
           <w:b w:val="0"/>
           <w:i w:val="0"/>
           <w:sz w:val="24"/>
           <w:rtl/>
-          <w:cs/>
+          <w:lang w:val="fa-IR" w:bidi="fa-IR"/>
         </w:rPr>
         <w:t>DOI نرم‌افزار: 10.5281/zenodo.20337435</w:t>
       </w:r>
     </w:p>
     <w:p>
       <w:pPr>
-        <w:spacing w:after="160" w:line="360" w:lineRule="auto" w:before="0"/>
-        <w:jc w:val="right"/>
         <w:bidi w:val="1"/>
+        <w:spacing w:after="160" w:before="0" w:line="276" w:lineRule="auto"/>
+        <w:jc w:val="both"/>
       </w:pPr>
       <w:r>
         <w:rPr>
-          <w:rFonts w:ascii="Calibri" w:hAnsi="Calibri" w:cs="Calibri" w:eastAsia="Calibri"/>
+          <w:rFonts w:ascii="Times New Roman" w:hAnsi="Times New Roman" w:cs="Times New Roman" w:eastAsia="Times New Roman"/>
           <w:b w:val="0"/>
           <w:i w:val="0"/>
           <w:sz w:val="24"/>
           <w:rtl/>
-          <w:cs/>
+          <w:lang w:val="fa-IR" w:bidi="fa-IR"/>
         </w:rPr>
-        <w:t>PyPI: codontrace (نسخه از pyproject.toml)</w:t>
+        <w:t>PyPI: codontrace (نسخه از pyproject.toml؛ در این درخت هاردکد نمی‌شود)</w:t>
       </w:r>
     </w:p>
     <w:p>
       <w:pPr>
-        <w:spacing w:after="160" w:line="360" w:lineRule="auto" w:before="0"/>
-        <w:jc w:val="right"/>
         <w:bidi w:val="1"/>
+        <w:spacing w:after="160" w:before="0" w:line="276" w:lineRule="auto"/>
+        <w:jc w:val="both"/>
       </w:pPr>
       <w:r>
         <w:rPr>
-          <w:rFonts w:ascii="Calibri" w:hAnsi="Calibri" w:cs="Calibri" w:eastAsia="Calibri"/>
+          <w:rFonts w:ascii="Times New Roman" w:hAnsi="Times New Roman" w:cs="Times New Roman" w:eastAsia="Times New Roman"/>
           <w:b w:val="0"/>
           <w:i w:val="0"/>
           <w:sz w:val="24"/>
           <w:rtl/>
-          <w:cs/>
+          <w:lang w:val="fa-IR" w:bidi="fa-IR"/>
         </w:rPr>
-        <w:t>بازتحلیل از docs/hard_experiment_01/results_v7.json؛ پیشوند دیجست 28f812c5. فایل ladder_validation.json و شاخهٔ fix/small-sample-ci-coverage در نسخهٔ عمومی نیستند.</w:t>
+        <w:t>JOSS pack: paper/paper.md — ارسال نه پیش از ۲۲ نوامبر ۲۰۲۶</w:t>
       </w:r>
     </w:p>
     <w:p>
       <w:pPr>
-        <w:spacing w:after="200" w:line="360" w:lineRule="auto" w:before="280"/>
-        <w:jc w:val="right"/>
         <w:bidi w:val="1"/>
+        <w:spacing w:after="160" w:before="0" w:line="276" w:lineRule="auto"/>
+        <w:jc w:val="both"/>
       </w:pPr>
       <w:r>
         <w:rPr>
-          <w:rFonts w:ascii="Calibri" w:hAnsi="Calibri" w:cs="Calibri" w:eastAsia="Calibri"/>
+          <w:rFonts w:ascii="Times New Roman" w:hAnsi="Times New Roman" w:cs="Times New Roman" w:eastAsia="Times New Roman"/>
+          <w:b w:val="0"/>
+          <w:i w:val="0"/>
+          <w:sz w:val="24"/>
+          <w:rtl/>
+          <w:lang w:val="fa-IR" w:bidi="fa-IR"/>
+        </w:rPr>
+        <w:t>بازتحلیل از docs/hard_experiment_01/results_v7.json است؛ پیشوند دیجست داخلی 28f812c5. پارامترهای بازتحلیل اختیاری در بخش ۵ آمده‌اند. نه بستهٔ حسابرسی زنده در docs/claimgate/ladder_validation.json (دایجست ea0366d0) است؛ داور بیرونی نیست. مسیر 09_results/ladder_validation.json و شاخهٔ fix/small-sample-ci-coverage در نسخهٔ عمومی بررسی‌شده بازیابی نشدند؛ جدول ۱ همچنان مصنوع کالیبراسیون ندارد.</w:t>
+      </w:r>
+    </w:p>
+    <w:p>
+      <w:pPr>
+        <w:bidi w:val="1"/>
+        <w:spacing w:after="160" w:before="280" w:line="276" w:lineRule="auto"/>
+        <w:jc w:val="right"/>
+        <w:pBdr>
+          <w:bottom w:val="single" w:sz="12" w:space="4" w:color="1F3A5F"/>
+        </w:pBdr>
+      </w:pPr>
+      <w:r>
+        <w:rPr>
+          <w:rFonts w:ascii="Times New Roman" w:hAnsi="Times New Roman" w:cs="Times New Roman" w:eastAsia="Times New Roman"/>
           <w:b/>
           <w:i w:val="0"/>
-          <w:sz w:val="32"/>
+          <w:color w:val="1F3A5F"/>
+          <w:sz w:val="28"/>
           <w:rtl/>
-          <w:cs/>
+          <w:lang w:val="fa-IR" w:bidi="fa-IR"/>
         </w:rPr>
         <w:t>سپاسگزاری</w:t>
       </w:r>
     </w:p>
     <w:p>
       <w:pPr>
-        <w:spacing w:after="160" w:line="360" w:lineRule="auto" w:before="0"/>
-        <w:ind w:firstLine="283"/>
-        <w:jc w:val="right"/>
         <w:bidi w:val="1"/>
+        <w:spacing w:after="160" w:before="0" w:line="276" w:lineRule="auto"/>
+        <w:jc w:val="both"/>
       </w:pPr>
       <w:r>
         <w:rPr>
-          <w:rFonts w:ascii="Calibri" w:hAnsi="Calibri" w:cs="Calibri" w:eastAsia="Calibri"/>
+          <w:rFonts w:ascii="Times New Roman" w:hAnsi="Times New Roman" w:cs="Times New Roman" w:eastAsia="Times New Roman"/>
           <w:b w:val="0"/>
           <w:i w:val="0"/>
           <w:sz w:val="24"/>
           <w:rtl/>
-          <w:cs/>
+          <w:lang w:val="fa-IR" w:bidi="fa-IR"/>
         </w:rPr>
-        <w:t>از ابزارهای هوش مصنوعی در توسعه، مستندسازی و ویرایش استفاده شده است. مسئولیت محتوای علمی با نویسنده است. کشف نقص‌ها به ممیزی مهندسی نسبت داده می‌شود، نه به کشف خودکار نردبان.</w:t>
+        <w:t>از ابزارهای هوش مصنوعی در توسعه، مستندسازی و ویرایش استفاده شده است؛ فهرست ابزارها در مخزن آمده است. مسئولیت محتوای علمی، تفسیر نتایج و نسخهٔ ارسالی با نویسنده است. کشف نقص‌ها به فرایند ممیزی مهندسی نسبت داده می‌شود، نه به داوری مستقل یا کشف خودکار نردبان.</w:t>
       </w:r>
     </w:p>
     <w:p>
       <w:pPr>
-        <w:spacing w:after="200" w:line="360" w:lineRule="auto" w:before="280"/>
+        <w:bidi w:val="1"/>
+        <w:spacing w:after="160" w:before="280" w:line="276" w:lineRule="auto"/>
         <w:jc w:val="right"/>
-        <w:bidi w:val="1"/>
+        <w:pBdr>
+          <w:bottom w:val="single" w:sz="12" w:space="4" w:color="1F3A5F"/>
+        </w:pBdr>
       </w:pPr>
       <w:r>
         <w:rPr>
-          <w:rFonts w:ascii="Calibri" w:hAnsi="Calibri" w:cs="Calibri" w:eastAsia="Calibri"/>
+          <w:rFonts w:ascii="Times New Roman" w:hAnsi="Times New Roman" w:cs="Times New Roman" w:eastAsia="Times New Roman"/>
           <w:b/>
           <w:i w:val="0"/>
-          <w:sz w:val="32"/>
+          <w:color w:val="1F3A5F"/>
+          <w:sz w:val="28"/>
           <w:rtl/>
-          <w:cs/>
+          <w:lang w:val="fa-IR" w:bidi="fa-IR"/>
         </w:rPr>
         <w:t>مراجع</w:t>
       </w:r>
     </w:p>
     <w:p>
       <w:pPr>
-        <w:spacing w:after="80" w:line="360" w:lineRule="auto" w:before="0"/>
-        <w:ind w:left="340" w:hanging="340"/>
-        <w:jc w:val="right"/>
         <w:bidi w:val="1"/>
+        <w:spacing w:after="160" w:before="0" w:line="276" w:lineRule="auto"/>
+        <w:jc w:val="both"/>
       </w:pPr>
       <w:r>
         <w:rPr>
-          <w:rFonts w:ascii="Calibri" w:hAnsi="Calibri" w:cs="Calibri" w:eastAsia="Calibri"/>
+          <w:rFonts w:ascii="Times New Roman" w:hAnsi="Times New Roman" w:cs="Times New Roman" w:eastAsia="Times New Roman"/>
           <w:b w:val="0"/>
           <w:i w:val="0"/>
-          <w:sz w:val="20"/>
+          <w:sz w:val="24"/>
           <w:rtl/>
-          <w:cs/>
+          <w:lang w:val="fa-IR" w:bidi="fa-IR"/>
         </w:rPr>
-        <w:t>[1] European Parliament and Council, Regulation (EU) 2024/1689, Annex IV, Official Journal of the European Union, Jul. 2024.</w:t>
+        <w:t>1. European Parliament and Council, Regulation (EU) 2024/1689, Annex IV, *Official Journal of the European Union*, Jul. 2024.</w:t>
       </w:r>
     </w:p>
     <w:p>
       <w:pPr>
-        <w:spacing w:after="80" w:line="360" w:lineRule="auto" w:before="0"/>
-        <w:ind w:left="340" w:hanging="340"/>
-        <w:jc w:val="right"/>
         <w:bidi w:val="1"/>
+        <w:spacing w:after="160" w:before="0" w:line="276" w:lineRule="auto"/>
+        <w:jc w:val="both"/>
       </w:pPr>
       <w:r>
         <w:rPr>
-          <w:rFonts w:ascii="Calibri" w:hAnsi="Calibri" w:cs="Calibri" w:eastAsia="Calibri"/>
+          <w:rFonts w:ascii="Times New Roman" w:hAnsi="Times New Roman" w:cs="Times New Roman" w:eastAsia="Times New Roman"/>
           <w:b w:val="0"/>
           <w:i w:val="0"/>
-          <w:sz w:val="20"/>
+          <w:sz w:val="24"/>
           <w:rtl/>
-          <w:cs/>
+          <w:lang w:val="fa-IR" w:bidi="fa-IR"/>
         </w:rPr>
-        <w:t>[2] F. Angermeir et al., “Reflections on the reproducibility of commercial LLM performance in empirical software engineering studies,” in Proc. ICSE, 2026, doi: 10.1145/3744916.3773207. Also arXiv:2510.25506.</w:t>
+        <w:t>2. F. Angermeir et al., “Reflections on the reproducibility of commercial LLM performance in empirical software engineering studies,” in *Proc. ICSE*, 2026, doi: 10.1145/3744916.3773207. Also arXiv:2510.25506.</w:t>
       </w:r>
     </w:p>
     <w:p>
       <w:pPr>
-        <w:spacing w:after="80" w:line="360" w:lineRule="auto" w:before="0"/>
-        <w:ind w:left="340" w:hanging="340"/>
-        <w:jc w:val="right"/>
         <w:bidi w:val="1"/>
+        <w:spacing w:after="160" w:before="0" w:line="276" w:lineRule="auto"/>
+        <w:jc w:val="both"/>
       </w:pPr>
       <w:r>
         <w:rPr>
-          <w:rFonts w:ascii="Calibri" w:hAnsi="Calibri" w:cs="Calibri" w:eastAsia="Calibri"/>
+          <w:rFonts w:ascii="Times New Roman" w:hAnsi="Times New Roman" w:cs="Times New Roman" w:eastAsia="Times New Roman"/>
           <w:b w:val="0"/>
           <w:i w:val="0"/>
-          <w:sz w:val="20"/>
+          <w:sz w:val="24"/>
           <w:rtl/>
-          <w:cs/>
+          <w:lang w:val="fa-IR" w:bidi="fa-IR"/>
         </w:rPr>
-        <w:t>[3] J. Mirkovic, Q. S. Liang, and D. Balenson, “Measuring ease of reuse for security research artifacts with results-reproduced badges,” in Proc. ACM Conf. Reproducibility and Replicability (ACM REP), 2026.</w:t>
+        <w:t>3. J. Mirkovic, Q. S. Liang, and D. Balenson, “Measuring ease of reuse for security research artifacts with results-reproduced badges,” in *Proc. ACM Conf. Reproducibility and Replicability (ACM REP)*, 2026.</w:t>
       </w:r>
     </w:p>
     <w:p>
       <w:pPr>
-        <w:spacing w:after="80" w:line="360" w:lineRule="auto" w:before="0"/>
-        <w:ind w:left="340" w:hanging="340"/>
-        <w:jc w:val="right"/>
         <w:bidi w:val="1"/>
+        <w:spacing w:after="160" w:before="0" w:line="276" w:lineRule="auto"/>
+        <w:jc w:val="both"/>
       </w:pPr>
       <w:r>
         <w:rPr>
-          <w:rFonts w:ascii="Calibri" w:hAnsi="Calibri" w:cs="Calibri" w:eastAsia="Calibri"/>
+          <w:rFonts w:ascii="Times New Roman" w:hAnsi="Times New Roman" w:cs="Times New Roman" w:eastAsia="Times New Roman"/>
           <w:b w:val="0"/>
           <w:i w:val="0"/>
-          <w:sz w:val="20"/>
+          <w:sz w:val="24"/>
           <w:rtl/>
-          <w:cs/>
+          <w:lang w:val="fa-IR" w:bidi="fa-IR"/>
         </w:rPr>
-        <w:t>[4] NASA, Standard for Models and Simulations, NASA-STD-7009B, Mar. 2024.</w:t>
+        <w:t>4. NASA, *Standard for Models and Simulations*, NASA-STD-7009B, Mar. 2024.</w:t>
       </w:r>
     </w:p>
     <w:p>
       <w:pPr>
-        <w:spacing w:after="80" w:line="360" w:lineRule="auto" w:before="0"/>
-        <w:ind w:left="340" w:hanging="340"/>
-        <w:jc w:val="right"/>
         <w:bidi w:val="1"/>
+        <w:spacing w:after="160" w:before="0" w:line="276" w:lineRule="auto"/>
+        <w:jc w:val="both"/>
       </w:pPr>
       <w:r>
         <w:rPr>
-          <w:rFonts w:ascii="Calibri" w:hAnsi="Calibri" w:cs="Calibri" w:eastAsia="Calibri"/>
+          <w:rFonts w:ascii="Times New Roman" w:hAnsi="Times New Roman" w:cs="Times New Roman" w:eastAsia="Times New Roman"/>
           <w:b w:val="0"/>
           <w:i w:val="0"/>
-          <w:sz w:val="20"/>
+          <w:sz w:val="24"/>
           <w:rtl/>
-          <w:cs/>
+          <w:lang w:val="fa-IR" w:bidi="fa-IR"/>
         </w:rPr>
-        <w:t>[5] ASME, “Assessing credibility of computational modeling through verification and validation: Application to medical devices,” ASME V&amp;V 40-2018, 2018.</w:t>
+        <w:t>5. ASME, “Assessing credibility of computational modeling through verification and validation: Application to medical devices,” ASME V&amp;V 40-2018, 2018.</w:t>
       </w:r>
     </w:p>
     <w:p>
       <w:pPr>
-        <w:spacing w:after="80" w:line="360" w:lineRule="auto" w:before="0"/>
-        <w:ind w:left="340" w:hanging="340"/>
-        <w:jc w:val="right"/>
         <w:bidi w:val="1"/>
+        <w:spacing w:after="160" w:before="0" w:line="276" w:lineRule="auto"/>
+        <w:jc w:val="both"/>
       </w:pPr>
       <w:r>
         <w:rPr>
-          <w:rFonts w:ascii="Calibri" w:hAnsi="Calibri" w:cs="Calibri" w:eastAsia="Calibri"/>
+          <w:rFonts w:ascii="Times New Roman" w:hAnsi="Times New Roman" w:cs="Times New Roman" w:eastAsia="Times New Roman"/>
           <w:b w:val="0"/>
           <w:i w:val="0"/>
-          <w:sz w:val="20"/>
+          <w:sz w:val="24"/>
           <w:rtl/>
-          <w:cs/>
+          <w:lang w:val="fa-IR" w:bidi="fa-IR"/>
         </w:rPr>
-        <w:t>[6] M. López-Ibáñez, J. Branke, and L. Paquete, “Reproducibility in evolutionary computation,” ACM Trans. Evol. Learn. Optim., vol. 1, no. 4, 2021, doi:10.1145/3466624.</w:t>
+        <w:t>6. M. López-Ibáñez, J. Branke, and L. Paquete, “Reproducibility in evolutionary computation,” *ACM Trans. Evol. Learn. Optim.*, vol. 1, no. 4, 2021, doi:10.1145/3466624.</w:t>
       </w:r>
     </w:p>
     <w:p>
       <w:pPr>
-        <w:spacing w:after="80" w:line="360" w:lineRule="auto" w:before="0"/>
-        <w:ind w:left="340" w:hanging="340"/>
-        <w:jc w:val="right"/>
         <w:bidi w:val="1"/>
+        <w:spacing w:after="160" w:before="0" w:line="276" w:lineRule="auto"/>
+        <w:jc w:val="both"/>
       </w:pPr>
       <w:r>
         <w:rPr>
-          <w:rFonts w:ascii="Calibri" w:hAnsi="Calibri" w:cs="Calibri" w:eastAsia="Calibri"/>
+          <w:rFonts w:ascii="Times New Roman" w:hAnsi="Times New Roman" w:cs="Times New Roman" w:eastAsia="Times New Roman"/>
           <w:b w:val="0"/>
           <w:i w:val="0"/>
-          <w:sz w:val="20"/>
+          <w:sz w:val="24"/>
           <w:rtl/>
-          <w:cs/>
+          <w:lang w:val="fa-IR" w:bidi="fa-IR"/>
         </w:rPr>
-        <w:t>[7] C. Ofria and C. O. Wilke, “Avida: A software platform for research in computational evolutionary biology,” Artificial Life, vol. 10, no. 2, pp. 191–229, 2004, doi:10.1162/106454604773563612.</w:t>
+        <w:t>7. C. Ofria and C. O. Wilke, “Avida: A software platform for research in computational evolutionary biology,” *Artificial Life*, vol. 10, no. 2, pp. 191–229, 2004, doi:10.1162/106454604773563612.</w:t>
       </w:r>
     </w:p>
     <w:p>
       <w:pPr>
-        <w:spacing w:after="80" w:line="360" w:lineRule="auto" w:before="0"/>
-        <w:ind w:left="340" w:hanging="340"/>
-        <w:jc w:val="right"/>
         <w:bidi w:val="1"/>
+        <w:spacing w:after="160" w:before="0" w:line="276" w:lineRule="auto"/>
+        <w:jc w:val="both"/>
       </w:pPr>
       <w:r>
         <w:rPr>
-          <w:rFonts w:ascii="Calibri" w:hAnsi="Calibri" w:cs="Calibri" w:eastAsia="Calibri"/>
+          <w:rFonts w:ascii="Times New Roman" w:hAnsi="Times New Roman" w:cs="Times New Roman" w:eastAsia="Times New Roman"/>
           <w:b w:val="0"/>
           <w:i w:val="0"/>
-          <w:sz w:val="20"/>
+          <w:sz w:val="24"/>
           <w:rtl/>
-          <w:cs/>
+          <w:lang w:val="fa-IR" w:bidi="fa-IR"/>
         </w:rPr>
-        <w:t>[8] M. Flageat, H. Janmohamed, B. Lim, and A. Cully, “Exploring the performance-reproducibility trade-off in quality-diversity,” IEEE Trans. Evol. Comput., vol. 30, no. 1, pp. 286–295, 2026, doi: 10.1109/TEVC.2025.3548438.</w:t>
+        <w:t>8. M. Flageat, H. Janmohamed, B. Lim, and A. Cully, “Exploring the performance-reproducibility trade-off in quality-diversity,” *IEEE Trans. Evol. Comput.*, vol. 30, no. 1, pp. 286–295, 2026, doi: 10.1109/TEVC.2025.3548438.</w:t>
       </w:r>
     </w:p>
     <w:p>
       <w:pPr>
-        <w:spacing w:after="80" w:line="360" w:lineRule="auto" w:before="0"/>
-        <w:ind w:left="340" w:hanging="340"/>
-        <w:jc w:val="right"/>
         <w:bidi w:val="1"/>
+        <w:spacing w:after="160" w:before="0" w:line="276" w:lineRule="auto"/>
+        <w:jc w:val="both"/>
       </w:pPr>
       <w:r>
         <w:rPr>
-          <w:rFonts w:ascii="Calibri" w:hAnsi="Calibri" w:cs="Calibri" w:eastAsia="Calibri"/>
+          <w:rFonts w:ascii="Times New Roman" w:hAnsi="Times New Roman" w:cs="Times New Roman" w:eastAsia="Times New Roman"/>
           <w:b w:val="0"/>
           <w:i w:val="0"/>
-          <w:sz w:val="20"/>
+          <w:sz w:val="24"/>
           <w:rtl/>
-          <w:cs/>
+          <w:lang w:val="fa-IR" w:bidi="fa-IR"/>
         </w:rPr>
-        <w:t>[9] V. Grimm et al., “The ODD protocol for describing agent-based and other simulation models,” J. Artif. Soc. Soc. Simul., vol. 23, no. 2, art. 7, 2020, doi: 10.18564/jasss.4259.</w:t>
+        <w:t>9. V. Grimm et al., “The ODD protocol for describing agent-based and other simulation models: A second update to improve clarity, replication, and structural realism,” *J. Artif. Soc. Soc. Simul.*, vol. 23, no. 2, art. 7, 2020, doi:10.18564/jasss.4259.</w:t>
       </w:r>
     </w:p>
     <w:p>
       <w:pPr>
-        <w:spacing w:after="80" w:line="360" w:lineRule="auto" w:before="0"/>
-        <w:ind w:left="340" w:hanging="340"/>
-        <w:jc w:val="right"/>
         <w:bidi w:val="1"/>
+        <w:spacing w:after="160" w:before="0" w:line="276" w:lineRule="auto"/>
+        <w:jc w:val="both"/>
       </w:pPr>
       <w:r>
         <w:rPr>
-          <w:rFonts w:ascii="Calibri" w:hAnsi="Calibri" w:cs="Calibri" w:eastAsia="Calibri"/>
+          <w:rFonts w:ascii="Times New Roman" w:hAnsi="Times New Roman" w:cs="Times New Roman" w:eastAsia="Times New Roman"/>
           <w:b w:val="0"/>
           <w:i w:val="0"/>
-          <w:sz w:val="20"/>
+          <w:sz w:val="24"/>
           <w:rtl/>
-          <w:cs/>
+          <w:lang w:val="fa-IR" w:bidi="fa-IR"/>
         </w:rPr>
-        <w:t>[10] R. L. Kendal et al., “Social learning strategies: Bridge-building between fields,” Trends Cogn. Sci., vol. 22, no. 7, pp. 651–665, 2018, doi:10.1016/j.tics.2018.04.003.</w:t>
+        <w:t>10. R. L. Kendal et al., “Social learning strategies: Bridge-building between fields,” *Trends Cogn. Sci.*, vol. 22, no. 7, pp. 651–665, 2018, doi:10.1016/j.tics.2018.04.003.</w:t>
       </w:r>
     </w:p>
     <w:p>
       <w:pPr>
-        <w:spacing w:after="80" w:line="360" w:lineRule="auto" w:before="0"/>
-        <w:ind w:left="340" w:hanging="340"/>
-        <w:jc w:val="right"/>
         <w:bidi w:val="1"/>
+        <w:spacing w:after="160" w:before="0" w:line="276" w:lineRule="auto"/>
+        <w:jc w:val="both"/>
       </w:pPr>
       <w:r>
         <w:rPr>
-          <w:rFonts w:ascii="Calibri" w:hAnsi="Calibri" w:cs="Calibri" w:eastAsia="Calibri"/>
+          <w:rFonts w:ascii="Times New Roman" w:hAnsi="Times New Roman" w:cs="Times New Roman" w:eastAsia="Times New Roman"/>
           <w:b w:val="0"/>
           <w:i w:val="0"/>
-          <w:sz w:val="20"/>
+          <w:sz w:val="24"/>
           <w:rtl/>
-          <w:cs/>
+          <w:lang w:val="fa-IR" w:bidi="fa-IR"/>
         </w:rPr>
-        <w:t>[11] A. Acerbi and J. J. Tehrani, “Did Einstein really say that? Testing content versus context in the cultural selection of quotations,” J. Cognition and Culture, vol. 18, no. 3–4, pp. 293–311, 2018, doi:10.1163/15685373-12340032.</w:t>
+        <w:t>11. A. Acerbi and J. J. Tehrani, “Did Einstein really say that? Testing content versus context in the cultural selection of quotations,” *J. Cognition and Culture*, vol. 18, no. 3–4, pp. 293–311, 2018, doi:10.1163/15685373-12340032.</w:t>
       </w:r>
     </w:p>
     <w:p>
       <w:pPr>
-        <w:spacing w:after="80" w:line="360" w:lineRule="auto" w:before="0"/>
-        <w:ind w:left="340" w:hanging="340"/>
-        <w:jc w:val="right"/>
         <w:bidi w:val="1"/>
+        <w:spacing w:after="160" w:before="0" w:line="276" w:lineRule="auto"/>
+        <w:jc w:val="both"/>
       </w:pPr>
       <w:r>
         <w:rPr>
-          <w:rFonts w:ascii="Calibri" w:hAnsi="Calibri" w:cs="Calibri" w:eastAsia="Calibri"/>
+          <w:rFonts w:ascii="Times New Roman" w:hAnsi="Times New Roman" w:cs="Times New Roman" w:eastAsia="Times New Roman"/>
           <w:b w:val="0"/>
           <w:i w:val="0"/>
-          <w:sz w:val="20"/>
+          <w:sz w:val="24"/>
           <w:rtl/>
-          <w:cs/>
+          <w:lang w:val="fa-IR" w:bidi="fa-IR"/>
         </w:rPr>
-        <w:t>[12] R. E. W. Berl, A. N. Samarasinghe, S. G. Roberts, F. M. Jordan, and M. C. Gavin, “Prestige and content biases together shape the cultural transmission of narratives,” Evol. Hum. Sci., vol. 3, p. e42, 2021, doi:10.1017/ehs.2021.37.</w:t>
+        <w:t>12. R. E. W. Berl, A. N. Samarasinghe, S. G. Roberts, F. M. Jordan, and M. C. Gavin, “Prestige and content biases together shape the cultural transmission of narratives,” *Evol. Hum. Sci.*, vol. 3, p. e42, 2021, doi:10.1017/ehs.2021.37.</w:t>
       </w:r>
     </w:p>
     <w:p>
       <w:pPr>
-        <w:spacing w:after="80" w:line="360" w:lineRule="auto" w:before="0"/>
-        <w:ind w:left="340" w:hanging="340"/>
-        <w:jc w:val="right"/>
         <w:bidi w:val="1"/>
+        <w:spacing w:after="160" w:before="0" w:line="276" w:lineRule="auto"/>
+        <w:jc w:val="both"/>
       </w:pPr>
       <w:r>
         <w:rPr>
-          <w:rFonts w:ascii="Calibri" w:hAnsi="Calibri" w:cs="Calibri" w:eastAsia="Calibri"/>
+          <w:rFonts w:ascii="Times New Roman" w:hAnsi="Times New Roman" w:cs="Times New Roman" w:eastAsia="Times New Roman"/>
           <w:b w:val="0"/>
           <w:i w:val="0"/>
-          <w:sz w:val="20"/>
+          <w:sz w:val="24"/>
           <w:rtl/>
-          <w:cs/>
+          <w:lang w:val="fa-IR" w:bidi="fa-IR"/>
         </w:rPr>
-        <w:t>[13] J. Lehman et al., “The surprising creativity of digital evolution,” Artificial Life, vol. 26, no. 2, pp. 274–306, 2020, doi:10.1162/artl_a_00319.</w:t>
+        <w:t>13. J. Lehman et al., “The surprising creativity of digital evolution: A collection of anecdotes from the evolutionary computation and artificial life research communities,” *Artificial Life*, vol. 26, no. 2, pp. 274–306, 2020, doi:10.1162/artl_a_00319.</w:t>
       </w:r>
     </w:p>
     <w:p>
       <w:pPr>
-        <w:spacing w:after="80" w:line="360" w:lineRule="auto" w:before="0"/>
-        <w:ind w:left="340" w:hanging="340"/>
-        <w:jc w:val="right"/>
         <w:bidi w:val="1"/>
+        <w:spacing w:after="160" w:before="0" w:line="276" w:lineRule="auto"/>
+        <w:jc w:val="both"/>
       </w:pPr>
       <w:r>
         <w:rPr>
-          <w:rFonts w:ascii="Calibri" w:hAnsi="Calibri" w:cs="Calibri" w:eastAsia="Calibri"/>
+          <w:rFonts w:ascii="Times New Roman" w:hAnsi="Times New Roman" w:cs="Times New Roman" w:eastAsia="Times New Roman"/>
           <w:b w:val="0"/>
           <w:i w:val="0"/>
-          <w:sz w:val="20"/>
+          <w:sz w:val="24"/>
           <w:rtl/>
-          <w:cs/>
+          <w:lang w:val="fa-IR" w:bidi="fa-IR"/>
         </w:rPr>
-        <w:t>[14] U.S. Food and Drug Administration, Assessing the Credibility of Computational Modeling and Simulation in Medical Device Submissions, Guidance for Industry and FDA Staff, Nov. 2023.</w:t>
+        <w:t>14. U.S. Food and Drug Administration, *Assessing the Credibility of Computational Modeling and Simulation in Medical Device Submissions*, Guidance for Industry and FDA Staff, Nov. 2023.</w:t>
       </w:r>
     </w:p>
     <w:p>
       <w:pPr>
-        <w:spacing w:after="80" w:line="360" w:lineRule="auto" w:before="0"/>
-        <w:ind w:left="340" w:hanging="340"/>
-        <w:jc w:val="right"/>
         <w:bidi w:val="1"/>
+        <w:spacing w:after="160" w:before="0" w:line="276" w:lineRule="auto"/>
+        <w:jc w:val="both"/>
       </w:pPr>
       <w:r>
         <w:rPr>
-          <w:rFonts w:ascii="Calibri" w:hAnsi="Calibri" w:cs="Calibri" w:eastAsia="Calibri"/>
+          <w:rFonts w:ascii="Times New Roman" w:hAnsi="Times New Roman" w:cs="Times New Roman" w:eastAsia="Times New Roman"/>
           <w:b w:val="0"/>
           <w:i w:val="0"/>
-          <w:sz w:val="20"/>
+          <w:sz w:val="24"/>
           <w:rtl/>
-          <w:cs/>
+          <w:lang w:val="fa-IR" w:bidi="fa-IR"/>
         </w:rPr>
-        <w:t>[15] A. Mesoudi and A. Thornton, “What is cumulative cultural evolution?,” Proc. R. Soc. B, vol. 285, no. 1880, p. 20180712, 2018, doi:10.1098/rspb.2018.0712.</w:t>
+        <w:t>15. A. Mesoudi and A. Thornton, “What is cumulative cultural evolution?,” *Proc. R. Soc. B*, vol. 285, no. 1880, p. 20180712, 2018, doi:10.1098/rspb.2018.0712.</w:t>
       </w:r>
     </w:p>
     <w:p>
       <w:pPr>
-        <w:spacing w:after="80" w:line="360" w:lineRule="auto" w:before="0"/>
-        <w:ind w:left="340" w:hanging="340"/>
-        <w:jc w:val="right"/>
         <w:bidi w:val="1"/>
+        <w:spacing w:after="160" w:before="0" w:line="276" w:lineRule="auto"/>
+        <w:jc w:val="both"/>
       </w:pPr>
       <w:r>
         <w:rPr>
-          <w:rFonts w:ascii="Calibri" w:hAnsi="Calibri" w:cs="Calibri" w:eastAsia="Calibri"/>
+          <w:rFonts w:ascii="Times New Roman" w:hAnsi="Times New Roman" w:cs="Times New Roman" w:eastAsia="Times New Roman"/>
           <w:b w:val="0"/>
           <w:i w:val="0"/>
-          <w:sz w:val="20"/>
+          <w:sz w:val="24"/>
           <w:rtl/>
-          <w:cs/>
+          <w:lang w:val="fa-IR" w:bidi="fa-IR"/>
         </w:rPr>
-        <w:t>[16] S. Kirby, H. Cornish, and K. Smith, “Cumulative cultural evolution in the laboratory,” Proc. Natl. Acad. Sci. USA, vol. 105, no. 31, pp. 10681–10686, 2008, doi:10.1073/pnas.0707835105.</w:t>
+        <w:t>16. S. Kirby, H. Cornish, and K. Smith, “Cumulative cultural evolution in the laboratory: An experimental approach to the origins of structure in human language,” *Proc. Natl. Acad. Sci. USA*, vol. 105, no. 31, pp. 10681–10686, 2008, doi:10.1073/pnas.0707835105.</w:t>
       </w:r>
     </w:p>
     <w:p>
       <w:pPr>
-        <w:spacing w:after="80" w:line="360" w:lineRule="auto" w:before="0"/>
-        <w:ind w:left="340" w:hanging="340"/>
-        <w:jc w:val="right"/>
         <w:bidi w:val="1"/>
+        <w:spacing w:after="160" w:before="0" w:line="276" w:lineRule="auto"/>
+        <w:jc w:val="both"/>
       </w:pPr>
       <w:r>
         <w:rPr>
-          <w:rFonts w:ascii="Calibri" w:hAnsi="Calibri" w:cs="Calibri" w:eastAsia="Calibri"/>
+          <w:rFonts w:ascii="Times New Roman" w:hAnsi="Times New Roman" w:cs="Times New Roman" w:eastAsia="Times New Roman"/>
           <w:b w:val="0"/>
           <w:i w:val="0"/>
-          <w:sz w:val="20"/>
+          <w:sz w:val="24"/>
           <w:rtl/>
-          <w:cs/>
+          <w:lang w:val="fa-IR" w:bidi="fa-IR"/>
         </w:rPr>
-        <w:t>[17] M. Derex, P. Edmiston, G. Lupyan, and A. Mesoudi, “Trade-offs, control conditions, and alternative designs in the experimental study of cultural evolution,” Proc. Natl. Acad. Sci. USA, vol. 121, no. 48, e2322886121, 2024, doi:10.1073/pnas.2322886121.</w:t>
+        <w:t>17. M. Derex, P. Edmiston, G. Lupyan, and A. Mesoudi, “Trade-offs, control conditions, and alternative designs in the experimental study of cultural evolution,” *Proc. Natl. Acad. Sci. USA*, vol. 121, no. 48, e2322886121, 2024, doi:10.1073/pnas.2322886121.</w:t>
       </w:r>
     </w:p>
     <w:p>
       <w:pPr>
-        <w:spacing w:after="80" w:line="360" w:lineRule="auto" w:before="0"/>
-        <w:ind w:left="340" w:hanging="340"/>
-        <w:jc w:val="right"/>
         <w:bidi w:val="1"/>
+        <w:spacing w:after="160" w:before="0" w:line="276" w:lineRule="auto"/>
+        <w:jc w:val="both"/>
       </w:pPr>
       <w:r>
         <w:rPr>
-          <w:rFonts w:ascii="Calibri" w:hAnsi="Calibri" w:cs="Calibri" w:eastAsia="Calibri"/>
+          <w:rFonts w:ascii="Times New Roman" w:hAnsi="Times New Roman" w:cs="Times New Roman" w:eastAsia="Times New Roman"/>
           <w:b w:val="0"/>
           <w:i w:val="0"/>
-          <w:sz w:val="20"/>
+          <w:sz w:val="24"/>
           <w:rtl/>
-          <w:cs/>
+          <w:lang w:val="fa-IR" w:bidi="fa-IR"/>
         </w:rPr>
-        <w:t>[18] D. Floreano, S. Mitri, S. Magnenat, and L. Keller, “Evolutionary conditions for the emergence of communication in robots,” Current Biology, vol. 17, no. 6, pp. 514–519, 2007, doi:10.1016/j.cub.2007.01.058.</w:t>
+        <w:t>18. D. Floreano, S. Mitri, S. Magnenat, and L. Keller, “Evolutionary conditions for the emergence of communication in robots,” *Current Biology*, vol. 17, no. 6, pp. 514–519, 2007, doi:10.1016/j.cub.2007.01.058.</w:t>
       </w:r>
     </w:p>
     <w:p>
       <w:pPr>
-        <w:spacing w:after="80" w:line="360" w:lineRule="auto" w:before="0"/>
-        <w:ind w:left="340" w:hanging="340"/>
-        <w:jc w:val="right"/>
         <w:bidi w:val="1"/>
+        <w:spacing w:after="160" w:before="0" w:line="276" w:lineRule="auto"/>
+        <w:jc w:val="both"/>
       </w:pPr>
       <w:r>
         <w:rPr>
-          <w:rFonts w:ascii="Calibri" w:hAnsi="Calibri" w:cs="Calibri" w:eastAsia="Calibri"/>
+          <w:rFonts w:ascii="Times New Roman" w:hAnsi="Times New Roman" w:cs="Times New Roman" w:eastAsia="Times New Roman"/>
           <w:b w:val="0"/>
           <w:i w:val="0"/>
-          <w:sz w:val="20"/>
+          <w:sz w:val="24"/>
           <w:rtl/>
-          <w:cs/>
+          <w:lang w:val="fa-IR" w:bidi="fa-IR"/>
         </w:rPr>
-        <w:t>[19] ASME, An Example of Assessing Computational Model Credibility Using the ASME V&amp;V 40 Risk-Based Framework: Tibial Tray Component Worst-Case Size Identification for Fatigue Testing, VVUQ 40.1-2026, 2026.</w:t>
+        <w:t>19. ASME, *An Example of Assessing Computational Model Credibility Using the ASME V&amp;V 40 Risk-Based Framework: Tibial Tray Component Worst-Case Size Identification for Fatigue Testing*, VVUQ 40.1-2026, 2026.</w:t>
       </w:r>
     </w:p>
     <w:p>
       <w:pPr>
-        <w:spacing w:after="80" w:line="360" w:lineRule="auto" w:before="0"/>
-        <w:ind w:left="340" w:hanging="340"/>
-        <w:jc w:val="right"/>
         <w:bidi w:val="1"/>
+        <w:spacing w:after="160" w:before="0" w:line="276" w:lineRule="auto"/>
+        <w:jc w:val="both"/>
       </w:pPr>
       <w:r>
         <w:rPr>
-          <w:rFonts w:ascii="Calibri" w:hAnsi="Calibri" w:cs="Calibri" w:eastAsia="Calibri"/>
+          <w:rFonts w:ascii="Times New Roman" w:hAnsi="Times New Roman" w:cs="Times New Roman" w:eastAsia="Times New Roman"/>
           <w:b w:val="0"/>
           <w:i w:val="0"/>
-          <w:sz w:val="20"/>
+          <w:sz w:val="24"/>
           <w:rtl/>
-          <w:cs/>
+          <w:lang w:val="fa-IR" w:bidi="fa-IR"/>
         </w:rPr>
-        <w:t>[20] IMDRF Software as a Medical Device Working Group, Characterization Considerations for Medical Device Software and Software-Specific Risk, IMDRF/SaMD WG/N81 FINAL:2025, Jan. 2025.</w:t>
+        <w:t>20. IMDRF Software as a Medical Device Working Group, *Characterization Considerations for Medical Device Software and Software-Specific Risk*, IMDRF/SaMD WG/N81 FINAL:2025, Jan. 2025.</w:t>
       </w:r>
     </w:p>
     <w:p>
       <w:pPr>
-        <w:spacing w:after="80" w:line="360" w:lineRule="auto" w:before="0"/>
-        <w:ind w:left="340" w:hanging="340"/>
-        <w:jc w:val="right"/>
         <w:bidi w:val="1"/>
+        <w:spacing w:after="160" w:before="0" w:line="276" w:lineRule="auto"/>
+        <w:jc w:val="both"/>
       </w:pPr>
       <w:r>
         <w:rPr>
-          <w:rFonts w:ascii="Calibri" w:hAnsi="Calibri" w:cs="Calibri" w:eastAsia="Calibri"/>
+          <w:rFonts w:ascii="Times New Roman" w:hAnsi="Times New Roman" w:cs="Times New Roman" w:eastAsia="Times New Roman"/>
           <w:b w:val="0"/>
           <w:i w:val="0"/>
-          <w:sz w:val="20"/>
+          <w:sz w:val="24"/>
           <w:rtl/>
-          <w:cs/>
+          <w:lang w:val="fa-IR" w:bidi="fa-IR"/>
         </w:rPr>
-        <w:t>[21] IEC 62304:2006+AMD1:2015, Medical device software — Software life cycle processes.</w:t>
+        <w:t>21. IEC 62304:2006+AMD1:2015, *Medical device software — Software life cycle processes*.</w:t>
       </w:r>
     </w:p>
     <w:p>
       <w:pPr>
-        <w:spacing w:after="80" w:line="360" w:lineRule="auto" w:before="0"/>
-        <w:ind w:left="340" w:hanging="340"/>
-        <w:jc w:val="right"/>
         <w:bidi w:val="1"/>
+        <w:spacing w:after="160" w:before="0" w:line="276" w:lineRule="auto"/>
+        <w:jc w:val="both"/>
       </w:pPr>
       <w:r>
         <w:rPr>
-          <w:rFonts w:ascii="Calibri" w:hAnsi="Calibri" w:cs="Calibri" w:eastAsia="Calibri"/>
+          <w:rFonts w:ascii="Times New Roman" w:hAnsi="Times New Roman" w:cs="Times New Roman" w:eastAsia="Times New Roman"/>
           <w:b w:val="0"/>
           <w:i w:val="0"/>
-          <w:sz w:val="20"/>
+          <w:sz w:val="24"/>
           <w:rtl/>
-          <w:cs/>
+          <w:lang w:val="fa-IR" w:bidi="fa-IR"/>
         </w:rPr>
-        <w:t>[22] P. Pathmanathan et al., “Credibility assessment of in silico clinical trials for medical devices,” PLoS Comput. Biol., vol. 20, no. 8, e1012289, 2024, doi:10.1371/journal.pcbi.1012289.</w:t>
+        <w:t>22. P. Pathmanathan et al., “Credibility assessment of in silico clinical trials for medical devices,” *PLoS Comput. Biol.*, vol. 20, no. 8, e1012289, 2024, doi:10.1371/journal.pcbi.1012289.</w:t>
       </w:r>
     </w:p>
     <w:p>
       <w:pPr>
-        <w:spacing w:after="80" w:line="360" w:lineRule="auto" w:before="0"/>
-        <w:ind w:left="340" w:hanging="340"/>
-        <w:jc w:val="right"/>
         <w:bidi w:val="1"/>
+        <w:spacing w:after="160" w:before="0" w:line="276" w:lineRule="auto"/>
+        <w:jc w:val="both"/>
       </w:pPr>
       <w:r>
         <w:rPr>
-          <w:rFonts w:ascii="Calibri" w:hAnsi="Calibri" w:cs="Calibri" w:eastAsia="Calibri"/>
+          <w:rFonts w:ascii="Times New Roman" w:hAnsi="Times New Roman" w:cs="Times New Roman" w:eastAsia="Times New Roman"/>
           <w:b w:val="0"/>
           <w:i w:val="0"/>
-          <w:sz w:val="20"/>
+          <w:sz w:val="24"/>
           <w:rtl/>
-          <w:cs/>
+          <w:lang w:val="fa-IR" w:bidi="fa-IR"/>
         </w:rPr>
-        <w:t>[23] B. A. Craven et al., “Computational modeling and simulation for medical devices: a summary of the 2024 FDA/MDIC Symposium,” Prog. Biomed. Eng., vol. 8, no. 1, 013001, 2026, doi:10.1088/2516-1091/ae1c05.</w:t>
+        <w:t>23. B. A. Craven et al., “Computational modeling and simulation for medical devices: a summary of the 2024 FDA/MDIC Symposium,” *Prog. Biomed. Eng.*, vol. 8, no. 1, 013001, 2026, doi:10.1088/2516-1091/ae1c05.</w:t>
       </w:r>
     </w:p>
     <w:sectPr>
       <w:pgSz w:w="11906" w:h="16838"/>
-      <w:pgMar w:top="1417" w:right="1417" w:bottom="1417" w:left="1417" w:header="720" w:footer="720" w:gutter="0"/>
+      <w:pgMar w:top="1247" w:right="1247" w:bottom="1361" w:left="1247" w:header="720" w:footer="720" w:gutter="0"/>
       <w:cols w:space="720"/>
       <w:docGrid w:linePitch="360"/>
       <w:bidi w:val="1"/>
@@ -3984,10 +4667,6 @@
     <w:name w:val="Normal"/>
     <w:qFormat/>
     <w:rsid w:val="00FC693F"/>
-    <w:rPr>
-      <w:rFonts w:ascii="Calibri" w:hAnsi="Calibri"/>
-      <w:sz w:val="24"/>
-    </w:rPr>
   </w:style>
   <w:style w:type="paragraph" w:styleId="Header">
     <w:name w:val="header"/>

--- a/paper/baic/BAIC2026_codontrace.docx
+++ b/paper/baic/BAIC2026_codontrace.docx
@@ -98,7 +98,7 @@
           <w:rtl w:val="1"/>
           <w:lang w:val="en-US" w:bidi="fa-IR" w:eastAsia="fa-IR"/>
         </w:rPr>
-        <w:t xml:space="preserve">چکیده - تناسب شواهد با ادعا، نه فقط یک عدد دقت، کیفیت مدل محاسباتی را در مهندسی پزشکی تعیین می‌کند. این مقاله کودون‌تریس جنسیس را به‌عنوان بستری واحد برای اجرای قطعی جهان شبیه‌سازی، مداخلهٔ علّی روی یال‌های سازوکار، و حسابرسی ادعا با نردبان شش‌سطحی معرفی می‌کند. موتور اجرا حوزه نمی‌شناسد؛ حوزه از پورت DomainProfile و آداپتور بستهٔ شواهد می‌آید. پروفایل زیست‌پزشکی همان نردبان را به واژگان ASME V&amp;V 40، راهنمای FDA ۲۰۲۳ برای اعتبار مدل‌سازی محاسباتی، IEC 62304 و IMDRF وصل می‌کند. ارزیابی روی کمپین تأییدی پیش‌ثبت‌شدهٔ HE01 با ۳۰ بذر جفتی انجام شد. سنجهٔ اولیه میانگین انرژی پایانی گیرنده است. در برابر کنترل کانالِ روشن بدون سوگیری منشأ، تفاضل ۱۶٫۴۹ واحد با بازهٔ اطمینان BCa [۱۴٫۲۵، ۱۹٫۱۴] به‌دست آمد. دستاورد، زیرساخت اجرایی ممیزی ادعاست که برای مدل‌های in silico تجهیزات از همان پورت قابل اتصال است.</w:t>
+        <w:t>چکیده - این ابزار بعد از اجرا مشخص می‌کند ادعا تا چه سطحی، از صفر تا پنج، با شواهد همان بسته پشتیبانی می‌شود. کودون‌تریس جنسیس اجرا را قطعی می‌کند، مداخله روی یال را ثبت می‌کند و ادعا را روی نردبان اعتبار حسابرسی می‌کند. موتور، هستهٔ اجراست و حوزه را نمی‌شناسد. پورت DomainProfile درگاهی است که پرونده را به بستهٔ شواهد تبدیل می‌کند. درگاه پزشکی واژگان ASME V&amp;V 40، راهنمای FDA ۲۰۲۳، IEC 62304 و IMDRF را روی همین نردبان می‌گذارد و برچسب را به‌جای تأیید نمی‌نشاند. ارزیابی یک جفت کنترل است. HE01 کمپینی اجراشده و بازپخش‌پذیر با سی بذر جفتی است: اختلاف انرژی نسبت به کنترل ۱۶٫۴۹ و بازهٔ BCa برابر [۱۴٫۲۵، ۱۹٫۱۴] بود و حسابرس سطح ۴ داد. جدول مدل تجهیز عمداً بدون شاهد اجرایی ساخته شد و در سطح صفر ماند. این فاصله را هیچ برچسبی پر نمی‌کند.</w:t>
       </w:r>
     </w:p>
     <w:p>
@@ -3553,7 +3553,7 @@
           <w:rtl w:val="1"/>
           <w:lang w:val="en-US" w:bidi="fa-IR" w:eastAsia="fa-IR"/>
         </w:rPr>
-        <w:t xml:space="preserve">حسابرس روی بستهٔ اعلامی</w:t>
+        <w:t>کنترل منفی، بدون شاهد اجرایی</w:t>
       </w:r>
     </w:p>
     <w:p>
@@ -3664,7 +3664,7 @@
           <w:rtl w:val="1"/>
           <w:lang w:val="en-US" w:bidi="fa-IR" w:eastAsia="fa-IR"/>
         </w:rPr>
-        <w:t xml:space="preserve">کودون‌تریس جنسیس اجرای قطعی، مداخلهٔ علّی و حسابرسی ادعا را روی یک نردبان واحد جمع می‌کند، در حالی که موتور نسبت به حوزه ناآگاه می‌ماند. پروفایل زیست‌پزشکی واژگان ASME V&amp;V 40، FDA ۲۰۲۳، IEC 62304 و IMDRF را روی همان پورت حمل می‌کند. ارزیابی HE01 اثر آماری را روی سنجهٔ اولیه نشان می‌دهد و سقف انتساب علّی را به طراحی بازوها محدود می‌کند. مسیر بعدی، ارزیابی بیرونی بسته‌های شواهد و اتصال مدل فیزیک‌محور واقعی تحت زمینهٔ کاربرد صریح است.</w:t>
+        <w:t>فاصلهٔ کنترل مثبت و کنترل منفی را هیچ برچسبی پر نمی‌کند. HE01، کمپین اجراشده با سی بذر و بازه، به سطح ۴ رسید. جدول مدل تجهیز، با برچسب تنظیم‌گری و بدون شاهد اجرایی، در سطح صفر ماند. موتور حوزه را نمی‌شناسد و واژگان ASME V&amp;V 40، راهنمای FDA ۲۰۲۳، IEC 62304 و IMDRF از پورت پزشکی روی همین نردبان می‌نشیند.</w:t>
       </w:r>
     </w:p>
     <w:p>

--- a/paper/baic/BAIC2026_codontrace.docx
+++ b/paper/baic/BAIC2026_codontrace.docx
@@ -50,7 +50,18 @@
           <w:rtl w:val="1"/>
           <w:lang w:val="en-US" w:bidi="fa-IR" w:eastAsia="fa-IR"/>
         </w:rPr>
-        <w:t xml:space="preserve">پرواز جمیعی۱</w:t>
+        <w:t xml:space="preserve">پرواز جمیعی</w:t>
+      </w:r>
+      <w:r>
+        <w:rPr>
+          <w:rFonts w:ascii="Times New Roman" w:hAnsi="Times New Roman" w:cs="B Nazanin" w:eastAsia="B Nazanin"/>
+          <w:b/>
+          <w:sz w:val="22"/>
+          <w:rtl w:val="1"/>
+          <w:lang w:val="en-US" w:bidi="fa-IR" w:eastAsia="fa-IR"/>
+          <w:vertAlign w:val="superscript"/>
+        </w:rPr>
+        <w:t xml:space="preserve">۱</w:t>
       </w:r>
     </w:p>
     <w:p>
@@ -59,6 +70,16 @@
         <w:jc w:val="center"/>
         <w:bidi w:val="1"/>
       </w:pPr>
+      <w:r>
+        <w:rPr>
+          <w:rFonts w:ascii="Times New Roman" w:hAnsi="Times New Roman" w:cs="B Nazanin" w:eastAsia="B Nazanin"/>
+          <w:sz w:val="18"/>
+          <w:rtl w:val="1"/>
+          <w:lang w:val="en-US" w:bidi="fa-IR" w:eastAsia="fa-IR"/>
+          <w:vertAlign w:val="superscript"/>
+        </w:rPr>
+        <w:t xml:space="preserve">۱</w:t>
+      </w:r>
       <w:r>
         <w:rPr>
           <w:rFonts w:ascii="Times New Roman" w:hAnsi="Times New Roman" w:cs="B Nazanin" w:eastAsia="B Nazanin"/>
@@ -66,7 +87,7 @@
           <w:rtl w:val="1"/>
           <w:lang w:val="en-US" w:bidi="fa-IR" w:eastAsia="fa-IR"/>
         </w:rPr>
-        <w:t xml:space="preserve">۱پژوهشگر مستقل، مشهد، ایران</w:t>
+        <w:t>پژوهشگر مستقل، مشهد، ایران، parvaz.jamie@gmail.com</w:t>
       </w:r>
     </w:p>
     <w:p>
@@ -82,7 +103,7 @@
           <w:rtl w:val="1"/>
           <w:lang w:val="en-US" w:bidi="fa-IR" w:eastAsia="fa-IR"/>
         </w:rPr>
-        <w:t xml:space="preserve">Parvaz Jamei | parvaz.nic@gmail.com | ORCID: 0009-0002-9980-270X</w:t>
+        <w:t>ORCID: https://orcid.org/0009-0002-9980-270X</w:t>
       </w:r>
     </w:p>
     <w:p>
@@ -98,7 +119,7 @@
           <w:rtl w:val="1"/>
           <w:lang w:val="en-US" w:bidi="fa-IR" w:eastAsia="fa-IR"/>
         </w:rPr>
-        <w:t>چکیده - این ابزار بعد از اجرا مشخص می‌کند ادعا تا چه سطحی، از صفر تا پنج، با شواهد همان بسته پشتیبانی می‌شود. کودون‌تریس جنسیس اجرا را قطعی می‌کند، مداخله روی یال را ثبت می‌کند و ادعا را روی نردبان اعتبار حسابرسی می‌کند. موتور، هستهٔ اجراست و حوزه را نمی‌شناسد. پورت DomainProfile درگاهی است که پرونده را به بستهٔ شواهد تبدیل می‌کند. درگاه پزشکی واژگان ASME V&amp;V 40، راهنمای FDA ۲۰۲۳، IEC 62304 و IMDRF را روی همین نردبان می‌گذارد و برچسب را به‌جای تأیید نمی‌نشاند. ارزیابی یک جفت کنترل است. HE01 کمپینی اجراشده و بازپخش‌پذیر با سی بذر جفتی است: اختلاف انرژی نسبت به کنترل ۱۶٫۴۹ و بازهٔ BCa برابر [۱۴٫۲۵، ۱۹٫۱۴] بود و حسابرس سطح ۴ داد. جدول مدل تجهیز عمداً بدون شاهد اجرایی ساخته شد و در سطح صفر ماند. این فاصله را هیچ برچسبی پر نمی‌کند.</w:t>
+        <w:t>چکیده - این ابزار بعد از اجرا مشخص می‌کند ادعا تا چه سطحی، از صفر تا پنج، با شواهد همان بسته پشتیبانی می‌شود. کودون‌تریس جنسیس اجرا را قطعی می‌کند، مداخله روی یال را ثبت می‌کند و ادعا را روی نردبان اعتبار حسابرسی می‌کند. نردبان شش پله است و پلهٔ بالاتر شاهد بیشتری می‌خواهد. موتور، هستهٔ اجراست و حوزه را نمی‌شناسد. پورت درگاهی است که پرونده را به بستهٔ شواهد تبدیل می‌کند؛ بستهٔ شواهد یعنی نتیجه، مداخله و بازپخش. درگاه پزشکی واژگان ASME V&amp;V 40، راهنمای FDA ۲۰۲۳، IEC 62304 و IMDRF را روی همین نردبان می‌گذارد و برچسب را به‌جای تأیید تجهیز نمی‌نشاند. ارزیابی یک جفت کنترل است. HE01، کمپین اجراشده و بازپخش‌پذیر با سی بذر جفتی، اختلاف انرژی ۱۶٫۴۹ واحد و بازهٔ ۱۴٫۲۵ تا ۱۹٫۱۴ داد و حسابرس سطح ۴ برگرداند. کنترل منفی، جدول مدل تجهیز با برچسب IEC و FDA، در سطح صفر ماند. برچسب این فاصله را پر نمی‌کند.</w:t>
       </w:r>
     </w:p>
     <w:p>
@@ -132,7 +153,7 @@
           <w:rtl w:val="1"/>
           <w:lang w:val="en-US" w:bidi="fa-IR" w:eastAsia="fa-IR"/>
         </w:rPr>
-        <w:t xml:space="preserve">کلید واژه- اعتبارسنجی in silico، حسابرسی شواهد، مدل‌سازی محاسباتی، بازپخش‌پذیری</w:t>
+        <w:t>کلید واژه- اعتبارسنجی in silico، حسابرسی شواهد، مدل‌سازی محاسباتی، نردبان اعتبار</w:t>
       </w:r>
     </w:p>
     <w:p>
@@ -164,7 +185,7 @@
           <w:rtl w:val="1"/>
           <w:lang w:val="en-US" w:bidi="fa-IR" w:eastAsia="fa-IR"/>
         </w:rPr>
-        <w:t xml:space="preserve">در مدل‌سازی محاسباتی برای تجهیزات و سامانه‌های پزشکی، پرسش اصلی «دقت مدل چند است؟» نیست؛ «شواهد موجود چه قوتی از ادعا را مجاز می‌کند؟» است. راهنمای سازمان غذا و داروی آمریکا در نوامبر ۲۰۲۳ چارچوبی ریسک‌آگاه برای اعتبار مدل‌سازی و شبیه‌سازی فیزیک‌محور در پروندهٔ تجهیز ارائه می‌کند و مدل‌های یادگیری ماشین مستقل را صراحتاً خارج از دامنه می‌گذارد [1]. هشت دستهٔ شواهد آن راهنما — راستی‌آزمایی کد، کالیبراسیون مدل، اعتبارسنجی نیمکت، اعتبارسنجی in vivo، اعتبارسنجی جمعیتی، رفتار پدیداری، معقول بودن مدل، و راستی‌آزمایی محاسبات همراه با کمی‌سازی عدم‌قطعیت — در این کار به‌صورت برچسب اعلامی روی پورت زیست‌پزشکی ذخیره می‌شوند. استاندارد ASME V&amp;V 40 اعتبار لازم را به پرسش مورد علاقه، زمینهٔ کاربرد و ریسک تصمیم گره می‌زند [2]. استاندارد NASA-STD-7009B ارزیابی قابلیت مدل و انتقال اعتبار نتایج را الزامی می‌کند [3]. پیوست چهارم قانون هوش مصنوعی اتحادیهٔ اروپا مستندسازی اعتبارسنجی را برای سامانه‌های مشمول مقرر می‌کند [4].</w:t>
+        <w:t>این ابزار بعد از اجرای یک مدل محاسباتی مشخص می‌کند نتایج تا چه سطحی، از صفر تا پنج، با شواهد بسته پشتیبانی می‌شوند. این سطح‌ها نردبان اعتبارند: پلهٔ بالاتر شاهد بیشتری می‌خواهد و تأیید تجهیز نیست. در پروندهٔ مدل محاسباتی برای تجهیز پزشکی، سؤال اصلی این نیست که مدل چند درصد درست گفته است. سؤال این است که با شواهد موجود تا کجا می‌شود ادعا کرد. راهنمای نوامبر ۲۰۲۳ سازمان غذا و داروی آمریکا اعتبار مدل‌سازی و شبیه‌سازی فیزیک‌محور را به ریسک تصمیم وصل می‌کند و مدل یادگیری ماشین مستقل را بیرون از دامنه می‌گذارد [1]. استاندارد ASME V&amp;V 40 همین نکته را با پرسش مورد علاقه، زمینهٔ کاربرد و پیامد تصمیم می‌نویسد [2]. NASA-STD-7009B جدا می‌خواهد که هم خود مدل قابل اتکا باشد و هم انتقال نتیجه به شرایط تازه مجاز باشد [3]. پیوست چهارم قانون هوش مصنوعی اتحادیهٔ اروپا نیز برای سامانه‌های مشمول، مستندسازی اعتبارسنجی را لازم کرده است [4]. این سندها زبان مشترکی دارند، اما هیچ‌کدام به‌تنهایی درجهٔ ادعای بسته‌شده به یک فایل پژوهشی را معلوم نمی‌کنند.</w:t>
       </w:r>
     </w:p>
     <w:p>
@@ -179,7 +200,7 @@
           <w:rtl w:val="1"/>
           <w:lang w:val="en-US" w:bidi="fa-IR" w:eastAsia="fa-IR"/>
         </w:rPr>
-        <w:t xml:space="preserve">Viceconti و همکاران چارچوب آزمون‌های in silico را بر تعریف زمینهٔ کاربرد، تحلیل ریسک، و زنجیرهٔ راستی‌آزمایی–اعتبارسنجی–کمی‌سازی عدم‌قطعیت بنا می‌کنند [5]. Pathmanathan و همکاران همین منطق را برای آزمون بالینی درسیلیکو به‌صورت گردش‌کار سلسله‌مراتبی اعتبار زیرمدل‌ها گسترش داده‌اند [17]. سمپوزیوم مشترک FDA/MDIC در آوریل ۲۰۲۴ اعتبار CM&amp;S را در سراسر چرخهٔ عمر تجهیز، از جمله دوقلوی دیجیتال و آزمون درسیلیکو، جمع‌بندی کرده است [18]. با این حال هیچ‌یک از این منابع به‌تنهایی یک حسابرس نرم‌افزاری برای ادعای همراه یک مصنوع پژوهشی نیستند. شکاف عملی دو لایه دارد. نخست در گزارش پژوهش: از میان ۸۵ مقالهٔ مبتنی بر مدل زبانی در ICSE و ASE ۲۰۲۴، هیچ‌یک از پنج مصنوع اجرایی کاملاً بازتولید نشد [6]. دوم در نگهداری شواهد: نشان بازتولید به‌تنهایی هویت و قوت ادعا را پس از انتشار حفظ نمی‌کند.</w:t>
+        <w:t>Viceconti و همکاران آزمون in silico را بر زمینهٔ کاربرد، تحلیل ریسک، و زنجیرهٔ راستی‌آزمایی، اعتبارسنجی و کمی‌سازی عدم‌قطعیت گذاشته‌اند [5]. Pathmanathan و همکاران همان زنجیره را تا اعتبار زیرمدل‌ها در آزمون بالینی in silico برده‌اند [17]. گزارش سمپوزیوم FDA/MDIC در سال ۲۰۲۴ هم اعتبار مدل را در طول عمر تجهیز، از جمله دوقلوی دیجیتال، جمع کرده است [18]. آنچه کم است ابزاری است که بعد از انتشار هم بگوید این مصنوع کدام سطح ادعا را پشتیبانی می‌کند. در بررسی ۸۵ مقالهٔ متکی به مدل زبانی در ICSE و ASE سال ۲۰۲۴، از پنج مصنوع اجرایی هیچ‌کدام کامل بازتولید نشد [6]. تکرار اجرا هم به‌خودی‌خود سقف ادعا را نگه نمی‌دارد. این مقاله برای همان کار نوشته شده است.</w:t>
       </w:r>
     </w:p>
     <w:p>
@@ -194,7 +215,7 @@
           <w:rtl w:val="1"/>
           <w:lang w:val="en-US" w:bidi="fa-IR" w:eastAsia="fa-IR"/>
         </w:rPr>
-        <w:t xml:space="preserve">سهم این مقاله سه بخش است: (۱) یکپارچه‌سازی اجرای قطعی، مداخلهٔ یال‌به‌یال و حسابرسی شواهد در بستری که موتور آن برای پزشکی بازنویسی نمی‌شود؛ (۲) پروفایل زیست‌پزشکی که همان نردبان را به واژگان تنظیم‌گری وصل می‌کند؛ (۳) ارزیابی کمّی روی کمپین تأییدی منتشرشده و یک نمونهٔ اعلامی مدل تجهیز. تازگی مورد ادعا در این ترکیب اجرایی است.</w:t>
+        <w:t>موتور مدل را گام‌به‌گام پیش می‌برد و برای پزشکی از نو نوشته نشده است. یال یک گام از مسیر علت است. ارزیابی یک جفت کنترل است. HE01 کنترل مثبت و اجراشده است و تا سطح ۴ بالا می‌رود. جدول مدل تجهیز کنترل منفی است، شاهد اجرایی ندارد و در سطح صفر می‌ماند.</w:t>
       </w:r>
     </w:p>
     <w:p>
@@ -226,7 +247,7 @@
           <w:rtl w:val="1"/>
           <w:lang w:val="en-US" w:bidi="fa-IR" w:eastAsia="fa-IR"/>
         </w:rPr>
-        <w:t xml:space="preserve">درجه‌بندی اعتبار پیشینهٔ طولانی دارد. ASME VVUQ 40.1-2026 یک گزارش فنی کامل برای شناسایی بدترین اندازهٔ سینی تیبیال در آزمون خستگی بر اساس ISO 14879-1 است [7]. IEC 62304 ردهٔ ایمنی نرم‌افزار پزشکی A/B/C را برای شدت فرایند چرخهٔ حیات تعریف می‌کند [8]. اسناد IMDRF زبان SiMD/SaMD و مشخصه‌سازی ریسک نرم‌افزار دستگاه را فراهم می‌سازند [9]، [10]. آنچه این مقاله می‌افزاید، اتصال اجرایی همان واژگان به یک نردبان قابل اجراست.</w:t>
+        <w:t>درجه‌بندی اعتبار سابقهٔ طولانی دارد، ولی اغلب در حد راهنما و گزارش نمونه مانده است. ASME VVUQ 40.1-2026 یک نمونهٔ کامل از همین چارچوب است و بدترین اندازهٔ سینی تیبیال را برای آزمون خستگی ISO 14879-1 مشخص می‌کند [7]. IEC 62304 ردهٔ ایمنی نرم‌افزار پزشکی را A، B یا C می‌گذارد و حجم کار چرخهٔ حیات را به همان رده وصل می‌کند [8]. اسناد IMDRF زبان SiMD و SaMD و نیز مشخصه‌سازی ریسک نرم‌افزار دستگاه را تثبیت کرده‌اند [9]، [10]. در این مقاله همان واژه‌ها روی بستهٔ شواهد اجرا می‌شوند. بستهٔ شواهد مجموعه‌ای است که حسابرس می‌بیند: نتیجه، مداخله و بازپخش، نه نام استاندارد.</w:t>
       </w:r>
     </w:p>
     <w:p>
@@ -241,7 +262,7 @@
           <w:rtl w:val="1"/>
           <w:lang w:val="en-US" w:bidi="fa-IR" w:eastAsia="fa-IR"/>
         </w:rPr>
-        <w:t xml:space="preserve">در محاسبات تکاملی، آویدا بستری کلاسیک برای برنامه‌های خودتکثیرشونده است [11]. آداپتور پروندهٔ .dat آن اسکلت است. ادبیات کیفیت‌تنوع بر ثبات عملکرد در محیط نامطمئن تأکید دارد [12] که با بازپخش بیت‌به‌بیت یک اجرای نرم‌افزار یکی نیست. توصیف مدل از منطق مستندسازی ODD بهره می‌برد [13]. درخواست asme_vv40_passed در پیکربندی ConfigurationError می‌دهد.</w:t>
+        <w:t>آویدا بستر شناخته‌شده‌ای برای برنامه‌های خودتکثیرشونده است [11] و پروندهٔ .dat آن از همین در خوانده می‌شود. در ادبیات quality-diversity، پایداری عملکرد در محیط نامطمئن [12] با بازپخش بیت‌به‌بیت یک اجرای نرم‌افزار یکی نیست. توصیف مدل بر اساس پروتکل ODD نوشته شده است [13]. رشتهٔ asme_vv40_passed در پیکربندی پذیرفته نمی‌شود.</w:t>
       </w:r>
     </w:p>
     <w:p>
@@ -290,7 +311,7 @@
           <w:rtl w:val="1"/>
           <w:lang w:val="en-US" w:bidi="fa-IR" w:eastAsia="fa-IR"/>
         </w:rPr>
-        <w:t xml:space="preserve">هسته از ژنوم، عامل، جهان و زمان‌بند تشکیل شده است. تنظیمات ساختاریافته هنگام ایجاد اعتبارسنجی می‌شوند؛ گزینهٔ جدید با پیش‌فرض خاموش وارد می‌شود تا پیکربندی‌های پیشین پایدار بمانند. مسیر سازوکار از ژنوم و فنوتیپ به کنش، پیامد منابع، تجربه، کپسول دارای منشأ، انتقال، پذیرش، اعمال در سیاست گیرنده، بقا و تولیدمثل می‌رسد. شناسهٔ یال، دیجست‌های پیش و پس، و شمارنده‌های تلاش، پذیرش و اعمال ثبت می‌شوند تا انتقال پیام با تغییر رفتار یکی گرفته نشود. نسخهٔ نرم‌افزار از پروندهٔ پیکربندی پروژه خوانده می‌شود و در هویت بستهٔ شواهد سخت‌کد نیست.</w:t>
+        <w:t>هسته از ژنوم، عامل، جهان و زمان‌بند ساخته شده است. هر تنظیم تازه با پیش‌فرض خاموش وارد می‌شود تا آزمایش‌های قبلی به‌هم نریزد. مسیر از ژنوم به کنش، پیامد، کپسول دارای منشأ، پذیرش و در نهایت بقا می‌رسد. برای هر یال، شناسه و اثرانگشت قبل و بعد ذخیره می‌شود تا عبور یک پیام با عوض شدن رفتار اشتباه گرفته نشود. شمارهٔ نسخه از پروندهٔ پیکربندی پروژه خوانده می‌شود و داخل بستهٔ شواهد ثابت نوشته نمی‌شود.</w:t>
       </w:r>
     </w:p>
     <w:p>
@@ -305,7 +326,7 @@
           <w:rtl w:val="1"/>
           <w:lang w:val="en-US" w:bidi="fa-IR" w:eastAsia="fa-IR"/>
         </w:rPr>
-        <w:t xml:space="preserve">موتور حوزه نمی‌شناسد. پزشکی، سخت‌افزار و زندگی مصنوعی از پورت متصل می‌شوند: آداپتور بستهٔ شواهد ClaimGate می‌سازد و DomainProfile برچسب حوزه را حمل می‌کند. افزودن حوزه یعنی پروفایل یا آداپتور جدید، نه انشعاب موتور. شکل ۱ مسیر مفهومی را نشان می‌دهد: آداپتور، بستهٔ شواهد، حسابرس، و نردبان صفر تا پنج؛ موتور فقط تیک، دیجست و بازپخش را اجرا می‌کند [14].</w:t>
+        <w:t>موتور نمی‌داند آزمایش مربوط به پزشکی است یا زندگی مصنوعی یا سخت‌افزار. این برچسب از بیرون می‌آید. آداپتور بستهٔ شواهد را می‌سازد و DomainProfile فقط نام حوزه را با خود دارد. حوزهٔ تازه یعنی پروفایل تازه، نه موتور دوم. شکل ۱ همین جدایی را نشان می‌دهد. موتور گام زمان، اثرانگشت و بازپخش را انجام می‌دهد و حسابرس فقط بسته را می‌بیند [14]. پروفایل hardware و پورت ESP32 هم از همین درگاه می‌آیند و موتور دوم نمی‌سازند.</w:t>
       </w:r>
     </w:p>
     <w:p>
@@ -399,6 +420,9 @@
         <w:gridCol w:w="3364"/>
       </w:tblGrid>
       <w:tr>
+        <w:trPr>
+          <w:cantSplit/>
+        </w:trPr>
         <w:tc>
           <w:tcPr>
             <w:tcW w:type="dxa" w:w="3364"/>
@@ -494,6 +518,9 @@
         </w:tc>
       </w:tr>
       <w:tr>
+        <w:trPr>
+          <w:cantSplit/>
+        </w:trPr>
         <w:tc>
           <w:tcPr>
             <w:tcW w:type="dxa" w:w="3364"/>
@@ -571,7 +598,9 @@
               <w:jc w:val="center"/>
               <w:bidi w:val="1"/>
             </w:pPr>
-            <w:r/>
+            <w:r>
+              <w:t>خواندن مصنوع</w:t>
+            </w:r>
             <w:r>
               <w:rPr>
                 <w:rFonts w:ascii="Times New Roman" w:hAnsi="Times New Roman" w:cs="B Nazanin" w:eastAsia="B Nazanin"/>
@@ -580,12 +609,14 @@
                 <w:rtl w:val="1"/>
                 <w:lang w:val="en-US" w:bidi="fa-IR" w:eastAsia="fa-IR"/>
               </w:rPr>
-              <w:t>اجرای جهان</w:t>
             </w:r>
           </w:p>
         </w:tc>
       </w:tr>
       <w:tr>
+        <w:trPr>
+          <w:cantSplit/>
+        </w:trPr>
         <w:tc>
           <w:tcPr>
             <w:tcW w:type="dxa" w:w="3364"/>
@@ -642,7 +673,7 @@
                 <w:rtl w:val="1"/>
                 <w:lang w:val="en-US" w:bidi="fa-IR" w:eastAsia="fa-IR"/>
               </w:rPr>
-              <w:t>adapters.codontrace_he02/03</w:t>
+              <w:t>he02/he03</w:t>
             </w:r>
           </w:p>
         </w:tc>
@@ -678,6 +709,9 @@
         </w:tc>
       </w:tr>
       <w:tr>
+        <w:trPr>
+          <w:cantSplit/>
+        </w:trPr>
         <w:tc>
           <w:tcPr>
             <w:tcW w:type="dxa" w:w="3364"/>
@@ -770,6 +804,9 @@
         </w:tc>
       </w:tr>
       <w:tr>
+        <w:trPr>
+          <w:cantSplit/>
+        </w:trPr>
         <w:tc>
           <w:tcPr>
             <w:tcW w:type="dxa" w:w="3364"/>
@@ -862,6 +899,9 @@
         </w:tc>
       </w:tr>
       <w:tr>
+        <w:trPr>
+          <w:cantSplit/>
+        </w:trPr>
         <w:tc>
           <w:tcPr>
             <w:tcW w:type="dxa" w:w="3364"/>
@@ -954,6 +994,9 @@
         </w:tc>
       </w:tr>
       <w:tr>
+        <w:trPr>
+          <w:cantSplit/>
+        </w:trPr>
         <w:tc>
           <w:tcPr>
             <w:tcW w:type="dxa" w:w="3364"/>
@@ -1046,6 +1089,9 @@
         </w:tc>
       </w:tr>
       <w:tr>
+        <w:trPr>
+          <w:cantSplit/>
+        </w:trPr>
         <w:tc>
           <w:tcPr>
             <w:tcW w:type="dxa" w:w="3364"/>
@@ -1102,7 +1148,7 @@
                 <w:rtl w:val="1"/>
                 <w:lang w:val="en-US" w:bidi="fa-IR" w:eastAsia="fa-IR"/>
               </w:rPr>
-              <w:t>adapters.esp32_bridge</w:t>
+              <w:t>esp32_bridge</w:t>
             </w:r>
           </w:p>
         </w:tc>
@@ -1150,7 +1196,7 @@
           <w:rtl w:val="1"/>
           <w:lang w:val="en-US" w:bidi="fa-IR" w:eastAsia="fa-IR"/>
         </w:rPr>
-        <w:t xml:space="preserve">الگوریتم حسابرسی در سطح معماری پنج گام دارد: (۱) آداپتور پرونده یا جدول را به بستهٔ claimgate_bundle_v1 برمی‌گرداند؛ (۲) نقش بازوها به پنج نقش عمومی نگاشته می‌شود — درمان، حذف سازوکار، خاموشی کانال، کنترل منفی، و دوز؛ (۳) دیجست پیکربندی و در صورت وجود دیجست پیش‌ثبت‌نامه بررسی می‌شود؛ (۴) بازپخش، مقایسه‌های جفتی، بازهٔ اطمینان و شمار بذر خوانده می‌شوند؛ (۵) حسابرس بالاترین سطحی را برمی‌گرداند که همهٔ شروطش برقرار است.</w:t>
+        <w:t>حسابرسی پنج مرحله دارد. آداپتور پرونده یا جدول را به یک بستهٔ واحد برمی‌گرداند. نقش بازوها به پنج نقش کلی نگاشت می‌شود: درمان، حذف سازوکار، خاموش کردن کانال، کنترل منفی، و دوز. اثرانگشت پیکربندی و، اگر موجود باشد، اثرانگشت پیش‌ثبت‌نامه بررسی می‌شود. سپس بازپخش، مقایسهٔ جفتی، بازهٔ اطمینان و تعداد بذر خوانده می‌شود. بالاترین سطحی برمی‌گردد که همهٔ شرط‌هایش برقرار باشد.</w:t>
       </w:r>
     </w:p>
     <w:p>
@@ -1182,7 +1228,7 @@
           <w:rtl w:val="1"/>
           <w:lang w:val="en-US" w:bidi="fa-IR" w:eastAsia="fa-IR"/>
         </w:rPr>
-        <w:t xml:space="preserve">حسابرس codontrace.claimgate از موتور جداست. نردبان عمومی شش سطح دارد. سطح ۳ به مداخله یا حذف یال، کنترل منفی و شواهد بازپخش نیاز دارد. سطح ۴ بازهٔ اطمینان و حداقل شانزده بذر را می‌افزاید. سطح ۵ به آرشیو، محدودیت‌های مستند و شواهد آماری و مداخله‌ای وابسته است. این آستانه‌ها سیاست همین پیاده‌سازی‌اند. برابری خروجی بازوها به‌تنهایی یک نتیجهٔ صفر معتبر را رد نمی‌کند؛ بی‌اعتباری آزمون وقتی اعلام می‌شود که بررسی تحقق مداخله نیز برقرار نباشد.</w:t>
+        <w:t>حسابرس از موتور جداست و شش سطح دارد. سطح ۳ به مداخله یا حذف یال، کنترل منفی و بازپخش نیاز دارد. سطح ۴ بازهٔ اطمینان و حداقل شانزده بذر را هم می‌خواهد. سطح ۵ علاوه بر اینها آرشیو، محدودیت نوشته‌شده، و شواهد آماری و مداخله‌ای را با هم لازم دارد. این آستانه‌ها مربوط به همین پیاده‌سازی است. برابر بودن خروجی دو بازو، به‌خودی‌خود، نتیجه را باطل نمی‌کند. آزمون وقتی بی‌اعتبار شمرده می‌شود که خود مداخله هم اعمال نشده باشد.</w:t>
       </w:r>
     </w:p>
     <w:p>
@@ -1214,7 +1260,27 @@
           <w:rtl w:val="1"/>
           <w:lang w:val="en-US" w:bidi="fa-IR" w:eastAsia="fa-IR"/>
         </w:rPr>
-        <w:t xml:space="preserve">آداپتور بومی کمپین HE01 مصنوع JSON را می‌خواند و نقش‌های محلی را با canonical_role به طرح‌وارهٔ عمومی برمی‌گرداند؛ بایت مصنوع عوض نمی‌شود. آداپتورهای اسکلت Avida و MABE2 پروندهٔ .dat و CSV را می‌خوانند. آداپتور زیست‌پزشکی جدول امتیاز اعلامی را با زمینهٔ کاربرد و ریسک مدل پر می‌کند. پل ESP32 یک پورت سخت‌افزاری اختیاری است. پین پرونده‌های متنی با sha256_text_file پس از یکسان‌سازی CRLF→LF انجام می‌شود؛ هش مصنوع دودویی همچنان Path.read_bytes() است. پروتکل آماری پیش‌فرض، جایگشت علامت جفتی با تصحیح Holm و بازهٔ BCa است. بوت‌استرپ studentized و شمارش دقیق علامت برای n≤۴۰ اختیاری‌اند تا پین کمپین نشکند.</w:t>
+        <w:t xml:space="preserve">آداپتور HE01 فایل JSON را می‌خواند و نقش محلی را به نقش کلی برمی‌گرداند. بایت خود پرونده عوض نمی‌شود. پروندهٔ Avida و خروجی CSV مربوط به MABE2 هم از همین مسیر وارد می‌شوند. آداپتور زیست‌پزشکی جدول امتیاز را با زمینهٔ کاربرد و ریسک مدل پر می‌کند. اتصال سخت‌افزاری </w:t>
+      </w:r>
+      <w:r>
+        <w:rPr>
+          <w:rFonts w:ascii="Times New Roman" w:hAnsi="Times New Roman" w:cs="B Nazanin" w:eastAsia="B Nazanin"/>
+          <w:sz w:val="20"/>
+          <w:rtl w:val="1"/>
+          <w:lang w:val="en-US" w:bidi="fa-IR" w:eastAsia="fa-IR"/>
+          <w:b/>
+          <w:bCs/>
+        </w:rPr>
+        <w:t xml:space="preserve">اختیاری</w:t>
+      </w:r>
+      <w:r>
+        <w:rPr>
+          <w:rFonts w:ascii="Times New Roman" w:hAnsi="Times New Roman" w:cs="B Nazanin" w:eastAsia="B Nazanin"/>
+          <w:sz w:val="20"/>
+          <w:rtl w:val="1"/>
+          <w:lang w:val="en-US" w:bidi="fa-IR" w:eastAsia="fa-IR"/>
+        </w:rPr>
+        <w:t xml:space="preserve"> است. برای فایل متنی، اثرانگشت بعد از یکسان‌سازی انتهای سطر ساخته می‌شود و هش فایل دودویی با Path.read_bytes() حساب می‌شود. آزمون پیش‌فرض، جایگشت علامت جفتی با تصحیح Holm و بازهٔ BCa است. بوت‌استرپ studentized و شمارش دقیق علامت برای n≤۴۰ اختیاری‌اند تا اعداد کمپین منتشرشده جابه‌جا نشود.</w:t>
       </w:r>
     </w:p>
     <w:p>
@@ -1246,7 +1312,7 @@
           <w:rtl w:val="1"/>
           <w:lang w:val="en-US" w:bidi="fa-IR" w:eastAsia="fa-IR"/>
         </w:rPr>
-        <w:t xml:space="preserve">اتصال پزشکی از طریق DomainProfile است (alife / biomedical / hardware) [15]. اعلام simd_declared یا samd_declared زبان IMDRF را روی بسته ثبت می‌کند. راهنمای ۲۰۲۳ FDA برای مدل فیزیک‌محور یا مکانیستی است؛ اگر physics_based نادرست باشد، دامنه out_of_scope_standalone_ml می‌شود حتی اگر دسته‌های شواهد اعلام شده باشند. رشته‌هایی مانند asme_vv40_passed، fda_cleared، clinical_validated و iec_62304_certified در پیکربندی پذیرفته نمی‌شوند. این رد شدن یک ویژگی طراحی است: حسابرس اجازه نمی‌دهد برچسب تأیید از یک جدول اعلامی کسب شود.</w:t>
+        <w:t>حوزهٔ پزشکی از DomainProfile می‌آید. نام‌های موجود alife، biomedical و hardware هستند [15]. simd_declared و samd_declared عبارت IMDRF را روی بسته یادداشت می‌کنند و خود محصول را رده‌بندی نمی‌کنند. اگر مدل فیزیک‌محور اعلام نشده باشد، نسبت به راهنمای سال ۲۰۲۳ خارج از دامنه می‌ماند، حتی وقتی خانه‌های شواهد پر شده باشند. رشته‌هایی مانند asme_vv40_passed، fda_cleared، clinical_validated و iec_62304_certified در پیکربندی قبول نمی‌شوند. از یک جدول اعلامی مهر تأیید بیرون نمی‌آید.</w:t>
       </w:r>
     </w:p>
     <w:p>
@@ -1277,14 +1343,17 @@
         <w:tblW w:w="5000" w:type="pct"/>
       </w:tblPr>
       <w:tblGrid>
-        <w:gridCol w:w="3364"/>
-        <w:gridCol w:w="3364"/>
-        <w:gridCol w:w="3364"/>
+        <w:gridCol w:w="2300"/>
+        <w:gridCol w:w="4700"/>
+        <w:gridCol w:w="3092"/>
       </w:tblGrid>
       <w:tr>
+        <w:trPr>
+          <w:cantSplit/>
+        </w:trPr>
         <w:tc>
           <w:tcPr>
-            <w:tcW w:type="dxa" w:w="3364"/>
+            <w:tcW w:type="dxa" w:w="2300"/>
             <w:shd w:fill="1A365D" w:val="clear"/>
             <w:tcBorders>
               <w:top w:val="single" w:sz="4" w:color="4A4A4A"/>
@@ -1315,7 +1384,7 @@
         </w:tc>
         <w:tc>
           <w:tcPr>
-            <w:tcW w:type="dxa" w:w="3364"/>
+            <w:tcW w:type="dxa" w:w="4700"/>
             <w:shd w:fill="1A365D" w:val="clear"/>
             <w:tcBorders>
               <w:top w:val="single" w:sz="4" w:color="4A4A4A"/>
@@ -1346,7 +1415,7 @@
         </w:tc>
         <w:tc>
           <w:tcPr>
-            <w:tcW w:type="dxa" w:w="3364"/>
+            <w:tcW w:type="dxa" w:w="3092"/>
             <w:shd w:fill="1A365D" w:val="clear"/>
             <w:tcBorders>
               <w:top w:val="single" w:sz="4" w:color="4A4A4A"/>
@@ -1362,15 +1431,18 @@
               <w:bidi w:val="1"/>
             </w:pPr>
             <w:r>
-              <w:t xml:space="preserve">رفتار پورت</w:t>
+              <w:t>رفتار پورت</w:t>
             </w:r>
           </w:p>
         </w:tc>
       </w:tr>
       <w:tr>
+        <w:trPr>
+          <w:cantSplit/>
+        </w:trPr>
         <w:tc>
           <w:tcPr>
-            <w:tcW w:type="dxa" w:w="3364"/>
+            <w:tcW w:type="dxa" w:w="2300"/>
             <w:shd w:fill="F7F7F7" w:val="clear"/>
             <w:tcBorders>
               <w:top w:val="single" w:sz="4" w:color="4A4A4A"/>
@@ -1394,13 +1466,13 @@
                 <w:rtl w:val="1"/>
                 <w:lang w:val="en-US" w:bidi="fa-IR" w:eastAsia="fa-IR"/>
               </w:rPr>
-              <w:t>پرسش مورد علاقه (QOI)</w:t>
+              <w:t>پرسش مورد علاقه، QOI</w:t>
             </w:r>
           </w:p>
         </w:tc>
         <w:tc>
           <w:tcPr>
-            <w:tcW w:type="dxa" w:w="3364"/>
+            <w:tcW w:type="dxa" w:w="4700"/>
             <w:shd w:fill="F7F7F7" w:val="clear"/>
             <w:tcBorders>
               <w:top w:val="single" w:sz="4" w:color="4A4A4A"/>
@@ -1430,7 +1502,7 @@
         </w:tc>
         <w:tc>
           <w:tcPr>
-            <w:tcW w:type="dxa" w:w="3364"/>
+            <w:tcW w:type="dxa" w:w="3092"/>
             <w:shd w:fill="F7F7F7" w:val="clear"/>
             <w:tcBorders>
               <w:top w:val="single" w:sz="4" w:color="4A4A4A"/>
@@ -1446,15 +1518,18 @@
               <w:bidi w:val="1"/>
             </w:pPr>
             <w:r>
-              <w:t xml:space="preserve">ثبت پرسش</w:t>
+              <w:t>ثبت پرسش</w:t>
             </w:r>
           </w:p>
         </w:tc>
       </w:tr>
       <w:tr>
+        <w:trPr>
+          <w:cantSplit/>
+        </w:trPr>
         <w:tc>
           <w:tcPr>
-            <w:tcW w:type="dxa" w:w="3364"/>
+            <w:tcW w:type="dxa" w:w="2300"/>
             <w:shd w:fill="F7F7F7" w:val="clear"/>
             <w:tcBorders>
               <w:top w:val="single" w:sz="4" w:color="4A4A4A"/>
@@ -1478,13 +1553,13 @@
                 <w:rtl w:val="1"/>
                 <w:lang w:val="en-US" w:bidi="fa-IR" w:eastAsia="fa-IR"/>
               </w:rPr>
-              <w:t>زمینهٔ کاربرد (COU)</w:t>
+              <w:t>زمینهٔ کاربرد، COU</w:t>
             </w:r>
           </w:p>
         </w:tc>
         <w:tc>
           <w:tcPr>
-            <w:tcW w:type="dxa" w:w="3364"/>
+            <w:tcW w:type="dxa" w:w="4700"/>
             <w:shd w:fill="F7F7F7" w:val="clear"/>
             <w:tcBorders>
               <w:top w:val="single" w:sz="4" w:color="4A4A4A"/>
@@ -1514,7 +1589,7 @@
         </w:tc>
         <w:tc>
           <w:tcPr>
-            <w:tcW w:type="dxa" w:w="3364"/>
+            <w:tcW w:type="dxa" w:w="3092"/>
             <w:shd w:fill="F7F7F7" w:val="clear"/>
             <w:tcBorders>
               <w:top w:val="single" w:sz="4" w:color="4A4A4A"/>
@@ -1530,15 +1605,18 @@
               <w:bidi w:val="1"/>
             </w:pPr>
             <w:r>
-              <w:t xml:space="preserve">ثبت زمینهٔ کاربرد</w:t>
+              <w:t>ثبت زمینهٔ کاربرد</w:t>
             </w:r>
           </w:p>
         </w:tc>
       </w:tr>
       <w:tr>
+        <w:trPr>
+          <w:cantSplit/>
+        </w:trPr>
         <w:tc>
           <w:tcPr>
-            <w:tcW w:type="dxa" w:w="3364"/>
+            <w:tcW w:type="dxa" w:w="2300"/>
             <w:shd w:fill="F7F7F7" w:val="clear"/>
             <w:tcBorders>
               <w:top w:val="single" w:sz="4" w:color="4A4A4A"/>
@@ -1568,7 +1646,7 @@
         </w:tc>
         <w:tc>
           <w:tcPr>
-            <w:tcW w:type="dxa" w:w="3364"/>
+            <w:tcW w:type="dxa" w:w="4700"/>
             <w:shd w:fill="F7F7F7" w:val="clear"/>
             <w:tcBorders>
               <w:top w:val="single" w:sz="4" w:color="4A4A4A"/>
@@ -1598,7 +1676,7 @@
         </w:tc>
         <w:tc>
           <w:tcPr>
-            <w:tcW w:type="dxa" w:w="3364"/>
+            <w:tcW w:type="dxa" w:w="3092"/>
             <w:shd w:fill="F7F7F7" w:val="clear"/>
             <w:tcBorders>
               <w:top w:val="single" w:sz="4" w:color="4A4A4A"/>
@@ -1614,15 +1692,18 @@
               <w:bidi w:val="1"/>
             </w:pPr>
             <w:r>
-              <w:t xml:space="preserve">برچسب ریسک تصمیم</w:t>
+              <w:t>برچسب ریسک تصمیم</w:t>
             </w:r>
           </w:p>
         </w:tc>
       </w:tr>
       <w:tr>
+        <w:trPr>
+          <w:cantSplit/>
+        </w:trPr>
         <w:tc>
           <w:tcPr>
-            <w:tcW w:type="dxa" w:w="3364"/>
+            <w:tcW w:type="dxa" w:w="2300"/>
             <w:shd w:fill="F7F7F7" w:val="clear"/>
             <w:tcBorders>
               <w:top w:val="single" w:sz="4" w:color="4A4A4A"/>
@@ -1652,7 +1733,7 @@
         </w:tc>
         <w:tc>
           <w:tcPr>
-            <w:tcW w:type="dxa" w:w="3364"/>
+            <w:tcW w:type="dxa" w:w="4700"/>
             <w:shd w:fill="F7F7F7" w:val="clear"/>
             <w:tcBorders>
               <w:top w:val="single" w:sz="4" w:color="4A4A4A"/>
@@ -1682,7 +1763,7 @@
         </w:tc>
         <w:tc>
           <w:tcPr>
-            <w:tcW w:type="dxa" w:w="3364"/>
+            <w:tcW w:type="dxa" w:w="3092"/>
             <w:shd w:fill="F7F7F7" w:val="clear"/>
             <w:tcBorders>
               <w:top w:val="single" w:sz="4" w:color="4A4A4A"/>
@@ -1698,15 +1779,18 @@
               <w:bidi w:val="1"/>
             </w:pPr>
             <w:r>
-              <w:t xml:space="preserve">برچسب ریسک مدل</w:t>
+              <w:t>برچسب ریسک مدل</w:t>
             </w:r>
           </w:p>
         </w:tc>
       </w:tr>
       <w:tr>
+        <w:trPr>
+          <w:cantSplit/>
+        </w:trPr>
         <w:tc>
           <w:tcPr>
-            <w:tcW w:type="dxa" w:w="3364"/>
+            <w:tcW w:type="dxa" w:w="2300"/>
             <w:shd w:fill="F7F7F7" w:val="clear"/>
             <w:tcBorders>
               <w:top w:val="single" w:sz="4" w:color="4A4A4A"/>
@@ -1736,7 +1820,7 @@
         </w:tc>
         <w:tc>
           <w:tcPr>
-            <w:tcW w:type="dxa" w:w="3364"/>
+            <w:tcW w:type="dxa" w:w="4700"/>
             <w:shd w:fill="F7F7F7" w:val="clear"/>
             <w:tcBorders>
               <w:top w:val="single" w:sz="4" w:color="4A4A4A"/>
@@ -1766,7 +1850,7 @@
         </w:tc>
         <w:tc>
           <w:tcPr>
-            <w:tcW w:type="dxa" w:w="3364"/>
+            <w:tcW w:type="dxa" w:w="3092"/>
             <w:shd w:fill="F7F7F7" w:val="clear"/>
             <w:tcBorders>
               <w:top w:val="single" w:sz="4" w:color="4A4A4A"/>
@@ -1782,15 +1866,18 @@
               <w:bidi w:val="1"/>
             </w:pPr>
             <w:r>
-              <w:t xml:space="preserve">برچسب دستهٔ شواهد</w:t>
+              <w:t>برچسب دستهٔ شواهد</w:t>
             </w:r>
           </w:p>
         </w:tc>
       </w:tr>
       <w:tr>
+        <w:trPr>
+          <w:cantSplit/>
+        </w:trPr>
         <w:tc>
           <w:tcPr>
-            <w:tcW w:type="dxa" w:w="3364"/>
+            <w:tcW w:type="dxa" w:w="2300"/>
             <w:shd w:fill="F7F7F7" w:val="clear"/>
             <w:tcBorders>
               <w:top w:val="single" w:sz="4" w:color="4A4A4A"/>
@@ -1820,7 +1907,7 @@
         </w:tc>
         <w:tc>
           <w:tcPr>
-            <w:tcW w:type="dxa" w:w="3364"/>
+            <w:tcW w:type="dxa" w:w="4700"/>
             <w:shd w:fill="F7F7F7" w:val="clear"/>
             <w:tcBorders>
               <w:top w:val="single" w:sz="4" w:color="4A4A4A"/>
@@ -1850,7 +1937,7 @@
         </w:tc>
         <w:tc>
           <w:tcPr>
-            <w:tcW w:type="dxa" w:w="3364"/>
+            <w:tcW w:type="dxa" w:w="3092"/>
             <w:shd w:fill="F7F7F7" w:val="clear"/>
             <w:tcBorders>
               <w:top w:val="single" w:sz="4" w:color="4A4A4A"/>
@@ -1866,15 +1953,18 @@
               <w:bidi w:val="1"/>
             </w:pPr>
             <w:r>
-              <w:t xml:space="preserve">برچسب ردهٔ نرم‌افزار</w:t>
+              <w:t>برچسب ردهٔ نرم‌افزار</w:t>
             </w:r>
           </w:p>
         </w:tc>
       </w:tr>
       <w:tr>
+        <w:trPr>
+          <w:cantSplit/>
+        </w:trPr>
         <w:tc>
           <w:tcPr>
-            <w:tcW w:type="dxa" w:w="3364"/>
+            <w:tcW w:type="dxa" w:w="2300"/>
             <w:shd w:fill="F7F7F7" w:val="clear"/>
             <w:tcBorders>
               <w:top w:val="single" w:sz="4" w:color="4A4A4A"/>
@@ -1904,7 +1994,7 @@
         </w:tc>
         <w:tc>
           <w:tcPr>
-            <w:tcW w:type="dxa" w:w="3364"/>
+            <w:tcW w:type="dxa" w:w="4700"/>
             <w:shd w:fill="F7F7F7" w:val="clear"/>
             <w:tcBorders>
               <w:top w:val="single" w:sz="4" w:color="4A4A4A"/>
@@ -1934,7 +2024,7 @@
         </w:tc>
         <w:tc>
           <w:tcPr>
-            <w:tcW w:type="dxa" w:w="3364"/>
+            <w:tcW w:type="dxa" w:w="3092"/>
             <w:shd w:fill="F7F7F7" w:val="clear"/>
             <w:tcBorders>
               <w:top w:val="single" w:sz="4" w:color="4A4A4A"/>
@@ -1950,15 +2040,18 @@
               <w:bidi w:val="1"/>
             </w:pPr>
             <w:r>
-              <w:t xml:space="preserve">برچسب دستهٔ N12</w:t>
+              <w:t>برچسب دستهٔ N12</w:t>
             </w:r>
           </w:p>
         </w:tc>
       </w:tr>
       <w:tr>
+        <w:trPr>
+          <w:cantSplit/>
+        </w:trPr>
         <w:tc>
           <w:tcPr>
-            <w:tcW w:type="dxa" w:w="3364"/>
+            <w:tcW w:type="dxa" w:w="2300"/>
             <w:shd w:fill="F7F7F7" w:val="clear"/>
             <w:tcBorders>
               <w:top w:val="single" w:sz="4" w:color="4A4A4A"/>
@@ -1988,7 +2081,7 @@
         </w:tc>
         <w:tc>
           <w:tcPr>
-            <w:tcW w:type="dxa" w:w="3364"/>
+            <w:tcW w:type="dxa" w:w="4700"/>
             <w:shd w:fill="F7F7F7" w:val="clear"/>
             <w:tcBorders>
               <w:top w:val="single" w:sz="4" w:color="4A4A4A"/>
@@ -2001,9 +2094,16 @@
           <w:p>
             <w:pPr>
               <w:jc w:val="center"/>
-              <w:bidi w:val="1"/>
+              <w:bidi w:val="0"/>
             </w:pPr>
-            <w:r/>
+            <w:r>
+              <w:rPr>
+                <w:sz w:val="16"/>
+                <w:szCs w:val="16"/>
+                <w:rFonts w:ascii="Calibri" w:hAnsi="Calibri" w:cs="Calibri"/>
+              </w:rPr>
+              <w:t>device_software_kind</w:t>
+            </w:r>
             <w:r>
               <w:rPr>
                 <w:rFonts w:ascii="Times New Roman" w:hAnsi="Times New Roman" w:cs="B Nazanin" w:eastAsia="B Nazanin"/>
@@ -2012,13 +2112,12 @@
                 <w:rtl w:val="1"/>
                 <w:lang w:val="en-US" w:bidi="fa-IR" w:eastAsia="fa-IR"/>
               </w:rPr>
-              <w:t>device_software_kind</w:t>
             </w:r>
           </w:p>
         </w:tc>
         <w:tc>
           <w:tcPr>
-            <w:tcW w:type="dxa" w:w="3364"/>
+            <w:tcW w:type="dxa" w:w="3092"/>
             <w:shd w:fill="F7F7F7" w:val="clear"/>
             <w:tcBorders>
               <w:top w:val="single" w:sz="4" w:color="4A4A4A"/>
@@ -2034,15 +2133,18 @@
               <w:bidi w:val="1"/>
             </w:pPr>
             <w:r>
-              <w:t xml:space="preserve">برچسب SiMD/SaMD</w:t>
+              <w:t>برچسب SiMD/SaMD</w:t>
             </w:r>
           </w:p>
         </w:tc>
       </w:tr>
       <w:tr>
+        <w:trPr>
+          <w:cantSplit/>
+        </w:trPr>
         <w:tc>
           <w:tcPr>
-            <w:tcW w:type="dxa" w:w="3364"/>
+            <w:tcW w:type="dxa" w:w="2300"/>
             <w:shd w:fill="F7F7F7" w:val="clear"/>
             <w:tcBorders>
               <w:top w:val="single" w:sz="4" w:color="4A4A4A"/>
@@ -2072,7 +2174,7 @@
         </w:tc>
         <w:tc>
           <w:tcPr>
-            <w:tcW w:type="dxa" w:w="3364"/>
+            <w:tcW w:type="dxa" w:w="4700"/>
             <w:shd w:fill="F7F7F7" w:val="clear"/>
             <w:tcBorders>
               <w:top w:val="single" w:sz="4" w:color="4A4A4A"/>
@@ -2102,7 +2204,7 @@
         </w:tc>
         <w:tc>
           <w:tcPr>
-            <w:tcW w:type="dxa" w:w="3364"/>
+            <w:tcW w:type="dxa" w:w="3092"/>
             <w:shd w:fill="F7F7F7" w:val="clear"/>
             <w:tcBorders>
               <w:top w:val="single" w:sz="4" w:color="4A4A4A"/>
@@ -2118,7 +2220,7 @@
               <w:bidi w:val="1"/>
             </w:pPr>
             <w:r>
-              <w:t xml:space="preserve">درجهٔ ادعا روی نردبان</w:t>
+              <w:t>درجهٔ ادعا روی نردبان</w:t>
             </w:r>
           </w:p>
         </w:tc>
@@ -2136,7 +2238,7 @@
           <w:rtl w:val="1"/>
           <w:lang w:val="en-US" w:bidi="fa-IR" w:eastAsia="fa-IR"/>
         </w:rPr>
-        <w:t xml:space="preserve">جدول ۳ یک نمونهٔ اعلامی را نشان می‌دهد. اعداد آن برای نمایش قالب بسته است. سطح نردبان روی چنین جدولی فقط درجهٔ یک ادعاست.</w:t>
+        <w:t>جدول ۳ کنترل منفی همین طرح است. برچسب تنظیم‌گری در بسته هست و اجرای ثبت‌شده نیست. حسابرس سطح صفر می‌دهد.</w:t>
       </w:r>
     </w:p>
     <w:p>
@@ -2154,7 +2256,7 @@
           <w:rtl w:val="1"/>
           <w:lang w:val="en-US" w:bidi="fa-IR" w:eastAsia="fa-IR"/>
         </w:rPr>
-        <w:t xml:space="preserve">جدول ۳: نمونهٔ اعلامی مدل تجهیز (غیر بالینی)</w:t>
+        <w:t>جدول ۳: کنترل منفی؛ خروجی حسابرس سطح ۰</w:t>
       </w:r>
     </w:p>
     <w:tbl>
@@ -2167,14 +2269,17 @@
         <w:tblW w:w="5000" w:type="pct"/>
       </w:tblPr>
       <w:tblGrid>
-        <w:gridCol w:w="3364"/>
-        <w:gridCol w:w="3364"/>
-        <w:gridCol w:w="3364"/>
+        <w:gridCol w:w="4700"/>
+        <w:gridCol w:w="2800"/>
+        <w:gridCol w:w="2592"/>
       </w:tblGrid>
       <w:tr>
+        <w:trPr>
+          <w:cantSplit/>
+        </w:trPr>
         <w:tc>
           <w:tcPr>
-            <w:tcW w:type="dxa" w:w="3364"/>
+            <w:tcW w:type="dxa" w:w="4700"/>
             <w:shd w:fill="1A365D" w:val="clear"/>
             <w:tcBorders>
               <w:top w:val="single" w:sz="4" w:color="4A4A4A"/>
@@ -2205,7 +2310,7 @@
         </w:tc>
         <w:tc>
           <w:tcPr>
-            <w:tcW w:type="dxa" w:w="3364"/>
+            <w:tcW w:type="dxa" w:w="2800"/>
             <w:shd w:fill="1A365D" w:val="clear"/>
             <w:tcBorders>
               <w:top w:val="single" w:sz="4" w:color="4A4A4A"/>
@@ -2236,7 +2341,7 @@
         </w:tc>
         <w:tc>
           <w:tcPr>
-            <w:tcW w:type="dxa" w:w="3364"/>
+            <w:tcW w:type="dxa" w:w="2592"/>
             <w:shd w:fill="1A365D" w:val="clear"/>
             <w:tcBorders>
               <w:top w:val="single" w:sz="4" w:color="4A4A4A"/>
@@ -2267,9 +2372,12 @@
         </w:tc>
       </w:tr>
       <w:tr>
+        <w:trPr>
+          <w:cantSplit/>
+        </w:trPr>
         <w:tc>
           <w:tcPr>
-            <w:tcW w:type="dxa" w:w="3364"/>
+            <w:tcW w:type="dxa" w:w="4700"/>
             <w:shd w:fill="F7F7F7" w:val="clear"/>
             <w:tcBorders>
               <w:top w:val="single" w:sz="4" w:color="4A4A4A"/>
@@ -2299,7 +2407,38 @@
         </w:tc>
         <w:tc>
           <w:tcPr>
-            <w:tcW w:type="dxa" w:w="3364"/>
+            <w:tcW w:type="dxa" w:w="2800"/>
+            <w:shd w:fill="F7F7F7" w:val="clear"/>
+            <w:tcBorders>
+              <w:top w:val="single" w:sz="4" w:color="4A4A4A"/>
+              <w:left w:val="single" w:sz="4" w:color="4A4A4A"/>
+              <w:bottom w:val="single" w:sz="4" w:color="4A4A4A"/>
+              <w:right w:val="single" w:sz="4" w:color="4A4A4A"/>
+            </w:tcBorders>
+            <w:vAlign w:val="center"/>
+          </w:tcPr>
+          <w:p>
+            <w:pPr>
+              <w:jc w:val="center"/>
+              <w:bidi w:val="1"/>
+            </w:pPr>
+            <w:r>
+              <w:t>بدون آزمون ISO و بدون ایمپلنت</w:t>
+            </w:r>
+            <w:r>
+              <w:rPr>
+                <w:rFonts w:ascii="Times New Roman" w:hAnsi="Times New Roman" w:cs="B Nazanin" w:eastAsia="B Nazanin"/>
+                <w:b w:val="0"/>
+                <w:sz w:val="15"/>
+                <w:rtl w:val="1"/>
+                <w:lang w:val="en-US" w:bidi="fa-IR" w:eastAsia="fa-IR"/>
+              </w:rPr>
+            </w:r>
+          </w:p>
+        </w:tc>
+        <w:tc>
+          <w:tcPr>
+            <w:tcW w:type="dxa" w:w="2592"/>
             <w:shd w:fill="F7F7F7" w:val="clear"/>
             <w:tcBorders>
               <w:top w:val="single" w:sz="4" w:color="4A4A4A"/>
@@ -2323,45 +2462,18 @@
                 <w:rtl w:val="1"/>
                 <w:lang w:val="en-US" w:bidi="fa-IR" w:eastAsia="fa-IR"/>
               </w:rPr>
-              <w:t>جدول اعلامی؛ بدون ایمپلنت</w:t>
-            </w:r>
-          </w:p>
-        </w:tc>
-        <w:tc>
-          <w:tcPr>
-            <w:tcW w:type="dxa" w:w="3364"/>
-            <w:shd w:fill="F7F7F7" w:val="clear"/>
-            <w:tcBorders>
-              <w:top w:val="single" w:sz="4" w:color="4A4A4A"/>
-              <w:left w:val="single" w:sz="4" w:color="4A4A4A"/>
-              <w:bottom w:val="single" w:sz="4" w:color="4A4A4A"/>
-              <w:right w:val="single" w:sz="4" w:color="4A4A4A"/>
-            </w:tcBorders>
-            <w:vAlign w:val="center"/>
-          </w:tcPr>
-          <w:p>
-            <w:pPr>
-              <w:jc w:val="center"/>
-              <w:bidi w:val="1"/>
-            </w:pPr>
-            <w:r/>
-            <w:r>
-              <w:rPr>
-                <w:rFonts w:ascii="Times New Roman" w:hAnsi="Times New Roman" w:cs="B Nazanin" w:eastAsia="B Nazanin"/>
-                <w:b w:val="0"/>
-                <w:sz w:val="15"/>
-                <w:rtl w:val="1"/>
-                <w:lang w:val="en-US" w:bidi="fa-IR" w:eastAsia="fa-IR"/>
-              </w:rPr>
-              <w:t>اعلامی</w:t>
+              <w:t>برچسب</w:t>
             </w:r>
           </w:p>
         </w:tc>
       </w:tr>
       <w:tr>
+        <w:trPr>
+          <w:cantSplit/>
+        </w:trPr>
         <w:tc>
           <w:tcPr>
-            <w:tcW w:type="dxa" w:w="3364"/>
+            <w:tcW w:type="dxa" w:w="4700"/>
             <w:shd w:fill="F7F7F7" w:val="clear"/>
             <w:tcBorders>
               <w:top w:val="single" w:sz="4" w:color="4A4A4A"/>
@@ -2391,7 +2503,38 @@
         </w:tc>
         <w:tc>
           <w:tcPr>
-            <w:tcW w:type="dxa" w:w="3364"/>
+            <w:tcW w:type="dxa" w:w="2800"/>
+            <w:shd w:fill="F7F7F7" w:val="clear"/>
+            <w:tcBorders>
+              <w:top w:val="single" w:sz="4" w:color="4A4A4A"/>
+              <w:left w:val="single" w:sz="4" w:color="4A4A4A"/>
+              <w:bottom w:val="single" w:sz="4" w:color="4A4A4A"/>
+              <w:right w:val="single" w:sz="4" w:color="4A4A4A"/>
+            </w:tcBorders>
+            <w:vAlign w:val="center"/>
+          </w:tcPr>
+          <w:p>
+            <w:pPr>
+              <w:jc w:val="center"/>
+              <w:bidi w:val="1"/>
+            </w:pPr>
+            <w:r>
+              <w:t>تأثیر ۲، پیامد ۳</w:t>
+            </w:r>
+            <w:r>
+              <w:rPr>
+                <w:rFonts w:ascii="Times New Roman" w:hAnsi="Times New Roman" w:cs="B Nazanin" w:eastAsia="B Nazanin"/>
+                <w:b w:val="0"/>
+                <w:sz w:val="15"/>
+                <w:rtl w:val="1"/>
+                <w:lang w:val="en-US" w:bidi="fa-IR" w:eastAsia="fa-IR"/>
+              </w:rPr>
+            </w:r>
+          </w:p>
+        </w:tc>
+        <w:tc>
+          <w:tcPr>
+            <w:tcW w:type="dxa" w:w="2592"/>
             <w:shd w:fill="F7F7F7" w:val="clear"/>
             <w:tcBorders>
               <w:top w:val="single" w:sz="4" w:color="4A4A4A"/>
@@ -2415,13 +2558,18 @@
                 <w:rtl w:val="1"/>
                 <w:lang w:val="en-US" w:bidi="fa-IR" w:eastAsia="fa-IR"/>
               </w:rPr>
-              <w:t>۲ / ۳</w:t>
+              <w:t>برچسب</w:t>
             </w:r>
           </w:p>
         </w:tc>
+      </w:tr>
+      <w:tr>
+        <w:trPr>
+          <w:cantSplit/>
+        </w:trPr>
         <w:tc>
           <w:tcPr>
-            <w:tcW w:type="dxa" w:w="3364"/>
+            <w:tcW w:type="dxa" w:w="4700"/>
             <w:shd w:fill="F7F7F7" w:val="clear"/>
             <w:tcBorders>
               <w:top w:val="single" w:sz="4" w:color="4A4A4A"/>
@@ -2434,9 +2582,16 @@
           <w:p>
             <w:pPr>
               <w:jc w:val="center"/>
-              <w:bidi w:val="1"/>
+              <w:bidi w:val="0"/>
             </w:pPr>
-            <w:r/>
+            <w:r>
+              <w:rPr>
+                <w:sz w:val="16"/>
+                <w:szCs w:val="16"/>
+                <w:rFonts w:ascii="Calibri" w:hAnsi="Calibri" w:cs="Calibri"/>
+              </w:rPr>
+              <w:t>device_software_kind</w:t>
+            </w:r>
             <w:r>
               <w:rPr>
                 <w:rFonts w:ascii="Times New Roman" w:hAnsi="Times New Roman" w:cs="B Nazanin" w:eastAsia="B Nazanin"/>
@@ -2445,45 +2600,12 @@
                 <w:rtl w:val="1"/>
                 <w:lang w:val="en-US" w:bidi="fa-IR" w:eastAsia="fa-IR"/>
               </w:rPr>
-              <w:t>اعلامی</w:t>
-            </w:r>
-          </w:p>
-        </w:tc>
-      </w:tr>
-      <w:tr>
-        <w:tc>
-          <w:tcPr>
-            <w:tcW w:type="dxa" w:w="3364"/>
-            <w:shd w:fill="F7F7F7" w:val="clear"/>
-            <w:tcBorders>
-              <w:top w:val="single" w:sz="4" w:color="4A4A4A"/>
-              <w:left w:val="single" w:sz="4" w:color="4A4A4A"/>
-              <w:bottom w:val="single" w:sz="4" w:color="4A4A4A"/>
-              <w:right w:val="single" w:sz="4" w:color="4A4A4A"/>
-            </w:tcBorders>
-            <w:vAlign w:val="center"/>
-          </w:tcPr>
-          <w:p>
-            <w:pPr>
-              <w:jc w:val="center"/>
-              <w:bidi w:val="1"/>
-            </w:pPr>
-            <w:r/>
-            <w:r>
-              <w:rPr>
-                <w:rFonts w:ascii="Times New Roman" w:hAnsi="Times New Roman" w:cs="B Nazanin" w:eastAsia="B Nazanin"/>
-                <w:b w:val="0"/>
-                <w:sz w:val="15"/>
-                <w:rtl w:val="1"/>
-                <w:lang w:val="en-US" w:bidi="fa-IR" w:eastAsia="fa-IR"/>
-              </w:rPr>
-              <w:t>device_software_kind</w:t>
             </w:r>
           </w:p>
         </w:tc>
         <w:tc>
           <w:tcPr>
-            <w:tcW w:type="dxa" w:w="3364"/>
+            <w:tcW w:type="dxa" w:w="2800"/>
             <w:shd w:fill="F7F7F7" w:val="clear"/>
             <w:tcBorders>
               <w:top w:val="single" w:sz="4" w:color="4A4A4A"/>
@@ -2513,7 +2635,7 @@
         </w:tc>
         <w:tc>
           <w:tcPr>
-            <w:tcW w:type="dxa" w:w="3364"/>
+            <w:tcW w:type="dxa" w:w="2592"/>
             <w:shd w:fill="F7F7F7" w:val="clear"/>
             <w:tcBorders>
               <w:top w:val="single" w:sz="4" w:color="4A4A4A"/>
@@ -2537,15 +2659,18 @@
                 <w:rtl w:val="1"/>
                 <w:lang w:val="en-US" w:bidi="fa-IR" w:eastAsia="fa-IR"/>
               </w:rPr>
-              <w:t>اعلامی</w:t>
+              <w:t>برچسب</w:t>
             </w:r>
           </w:p>
         </w:tc>
       </w:tr>
       <w:tr>
+        <w:trPr>
+          <w:cantSplit/>
+        </w:trPr>
         <w:tc>
           <w:tcPr>
-            <w:tcW w:type="dxa" w:w="3364"/>
+            <w:tcW w:type="dxa" w:w="4700"/>
             <w:shd w:fill="F7F7F7" w:val="clear"/>
             <w:tcBorders>
               <w:top w:val="single" w:sz="4" w:color="4A4A4A"/>
@@ -2575,7 +2700,7 @@
         </w:tc>
         <w:tc>
           <w:tcPr>
-            <w:tcW w:type="dxa" w:w="3364"/>
+            <w:tcW w:type="dxa" w:w="2800"/>
             <w:shd w:fill="F7F7F7" w:val="clear"/>
             <w:tcBorders>
               <w:top w:val="single" w:sz="4" w:color="4A4A4A"/>
@@ -2605,7 +2730,7 @@
         </w:tc>
         <w:tc>
           <w:tcPr>
-            <w:tcW w:type="dxa" w:w="3364"/>
+            <w:tcW w:type="dxa" w:w="2592"/>
             <w:shd w:fill="F7F7F7" w:val="clear"/>
             <w:tcBorders>
               <w:top w:val="single" w:sz="4" w:color="4A4A4A"/>
@@ -2629,15 +2754,18 @@
                 <w:rtl w:val="1"/>
                 <w:lang w:val="en-US" w:bidi="fa-IR" w:eastAsia="fa-IR"/>
               </w:rPr>
-              <w:t>اعلامی</w:t>
+              <w:t>برچسب</w:t>
             </w:r>
           </w:p>
         </w:tc>
       </w:tr>
       <w:tr>
+        <w:trPr>
+          <w:cantSplit/>
+        </w:trPr>
         <w:tc>
           <w:tcPr>
-            <w:tcW w:type="dxa" w:w="3364"/>
+            <w:tcW w:type="dxa" w:w="4700"/>
             <w:shd w:fill="F7F7F7" w:val="clear"/>
             <w:tcBorders>
               <w:top w:val="single" w:sz="4" w:color="4A4A4A"/>
@@ -2667,7 +2795,7 @@
         </w:tc>
         <w:tc>
           <w:tcPr>
-            <w:tcW w:type="dxa" w:w="3364"/>
+            <w:tcW w:type="dxa" w:w="2800"/>
             <w:shd w:fill="F7F7F7" w:val="clear"/>
             <w:tcBorders>
               <w:top w:val="single" w:sz="4" w:color="4A4A4A"/>
@@ -2697,7 +2825,7 @@
         </w:tc>
         <w:tc>
           <w:tcPr>
-            <w:tcW w:type="dxa" w:w="3364"/>
+            <w:tcW w:type="dxa" w:w="2592"/>
             <w:shd w:fill="F7F7F7" w:val="clear"/>
             <w:tcBorders>
               <w:top w:val="single" w:sz="4" w:color="4A4A4A"/>
@@ -2721,15 +2849,18 @@
                 <w:rtl w:val="1"/>
                 <w:lang w:val="en-US" w:bidi="fa-IR" w:eastAsia="fa-IR"/>
               </w:rPr>
-              <w:t>اعلامی</w:t>
+              <w:t>برچسب</w:t>
             </w:r>
           </w:p>
         </w:tc>
       </w:tr>
       <w:tr>
+        <w:trPr>
+          <w:cantSplit/>
+        </w:trPr>
         <w:tc>
           <w:tcPr>
-            <w:tcW w:type="dxa" w:w="3364"/>
+            <w:tcW w:type="dxa" w:w="4700"/>
             <w:shd w:fill="F7F7F7" w:val="clear"/>
             <w:tcBorders>
               <w:top w:val="single" w:sz="4" w:color="4A4A4A"/>
@@ -2759,7 +2890,43 @@
         </w:tc>
         <w:tc>
           <w:tcPr>
-            <w:tcW w:type="dxa" w:w="3364"/>
+            <w:tcW w:type="dxa" w:w="2800"/>
+            <w:shd w:fill="F7F7F7" w:val="clear"/>
+            <w:tcBorders>
+              <w:top w:val="single" w:sz="4" w:color="4A4A4A"/>
+              <w:left w:val="single" w:sz="4" w:color="4A4A4A"/>
+              <w:bottom w:val="single" w:sz="4" w:color="4A4A4A"/>
+              <w:right w:val="single" w:sz="4" w:color="4A4A4A"/>
+            </w:tcBorders>
+            <w:vAlign w:val="center"/>
+          </w:tcPr>
+          <w:p>
+            <w:pPr>
+              <w:jc w:val="center"/>
+              <w:bidi w:val="0"/>
+            </w:pPr>
+            <w:r>
+              <w:rPr>
+                <w:sz w:val="16"/>
+                <w:szCs w:val="16"/>
+                <w:rFonts w:ascii="Calibri" w:hAnsi="Calibri" w:cs="Calibri"/>
+              </w:rPr>
+              <w:t>1, 3, 8</w:t>
+            </w:r>
+            <w:r>
+              <w:rPr>
+                <w:rFonts w:ascii="Times New Roman" w:hAnsi="Times New Roman" w:cs="B Nazanin" w:eastAsia="B Nazanin"/>
+                <w:b w:val="0"/>
+                <w:sz w:val="15"/>
+                <w:rtl w:val="1"/>
+                <w:lang w:val="en-US" w:bidi="fa-IR" w:eastAsia="fa-IR"/>
+              </w:rPr>
+            </w:r>
+          </w:p>
+        </w:tc>
+        <w:tc>
+          <w:tcPr>
+            <w:tcW w:type="dxa" w:w="2592"/>
             <w:shd w:fill="F7F7F7" w:val="clear"/>
             <w:tcBorders>
               <w:top w:val="single" w:sz="4" w:color="4A4A4A"/>
@@ -2783,13 +2950,54 @@
                 <w:rtl w:val="1"/>
                 <w:lang w:val="en-US" w:bidi="fa-IR" w:eastAsia="fa-IR"/>
               </w:rPr>
-              <w:t>۱، ۳، ۸</w:t>
+              <w:t>برچسب</w:t>
+            </w:r>
+          </w:p>
+        </w:tc>
+      </w:tr>
+      <w:tr>
+        <w:trPr>
+          <w:cantSplit/>
+        </w:trPr>
+        <w:tc>
+          <w:tcPr>
+            <w:tcW w:type="dxa" w:w="4700"/>
+            <w:shd w:fill="F7F7F7" w:val="clear"/>
+            <w:tcBorders>
+              <w:top w:val="single" w:sz="4" w:color="4A4A4A"/>
+              <w:left w:val="single" w:sz="4" w:color="4A4A4A"/>
+              <w:bottom w:val="single" w:sz="4" w:color="4A4A4A"/>
+              <w:right w:val="single" w:sz="4" w:color="4A4A4A"/>
+            </w:tcBorders>
+            <w:vAlign w:val="center"/>
+          </w:tcPr>
+          <w:p>
+            <w:pPr>
+              <w:jc w:val="center"/>
+              <w:bidi w:val="0"/>
+            </w:pPr>
+            <w:r>
+              <w:rPr>
+                <w:sz w:val="16"/>
+                <w:szCs w:val="16"/>
+                <w:rFonts w:ascii="Calibri" w:hAnsi="Calibri" w:cs="Calibri"/>
+              </w:rPr>
+              <w:t>physics_based</w:t>
+            </w:r>
+            <w:r>
+              <w:rPr>
+                <w:rFonts w:ascii="Times New Roman" w:hAnsi="Times New Roman" w:cs="B Nazanin" w:eastAsia="B Nazanin"/>
+                <w:b w:val="0"/>
+                <w:sz w:val="15"/>
+                <w:rtl w:val="1"/>
+                <w:lang w:val="en-US" w:bidi="fa-IR" w:eastAsia="fa-IR"/>
+              </w:rPr>
             </w:r>
           </w:p>
         </w:tc>
         <w:tc>
           <w:tcPr>
-            <w:tcW w:type="dxa" w:w="3364"/>
+            <w:tcW w:type="dxa" w:w="2800"/>
             <w:shd w:fill="F7F7F7" w:val="clear"/>
             <w:tcBorders>
               <w:top w:val="single" w:sz="4" w:color="4A4A4A"/>
@@ -2804,7 +3012,9 @@
               <w:jc w:val="center"/>
               <w:bidi w:val="1"/>
             </w:pPr>
-            <w:r/>
+            <w:r>
+              <w:t>بله؛ درجهٔ حسابرس ۰</w:t>
+            </w:r>
             <w:r>
               <w:rPr>
                 <w:rFonts w:ascii="Times New Roman" w:hAnsi="Times New Roman" w:cs="B Nazanin" w:eastAsia="B Nazanin"/>
@@ -2813,15 +3023,12 @@
                 <w:rtl w:val="1"/>
                 <w:lang w:val="en-US" w:bidi="fa-IR" w:eastAsia="fa-IR"/>
               </w:rPr>
-              <w:t>اعلامی</w:t>
             </w:r>
           </w:p>
         </w:tc>
-      </w:tr>
-      <w:tr>
         <w:tc>
           <w:tcPr>
-            <w:tcW w:type="dxa" w:w="3364"/>
+            <w:tcW w:type="dxa" w:w="2592"/>
             <w:shd w:fill="F7F7F7" w:val="clear"/>
             <w:tcBorders>
               <w:top w:val="single" w:sz="4" w:color="4A4A4A"/>
@@ -2836,7 +3043,9 @@
               <w:jc w:val="center"/>
               <w:bidi w:val="1"/>
             </w:pPr>
-            <w:r/>
+            <w:r>
+              <w:t>برچسب</w:t>
+            </w:r>
             <w:r>
               <w:rPr>
                 <w:rFonts w:ascii="Times New Roman" w:hAnsi="Times New Roman" w:cs="B Nazanin" w:eastAsia="B Nazanin"/>
@@ -2845,67 +3054,6 @@
                 <w:rtl w:val="1"/>
                 <w:lang w:val="en-US" w:bidi="fa-IR" w:eastAsia="fa-IR"/>
               </w:rPr>
-              <w:t>physics_based</w:t>
-            </w:r>
-          </w:p>
-        </w:tc>
-        <w:tc>
-          <w:tcPr>
-            <w:tcW w:type="dxa" w:w="3364"/>
-            <w:shd w:fill="F7F7F7" w:val="clear"/>
-            <w:tcBorders>
-              <w:top w:val="single" w:sz="4" w:color="4A4A4A"/>
-              <w:left w:val="single" w:sz="4" w:color="4A4A4A"/>
-              <w:bottom w:val="single" w:sz="4" w:color="4A4A4A"/>
-              <w:right w:val="single" w:sz="4" w:color="4A4A4A"/>
-            </w:tcBorders>
-            <w:vAlign w:val="center"/>
-          </w:tcPr>
-          <w:p>
-            <w:pPr>
-              <w:jc w:val="center"/>
-              <w:bidi w:val="1"/>
-            </w:pPr>
-            <w:r/>
-            <w:r>
-              <w:rPr>
-                <w:rFonts w:ascii="Times New Roman" w:hAnsi="Times New Roman" w:cs="B Nazanin" w:eastAsia="B Nazanin"/>
-                <w:b w:val="0"/>
-                <w:sz w:val="15"/>
-                <w:rtl w:val="1"/>
-                <w:lang w:val="en-US" w:bidi="fa-IR" w:eastAsia="fa-IR"/>
-              </w:rPr>
-              <w:t>خیر → خارج از دامنهٔ راهنما</w:t>
-            </w:r>
-          </w:p>
-        </w:tc>
-        <w:tc>
-          <w:tcPr>
-            <w:tcW w:type="dxa" w:w="3364"/>
-            <w:shd w:fill="F7F7F7" w:val="clear"/>
-            <w:tcBorders>
-              <w:top w:val="single" w:sz="4" w:color="4A4A4A"/>
-              <w:left w:val="single" w:sz="4" w:color="4A4A4A"/>
-              <w:bottom w:val="single" w:sz="4" w:color="4A4A4A"/>
-              <w:right w:val="single" w:sz="4" w:color="4A4A4A"/>
-            </w:tcBorders>
-            <w:vAlign w:val="center"/>
-          </w:tcPr>
-          <w:p>
-            <w:pPr>
-              <w:jc w:val="center"/>
-              <w:bidi w:val="1"/>
-            </w:pPr>
-            <w:r/>
-            <w:r>
-              <w:rPr>
-                <w:rFonts w:ascii="Times New Roman" w:hAnsi="Times New Roman" w:cs="B Nazanin" w:eastAsia="B Nazanin"/>
-                <w:b w:val="0"/>
-                <w:sz w:val="15"/>
-                <w:rtl w:val="1"/>
-                <w:lang w:val="en-US" w:bidi="fa-IR" w:eastAsia="fa-IR"/>
-              </w:rPr>
-              <w:t>اجرایی</w:t>
             </w:r>
           </w:p>
         </w:tc>
@@ -2957,7 +3105,7 @@
           <w:rtl w:val="1"/>
           <w:lang w:val="en-US" w:bidi="fa-IR" w:eastAsia="fa-IR"/>
         </w:rPr>
-        <w:t xml:space="preserve">کمپین HE01 یک طرح پیش‌ثبت‌شده برای سوگیری منشأ کپسول است. سی بذر جفتی، بازوی درمان source_bias_on را می‌سنجد. کنترل منفی تأییدی capsules_content_null است؛ capsules_off مسیر انتقال را حذف می‌کند؛ source_bias_off کانال را روشن نگه می‌دارد و سوگیری منشأ را برمی‌دارد؛ capsules_shuffled حساسیت به بر زدن محتواست. نردبان دوز اوراکل (oracle_capsule) الگوی پاسخ به شدت را جدا نگه می‌دارد. سنجهٔ اولیه میانگین ATP پایانی گیرنده است؛ این کمیت انرژی شبیه‌سازی‌شده است. سقف ادعا در مصنوع منتشرشده intervention_supported است. پروتکل آماری پیش‌فرض، جایگشت علامت جفتی با تصحیح Holm و بازهٔ BCa است.</w:t>
+        <w:t>HE01 کنترل مثبت است: کمپین اجراشده و بازپخش‌پذیر، با مداخله و سی بذر جفتی. درمان با چهار کنترل مقایسه می‌شود: محتوای تهی، کانال بسته، کانال روشن بدون این سوگیری، و محتوای برخورده. سنجه میانگین انرژی پایانی گیرنده در شبیه‌سازی است. حسابرس همین بسته را در سطح ۴ می‌گذارد. برچسب فایل results_v7.json برابر intervention_supported است و درجهٔ حسابرس ۴ است.</w:t>
       </w:r>
     </w:p>
     <w:p>
@@ -2972,7 +3120,7 @@
           <w:rtl w:val="1"/>
           <w:lang w:val="en-US" w:bidi="fa-IR" w:eastAsia="fa-IR"/>
         </w:rPr>
-        <w:t xml:space="preserve">مصنوع منتشرشدهٔ results_v7.json (پیشوند دیجست 28f812c5) سه کنتراست جفتی را گزارش می‌کند [16]. در برابر source_bias_off تفاضل ۱۶٫۴۹ واحد، p خام جایگشت ۴٫۹۹۹۷۵×۱۰⁻⁵، p تصحیح‌شدهٔ Holm ۱٫۵۰×۱۰⁻⁴ و بازهٔ BCa [۱۴٫۲۵، ۱۹٫۱۴] است. در برابر capsules_content_null و capsules_off تفاضل ۳۰٫۶۷ واحد با بازهٔ [۲۶٫۰۳، ۳۵٫۳۲] است. کنتراست در برابر کنترل محتوایی، محتوا و سوگیری منشأ را هم‌زمان تغییر می‌دهد؛ کنتراست در برابر source_bias_off کانال را ثابت نگه می‌دارد. بازتحلیل اختیاری همان ۳۰ تفاضل با بوت‌استرپ studentized بازهٔ بی‌دروازه را حدود ۱۴٫۰۵–۱۹٫۳۰ می‌دهد؛ این حساسیت روش است نه بازتقطیع فایل v7.</w:t>
+        <w:t>فایل results_v7.json با پیشوند اثرانگشت 28f812c5 سه مقایسهٔ جفتی دارد [16]. نسبت به کانال روشن و بدون سوگیری منشأ، اختلاف ۱۶٫۴۹ واحد است. کران پایین بازه ۱۴٫۲۵ و کران بالا ۱۹٫۱۴ است. p خام 4.99975e-5 و p پس از Holm برابر 1.50e-4 است. نسبت به کانال بسته و محتوای تهی، اختلاف ۳۰٫۶۷ واحد است، با کران پایین ۲۶٫۰۳ و کران بالا ۳۵٫۳۲. در مقایسهٔ اول فقط سوگیری برداشته می‌شود. در مقایسهٔ دوم هم محتوا عوض می‌شود و هم سوگیری. بازهٔ اختیاری studentized حدود ۱۴٫۰۵ تا ۱۹٫۳۰ است و فایل v7 دست نمی‌خورد.</w:t>
       </w:r>
     </w:p>
     <w:p>
@@ -3065,6 +3213,9 @@
         <w:gridCol w:w="5046"/>
       </w:tblGrid>
       <w:tr>
+        <w:trPr>
+          <w:cantSplit/>
+        </w:trPr>
         <w:tc>
           <w:tcPr>
             <w:tcW w:type="dxa" w:w="5046"/>
@@ -3129,6 +3280,9 @@
         </w:tc>
       </w:tr>
       <w:tr>
+        <w:trPr>
+          <w:cantSplit/>
+        </w:trPr>
         <w:tc>
           <w:tcPr>
             <w:tcW w:type="dxa" w:w="5046"/>
@@ -3191,6 +3345,9 @@
         </w:tc>
       </w:tr>
       <w:tr>
+        <w:trPr>
+          <w:cantSplit/>
+        </w:trPr>
         <w:tc>
           <w:tcPr>
             <w:tcW w:type="dxa" w:w="5046"/>
@@ -3247,12 +3404,15 @@
                 <w:rtl w:val="1"/>
                 <w:lang w:val="en-US" w:bidi="fa-IR" w:eastAsia="fa-IR"/>
               </w:rPr>
-              <w:t>میانگین ATP پایانی گیرنده</w:t>
+              <w:t>میانگین انرژی پایانی گیرنده</w:t>
             </w:r>
           </w:p>
         </w:tc>
       </w:tr>
       <w:tr>
+        <w:trPr>
+          <w:cantSplit/>
+        </w:trPr>
         <w:tc>
           <w:tcPr>
             <w:tcW w:type="dxa" w:w="5046"/>
@@ -3268,9 +3428,16 @@
           <w:p>
             <w:pPr>
               <w:jc w:val="center"/>
-              <w:bidi w:val="1"/>
+              <w:bidi w:val="0"/>
             </w:pPr>
-            <w:r/>
+            <w:r>
+              <w:rPr>
+                <w:sz w:val="16"/>
+                <w:szCs w:val="16"/>
+                <w:rFonts w:ascii="Calibri" w:hAnsi="Calibri" w:cs="Calibri"/>
+              </w:rPr>
+              <w:t>source_bias_on vs source_bias_off</w:t>
+            </w:r>
             <w:r>
               <w:rPr>
                 <w:rFonts w:ascii="Times New Roman" w:hAnsi="Times New Roman" w:cs="B Nazanin" w:eastAsia="B Nazanin"/>
@@ -3279,7 +3446,6 @@
                 <w:rtl w:val="1"/>
                 <w:lang w:val="en-US" w:bidi="fa-IR" w:eastAsia="fa-IR"/>
               </w:rPr>
-              <w:t>source_bias_on در برابر source_bias_off</w:t>
             </w:r>
           </w:p>
         </w:tc>
@@ -3298,15 +3464,23 @@
           <w:p>
             <w:pPr>
               <w:jc w:val="center"/>
-              <w:bidi w:val="1"/>
+              <w:bidi w:val="0"/>
             </w:pPr>
             <w:r>
-              <w:t xml:space="preserve">Δ = ۱۶٫۴۹ ؛ BCa [۱۴٫۲۵، ۱۹٫۱۴]</w:t>
+              <w:rPr>
+                <w:sz w:val="16"/>
+                <w:szCs w:val="16"/>
+                <w:rFonts w:ascii="Calibri" w:hAnsi="Calibri" w:cs="Calibri"/>
+              </w:rPr>
+              <w:t>16.49; BCa [14.25, 19.14]</w:t>
             </w:r>
           </w:p>
         </w:tc>
       </w:tr>
       <w:tr>
+        <w:trPr>
+          <w:cantSplit/>
+        </w:trPr>
         <w:tc>
           <w:tcPr>
             <w:tcW w:type="dxa" w:w="5046"/>
@@ -3322,10 +3496,15 @@
           <w:p>
             <w:pPr>
               <w:jc w:val="center"/>
-              <w:bidi w:val="1"/>
+              <w:bidi w:val="0"/>
             </w:pPr>
             <w:r>
-              <w:t xml:space="preserve">source_bias_on در برابر capsules_off / content_null</w:t>
+              <w:rPr>
+                <w:sz w:val="16"/>
+                <w:szCs w:val="16"/>
+                <w:rFonts w:ascii="Calibri" w:hAnsi="Calibri" w:cs="Calibri"/>
+              </w:rPr>
+              <w:t>source_bias_on vs capsules_off</w:t>
             </w:r>
           </w:p>
         </w:tc>
@@ -3344,15 +3523,23 @@
           <w:p>
             <w:pPr>
               <w:jc w:val="center"/>
-              <w:bidi w:val="1"/>
+              <w:bidi w:val="0"/>
             </w:pPr>
             <w:r>
-              <w:t xml:space="preserve">Δ = ۳۰٫۶۷ ؛ BCa [۲۶٫۰۳، ۳۵٫۳۲]</w:t>
+              <w:rPr>
+                <w:sz w:val="16"/>
+                <w:szCs w:val="16"/>
+                <w:rFonts w:ascii="Calibri" w:hAnsi="Calibri" w:cs="Calibri"/>
+              </w:rPr>
+              <w:t>30.67; BCa [26.03, 35.32]</w:t>
             </w:r>
           </w:p>
         </w:tc>
       </w:tr>
       <w:tr>
+        <w:trPr>
+          <w:cantSplit/>
+        </w:trPr>
         <w:tc>
           <w:tcPr>
             <w:tcW w:type="dxa" w:w="5046"/>
@@ -3398,9 +3585,16 @@
           <w:p>
             <w:pPr>
               <w:jc w:val="center"/>
-              <w:bidi w:val="1"/>
+              <w:bidi w:val="0"/>
             </w:pPr>
-            <w:r/>
+            <w:r>
+              <w:rPr>
+                <w:sz w:val="16"/>
+                <w:szCs w:val="16"/>
+                <w:rFonts w:ascii="Calibri" w:hAnsi="Calibri" w:cs="Calibri"/>
+              </w:rPr>
+              <w:t>4.99975e-5 / 1.50e-4</w:t>
+            </w:r>
             <w:r>
               <w:rPr>
                 <w:rFonts w:ascii="Times New Roman" w:hAnsi="Times New Roman" w:cs="B Nazanin" w:eastAsia="B Nazanin"/>
@@ -3409,12 +3603,14 @@
                 <w:rtl w:val="1"/>
                 <w:lang w:val="en-US" w:bidi="fa-IR" w:eastAsia="fa-IR"/>
               </w:rPr>
-              <w:t>۴٫۹۹۹۷۵×۱۰⁻⁵ / ۱٫۵۰×۱۰⁻⁴</w:t>
             </w:r>
           </w:p>
         </w:tc>
       </w:tr>
       <w:tr>
+        <w:trPr>
+          <w:cantSplit/>
+        </w:trPr>
         <w:tc>
           <w:tcPr>
             <w:tcW w:type="dxa" w:w="5046"/>
@@ -3441,7 +3637,7 @@
                 <w:rtl w:val="1"/>
                 <w:lang w:val="en-US" w:bidi="fa-IR" w:eastAsia="fa-IR"/>
               </w:rPr>
-              <w:t>سقف ادعا در مصنوع</w:t>
+              <w:t>درجهٔ حسابرس</w:t>
             </w:r>
           </w:p>
         </w:tc>
@@ -3460,9 +3656,16 @@
           <w:p>
             <w:pPr>
               <w:jc w:val="center"/>
-              <w:bidi w:val="1"/>
+              <w:bidi w:val="0"/>
             </w:pPr>
-            <w:r/>
+            <w:r>
+              <w:rPr>
+                <w:sz w:val="16"/>
+                <w:szCs w:val="16"/>
+                <w:rFonts w:ascii="Calibri" w:hAnsi="Calibri" w:cs="Calibri"/>
+              </w:rPr>
+              <w:t>4</w:t>
+            </w:r>
             <w:r>
               <w:rPr>
                 <w:rFonts w:ascii="Times New Roman" w:hAnsi="Times New Roman" w:cs="B Nazanin" w:eastAsia="B Nazanin"/>
@@ -3471,12 +3674,14 @@
                 <w:rtl w:val="1"/>
                 <w:lang w:val="en-US" w:bidi="fa-IR" w:eastAsia="fa-IR"/>
               </w:rPr>
-              <w:t>intervention_supported</w:t>
             </w:r>
           </w:p>
         </w:tc>
       </w:tr>
       <w:tr>
+        <w:trPr>
+          <w:cantSplit/>
+        </w:trPr>
         <w:tc>
           <w:tcPr>
             <w:tcW w:type="dxa" w:w="5046"/>
@@ -3568,7 +3773,7 @@
           <w:rtl w:val="1"/>
           <w:lang w:val="en-US" w:bidi="fa-IR" w:eastAsia="fa-IR"/>
         </w:rPr>
-        <w:t xml:space="preserve">سیاست نردبان برای بسته‌ای با بازپخش، مداخله، کنترل منفی، بازه و حداقل شانزده بذر سطح ۴ را مجاز می‌کند؛ مصنوع HE01 همین شروط را حمل می‌کند. روی نمونهٔ جدول ۳ — بدون بازپخش و بدون مداخلهٔ یال — سطح در پایین نردبان می‌ماند. واژگان تنظیم‌گری سقف ادعا را بالا نمی‌برند.</w:t>
+        <w:t>جدول با زمینهٔ یک مدل تجهیز به حسابرس داده شد و شاهد اجرایی ندارد. سؤال این بود که آیا امتیازها، بدون بازپخش و بدون مداخله، اجازه می‌دهند اندازهٔ بدترین حالت انتخاب شود. آزمون ISO 14879-1 و ایمپلنت در کار نیست. تأثیر مدل ۲ و پیامد تصمیم ۳ است، پس ریسک مدل ۳ ثبت می‌شود. امتیاز درمان ۰٫۱۲، ۰٫۱۱ و ۰٫۱۳ و کنترل ۰٫۲۰، ۰٫۱۹ و ۰٫۲۱ است. برچسب‌ها simd_declared، ردهٔ B از IEC 62304، دستهٔ II از IMDRF و شواهد ۱، ۳ و ۸ هستند. خروجی سطح صفر بود. HE01، کنترل مثبت، به سطح ۴ می‌رسد. فاصلهٔ این دو خروجی را هیچ برچسبی پر نمی‌کند.</w:t>
       </w:r>
     </w:p>
     <w:p>
@@ -3600,7 +3805,7 @@
           <w:rtl w:val="1"/>
           <w:lang w:val="en-US" w:bidi="fa-IR" w:eastAsia="fa-IR"/>
         </w:rPr>
-        <w:t xml:space="preserve">ASME V&amp;V 40 یک فرایند اعتبار مدل برای زمینهٔ کاربرد مشخص است. آنچه این نرم‌افزار فراهم می‌کند، ثبت پرسش، زمینه، تأثیر و پیامد به‌صورت اعلامی و سپس درجه‌بندی ادعای همراه بسته است. اگر کاربر مدل فیزیک‌محور واقعی با آزمون نیمکت و in vivo داشته باشد، همان شواهد بیرون از این نرم‌افزار جمع می‌شوند و به‌صورت برچسب دستهٔ FDA ۲۰۲۳ اعلام می‌گردند. کودون‌تریس جنسیس مکمل حسابرسی ادعاست. نسخه از پیکربندی پروژه خوانده می‌شود؛ این مقاله اعداد کمپین را با نوک شاخه بازتقطیع نمی‌کند.</w:t>
+        <w:t>ASME V&amp;V 40 روش اعتبار یک مدل در زمینهٔ کاربرد مشخص است. در این بستر، پرسش، زمینه، تأثیر و پیامد ثبت می‌شود و سپس ادعای همراه بسته درجه می‌گیرد. اگر آزمون نیمکت یا in vivo در دست باشد، بیرون از نرم‌افزار جمع می‌شود و فقط به شکل دستهٔ راهنمای FDA ۲۰۲۳ اعلام می‌گردد. کودون‌تریس جای آن آزمون‌ها را نمی‌گیرد و حساب ادعا را نگه می‌دارد. نسخه از پیکربندی پروژه خوانده می‌شود و اعداد کمپین در این متن دوباره تولید نشده‌اند.</w:t>
       </w:r>
     </w:p>
     <w:p>
@@ -3632,7 +3837,7 @@
           <w:rtl w:val="1"/>
           <w:lang w:val="en-US" w:bidi="fa-IR" w:eastAsia="fa-IR"/>
         </w:rPr>
-        <w:t xml:space="preserve">دامنهٔ این مطالعه، حسابرسی ادعای همراه مصنوع پژوهشی است. راهنمای FDA ۲۰۲۳ شامل مدل یادگیری ماشین مستقل نمی‌شود. حسابرس ارزیاب بیرونی نیست. در HE01 کنتراست محتوایی مداخلهٔ مرکب دارد و سه بازو روی سنجهٔ انرژی اشباع شده‌اند. آداپتورهای Avida و MABE2 اسکلت‌اند. بوت‌استرپ studentized و شمارش دقیق علامت پیش‌فرض نیستند.</w:t>
+        <w:t>راهنمای FDA سال ۲۰۲۳ مدل یادگیری ماشین مستقل را در بر نمی‌گیرد. در HE01 مقایسه با کنترل محتوایی، مداخله‌ای مرکب است. گام بعدی، ارزیابی همین حسابرس روی پروفایل سخت‌افزار و نشاندن یک مدل فیزیک‌محور با مانیفست روی همین پورت است.</w:t>
       </w:r>
     </w:p>
     <w:p>

--- a/paper/baic/BAIC2026_codontrace.docx
+++ b/paper/baic/BAIC2026_codontrace.docx
@@ -153,7 +153,7 @@
           <w:rtl w:val="1"/>
           <w:lang w:val="en-US" w:bidi="fa-IR" w:eastAsia="fa-IR"/>
         </w:rPr>
-        <w:t>کلید واژه- اعتبارسنجی in silico، حسابرسی شواهد، مدل‌سازی محاسباتی، نردبان اعتبار</w:t>
+        <w:t>کلیدواژه: اعتبارسنجی in silico، حسابرسی شواهد، مدل‌سازی محاسباتی، نردبان اعتبار</w:t>
       </w:r>
     </w:p>
     <w:p>
@@ -262,7 +262,7 @@
           <w:rtl w:val="1"/>
           <w:lang w:val="en-US" w:bidi="fa-IR" w:eastAsia="fa-IR"/>
         </w:rPr>
-        <w:t>آویدا بستر شناخته‌شده‌ای برای برنامه‌های خودتکثیرشونده است [11] و پروندهٔ .dat آن از همین در خوانده می‌شود. در ادبیات quality-diversity، پایداری عملکرد در محیط نامطمئن [12] با بازپخش بیت‌به‌بیت یک اجرای نرم‌افزار یکی نیست. توصیف مدل بر اساس پروتکل ODD نوشته شده است [13]. رشتهٔ asme_vv40_passed در پیکربندی پذیرفته نمی‌شود.</w:t>
+        <w:t>آویدا بستر شناخته‌شده‌ای برای برنامه‌های خودتکثیرشونده است [11] و پروندهٔ .dat آن از همین در خوانده می‌شود. در ادبیات quality-diversity، پایداری عملکرد در محیط نامطمئن [12] با بازپخش بیت‌به‌بیت یک اجرای نرم‌افزار یکی نیست. توصیف مدل بر اساس پروتکل ODD نوشته شده است [13]. رشتهٔ asme_vv40_passed در پیکربندی پذیرفته نمی‌شود. MIRROR بستهٔ شواهد محلی و نتیجهٔ بازپخش را پیش از انتشار قابل‌بازبینی می‌کند و حقیقت یا تضمین تنظیم‌گری نمی‌دهد [19]. NovaFabric اجرای عامل را در کپسول امضاشده ثبت می‌کند و سقف ادعا نمی‌گذارد [20]. تفاوت این کار درجه است: حسابرس بالاترین سطحی را برمی‌گرداند که شرط‌های همان بسته برقرار باشد.</w:t>
       </w:r>
     </w:p>
     <w:p>
@@ -3120,7 +3120,7 @@
           <w:rtl w:val="1"/>
           <w:lang w:val="en-US" w:bidi="fa-IR" w:eastAsia="fa-IR"/>
         </w:rPr>
-        <w:t>فایل results_v7.json با پیشوند اثرانگشت 28f812c5 سه مقایسهٔ جفتی دارد [16]. نسبت به کانال روشن و بدون سوگیری منشأ، اختلاف ۱۶٫۴۹ واحد است. کران پایین بازه ۱۴٫۲۵ و کران بالا ۱۹٫۱۴ است. p خام 4.99975e-5 و p پس از Holm برابر 1.50e-4 است. نسبت به کانال بسته و محتوای تهی، اختلاف ۳۰٫۶۷ واحد است، با کران پایین ۲۶٫۰۳ و کران بالا ۳۵٫۳۲. در مقایسهٔ اول فقط سوگیری برداشته می‌شود. در مقایسهٔ دوم هم محتوا عوض می‌شود و هم سوگیری. بازهٔ اختیاری studentized حدود ۱۴٫۰۵ تا ۱۹٫۳۰ است و فایل v7 دست نمی‌خورد.</w:t>
+        <w:t>فایل results_v7.json با پیشوند اثرانگشت 28f812c5 سه مقایسهٔ جفتی دارد [16]. نسبت به کانال روشن و بدون سوگیری منشأ، اختلاف ۱۶٫۴۹ واحد است. کران پایین بازه ۱۴٫۲۵ و کران بالا ۱۹٫۱۴ است. p خام 4.99975e-5 کف آزمون مونتکارلو با ۲۰۰۰۰ نمونه‌گیری است و p پس از Holm برابر 1.50e-4 است. نسبت به کانال بسته و محتوای تهی، اختلاف ۳۰٫۶۷ واحد است، با کران پایین ۲۶٫۰۳ و کران بالا ۳۵٫۳۲. مقایسهٔ اول دو تنظیم را با هم عوض می‌کند: آستانهٔ تناسب منبع از ۱٫۵ به صفر و سیاست پذیرش از FITNESS_WEIGHTED به THRESHOLD. تفاضل ۱۶٫۴۹ به همین بسته نسبت داده می‌شود، نه به یک پیچ تنها. مقایسهٔ دوم هم محتوا را عوض می‌کند و هم سوگیری را. بازهٔ اختیاری studentized حدود ۱۴٫۰۵ تا ۱۹٫۳۰ است و فایل v7 دست نمی‌خورد.</w:t>
       </w:r>
     </w:p>
     <w:p>
@@ -3837,7 +3837,7 @@
           <w:rtl w:val="1"/>
           <w:lang w:val="en-US" w:bidi="fa-IR" w:eastAsia="fa-IR"/>
         </w:rPr>
-        <w:t>راهنمای FDA سال ۲۰۲۳ مدل یادگیری ماشین مستقل را در بر نمی‌گیرد. در HE01 مقایسه با کنترل محتوایی، مداخله‌ای مرکب است. گام بعدی، ارزیابی همین حسابرس روی پروفایل سخت‌افزار و نشاندن یک مدل فیزیک‌محور با مانیفست روی همین پورت است.</w:t>
+        <w:t>راهنمای FDA سال ۲۰۲۳ مدل یادگیری ماشین مستقل را در بر نمی‌گیرد. تفاضل ۱۶٫۴۹ به بستهٔ دو تنظیم نسبت داده می‌شود، نه به سوگیری تنها. گام بعدی، ارزیابی همین حسابرس روی پروفایل سخت‌افزار و نشاندن یک مدل فیزیک‌محور با مانیفست روی همین پورت است.</w:t>
       </w:r>
     </w:p>
     <w:p>
@@ -4190,6 +4190,22 @@
           <w:lang w:val="en-US" w:bidi="fa-IR" w:eastAsia="fa-IR"/>
         </w:rPr>
         <w:t xml:space="preserve">[18] B. A. Craven, C. A. Basciano, P. Afshari, et al., “Computational modeling and simulation for medical devices: a summary of the 2024 FDA/MDIC Symposium,” Prog. Biomed. Eng., vol. 8, no. 1, 013001, 2026, doi: 10.1088/2516-1091/ae1c05.</w:t>
+      </w:r>
+    </w:p>
+    <w:p>
+      <w:pPr>
+        <w:pStyle w:val="References"/>
+      </w:pPr>
+      <w:r>
+        <w:t>[19] A. Sokolov, “MIRROR: Local Evidence Bundles for Reproducible Research Software Review,” Zenodo, May 2026, doi: 10.5281/zenodo.20463358.</w:t>
+      </w:r>
+    </w:p>
+    <w:p>
+      <w:pPr>
+        <w:pStyle w:val="References"/>
+      </w:pPr>
+      <w:r>
+        <w:t>[20] M. Seyedkazemi Ardebili, “NovaFabric: Tamper-Evident, Replayable Evidence for Autonomous AI Agent Runs,” arXiv:2609.12582, 2026.</w:t>
       </w:r>
     </w:p>
     <w:sectPr>

--- a/paper/baic/BAIC2026_codontrace.docx
+++ b/paper/baic/BAIC2026_codontrace.docx
@@ -262,7 +262,7 @@
           <w:sz w:val="22"/>
           <w:szCs w:val="22"/>
         </w:rPr>
-        <w:t>سه نتیجه گزارش می‌شود. اول، برچسب فایل سطح حسابرسی نیست. دوم، یک پدیده فقط با بازوی درمانِ اجراشده بسته می‌شود. سوم، شش حذف شرط از مرجع سطح ۴ پایین می‌افتند. این سومین نتیجه درصد ادعاهای یک حوزه نیست: استخراج دوگانهٔ مقالات انجام نشده است و عددِ ادبیات ساخته نمی‌شود. حسابرس ارزیاب بیرونی هم نیست.</w:t>
+        <w:t>سه نتیجه گزارش می‌شود. اول، برچسب فایل سطح حسابرسی نیست و آستانهٔ ریسک اعلامی هم آن سطح را جابه‌جا نمی‌کند. دوم، یک پدیده فقط با بازوی درمانِ اجراشده بسته می‌شود. سوم، شش حذف شرط از مرجع سطح ۴ پایین می‌افتند. این سومین نتیجه درصد ادعاهای یک حوزه نیست: استخراج دوگانهٔ مقالات انجام نشده است و عددِ ادبیات ساخته نمی‌شود. حسابرس ارزیاب بیرونی هم نیست.</w:t>
       </w:r>
     </w:p>
     <w:p>
@@ -1118,6 +1118,97 @@
           <w:sz w:val="24"/>
           <w:szCs w:val="24"/>
         </w:rPr>
+        <w:t>آستانهٔ ریسک سطح را جابه‌جا نمی‌کند</w:t>
+      </w:r>
+    </w:p>
+    <w:p>
+      <w:pPr>
+        <w:bidi/>
+        <w:spacing w:line="259" w:lineRule="auto" w:before="0" w:after="80"/>
+        <w:jc w:val="both"/>
+      </w:pPr>
+      <w:r>
+        <w:rPr>
+          <w:rFonts w:ascii="Times New Roman" w:hAnsi="Times New Roman" w:cs="B Nazanin" w:eastAsia="B Nazanin"/>
+          <w:b w:val="0"/>
+          <w:i w:val="0"/>
+          <w:sz w:val="22"/>
+          <w:szCs w:val="22"/>
+        </w:rPr>
+        <w:t xml:space="preserve">ریسک در این پورت بیشینهٔ تأثیر و پیامدِ اعلامی است. ایده از هم‌ترازی شاهد با ریسک در ASME V&amp;V 40 است [2]، ولی عدد آستانه جدول FDA نیست: ریسک ۱ سطح ۲، ریسک ۲ سطح ۳، و ریسک ۳ سطح ۴ می‌خواهد. از ریسک ۲ به بالا شکاف PIRT با اهمیت زیاد هم مانع است. این محاسبه حسابرس را صدا نمی‌زند. جدول ۷ و فایل </w:t>
+      </w:r>
+      <w:r>
+        <w:rPr>
+          <w:rFonts w:ascii="Times New Roman" w:hAnsi="Times New Roman" w:cs="B Nazanin" w:eastAsia="B Nazanin"/>
+          <w:b w:val="0"/>
+          <w:i/>
+          <w:sz w:val="22"/>
+          <w:szCs w:val="22"/>
+        </w:rPr>
+        <w:t>docs/​claimgate/​risk_​bar.json</w:t>
+      </w:r>
+      <w:r>
+        <w:rPr>
+          <w:rFonts w:ascii="Times New Roman" w:hAnsi="Times New Roman" w:cs="B Nazanin" w:eastAsia="B Nazanin"/>
+          <w:b w:val="0"/>
+          <w:i w:val="0"/>
+          <w:sz w:val="22"/>
+          <w:szCs w:val="22"/>
+        </w:rPr>
+        <w:t xml:space="preserve"> با پیشوند </w:t>
+      </w:r>
+      <w:r>
+        <w:rPr>
+          <w:rFonts w:ascii="Times New Roman" w:hAnsi="Times New Roman" w:cs="B Nazanin" w:eastAsia="B Nazanin"/>
+          <w:b w:val="0"/>
+          <w:i/>
+          <w:sz w:val="22"/>
+          <w:szCs w:val="22"/>
+        </w:rPr>
+        <w:t>b053e7f1</w:t>
+      </w:r>
+      <w:r>
+        <w:rPr>
+          <w:rFonts w:ascii="Times New Roman" w:hAnsi="Times New Roman" w:cs="B Nazanin" w:eastAsia="B Nazanin"/>
+          <w:b w:val="0"/>
+          <w:i w:val="0"/>
+          <w:sz w:val="22"/>
+          <w:szCs w:val="22"/>
+        </w:rPr>
+        <w:t xml:space="preserve"> سه ردیف همان اجرا هستند. سطح ردیف سوم پایین نیامده است.</w:t>
+      </w:r>
+    </w:p>
+    <w:p>
+      <w:pPr>
+        <w:bidi/>
+        <w:spacing w:line="259" w:lineRule="auto" w:before="0" w:after="60"/>
+        <w:jc w:val="both"/>
+      </w:pPr>
+      <w:r>
+        <w:rPr>
+          <w:rFonts w:ascii="Times New Roman" w:hAnsi="Times New Roman" w:cs="B Nazanin" w:eastAsia="B Nazanin"/>
+          <w:b w:val="0"/>
+          <w:i w:val="0"/>
+          <w:sz w:val="18"/>
+          <w:szCs w:val="18"/>
+        </w:rPr>
+        <w:t>بسته: جدول تجهیز، ریسک: ۳، سطح: ۰، آستانه: برقرار نشد — بسته: HE01، فقط سوگیری منشأ، ریسک: ۳، سطح: ۴، آستانه: برقرار شد — بسته: HE01، به‌اضافهٔ تنش تماسِ بدون بازو، ریسک: ۳، سطح: ۴، آستانه: برقرار نشد</w:t>
+      </w:r>
+    </w:p>
+    <w:p>
+      <w:pPr>
+        <w:bidi/>
+        <w:spacing w:line="259" w:lineRule="auto" w:before="160" w:after="40"/>
+        <w:jc w:val="right"/>
+      </w:pPr>
+      <w:r>
+        <w:rPr>
+          <w:rFonts w:ascii="Times New Roman" w:hAnsi="Times New Roman" w:cs="B Nazanin" w:eastAsia="B Nazanin"/>
+          <w:b/>
+          <w:i w:val="0"/>
+          <w:sz w:val="24"/>
+          <w:szCs w:val="24"/>
+        </w:rPr>
         <w:t>شش حذف شرط، نه نرخ ادبیات</w:t>
       </w:r>
     </w:p>
@@ -1482,7 +1573,7 @@
           <w:sz w:val="22"/>
           <w:szCs w:val="22"/>
         </w:rPr>
-        <w:t>آنچه سنجیده شد درجهٔ شواهدِ داخل بسته است: برچسب فایل سطح ۴ نمی‌دهد، پدیده بدون بازوی اجراشده بسته نمی‌شود، و حذف شرط‌های نردبان زیر ۴ می‌ماند. آنچه سنجیده نشد درصد ادعاهای ارتوپدی یا قلب است. چنین درصدی بدون پروتکل ورود، دو استخراج‌کننده و توافق بین ارزیاب ساخته نمی‌شود؛ این مقاله آن مطالعه را وانمود نمی‌کند.</w:t>
+        <w:t>آنچه سنجیده شد درجهٔ شواهدِ داخل بسته است: برچسب فایل سطح ۴ نمی‌دهد، پدیده بدون بازوی اجراشده بسته نمی‌شود، حذف شرط‌های نردبان زیر ۴ می‌ماند، و آستانهٔ ریسک سطح را عوض نمی‌کند. آنچه سنجیده نشد درصد ادعاهای ارتوپدی یا قلب است. چنین درصدی بدون پروتکل ورود، دو استخراج‌کننده و توافق بین ارزیاب ساخته نمی‌شود؛ این مقاله آن مطالعه را وانمود نمی‌کند.</w:t>
       </w:r>
     </w:p>
     <w:p>
@@ -1633,7 +1724,7 @@
           <w:sz w:val="22"/>
           <w:szCs w:val="22"/>
         </w:rPr>
-        <w:t xml:space="preserve"> رد می‌شوند. رد شدنِ آن‌ها یک درجهٔ حسابرسی نیست؛ یعنی ابزار اصلاً آن ادعا را به‌عنوان پیکربندی نمی‌پذیرد. تکرار کار این مقاله سه مشاهده است، نه یک درصد. اول، حسابرسی </w:t>
+        <w:t xml:space="preserve"> رد می‌شوند. رد شدنِ آن‌ها یک درجهٔ حسابرسی نیست؛ یعنی ابزار اصلاً آن ادعا را به‌عنوان پیکربندی نمی‌پذیرد. تکرار کار این مقاله چهار مشاهده است، نه یک درصد. اول، حسابرسی </w:t>
       </w:r>
       <w:r>
         <w:rPr>
@@ -1653,7 +1744,7 @@
           <w:sz w:val="22"/>
           <w:szCs w:val="22"/>
         </w:rPr>
-        <w:t xml:space="preserve"> سطح ۴ می‌دهد و برای پلهٔ بعد فقط شناسهٔ بایگانی جدا کم دارد. دوم، جدول امتیاز تجهیز سطح صفر می‌دهد و مانیفست مصنوع را کم دارد. سوم، دو فایل متعهدِ مطالعه و حذف شرط با حسابرس زنده یکی‌اند؛ اگر کسی بسته را عوض کند و اثرانگشت را به‌روز نکند، مقایسهٔ همان فایل‌ها این را نشان می‌دهد. هیچ‌کدام از این سه، نمونهٔ مقالات منتشرشده نیست.</w:t>
+        <w:t xml:space="preserve"> سطح ۴ می‌دهد و برای پلهٔ بعد فقط شناسهٔ بایگانی جدا کم دارد. دوم، جدول امتیاز تجهیز سطح صفر می‌دهد و مانیفست مصنوع را کم دارد. سوم، دو فایل متعهدِ مطالعه و حذف شرط با حسابرس زنده یکی‌اند؛ اگر کسی بسته را عوض کند و اثرانگشت را به‌روز نکند، مقایسهٔ همان فایل‌ها این را نشان می‌دهد. چهارم، آستانهٔ ریسک روی HE01 سطح را از ۴ تکان نمی‌دهد: با پدیدهٔ بسته‌شده برقرار است و با پدیدهٔ بدون بازو برقرار نیست. هیچ‌کدام از این چهار، نمونهٔ مقالات منتشرشده نیست.</w:t>
       </w:r>
     </w:p>
     <w:p>
@@ -1687,7 +1778,7 @@
           <w:sz w:val="22"/>
           <w:szCs w:val="22"/>
         </w:rPr>
-        <w:t xml:space="preserve">برچسب فایل، ردهٔ IEC 62304، عبارت IMDRF و دانشِ تایپ‌شده سطح حسابرسی را بالا نمی‌برند. </w:t>
+        <w:t xml:space="preserve">برچسب فایل، ردهٔ IEC 62304، عبارت IMDRF، دانشِ تایپ‌شده و ریسک اعلامی سطح حسابرسی را بالا نمی‌برند. </w:t>
       </w:r>
       <w:r>
         <w:rPr>
@@ -1707,7 +1798,7 @@
           <w:sz w:val="22"/>
           <w:szCs w:val="22"/>
         </w:rPr>
-        <w:t xml:space="preserve"> به سطح ۴ می‌رسد چون بازپخش و بازهٔ سی بذر برقرار است، و جدول بدون اجرا در صفر می‌ماند. شش حذف شرط زیر ۴ می‌مانند، بی‌آنکه این شمار نرخ ادبیات باشد. گام بعدی، اگر برداشته شود، استخراج ازپیش‌ثبت‌شدهٔ مقالات با دو نفر است؛ تا آن روز عدد حوزه منتشر نمی‌شود.</w:t>
+        <w:t xml:space="preserve"> به سطح ۴ می‌رسد چون بازپخش و بازهٔ سی بذر برقرار است، و جدول بدون اجرا در صفر می‌ماند. همان سطح ۴ به آستانهٔ ریسک ۳ می‌رسد وقتی پدیدهٔ فهرست‌شده اجرا شده باشد، و نمی‌رسد وقتی پدیدهٔ بااهمیت فقط اعلام شده باشد. شش حذف شرط زیر ۴ می‌مانند، بی‌آنکه این شمار نرخ ادبیات باشد. گام بعدی، اگر برداشته شود، استخراج ازپیش‌ثبت‌شدهٔ مقالات با دو نفر است؛ تا آن روز عدد حوزه منتشر نمی‌شود.</w:t>
       </w:r>
     </w:p>
     <w:p>
@@ -1755,6 +1846,26 @@
           <w:szCs w:val="22"/>
         </w:rPr>
         <w:t>docs/​claimgate/​defect_​grid.json</w:t>
+      </w:r>
+      <w:r>
+        <w:rPr>
+          <w:rFonts w:ascii="Times New Roman" w:hAnsi="Times New Roman" w:cs="B Nazanin" w:eastAsia="B Nazanin"/>
+          <w:b w:val="0"/>
+          <w:i w:val="0"/>
+          <w:sz w:val="22"/>
+          <w:szCs w:val="22"/>
+        </w:rPr>
+        <w:t xml:space="preserve"> — آستانهٔ ریسک: </w:t>
+      </w:r>
+      <w:r>
+        <w:rPr>
+          <w:rFonts w:ascii="Times New Roman" w:hAnsi="Times New Roman" w:cs="B Nazanin" w:eastAsia="B Nazanin"/>
+          <w:b w:val="0"/>
+          <w:i/>
+          <w:sz w:val="22"/>
+          <w:szCs w:val="22"/>
+        </w:rPr>
+        <w:t>docs/​claimgate/​risk_​bar.json</w:t>
       </w:r>
     </w:p>
     <w:p>
